--- a/downloads/ai-perusteet-tyokirja.docx
+++ b/downloads/ai-perusteet-tyokirja.docx
@@ -49,61 +49,66 @@
           <w:sz w:val="21"/>
           <w:szCs w:val="21"/>
         </w:rPr>
-        <w:t xml:space="preserve">Tämä työkirja on henkilökohtainen työjälkesi: tallenna tänne promptisi, kokeiden tulokset, lähteet ja tekemäsi korjaukset, koska kurssisivusto ei tallenna niitä puolestasi. Voit täyttää tiedostoa tekstieditorissa tai tekstinkäsittelyohjelmassa ja tulostaa sen PDF:ksi.</w:t>
-      </w:r>
-    </w:p>
-    <w:tbl>
-      <w:tblPr>
-        <w:tblW w:type="dxa" w:w="9026"/>
-        <w:tblBorders>
-          <w:top w:val="none"/>
-          <w:left w:val="single" w:color="3B5BDB" w:sz="24"/>
-          <w:bottom w:val="none"/>
-          <w:right w:val="none"/>
-          <w:insideH w:val="none"/>
-          <w:insideV w:val="none"/>
-        </w:tblBorders>
-        <w:tblLayout w:type="fixed"/>
-      </w:tblPr>
-      <w:tblGrid>
-        <w:gridCol w:w="9026"/>
-      </w:tblGrid>
-      <w:tr>
-        <w:tc>
-          <w:tcPr>
-            <w:tcW w:type="dxa" w:w="9026"/>
-            <w:shd w:fill="F4F6FB" w:val="clear"/>
-            <w:tcMar>
-              <w:top w:type="dxa" w:w="140"/>
-              <w:left w:type="dxa" w:w="200"/>
-              <w:bottom w:type="dxa" w:w="140"/>
-              <w:right w:type="dxa" w:w="200"/>
-            </w:tcMar>
-          </w:tcPr>
-          <w:p>
-            <w:pPr>
-              <w:spacing w:after="0" w:line="276"/>
-            </w:pPr>
-            <w:r>
-              <w:rPr>
-                <w:rFonts w:ascii="Helvetica Neue" w:cs="Helvetica Neue" w:eastAsia="Helvetica Neue" w:hAnsi="Helvetica Neue"/>
-                <w:color w:val="3A4253"/>
-                <w:sz w:val="20"/>
-                <w:szCs w:val="20"/>
-              </w:rPr>
-              <w:t xml:space="preserve">Älä tallenna työkirjaan muiden ihmisten henkilötietoja tai luottamuksellista aineistoa — sama periaate, jonka opit kurssilla tekoälypalveluiden käytöstä, koskee myös omia muistiinpanojasi.</w:t>
-            </w:r>
-          </w:p>
-        </w:tc>
-      </w:tr>
-    </w:tbl>
-    <w:p>
-      <w:pPr>
-        <w:spacing w:after="160"/>
-      </w:pPr>
-    </w:p>
-    <w:p>
-      <w:pPr>
+        <w:t xml:space="preserve">Tämä työkirja on kurssin henkilökohtainen työdokumenttisi. Tallenna siihen promptisi, kokeilujesi tulokset, käyttämäsi lähteet ja tekemäsi korjaukset, sillä kurssisivusto ei säilytä niitä puolestasi.</w:t>
+      </w:r>
+    </w:p>
+    <w:p>
+      <w:pPr>
+        <w:spacing w:after="120" w:line="288"/>
+      </w:pPr>
+      <w:r>
+        <w:rPr>
+          <w:rFonts w:ascii="Helvetica Neue" w:cs="Helvetica Neue" w:eastAsia="Helvetica Neue" w:hAnsi="Helvetica Neue"/>
+          <w:i w:val="false"/>
+          <w:iCs w:val="false"/>
+          <w:color w:val="3A4253"/>
+          <w:sz w:val="21"/>
+          <w:szCs w:val="21"/>
+        </w:rPr>
+        <w:t xml:space="preserve">Voit täyttää työkirjaa millä tahansa tekstieditorilla tai tekstinkäsittelyohjelmalla ja tallentaa sen lopuksi PDF-muotoon.</w:t>
+      </w:r>
+    </w:p>
+    <w:p>
+      <w:pPr>
+        <w:pStyle w:val="Heading1"/>
+        <w:keepNext/>
+        <w:pBdr>
+          <w:left w:val="single" w:color="3B5BDB" w:sz="24" w:space="12"/>
+        </w:pBdr>
+        <w:spacing w:after="60" w:before="320"/>
+      </w:pPr>
+      <w:r>
+        <w:rPr>
+          <w:rFonts w:ascii="Helvetica Neue" w:cs="Helvetica Neue" w:eastAsia="Helvetica Neue" w:hAnsi="Helvetica Neue"/>
+          <w:b/>
+          <w:bCs/>
+          <w:color w:val="1B2336"/>
+          <w:sz w:val="30"/>
+          <w:szCs w:val="30"/>
+        </w:rPr>
+        <w:t xml:space="preserve">Nimi tai oma tunniste</w:t>
+      </w:r>
+    </w:p>
+    <w:p>
+      <w:pPr>
+        <w:spacing w:after="120" w:line="288"/>
+      </w:pPr>
+      <w:r>
+        <w:rPr>
+          <w:rFonts w:ascii="Helvetica Neue" w:cs="Helvetica Neue" w:eastAsia="Helvetica Neue" w:hAnsi="Helvetica Neue"/>
+          <w:i w:val="false"/>
+          <w:iCs w:val="false"/>
+          <w:color w:val="3A4253"/>
+          <w:sz w:val="21"/>
+          <w:szCs w:val="21"/>
+        </w:rPr>
+        <w:t xml:space="preserve">Jos palautat työkirjan opettajalle tai oppilaitokselle, kirjoita tähän nimesi tai muu sovittu tunniste. Jos suoritat kurssin itsenäisesti, voit jättää kohdan tyhjäksi.</w:t>
+      </w:r>
+    </w:p>
+    <w:p>
+      <w:pPr>
+        <w:keepNext/>
+        <w:keepLines/>
         <w:spacing w:after="80" w:before="160"/>
       </w:pPr>
       <w:r>
@@ -115,7 +120,7 @@
           <w:sz w:val="21"/>
           <w:szCs w:val="21"/>
         </w:rPr>
-        <w:t xml:space="preserve">Nimi tai oma tunniste:</w:t>
+        <w:t xml:space="preserve">Nimi tai tunniste:</w:t>
       </w:r>
     </w:p>
     <w:tbl>
@@ -135,6 +140,9 @@
         <w:gridCol w:w="9026"/>
       </w:tblGrid>
       <w:tr>
+        <w:trPr>
+          <w:cantSplit/>
+        </w:trPr>
         <w:tc>
           <w:tcPr>
             <w:tcW w:type="dxa" w:w="9026"/>
@@ -168,23 +176,8 @@
     </w:p>
     <w:p>
       <w:pPr>
-        <w:spacing w:after="160" w:line="276"/>
-      </w:pPr>
-      <w:r>
-        <w:rPr>
-          <w:rFonts w:ascii="Helvetica Neue" w:cs="Helvetica Neue" w:eastAsia="Helvetica Neue" w:hAnsi="Helvetica Neue"/>
-          <w:i/>
-          <w:iCs/>
-          <w:color w:val="5A6478"/>
-          <w:sz w:val="19"/>
-          <w:szCs w:val="19"/>
-        </w:rPr>
-        <w:t xml:space="preserve">Jos palautat työkirjan opettajalle tai oppilaitokselle, nimestä näkyy, kenen työ on kyseessä. Itsenäisenä opiskelijana voit jättää kohdan tyhjäksi.</w:t>
-      </w:r>
-    </w:p>
-    <w:p>
-      <w:pPr>
         <w:pStyle w:val="Heading1"/>
+        <w:keepNext/>
         <w:pBdr>
           <w:left w:val="single" w:color="3B5BDB" w:sz="24" w:space="12"/>
         </w:pBdr>
@@ -215,11 +208,13 @@
           <w:sz w:val="21"/>
           <w:szCs w:val="21"/>
         </w:rPr>
-        <w:t xml:space="preserve">Kurssin tehtävissä valitset itse, millaisiin tilanteisiin sovellat oppimaasi. Kirjaa valintasi tähän kerran, niin sinun ei tarvitse miettiä niitä jokaisen tehtävän kohdalla uudelleen — ja lukija näkee yhdellä silmäyksellä, miten teit kurssin.</w:t>
-      </w:r>
-    </w:p>
-    <w:p>
-      <w:pPr>
+        <w:t xml:space="preserve">Kurssin tehtävissä sovellat opittuja asioita itse valitsemaasi tilanteeseen. Tee valinnat tähän kerran kurssin alussa. Näin voit käyttää samaa lähtökohtaa kaikissa tehtävissä, ja samalla lukija näkee, millaisessa ympäristössä olet tehnyt harjoitukset.</w:t>
+      </w:r>
+    </w:p>
+    <w:p>
+      <w:pPr>
+        <w:keepNext/>
+        <w:keepLines/>
         <w:spacing w:after="80" w:before="160"/>
       </w:pPr>
       <w:r>
@@ -231,7 +226,7 @@
           <w:sz w:val="21"/>
           <w:szCs w:val="21"/>
         </w:rPr>
-        <w:t xml:space="preserve">Konteksti, johon sovellan oppimaani (arki tai harrastus / opiskelu / työelämän rooliskenaario):</w:t>
+        <w:t xml:space="preserve">Sovellan tehtäviä seuraavaan ympäristöön (arki tai harrastus / opiskelu / työelämän rooliskenaario):</w:t>
       </w:r>
     </w:p>
     <w:tbl>
@@ -251,6 +246,9 @@
         <w:gridCol w:w="9026"/>
       </w:tblGrid>
       <w:tr>
+        <w:trPr>
+          <w:cantSplit/>
+        </w:trPr>
         <w:tc>
           <w:tcPr>
             <w:tcW w:type="dxa" w:w="9026"/>
@@ -284,6 +282,8 @@
     </w:p>
     <w:p>
       <w:pPr>
+        <w:keepNext/>
+        <w:keepLines/>
         <w:spacing w:after="80" w:before="160"/>
       </w:pPr>
       <w:r>
@@ -295,7 +295,7 @@
           <w:sz w:val="21"/>
           <w:szCs w:val="21"/>
         </w:rPr>
-        <w:t xml:space="preserve">Työkalu, jolla teen kokeet (saatavilla oleva chat / annettu esimerkkitulos / dokumentoitu kuivaharjoittelu ilman tiliä):</w:t>
+        <w:t xml:space="preserve">Työkalu, jolla teen harjoitukset (esim. tekoälychat, annettu esimerkkitulos tai dokumentoitu kuivaharjoittelu):</w:t>
       </w:r>
     </w:p>
     <w:tbl>
@@ -315,6 +315,9 @@
         <w:gridCol w:w="9026"/>
       </w:tblGrid>
       <w:tr>
+        <w:trPr>
+          <w:cantSplit/>
+        </w:trPr>
         <w:tc>
           <w:tcPr>
             <w:tcW w:type="dxa" w:w="9026"/>
@@ -348,6 +351,8 @@
     </w:p>
     <w:p>
       <w:pPr>
+        <w:keepNext/>
+        <w:keepLines/>
         <w:spacing w:after="80" w:before="160"/>
       </w:pPr>
       <w:r>
@@ -359,7 +364,7 @@
           <w:sz w:val="21"/>
           <w:szCs w:val="21"/>
         </w:rPr>
-        <w:t xml:space="preserve">Minne tallennan tämän työkirjan ja tuotokseni:</w:t>
+        <w:t xml:space="preserve">Minne tallennan tämän työkirjan ja muut kurssin tuotokset:</w:t>
       </w:r>
     </w:p>
     <w:tbl>
@@ -379,6 +384,9 @@
         <w:gridCol w:w="9026"/>
       </w:tblGrid>
       <w:tr>
+        <w:trPr>
+          <w:cantSplit/>
+        </w:trPr>
         <w:tc>
           <w:tcPr>
             <w:tcW w:type="dxa" w:w="9026"/>
@@ -412,6 +420,7 @@
     </w:p>
     <w:p>
       <w:pPr>
+        <w:keepNext/>
         <w:spacing w:after="40" w:before="60"/>
       </w:pPr>
       <w:r>
@@ -428,6 +437,7 @@
     <w:p>
       <w:pPr>
         <w:pStyle w:val="Heading1"/>
+        <w:keepNext/>
         <w:pBdr>
           <w:left w:val="single" w:color="3B5BDB" w:sz="24" w:space="12"/>
         </w:pBdr>
@@ -448,6 +458,7 @@
     <w:p>
       <w:pPr>
         <w:pStyle w:val="Heading2"/>
+        <w:keepNext/>
         <w:spacing w:after="40" w:before="240"/>
       </w:pPr>
       <w:r>
@@ -464,6 +475,8 @@
     </w:p>
     <w:p>
       <w:pPr>
+        <w:keepNext/>
+        <w:keepLines/>
         <w:spacing w:after="80" w:before="160"/>
       </w:pPr>
       <w:r>
@@ -495,6 +508,9 @@
         <w:gridCol w:w="9026"/>
       </w:tblGrid>
       <w:tr>
+        <w:trPr>
+          <w:cantSplit/>
+        </w:trPr>
         <w:tc>
           <w:tcPr>
             <w:tcW w:type="dxa" w:w="9026"/>
@@ -541,6 +557,8 @@
     </w:p>
     <w:p>
       <w:pPr>
+        <w:keepNext/>
+        <w:keepLines/>
         <w:spacing w:after="80" w:before="160"/>
       </w:pPr>
       <w:r>
@@ -572,6 +590,9 @@
         <w:gridCol w:w="9026"/>
       </w:tblGrid>
       <w:tr>
+        <w:trPr>
+          <w:cantSplit/>
+        </w:trPr>
         <w:tc>
           <w:tcPr>
             <w:tcW w:type="dxa" w:w="9026"/>
@@ -605,6 +626,8 @@
     </w:p>
     <w:p>
       <w:pPr>
+        <w:keepNext/>
+        <w:keepLines/>
         <w:spacing w:after="80" w:before="160"/>
       </w:pPr>
       <w:r>
@@ -636,6 +659,9 @@
         <w:gridCol w:w="9026"/>
       </w:tblGrid>
       <w:tr>
+        <w:trPr>
+          <w:cantSplit/>
+        </w:trPr>
         <w:tc>
           <w:tcPr>
             <w:tcW w:type="dxa" w:w="9026"/>
@@ -669,6 +695,8 @@
     </w:p>
     <w:p>
       <w:pPr>
+        <w:keepNext/>
+        <w:keepLines/>
         <w:spacing w:after="80" w:before="160"/>
       </w:pPr>
       <w:r>
@@ -700,6 +728,9 @@
         <w:gridCol w:w="9026"/>
       </w:tblGrid>
       <w:tr>
+        <w:trPr>
+          <w:cantSplit/>
+        </w:trPr>
         <w:tc>
           <w:tcPr>
             <w:tcW w:type="dxa" w:w="9026"/>
@@ -733,6 +764,8 @@
     </w:p>
     <w:p>
       <w:pPr>
+        <w:keepNext/>
+        <w:keepLines/>
         <w:spacing w:after="80" w:before="160"/>
       </w:pPr>
       <w:r>
@@ -764,6 +797,9 @@
         <w:gridCol w:w="9026"/>
       </w:tblGrid>
       <w:tr>
+        <w:trPr>
+          <w:cantSplit/>
+        </w:trPr>
         <w:tc>
           <w:tcPr>
             <w:tcW w:type="dxa" w:w="9026"/>
@@ -811,6 +847,7 @@
     <w:p>
       <w:pPr>
         <w:pStyle w:val="Heading2"/>
+        <w:keepNext/>
         <w:spacing w:after="40" w:before="240"/>
       </w:pPr>
       <w:r>
@@ -827,6 +864,8 @@
     </w:p>
     <w:p>
       <w:pPr>
+        <w:keepNext/>
+        <w:keepLines/>
         <w:spacing w:after="80" w:before="160"/>
       </w:pPr>
       <w:r>
@@ -858,6 +897,9 @@
         <w:gridCol w:w="9026"/>
       </w:tblGrid>
       <w:tr>
+        <w:trPr>
+          <w:cantSplit/>
+        </w:trPr>
         <w:tc>
           <w:tcPr>
             <w:tcW w:type="dxa" w:w="9026"/>
@@ -891,6 +933,8 @@
     </w:p>
     <w:p>
       <w:pPr>
+        <w:keepNext/>
+        <w:keepLines/>
         <w:spacing w:after="80" w:before="160"/>
       </w:pPr>
       <w:r>
@@ -922,6 +966,9 @@
         <w:gridCol w:w="9026"/>
       </w:tblGrid>
       <w:tr>
+        <w:trPr>
+          <w:cantSplit/>
+        </w:trPr>
         <w:tc>
           <w:tcPr>
             <w:tcW w:type="dxa" w:w="9026"/>
@@ -955,6 +1002,8 @@
     </w:p>
     <w:p>
       <w:pPr>
+        <w:keepNext/>
+        <w:keepLines/>
         <w:spacing w:after="80" w:before="160"/>
       </w:pPr>
       <w:r>
@@ -986,6 +1035,9 @@
         <w:gridCol w:w="9026"/>
       </w:tblGrid>
       <w:tr>
+        <w:trPr>
+          <w:cantSplit/>
+        </w:trPr>
         <w:tc>
           <w:tcPr>
             <w:tcW w:type="dxa" w:w="9026"/>
@@ -1019,6 +1071,8 @@
     </w:p>
     <w:p>
       <w:pPr>
+        <w:keepNext/>
+        <w:keepLines/>
         <w:spacing w:after="80" w:before="160"/>
       </w:pPr>
       <w:r>
@@ -1050,6 +1104,9 @@
         <w:gridCol w:w="9026"/>
       </w:tblGrid>
       <w:tr>
+        <w:trPr>
+          <w:cantSplit/>
+        </w:trPr>
         <w:tc>
           <w:tcPr>
             <w:tcW w:type="dxa" w:w="9026"/>
@@ -1097,6 +1154,7 @@
     <w:p>
       <w:pPr>
         <w:pStyle w:val="Heading2"/>
+        <w:keepNext/>
         <w:spacing w:after="40" w:before="240"/>
       </w:pPr>
       <w:r>
@@ -1248,6 +1306,9 @@
         </w:tc>
       </w:tr>
       <w:tr>
+        <w:trPr>
+          <w:cantSplit/>
+        </w:trPr>
         <w:tc>
           <w:tcPr>
             <w:tcW w:type="dxa" w:w="2482"/>
@@ -1358,6 +1419,9 @@
         </w:tc>
       </w:tr>
       <w:tr>
+        <w:trPr>
+          <w:cantSplit/>
+        </w:trPr>
         <w:tc>
           <w:tcPr>
             <w:tcW w:type="dxa" w:w="2482"/>
@@ -1468,6 +1532,9 @@
         </w:tc>
       </w:tr>
       <w:tr>
+        <w:trPr>
+          <w:cantSplit/>
+        </w:trPr>
         <w:tc>
           <w:tcPr>
             <w:tcW w:type="dxa" w:w="2482"/>
@@ -1580,6 +1647,7 @@
     </w:tbl>
     <w:p>
       <w:pPr>
+        <w:keepNext/>
         <w:spacing w:after="40" w:before="60"/>
       </w:pPr>
       <w:r>
@@ -1596,6 +1664,7 @@
     <w:p>
       <w:pPr>
         <w:pStyle w:val="Heading1"/>
+        <w:keepNext/>
         <w:pBdr>
           <w:left w:val="single" w:color="8449B8" w:sz="24" w:space="12"/>
         </w:pBdr>
@@ -1615,6 +1684,8 @@
     </w:p>
     <w:p>
       <w:pPr>
+        <w:keepNext/>
+        <w:keepLines/>
         <w:spacing w:after="80" w:before="160"/>
       </w:pPr>
       <w:r>
@@ -1646,6 +1717,9 @@
         <w:gridCol w:w="9026"/>
       </w:tblGrid>
       <w:tr>
+        <w:trPr>
+          <w:cantSplit/>
+        </w:trPr>
         <w:tc>
           <w:tcPr>
             <w:tcW w:type="dxa" w:w="9026"/>
@@ -1679,6 +1753,8 @@
     </w:p>
     <w:p>
       <w:pPr>
+        <w:keepNext/>
+        <w:keepLines/>
         <w:spacing w:after="80" w:before="160"/>
       </w:pPr>
       <w:r>
@@ -1710,6 +1786,9 @@
         <w:gridCol w:w="9026"/>
       </w:tblGrid>
       <w:tr>
+        <w:trPr>
+          <w:cantSplit/>
+        </w:trPr>
         <w:tc>
           <w:tcPr>
             <w:tcW w:type="dxa" w:w="9026"/>
@@ -1743,6 +1822,8 @@
     </w:p>
     <w:p>
       <w:pPr>
+        <w:keepNext/>
+        <w:keepLines/>
         <w:spacing w:after="80" w:before="160"/>
       </w:pPr>
       <w:r>
@@ -1774,6 +1855,9 @@
         <w:gridCol w:w="9026"/>
       </w:tblGrid>
       <w:tr>
+        <w:trPr>
+          <w:cantSplit/>
+        </w:trPr>
         <w:tc>
           <w:tcPr>
             <w:tcW w:type="dxa" w:w="9026"/>
@@ -1807,6 +1891,8 @@
     </w:p>
     <w:p>
       <w:pPr>
+        <w:keepNext/>
+        <w:keepLines/>
         <w:spacing w:after="80" w:before="160"/>
       </w:pPr>
       <w:r>
@@ -1838,6 +1924,9 @@
         <w:gridCol w:w="9026"/>
       </w:tblGrid>
       <w:tr>
+        <w:trPr>
+          <w:cantSplit/>
+        </w:trPr>
         <w:tc>
           <w:tcPr>
             <w:tcW w:type="dxa" w:w="9026"/>
@@ -1871,6 +1960,8 @@
     </w:p>
     <w:p>
       <w:pPr>
+        <w:keepNext/>
+        <w:keepLines/>
         <w:spacing w:after="80" w:before="160"/>
       </w:pPr>
       <w:r>
@@ -1902,6 +1993,9 @@
         <w:gridCol w:w="9026"/>
       </w:tblGrid>
       <w:tr>
+        <w:trPr>
+          <w:cantSplit/>
+        </w:trPr>
         <w:tc>
           <w:tcPr>
             <w:tcW w:type="dxa" w:w="9026"/>
@@ -1948,6 +2042,8 @@
     </w:p>
     <w:p>
       <w:pPr>
+        <w:keepNext/>
+        <w:keepLines/>
         <w:spacing w:after="80" w:before="160"/>
       </w:pPr>
       <w:r>
@@ -1979,6 +2075,9 @@
         <w:gridCol w:w="9026"/>
       </w:tblGrid>
       <w:tr>
+        <w:trPr>
+          <w:cantSplit/>
+        </w:trPr>
         <w:tc>
           <w:tcPr>
             <w:tcW w:type="dxa" w:w="9026"/>
@@ -2012,6 +2111,8 @@
     </w:p>
     <w:p>
       <w:pPr>
+        <w:keepNext/>
+        <w:keepLines/>
         <w:spacing w:after="80" w:before="160"/>
       </w:pPr>
       <w:r>
@@ -2043,6 +2144,9 @@
         <w:gridCol w:w="9026"/>
       </w:tblGrid>
       <w:tr>
+        <w:trPr>
+          <w:cantSplit/>
+        </w:trPr>
         <w:tc>
           <w:tcPr>
             <w:tcW w:type="dxa" w:w="9026"/>
@@ -2089,6 +2193,8 @@
     </w:p>
     <w:p>
       <w:pPr>
+        <w:keepNext/>
+        <w:keepLines/>
         <w:spacing w:after="80" w:before="160"/>
       </w:pPr>
       <w:r>
@@ -2120,6 +2226,9 @@
         <w:gridCol w:w="9026"/>
       </w:tblGrid>
       <w:tr>
+        <w:trPr>
+          <w:cantSplit/>
+        </w:trPr>
         <w:tc>
           <w:tcPr>
             <w:tcW w:type="dxa" w:w="9026"/>
@@ -2153,6 +2262,8 @@
     </w:p>
     <w:p>
       <w:pPr>
+        <w:keepNext/>
+        <w:keepLines/>
         <w:spacing w:after="80" w:before="160"/>
       </w:pPr>
       <w:r>
@@ -2184,6 +2295,9 @@
         <w:gridCol w:w="9026"/>
       </w:tblGrid>
       <w:tr>
+        <w:trPr>
+          <w:cantSplit/>
+        </w:trPr>
         <w:tc>
           <w:tcPr>
             <w:tcW w:type="dxa" w:w="9026"/>
@@ -2231,6 +2345,7 @@
     <w:p>
       <w:pPr>
         <w:pStyle w:val="Heading1"/>
+        <w:keepNext/>
         <w:pBdr>
           <w:left w:val="single" w:color="8449B8" w:sz="24" w:space="12"/>
         </w:pBdr>
@@ -2250,6 +2365,8 @@
     </w:p>
     <w:p>
       <w:pPr>
+        <w:keepNext/>
+        <w:keepLines/>
         <w:spacing w:after="80" w:before="160"/>
       </w:pPr>
       <w:r>
@@ -2281,6 +2398,9 @@
         <w:gridCol w:w="9026"/>
       </w:tblGrid>
       <w:tr>
+        <w:trPr>
+          <w:cantSplit/>
+        </w:trPr>
         <w:tc>
           <w:tcPr>
             <w:tcW w:type="dxa" w:w="9026"/>
@@ -2314,6 +2434,8 @@
     </w:p>
     <w:p>
       <w:pPr>
+        <w:keepNext/>
+        <w:keepLines/>
         <w:spacing w:after="80" w:before="160"/>
       </w:pPr>
       <w:r>
@@ -2345,6 +2467,9 @@
         <w:gridCol w:w="9026"/>
       </w:tblGrid>
       <w:tr>
+        <w:trPr>
+          <w:cantSplit/>
+        </w:trPr>
         <w:tc>
           <w:tcPr>
             <w:tcW w:type="dxa" w:w="9026"/>
@@ -2404,6 +2529,8 @@
     </w:p>
     <w:p>
       <w:pPr>
+        <w:keepNext/>
+        <w:keepLines/>
         <w:spacing w:after="80" w:before="160"/>
       </w:pPr>
       <w:r>
@@ -2435,6 +2562,9 @@
         <w:gridCol w:w="9026"/>
       </w:tblGrid>
       <w:tr>
+        <w:trPr>
+          <w:cantSplit/>
+        </w:trPr>
         <w:tc>
           <w:tcPr>
             <w:tcW w:type="dxa" w:w="9026"/>
@@ -2468,6 +2598,8 @@
     </w:p>
     <w:p>
       <w:pPr>
+        <w:keepNext/>
+        <w:keepLines/>
         <w:spacing w:after="80" w:before="160"/>
       </w:pPr>
       <w:r>
@@ -2499,6 +2631,9 @@
         <w:gridCol w:w="9026"/>
       </w:tblGrid>
       <w:tr>
+        <w:trPr>
+          <w:cantSplit/>
+        </w:trPr>
         <w:tc>
           <w:tcPr>
             <w:tcW w:type="dxa" w:w="9026"/>
@@ -2532,6 +2667,8 @@
     </w:p>
     <w:p>
       <w:pPr>
+        <w:keepNext/>
+        <w:keepLines/>
         <w:spacing w:after="80" w:before="160"/>
       </w:pPr>
       <w:r>
@@ -2563,6 +2700,9 @@
         <w:gridCol w:w="9026"/>
       </w:tblGrid>
       <w:tr>
+        <w:trPr>
+          <w:cantSplit/>
+        </w:trPr>
         <w:tc>
           <w:tcPr>
             <w:tcW w:type="dxa" w:w="9026"/>
@@ -2596,6 +2736,8 @@
     </w:p>
     <w:p>
       <w:pPr>
+        <w:keepNext/>
+        <w:keepLines/>
         <w:spacing w:after="80" w:before="160"/>
       </w:pPr>
       <w:r>
@@ -2627,6 +2769,9 @@
         <w:gridCol w:w="9026"/>
       </w:tblGrid>
       <w:tr>
+        <w:trPr>
+          <w:cantSplit/>
+        </w:trPr>
         <w:tc>
           <w:tcPr>
             <w:tcW w:type="dxa" w:w="9026"/>
@@ -2660,6 +2805,8 @@
     </w:p>
     <w:p>
       <w:pPr>
+        <w:keepNext/>
+        <w:keepLines/>
         <w:spacing w:after="80" w:before="160"/>
       </w:pPr>
       <w:r>
@@ -2691,6 +2838,9 @@
         <w:gridCol w:w="9026"/>
       </w:tblGrid>
       <w:tr>
+        <w:trPr>
+          <w:cantSplit/>
+        </w:trPr>
         <w:tc>
           <w:tcPr>
             <w:tcW w:type="dxa" w:w="9026"/>
@@ -2737,6 +2887,8 @@
     </w:p>
     <w:p>
       <w:pPr>
+        <w:keepNext/>
+        <w:keepLines/>
         <w:spacing w:after="80" w:before="160"/>
       </w:pPr>
       <w:r>
@@ -2768,6 +2920,9 @@
         <w:gridCol w:w="9026"/>
       </w:tblGrid>
       <w:tr>
+        <w:trPr>
+          <w:cantSplit/>
+        </w:trPr>
         <w:tc>
           <w:tcPr>
             <w:tcW w:type="dxa" w:w="9026"/>
@@ -2801,6 +2956,7 @@
     </w:p>
     <w:p>
       <w:pPr>
+        <w:keepNext/>
         <w:spacing w:after="40" w:before="60"/>
       </w:pPr>
       <w:r>
@@ -2817,6 +2973,7 @@
     <w:p>
       <w:pPr>
         <w:pStyle w:val="Heading1"/>
+        <w:keepNext/>
         <w:pBdr>
           <w:left w:val="single" w:color="007A8A" w:sz="24" w:space="12"/>
         </w:pBdr>
@@ -2836,6 +2993,8 @@
     </w:p>
     <w:p>
       <w:pPr>
+        <w:keepNext/>
+        <w:keepLines/>
         <w:spacing w:after="80" w:before="160"/>
       </w:pPr>
       <w:r>
@@ -2867,6 +3026,9 @@
         <w:gridCol w:w="9026"/>
       </w:tblGrid>
       <w:tr>
+        <w:trPr>
+          <w:cantSplit/>
+        </w:trPr>
         <w:tc>
           <w:tcPr>
             <w:tcW w:type="dxa" w:w="9026"/>
@@ -2900,6 +3062,8 @@
     </w:p>
     <w:p>
       <w:pPr>
+        <w:keepNext/>
+        <w:keepLines/>
         <w:spacing w:after="80" w:before="160"/>
       </w:pPr>
       <w:r>
@@ -2931,6 +3095,9 @@
         <w:gridCol w:w="9026"/>
       </w:tblGrid>
       <w:tr>
+        <w:trPr>
+          <w:cantSplit/>
+        </w:trPr>
         <w:tc>
           <w:tcPr>
             <w:tcW w:type="dxa" w:w="9026"/>
@@ -2977,6 +3144,8 @@
     </w:p>
     <w:p>
       <w:pPr>
+        <w:keepNext/>
+        <w:keepLines/>
         <w:spacing w:after="80" w:before="160"/>
       </w:pPr>
       <w:r>
@@ -3008,6 +3177,9 @@
         <w:gridCol w:w="9026"/>
       </w:tblGrid>
       <w:tr>
+        <w:trPr>
+          <w:cantSplit/>
+        </w:trPr>
         <w:tc>
           <w:tcPr>
             <w:tcW w:type="dxa" w:w="9026"/>
@@ -3067,6 +3239,8 @@
     </w:p>
     <w:p>
       <w:pPr>
+        <w:keepNext/>
+        <w:keepLines/>
         <w:spacing w:after="80" w:before="160"/>
       </w:pPr>
       <w:r>
@@ -3098,6 +3272,9 @@
         <w:gridCol w:w="9026"/>
       </w:tblGrid>
       <w:tr>
+        <w:trPr>
+          <w:cantSplit/>
+        </w:trPr>
         <w:tc>
           <w:tcPr>
             <w:tcW w:type="dxa" w:w="9026"/>
@@ -3144,6 +3321,8 @@
     </w:p>
     <w:p>
       <w:pPr>
+        <w:keepNext/>
+        <w:keepLines/>
         <w:spacing w:after="80" w:before="160"/>
       </w:pPr>
       <w:r>
@@ -3175,6 +3354,9 @@
         <w:gridCol w:w="9026"/>
       </w:tblGrid>
       <w:tr>
+        <w:trPr>
+          <w:cantSplit/>
+        </w:trPr>
         <w:tc>
           <w:tcPr>
             <w:tcW w:type="dxa" w:w="9026"/>
@@ -3234,6 +3416,8 @@
     </w:p>
     <w:p>
       <w:pPr>
+        <w:keepNext/>
+        <w:keepLines/>
         <w:spacing w:after="80" w:before="160"/>
       </w:pPr>
       <w:r>
@@ -3265,6 +3449,9 @@
         <w:gridCol w:w="9026"/>
       </w:tblGrid>
       <w:tr>
+        <w:trPr>
+          <w:cantSplit/>
+        </w:trPr>
         <w:tc>
           <w:tcPr>
             <w:tcW w:type="dxa" w:w="9026"/>
@@ -3311,6 +3498,8 @@
     </w:p>
     <w:p>
       <w:pPr>
+        <w:keepNext/>
+        <w:keepLines/>
         <w:spacing w:after="80" w:before="160"/>
       </w:pPr>
       <w:r>
@@ -3342,6 +3531,9 @@
         <w:gridCol w:w="9026"/>
       </w:tblGrid>
       <w:tr>
+        <w:trPr>
+          <w:cantSplit/>
+        </w:trPr>
         <w:tc>
           <w:tcPr>
             <w:tcW w:type="dxa" w:w="9026"/>
@@ -3388,6 +3580,8 @@
     </w:p>
     <w:p>
       <w:pPr>
+        <w:keepNext/>
+        <w:keepLines/>
         <w:spacing w:after="80" w:before="160"/>
       </w:pPr>
       <w:r>
@@ -3419,6 +3613,9 @@
         <w:gridCol w:w="9026"/>
       </w:tblGrid>
       <w:tr>
+        <w:trPr>
+          <w:cantSplit/>
+        </w:trPr>
         <w:tc>
           <w:tcPr>
             <w:tcW w:type="dxa" w:w="9026"/>
@@ -3465,6 +3662,8 @@
     </w:p>
     <w:p>
       <w:pPr>
+        <w:keepNext/>
+        <w:keepLines/>
         <w:spacing w:after="80" w:before="160"/>
       </w:pPr>
       <w:r>
@@ -3496,6 +3695,9 @@
         <w:gridCol w:w="9026"/>
       </w:tblGrid>
       <w:tr>
+        <w:trPr>
+          <w:cantSplit/>
+        </w:trPr>
         <w:tc>
           <w:tcPr>
             <w:tcW w:type="dxa" w:w="9026"/>
@@ -3542,6 +3744,8 @@
     </w:p>
     <w:p>
       <w:pPr>
+        <w:keepNext/>
+        <w:keepLines/>
         <w:spacing w:after="80" w:before="160"/>
       </w:pPr>
       <w:r>
@@ -3573,6 +3777,9 @@
         <w:gridCol w:w="9026"/>
       </w:tblGrid>
       <w:tr>
+        <w:trPr>
+          <w:cantSplit/>
+        </w:trPr>
         <w:tc>
           <w:tcPr>
             <w:tcW w:type="dxa" w:w="9026"/>
@@ -3619,6 +3826,7 @@
     </w:p>
     <w:p>
       <w:pPr>
+        <w:keepNext/>
         <w:spacing w:after="40" w:before="60"/>
       </w:pPr>
       <w:r>
@@ -3635,6 +3843,7 @@
     <w:p>
       <w:pPr>
         <w:pStyle w:val="Heading1"/>
+        <w:keepNext/>
         <w:pBdr>
           <w:left w:val="single" w:color="3B5BDB" w:sz="24" w:space="12"/>
         </w:pBdr>
@@ -3760,6 +3969,9 @@
         </w:tc>
       </w:tr>
       <w:tr>
+        <w:trPr>
+          <w:cantSplit/>
+        </w:trPr>
         <w:tc>
           <w:tcPr>
             <w:tcW w:type="dxa" w:w="3610"/>
@@ -3843,6 +4055,9 @@
         </w:tc>
       </w:tr>
       <w:tr>
+        <w:trPr>
+          <w:cantSplit/>
+        </w:trPr>
         <w:tc>
           <w:tcPr>
             <w:tcW w:type="dxa" w:w="3610"/>
@@ -3926,6 +4141,9 @@
         </w:tc>
       </w:tr>
       <w:tr>
+        <w:trPr>
+          <w:cantSplit/>
+        </w:trPr>
         <w:tc>
           <w:tcPr>
             <w:tcW w:type="dxa" w:w="3610"/>
@@ -4009,6 +4227,9 @@
         </w:tc>
       </w:tr>
       <w:tr>
+        <w:trPr>
+          <w:cantSplit/>
+        </w:trPr>
         <w:tc>
           <w:tcPr>
             <w:tcW w:type="dxa" w:w="3610"/>

--- a/downloads/ai-perusteet-tyokirja.docx
+++ b/downloads/ai-perusteet-tyokirja.docx
@@ -3070,7 +3070,7 @@
           <w:color w:val="3A4253"/>
           <w:sz w:val="21"/>
         </w:rPr>
-        <w:t>Tee kaksi hallusinaatiokoetta tunnilla 7 ja tarkista kumpikin vastaus luotettavasta lähteestä.</w:t>
+        <w:t>Arvioi tunnilla 7 sekä kielimallin väite että petoksia tunnistavan luokittelumallin tulokset.</w:t>
       </w:r>
     </w:p>
     <w:p>
@@ -3087,7 +3087,7 @@
           <w:color w:val="3B5BDB"/>
           <w:sz w:val="31"/>
         </w:rPr>
-        <w:t>Hallusinaatiokoe 1</w:t>
+        <w:t>Kielimallin väitteen tarkistus</w:t>
       </w:r>
     </w:p>
     <w:p>
@@ -3103,7 +3103,82 @@
           <w:color w:val="1B2336"/>
           <w:sz w:val="21"/>
         </w:rPr>
-        <w:t>Kysymys ja mallin vastaus</w:t>
+        <w:t>Kirjaa tarkistettava väite ja mallin vastaus.</w:t>
+      </w:r>
+    </w:p>
+    <w:tbl>
+      <w:tblPr>
+        <w:tblW w:type="dxa" w:w="9865"/>
+        <w:tblLayout w:type="fixed"/>
+        <w:tblLook w:firstColumn="1" w:firstRow="1" w:lastColumn="0" w:lastRow="0" w:noHBand="0" w:noVBand="1" w:val="04A0"/>
+        <w:tblInd w:type="dxa" w:w="210"/>
+        <w:tblBorders>
+          <w:top w:val="single" w:sz="5" w:color="C9D0DF"/>
+          <w:bottom w:val="single" w:sz="5" w:color="C9D0DF"/>
+          <w:left w:val="single" w:sz="10" w:color="3B5BDB"/>
+          <w:right w:val="single" w:sz="5" w:color="C9D0DF"/>
+          <w:insideH w:val="nil" w:sz="5" w:color="C9D0DF"/>
+          <w:insideV w:val="nil" w:sz="5" w:color="C9D0DF"/>
+        </w:tblBorders>
+      </w:tblPr>
+      <w:tblGrid>
+        <w:gridCol w:w="9865"/>
+      </w:tblGrid>
+      <w:tr>
+        <w:trPr>
+          <w:trHeight w:val="1928" w:hRule="atLeast"/>
+        </w:trPr>
+        <w:tc>
+          <w:tcPr>
+            <w:tcW w:type="dxa" w:w="9865"/>
+            <w:tcMar>
+              <w:top w:w="120" w:type="dxa"/>
+              <w:bottom w:w="120" w:type="dxa"/>
+              <w:start w:w="210" w:type="dxa"/>
+              <w:end w:w="210" w:type="dxa"/>
+              <w:left w:w="210" w:type="dxa"/>
+              <w:right w:w="210" w:type="dxa"/>
+            </w:tcMar>
+            <w:shd w:val="clear" w:fill="FBFCFE"/>
+            <w:vAlign w:val="top"/>
+          </w:tcPr>
+          <w:p>
+            <w:pPr>
+              <w:spacing w:after="0"/>
+            </w:pPr>
+            <w:r>
+              <w:rPr>
+                <w:rFonts w:ascii="Arial" w:hAnsi="Arial" w:eastAsia="Arial"/>
+                <w:b w:val="0"/>
+                <w:i/>
+                <w:color w:val="7E88A8"/>
+                <w:sz w:val="18"/>
+              </w:rPr>
+              <w:t>Kirjoita tähän.</w:t>
+            </w:r>
+          </w:p>
+        </w:tc>
+      </w:tr>
+    </w:tbl>
+    <w:p>
+      <w:pPr>
+        <w:spacing w:after="20"/>
+      </w:pPr>
+    </w:p>
+    <w:p>
+      <w:pPr>
+        <w:keepNext/>
+        <w:spacing w:before="120" w:after="60"/>
+      </w:pPr>
+      <w:r>
+        <w:rPr>
+          <w:rFonts w:ascii="Arial" w:hAnsi="Arial" w:eastAsia="Arial"/>
+          <w:b/>
+          <w:i w:val="0"/>
+          <w:color w:val="1B2336"/>
+          <w:sz w:val="21"/>
+        </w:rPr>
+        <w:t>Nimeä riippumaton lähde ja kirjaa, mitä se osoittaa.</w:t>
       </w:r>
     </w:p>
     <w:tbl>
@@ -3178,238 +3253,7 @@
           <w:color w:val="1B2336"/>
           <w:sz w:val="21"/>
         </w:rPr>
-        <w:t>Tarkistuslähde ja oikea vastaus</w:t>
-      </w:r>
-    </w:p>
-    <w:tbl>
-      <w:tblPr>
-        <w:tblW w:type="dxa" w:w="9865"/>
-        <w:tblLayout w:type="fixed"/>
-        <w:tblLook w:firstColumn="1" w:firstRow="1" w:lastColumn="0" w:lastRow="0" w:noHBand="0" w:noVBand="1" w:val="04A0"/>
-        <w:tblInd w:type="dxa" w:w="210"/>
-        <w:tblBorders>
-          <w:top w:val="single" w:sz="5" w:color="C9D0DF"/>
-          <w:bottom w:val="single" w:sz="5" w:color="C9D0DF"/>
-          <w:left w:val="single" w:sz="10" w:color="3B5BDB"/>
-          <w:right w:val="single" w:sz="5" w:color="C9D0DF"/>
-          <w:insideH w:val="nil" w:sz="5" w:color="C9D0DF"/>
-          <w:insideV w:val="nil" w:sz="5" w:color="C9D0DF"/>
-        </w:tblBorders>
-      </w:tblPr>
-      <w:tblGrid>
-        <w:gridCol w:w="9865"/>
-      </w:tblGrid>
-      <w:tr>
-        <w:trPr>
-          <w:trHeight w:val="1417" w:hRule="atLeast"/>
-        </w:trPr>
-        <w:tc>
-          <w:tcPr>
-            <w:tcW w:type="dxa" w:w="9865"/>
-            <w:tcMar>
-              <w:top w:w="120" w:type="dxa"/>
-              <w:bottom w:w="120" w:type="dxa"/>
-              <w:start w:w="210" w:type="dxa"/>
-              <w:end w:w="210" w:type="dxa"/>
-              <w:left w:w="210" w:type="dxa"/>
-              <w:right w:w="210" w:type="dxa"/>
-            </w:tcMar>
-            <w:shd w:val="clear" w:fill="FBFCFE"/>
-            <w:vAlign w:val="top"/>
-          </w:tcPr>
-          <w:p>
-            <w:pPr>
-              <w:spacing w:after="0"/>
-            </w:pPr>
-            <w:r>
-              <w:rPr>
-                <w:rFonts w:ascii="Arial" w:hAnsi="Arial" w:eastAsia="Arial"/>
-                <w:b w:val="0"/>
-                <w:i/>
-                <w:color w:val="7E88A8"/>
-                <w:sz w:val="18"/>
-              </w:rPr>
-              <w:t>Kirjoita tähän.</w:t>
-            </w:r>
-          </w:p>
-        </w:tc>
-      </w:tr>
-    </w:tbl>
-    <w:p>
-      <w:pPr>
-        <w:spacing w:after="20"/>
-      </w:pPr>
-    </w:p>
-    <w:p>
-      <w:pPr>
-        <w:keepNext/>
-        <w:spacing w:before="120" w:after="60"/>
-      </w:pPr>
-      <w:r>
-        <w:rPr>
-          <w:rFonts w:ascii="Arial" w:hAnsi="Arial" w:eastAsia="Arial"/>
-          <w:b/>
-          <w:i w:val="0"/>
-          <w:color w:val="1B2336"/>
-          <w:sz w:val="21"/>
-        </w:rPr>
-        <w:t>Mistä hallusinaation saattoi tunnistaa?</w:t>
-      </w:r>
-    </w:p>
-    <w:tbl>
-      <w:tblPr>
-        <w:tblW w:type="dxa" w:w="9865"/>
-        <w:tblLayout w:type="fixed"/>
-        <w:tblLook w:firstColumn="1" w:firstRow="1" w:lastColumn="0" w:lastRow="0" w:noHBand="0" w:noVBand="1" w:val="04A0"/>
-        <w:tblInd w:type="dxa" w:w="210"/>
-        <w:tblBorders>
-          <w:top w:val="single" w:sz="5" w:color="C9D0DF"/>
-          <w:bottom w:val="single" w:sz="5" w:color="C9D0DF"/>
-          <w:left w:val="single" w:sz="10" w:color="3B5BDB"/>
-          <w:right w:val="single" w:sz="5" w:color="C9D0DF"/>
-          <w:insideH w:val="nil" w:sz="5" w:color="C9D0DF"/>
-          <w:insideV w:val="nil" w:sz="5" w:color="C9D0DF"/>
-        </w:tblBorders>
-      </w:tblPr>
-      <w:tblGrid>
-        <w:gridCol w:w="9865"/>
-      </w:tblGrid>
-      <w:tr>
-        <w:trPr>
-          <w:trHeight w:val="1247" w:hRule="atLeast"/>
-        </w:trPr>
-        <w:tc>
-          <w:tcPr>
-            <w:tcW w:type="dxa" w:w="9865"/>
-            <w:tcMar>
-              <w:top w:w="120" w:type="dxa"/>
-              <w:bottom w:w="120" w:type="dxa"/>
-              <w:start w:w="210" w:type="dxa"/>
-              <w:end w:w="210" w:type="dxa"/>
-              <w:left w:w="210" w:type="dxa"/>
-              <w:right w:w="210" w:type="dxa"/>
-            </w:tcMar>
-            <w:shd w:val="clear" w:fill="FBFCFE"/>
-            <w:vAlign w:val="top"/>
-          </w:tcPr>
-          <w:p>
-            <w:pPr>
-              <w:spacing w:after="0"/>
-            </w:pPr>
-            <w:r>
-              <w:rPr>
-                <w:rFonts w:ascii="Arial" w:hAnsi="Arial" w:eastAsia="Arial"/>
-                <w:b w:val="0"/>
-                <w:i/>
-                <w:color w:val="7E88A8"/>
-                <w:sz w:val="18"/>
-              </w:rPr>
-              <w:t>Kirjoita tähän.</w:t>
-            </w:r>
-          </w:p>
-        </w:tc>
-      </w:tr>
-    </w:tbl>
-    <w:p>
-      <w:pPr>
-        <w:spacing w:after="20"/>
-      </w:pPr>
-    </w:p>
-    <w:p>
-      <w:r>
-        <w:br w:type="page"/>
-      </w:r>
-    </w:p>
-    <w:p>
-      <w:pPr>
-        <w:keepNext/>
-        <w:pageBreakBefore w:val="0"/>
-        <w:spacing w:before="0" w:after="80"/>
-      </w:pPr>
-      <w:r>
-        <w:rPr>
-          <w:rFonts w:ascii="Arial" w:hAnsi="Arial" w:eastAsia="Arial"/>
-          <w:b/>
-          <w:i w:val="0"/>
-          <w:color w:val="3B5BDB"/>
-          <w:sz w:val="17"/>
-        </w:rPr>
-        <w:t>TODISTUSAINEISTO 3 · JATKUU</w:t>
-      </w:r>
-    </w:p>
-    <w:p>
-      <w:pPr>
-        <w:pStyle w:val="Heading1"/>
-        <w:keepNext/>
-        <w:tabs>
-          <w:tab w:pos="255" w:val="left"/>
-        </w:tabs>
-        <w:spacing w:before="0" w:after="160"/>
-        <w:pBdr>
-          <w:left w:val="single" w:sz="28" w:space="0" w:color="3B5BDB"/>
-        </w:pBdr>
-      </w:pPr>
-      <w:r>
-        <w:tab/>
-      </w:r>
-      <w:r>
-        <w:rPr>
-          <w:rFonts w:ascii="Georgia" w:hAnsi="Georgia" w:eastAsia="Georgia"/>
-          <w:b/>
-          <w:i w:val="0"/>
-          <w:color w:val="1B2336"/>
-          <w:sz w:val="44"/>
-        </w:rPr>
-        <w:t>Hallusinaatiokoe 2</w:t>
-      </w:r>
-    </w:p>
-    <w:p>
-      <w:pPr>
-        <w:keepNext w:val="0"/>
-        <w:spacing w:before="0" w:after="140" w:line="276" w:lineRule="auto"/>
-      </w:pPr>
-      <w:r>
-        <w:rPr>
-          <w:rFonts w:ascii="Arial" w:hAnsi="Arial" w:eastAsia="Arial"/>
-          <w:b w:val="0"/>
-          <w:i w:val="0"/>
-          <w:color w:val="3A4253"/>
-          <w:sz w:val="21"/>
-        </w:rPr>
-        <w:t>Tee toinen koe eri kysymyksellä ja tarkista vastaus luotettavasta lähteestä.</w:t>
-      </w:r>
-    </w:p>
-    <w:p>
-      <w:pPr>
-        <w:pStyle w:val="Heading2"/>
-        <w:keepNext/>
-        <w:spacing w:before="140" w:after="100"/>
-      </w:pPr>
-      <w:r>
-        <w:rPr>
-          <w:rFonts w:ascii="Georgia" w:hAnsi="Georgia" w:eastAsia="Georgia"/>
-          <w:b/>
-          <w:i w:val="0"/>
-          <w:color w:val="3B5BDB"/>
-          <w:sz w:val="31"/>
-        </w:rPr>
-        <w:t>Hallusinaatiokoe 2</w:t>
-      </w:r>
-    </w:p>
-    <w:p>
-      <w:pPr>
-        <w:keepNext/>
-        <w:spacing w:before="120" w:after="60"/>
-      </w:pPr>
-      <w:r>
-        <w:rPr>
-          <w:rFonts w:ascii="Arial" w:hAnsi="Arial" w:eastAsia="Arial"/>
-          <w:b/>
-          <w:i w:val="0"/>
-          <w:color w:val="1B2336"/>
-          <w:sz w:val="21"/>
-        </w:rPr>
-        <w:t>Kysymys ja mallin vastaus</w:t>
+        <w:t>Tee johtopäätös: vahvistuiko väite, kumoutuiko se vai jäikö se epävarmaksi?</w:t>
       </w:r>
     </w:p>
     <w:tbl>
@@ -3472,6 +3316,70 @@
       </w:pPr>
     </w:p>
     <w:p>
+      <w:r>
+        <w:br w:type="page"/>
+      </w:r>
+    </w:p>
+    <w:p>
+      <w:pPr>
+        <w:keepNext/>
+        <w:pageBreakBefore w:val="0"/>
+        <w:spacing w:before="0" w:after="80"/>
+      </w:pPr>
+      <w:r>
+        <w:rPr>
+          <w:rFonts w:ascii="Arial" w:hAnsi="Arial" w:eastAsia="Arial"/>
+          <w:b/>
+          <w:i w:val="0"/>
+          <w:color w:val="3B5BDB"/>
+          <w:sz w:val="17"/>
+        </w:rPr>
+        <w:t>TODISTUSAINEISTO 3 · JATKUU</w:t>
+      </w:r>
+    </w:p>
+    <w:p>
+      <w:pPr>
+        <w:pStyle w:val="Heading1"/>
+        <w:keepNext/>
+        <w:tabs>
+          <w:tab w:pos="255" w:val="left"/>
+        </w:tabs>
+        <w:spacing w:before="0" w:after="160"/>
+        <w:pBdr>
+          <w:left w:val="single" w:sz="28" w:space="0" w:color="3B5BDB"/>
+        </w:pBdr>
+      </w:pPr>
+      <w:r>
+        <w:tab/>
+      </w:r>
+      <w:r>
+        <w:rPr>
+          <w:rFonts w:ascii="Georgia" w:hAnsi="Georgia" w:eastAsia="Georgia"/>
+          <w:b/>
+          <w:i w:val="0"/>
+          <w:color w:val="1B2336"/>
+          <w:sz w:val="44"/>
+        </w:rPr>
+        <w:t>Luokittelumallin arvio</w:t>
+      </w:r>
+    </w:p>
+    <w:p>
+      <w:pPr>
+        <w:keepNext w:val="0"/>
+        <w:spacing w:before="0" w:after="140" w:line="276" w:lineRule="auto"/>
+      </w:pPr>
+      <w:r>
+        <w:rPr>
+          <w:rFonts w:ascii="Arial" w:hAnsi="Arial" w:eastAsia="Arial"/>
+          <w:b w:val="0"/>
+          <w:i w:val="0"/>
+          <w:color w:val="3A4253"/>
+          <w:sz w:val="21"/>
+        </w:rPr>
+        <w:t>Petosmalli arvioi 1 000 maksua. Todellisia petoksia oli 10. Malli löysi niistä 8 ja pysäytti lisäksi 42 tavallista maksua.</w:t>
+      </w:r>
+    </w:p>
+    <w:p>
       <w:pPr>
         <w:keepNext/>
         <w:spacing w:before="120" w:after="60"/>
@@ -3484,7 +3392,7 @@
           <w:color w:val="1B2336"/>
           <w:sz w:val="21"/>
         </w:rPr>
-        <w:t>Tarkistuslähde ja oikea vastaus</w:t>
+        <w:t>Kirjaa väärät positiiviset ja väärät negatiiviset sekä selitä niiden käytännön seuraukset.</w:t>
       </w:r>
     </w:p>
     <w:tbl>
@@ -3507,7 +3415,7 @@
       </w:tblGrid>
       <w:tr>
         <w:trPr>
-          <w:trHeight w:val="1417" w:hRule="atLeast"/>
+          <w:trHeight w:val="2494" w:hRule="atLeast"/>
         </w:trPr>
         <w:tc>
           <w:tcPr>
@@ -3559,7 +3467,7 @@
           <w:color w:val="1B2336"/>
           <w:sz w:val="21"/>
         </w:rPr>
-        <w:t>Mistä hallusinaation saattoi tunnistaa?</w:t>
+        <w:t>Laske tai tulkitse kokonaistarkkuus, osumatarkkuus ja kattavuus. Mitä kukin mittari kertoo — ja mitä se ei kerro?</w:t>
       </w:r>
     </w:p>
     <w:tbl>
@@ -3582,7 +3490,7 @@
       </w:tblGrid>
       <w:tr>
         <w:trPr>
-          <w:trHeight w:val="1247" w:hRule="atLeast"/>
+          <w:trHeight w:val="3628" w:hRule="atLeast"/>
         </w:trPr>
         <w:tc>
           <w:tcPr>
@@ -3666,7 +3574,7 @@
           <w:color w:val="1B2336"/>
           <w:sz w:val="44"/>
         </w:rPr>
-        <w:t>Vastuullisen käyttäjän tarkistuslista</w:t>
+        <w:t>Oma tarkistuskäytäntö</w:t>
       </w:r>
     </w:p>
     <w:p>
@@ -3682,7 +3590,7 @@
           <w:color w:val="3A4253"/>
           <w:sz w:val="21"/>
         </w:rPr>
-        <w:t>Kirjoita noin 250–300 sanaa. Muotoile kokeiden pohjalta toimintatapa, jota voit käyttää myös kurssin jälkeen.</w:t>
+        <w:t>Kirjoita 6–8 vaihetta, joilla tarkistat tekoälytuloksen. Aloita jokainen vaihe toimintaverbillä.</w:t>
       </w:r>
     </w:p>
     <w:p>
@@ -3698,7 +3606,7 @@
           <w:color w:val="1B2336"/>
           <w:sz w:val="21"/>
         </w:rPr>
-        <w:t>Kirjaa 3–5 hallusinaation tuntomerkkiä.</w:t>
+        <w:t>Kirjoita 6–8 vaihetta.</w:t>
       </w:r>
     </w:p>
     <w:tbl>
@@ -3721,157 +3629,7 @@
       </w:tblGrid>
       <w:tr>
         <w:trPr>
-          <w:trHeight w:val="2154" w:hRule="atLeast"/>
-        </w:trPr>
-        <w:tc>
-          <w:tcPr>
-            <w:tcW w:type="dxa" w:w="9865"/>
-            <w:tcMar>
-              <w:top w:w="120" w:type="dxa"/>
-              <w:bottom w:w="120" w:type="dxa"/>
-              <w:start w:w="210" w:type="dxa"/>
-              <w:end w:w="210" w:type="dxa"/>
-              <w:left w:w="210" w:type="dxa"/>
-              <w:right w:w="210" w:type="dxa"/>
-            </w:tcMar>
-            <w:shd w:val="clear" w:fill="FBFCFE"/>
-            <w:vAlign w:val="top"/>
-          </w:tcPr>
-          <w:p>
-            <w:pPr>
-              <w:spacing w:after="0"/>
-            </w:pPr>
-            <w:r>
-              <w:rPr>
-                <w:rFonts w:ascii="Arial" w:hAnsi="Arial" w:eastAsia="Arial"/>
-                <w:b w:val="0"/>
-                <w:i/>
-                <w:color w:val="7E88A8"/>
-                <w:sz w:val="18"/>
-              </w:rPr>
-              <w:t>Kirjoita tähän.</w:t>
-            </w:r>
-          </w:p>
-        </w:tc>
-      </w:tr>
-    </w:tbl>
-    <w:p>
-      <w:pPr>
-        <w:spacing w:after="20"/>
-      </w:pPr>
-    </w:p>
-    <w:p>
-      <w:pPr>
-        <w:keepNext/>
-        <w:spacing w:before="120" w:after="60"/>
-      </w:pPr>
-      <w:r>
-        <w:rPr>
-          <w:rFonts w:ascii="Arial" w:hAnsi="Arial" w:eastAsia="Arial"/>
-          <w:b/>
-          <w:i w:val="0"/>
-          <w:color w:val="1B2336"/>
-          <w:sz w:val="21"/>
-        </w:rPr>
-        <w:t>Selitä 2–3 lauseella, miksi kielimalli voi hallusinoida.</w:t>
-      </w:r>
-    </w:p>
-    <w:tbl>
-      <w:tblPr>
-        <w:tblW w:type="dxa" w:w="9865"/>
-        <w:tblLayout w:type="fixed"/>
-        <w:tblLook w:firstColumn="1" w:firstRow="1" w:lastColumn="0" w:lastRow="0" w:noHBand="0" w:noVBand="1" w:val="04A0"/>
-        <w:tblInd w:type="dxa" w:w="210"/>
-        <w:tblBorders>
-          <w:top w:val="single" w:sz="5" w:color="C9D0DF"/>
-          <w:bottom w:val="single" w:sz="5" w:color="C9D0DF"/>
-          <w:left w:val="single" w:sz="10" w:color="3B5BDB"/>
-          <w:right w:val="single" w:sz="5" w:color="C9D0DF"/>
-          <w:insideH w:val="nil" w:sz="5" w:color="C9D0DF"/>
-          <w:insideV w:val="nil" w:sz="5" w:color="C9D0DF"/>
-        </w:tblBorders>
-      </w:tblPr>
-      <w:tblGrid>
-        <w:gridCol w:w="9865"/>
-      </w:tblGrid>
-      <w:tr>
-        <w:trPr>
-          <w:trHeight w:val="1814" w:hRule="atLeast"/>
-        </w:trPr>
-        <w:tc>
-          <w:tcPr>
-            <w:tcW w:type="dxa" w:w="9865"/>
-            <w:tcMar>
-              <w:top w:w="120" w:type="dxa"/>
-              <w:bottom w:w="120" w:type="dxa"/>
-              <w:start w:w="210" w:type="dxa"/>
-              <w:end w:w="210" w:type="dxa"/>
-              <w:left w:w="210" w:type="dxa"/>
-              <w:right w:w="210" w:type="dxa"/>
-            </w:tcMar>
-            <w:shd w:val="clear" w:fill="FBFCFE"/>
-            <w:vAlign w:val="top"/>
-          </w:tcPr>
-          <w:p>
-            <w:pPr>
-              <w:spacing w:after="0"/>
-            </w:pPr>
-            <w:r>
-              <w:rPr>
-                <w:rFonts w:ascii="Arial" w:hAnsi="Arial" w:eastAsia="Arial"/>
-                <w:b w:val="0"/>
-                <w:i/>
-                <w:color w:val="7E88A8"/>
-                <w:sz w:val="18"/>
-              </w:rPr>
-              <w:t>Kirjoita tähän.</w:t>
-            </w:r>
-          </w:p>
-        </w:tc>
-      </w:tr>
-    </w:tbl>
-    <w:p>
-      <w:pPr>
-        <w:spacing w:after="20"/>
-      </w:pPr>
-    </w:p>
-    <w:p>
-      <w:pPr>
-        <w:keepNext/>
-        <w:spacing w:before="120" w:after="60"/>
-      </w:pPr>
-      <w:r>
-        <w:rPr>
-          <w:rFonts w:ascii="Arial" w:hAnsi="Arial" w:eastAsia="Arial"/>
-          <w:b/>
-          <w:i w:val="0"/>
-          <w:color w:val="1B2336"/>
-          <w:sz w:val="21"/>
-        </w:rPr>
-        <w:t>Kirjoita 5–7 vaihetta, jotka käyt läpi ennen kuin luotat vastaukseen.</w:t>
-      </w:r>
-    </w:p>
-    <w:tbl>
-      <w:tblPr>
-        <w:tblW w:type="dxa" w:w="9865"/>
-        <w:tblLayout w:type="fixed"/>
-        <w:tblLook w:firstColumn="1" w:firstRow="1" w:lastColumn="0" w:lastRow="0" w:noHBand="0" w:noVBand="1" w:val="04A0"/>
-        <w:tblInd w:type="dxa" w:w="210"/>
-        <w:tblBorders>
-          <w:top w:val="single" w:sz="5" w:color="C9D0DF"/>
-          <w:bottom w:val="single" w:sz="5" w:color="C9D0DF"/>
-          <w:left w:val="single" w:sz="10" w:color="3B5BDB"/>
-          <w:right w:val="single" w:sz="5" w:color="C9D0DF"/>
-          <w:insideH w:val="nil" w:sz="5" w:color="C9D0DF"/>
-          <w:insideV w:val="nil" w:sz="5" w:color="C9D0DF"/>
-        </w:tblBorders>
-      </w:tblPr>
-      <w:tblGrid>
-        <w:gridCol w:w="9865"/>
-      </w:tblGrid>
-      <w:tr>
-        <w:trPr>
-          <w:trHeight w:val="3288" w:hRule="atLeast"/>
+          <w:trHeight w:val="6520" w:hRule="atLeast"/>
         </w:trPr>
         <w:tc>
           <w:tcPr>
@@ -3956,7 +3714,7 @@
                 <w:color w:val="1B2336"/>
                 <w:sz w:val="20"/>
               </w:rPr>
-              <w:t>Pidä tarkistuslista käytännöllisenä</w:t>
+              <w:t>Pidä tarkistuskäytäntö käytännöllisenä</w:t>
             </w:r>
           </w:p>
           <w:p>
@@ -3971,7 +3729,7 @@
                 <w:color w:val="3A4253"/>
                 <w:sz w:val="19"/>
               </w:rPr>
-              <w:t>Kirjoita jokainen vaihe toimintaverbillä. Esimerkiksi: tunnista väite, etsi alkuperäinen lähde, vertaa tietoja, merkitse epävarmuus ja korjaa vastaus.</w:t>
+              <w:t>Esimerkiksi: tunnista tehtävä ja virhetyyppi, lukitse odotus, etsi alkuperäinen lähde, vertaa tietoja ja mittareita, arvioi seuraus, merkitse epävarmuus ja kirjaa ihmisen tarkistus.</w:t>
             </w:r>
           </w:p>
         </w:tc>
@@ -4043,7 +3801,7 @@
           <w:color w:val="3A4253"/>
           <w:sz w:val="21"/>
         </w:rPr>
-        <w:t>Valitse kirjallinen tai visuaalis-suullinen suoritustapa. Käytä vähintään kahta todistusaineistoa; kaikkien kolmen käyttäminen on suositeltavaa.</w:t>
+        <w:t>Valitse kirjallinen tai visuaalis-suullinen suoritustapa. Käytä kaikkia kolmea todistusaineistoa.</w:t>
       </w:r>
     </w:p>
     <w:p>
@@ -4120,7 +3878,7 @@
                 <w:color w:val="3A4253"/>
                 <w:sz w:val="19"/>
               </w:rPr>
-              <w:t>Kirjallinen asiantuntijalausunto, 750–1000 sanaa</w:t>
+              <w:t>Kirjallinen asiantuntijalausunto, 500–700 sanaa</w:t>
             </w:r>
           </w:p>
         </w:tc>
@@ -4348,6 +4106,78 @@
         <w:spacing w:after="40"/>
       </w:pPr>
     </w:p>
+    <w:tbl>
+      <w:tblPr>
+        <w:tblW w:type="dxa" w:w="9865"/>
+        <w:tblLayout w:type="fixed"/>
+        <w:tblLook w:firstColumn="1" w:firstRow="1" w:lastColumn="0" w:lastRow="0" w:noHBand="0" w:noVBand="1" w:val="04A0"/>
+        <w:tblInd w:type="dxa" w:w="210"/>
+        <w:tblBorders>
+          <w:top w:val="single" w:sz="5" w:color="D8DEEC"/>
+          <w:bottom w:val="single" w:sz="5" w:color="D8DEEC"/>
+          <w:left w:val="single" w:sz="24" w:color="3B5BDB"/>
+          <w:right w:val="single" w:sz="5" w:color="D8DEEC"/>
+          <w:insideH w:val="nil" w:sz="5" w:color="D8DEEC"/>
+          <w:insideV w:val="nil" w:sz="5" w:color="D8DEEC"/>
+        </w:tblBorders>
+      </w:tblPr>
+      <w:tblGrid>
+        <w:gridCol w:w="9865"/>
+      </w:tblGrid>
+      <w:tr>
+        <w:trPr/>
+        <w:tc>
+          <w:tcPr>
+            <w:tcW w:type="dxa" w:w="9865"/>
+            <w:tcMar>
+              <w:top w:w="120" w:type="dxa"/>
+              <w:bottom w:w="120" w:type="dxa"/>
+              <w:start w:w="210" w:type="dxa"/>
+              <w:end w:w="210" w:type="dxa"/>
+              <w:left w:w="210" w:type="dxa"/>
+              <w:right w:w="210" w:type="dxa"/>
+            </w:tcMar>
+            <w:shd w:val="clear" w:fill="EEF1FE"/>
+            <w:vAlign w:val="center"/>
+          </w:tcPr>
+          <w:p>
+            <w:pPr>
+              <w:spacing w:after="40"/>
+            </w:pPr>
+            <w:r>
+              <w:rPr>
+                <w:rFonts w:ascii="Arial" w:hAnsi="Arial" w:eastAsia="Arial"/>
+                <w:b/>
+                <w:i w:val="0"/>
+                <w:color w:val="1B2336"/>
+                <w:sz w:val="20"/>
+              </w:rPr>
+              <w:t>Rajaa lähdetyö</w:t>
+            </w:r>
+          </w:p>
+          <w:p>
+            <w:pPr>
+              <w:spacing w:after="0" w:line="276" w:lineRule="auto"/>
+            </w:pPr>
+            <w:r>
+              <w:rPr>
+                <w:rFonts w:ascii="Arial" w:hAnsi="Arial" w:eastAsia="Arial"/>
+                <w:b w:val="0"/>
+                <w:i w:val="0"/>
+                <w:color w:val="3A4253"/>
+                <w:sz w:val="19"/>
+              </w:rPr>
+              <w:t>Käytä tunnilla 8 arvioimiasi lähteitä. Jos jokin työn keskeinen väite ei selviä niistä, tee tunnilla 9 enintään yksi uusi lähdetarkistus.</w:t>
+            </w:r>
+          </w:p>
+        </w:tc>
+      </w:tr>
+    </w:tbl>
+    <w:p>
+      <w:pPr>
+        <w:spacing w:after="40"/>
+      </w:pPr>
+    </w:p>
     <w:p>
       <w:pPr>
         <w:keepNext/>
@@ -4436,7 +4266,7 @@
           <w:color w:val="1B2336"/>
           <w:sz w:val="21"/>
         </w:rPr>
-        <w:t>Nimeä käyttämäsi todistusaineistot ja lähteet.</w:t>
+        <w:t>Nimeä käyttämäsi todistusaineistot ja tunnilla 8 arvioidut lähteet. Kirjaa, mitä väitettä kukin lähde tukee.</w:t>
       </w:r>
     </w:p>
     <w:tbl>
@@ -4459,7 +4289,7 @@
       </w:tblGrid>
       <w:tr>
         <w:trPr>
-          <w:trHeight w:val="1474" w:hRule="atLeast"/>
+          <w:trHeight w:val="1701" w:hRule="atLeast"/>
         </w:trPr>
         <w:tc>
           <w:tcPr>
@@ -4870,7 +4700,7 @@
           <w:color w:val="1B2336"/>
           <w:sz w:val="21"/>
         </w:rPr>
-        <w:t>4. Mikä on asiallinen vastuu? Kerro, kuka vastaa mistä ja miksi.</w:t>
+        <w:t>4. Miten ammatillinen ja käytännön vastuu jakautuvat? Kerro, kuka vastaa mistä ja miksi.</w:t>
       </w:r>
     </w:p>
     <w:tbl>
@@ -5105,6 +4935,78 @@
         <w:t>Visuaalis-suullinen suoritustapa</w:t>
       </w:r>
     </w:p>
+    <w:tbl>
+      <w:tblPr>
+        <w:tblW w:type="dxa" w:w="9865"/>
+        <w:tblLayout w:type="fixed"/>
+        <w:tblLook w:firstColumn="1" w:firstRow="1" w:lastColumn="0" w:lastRow="0" w:noHBand="0" w:noVBand="1" w:val="04A0"/>
+        <w:tblInd w:type="dxa" w:w="210"/>
+        <w:tblBorders>
+          <w:top w:val="single" w:sz="5" w:color="D8DEEC"/>
+          <w:bottom w:val="single" w:sz="5" w:color="D8DEEC"/>
+          <w:left w:val="single" w:sz="24" w:color="3B5BDB"/>
+          <w:right w:val="single" w:sz="5" w:color="D8DEEC"/>
+          <w:insideH w:val="nil" w:sz="5" w:color="D8DEEC"/>
+          <w:insideV w:val="nil" w:sz="5" w:color="D8DEEC"/>
+        </w:tblBorders>
+      </w:tblPr>
+      <w:tblGrid>
+        <w:gridCol w:w="9865"/>
+      </w:tblGrid>
+      <w:tr>
+        <w:trPr/>
+        <w:tc>
+          <w:tcPr>
+            <w:tcW w:type="dxa" w:w="9865"/>
+            <w:tcMar>
+              <w:top w:w="120" w:type="dxa"/>
+              <w:bottom w:w="120" w:type="dxa"/>
+              <w:start w:w="210" w:type="dxa"/>
+              <w:end w:w="210" w:type="dxa"/>
+              <w:left w:w="210" w:type="dxa"/>
+              <w:right w:w="210" w:type="dxa"/>
+            </w:tcMar>
+            <w:shd w:val="clear" w:fill="EEF1FE"/>
+            <w:vAlign w:val="center"/>
+          </w:tcPr>
+          <w:p>
+            <w:pPr>
+              <w:spacing w:after="40"/>
+            </w:pPr>
+            <w:r>
+              <w:rPr>
+                <w:rFonts w:ascii="Arial" w:hAnsi="Arial" w:eastAsia="Arial"/>
+                <w:b/>
+                <w:i w:val="0"/>
+                <w:color w:val="1B2336"/>
+                <w:sz w:val="20"/>
+              </w:rPr>
+              <w:t>Kevyt tukirunko</w:t>
+            </w:r>
+          </w:p>
+          <w:p>
+            <w:pPr>
+              <w:spacing w:after="0" w:line="276" w:lineRule="auto"/>
+            </w:pPr>
+            <w:r>
+              <w:rPr>
+                <w:rFonts w:ascii="Arial" w:hAnsi="Arial" w:eastAsia="Arial"/>
+                <w:b w:val="0"/>
+                <w:i w:val="0"/>
+                <w:color w:val="3A4253"/>
+                <w:sz w:val="19"/>
+              </w:rPr>
+              <w:t>Jaa yhden sivun tilannekartta neljään kenttään: mitä tapahtui, miksi se tapahtui, miten tilanne hoidetaan ja miten vastuu jakautuu. Tee päätöspuuhun kolme päätöskohtaa, kaksi haaraa kuhunkin sekä päätepisteisiin toiminta ja vastuurooli. Avainsanat riittävät, koska avaat perustelut puheessa.</w:t>
+            </w:r>
+          </w:p>
+        </w:tc>
+      </w:tr>
+    </w:tbl>
+    <w:p>
+      <w:pPr>
+        <w:spacing w:after="40"/>
+      </w:pPr>
+    </w:p>
     <w:p>
       <w:pPr>
         <w:keepNext/>
@@ -5118,7 +5020,7 @@
           <w:color w:val="1B2336"/>
           <w:sz w:val="21"/>
         </w:rPr>
-        <w:t>Tallenna tilannekartta.</w:t>
+        <w:t>Tallenna yhden sivun tilannekartta.</w:t>
       </w:r>
     </w:p>
     <w:tbl>
@@ -5193,7 +5095,7 @@
           <w:color w:val="1B2336"/>
           <w:sz w:val="21"/>
         </w:rPr>
-        <w:t>Tallenna päätöspuu.</w:t>
+        <w:t>Tallenna kevyt päätöspuu.</w:t>
       </w:r>
     </w:p>
     <w:tbl>
@@ -5463,7 +5365,7 @@
           <w:color w:val="3A4253"/>
           <w:sz w:val="21"/>
         </w:rPr>
-        <w:t>Dokumentoi vähintään kolme ennen–jälkeen-korjausta. Perustele jokainen korjaus lähteellä tai kurssin käsitteellä.</w:t>
+        <w:t>Dokumentoi kaksi ennen–jälkeen-korjausta. Perustele kumpikin korjaus lähteellä tai kurssin käsitteellä.</w:t>
       </w:r>
     </w:p>
     <w:p>
@@ -5942,243 +5844,6 @@
     </w:p>
     <w:p>
       <w:pPr>
-        <w:pStyle w:val="Heading2"/>
-        <w:keepNext/>
-        <w:spacing w:before="160" w:after="60"/>
-      </w:pPr>
-      <w:r>
-        <w:rPr>
-          <w:rFonts w:ascii="Arial" w:hAnsi="Arial" w:eastAsia="Arial"/>
-          <w:b/>
-          <w:i w:val="0"/>
-          <w:color w:val="3B5BDB"/>
-          <w:sz w:val="22"/>
-        </w:rPr>
-        <w:t>Korjaus 3</w:t>
-      </w:r>
-    </w:p>
-    <w:tbl>
-      <w:tblPr>
-        <w:tblW w:type="dxa" w:w="9865"/>
-        <w:tblLayout w:type="fixed"/>
-        <w:tblLook w:firstColumn="1" w:firstRow="1" w:lastColumn="0" w:lastRow="0" w:noHBand="0" w:noVBand="1" w:val="04A0"/>
-        <w:tblInd w:type="dxa" w:w="210"/>
-        <w:tblBorders>
-          <w:top w:val="single" w:sz="5" w:color="D8DEEC"/>
-          <w:bottom w:val="single" w:sz="5" w:color="D8DEEC"/>
-          <w:left w:val="single" w:sz="10" w:color="3B5BDB"/>
-          <w:right w:val="single" w:sz="5" w:color="D8DEEC"/>
-          <w:insideH w:val="single" w:sz="5" w:color="D8DEEC"/>
-          <w:insideV w:val="single" w:sz="5" w:color="D8DEEC"/>
-        </w:tblBorders>
-      </w:tblPr>
-      <w:tblGrid>
-        <w:gridCol w:w="2350"/>
-        <w:gridCol w:w="7515"/>
-      </w:tblGrid>
-      <w:tr>
-        <w:trPr>
-          <w:trHeight w:val="397" w:hRule="atLeast"/>
-        </w:trPr>
-        <w:tc>
-          <w:tcPr>
-            <w:tcW w:type="dxa" w:w="2350"/>
-            <w:tcMar>
-              <w:top w:w="120" w:type="dxa"/>
-              <w:bottom w:w="120" w:type="dxa"/>
-              <w:start w:w="210" w:type="dxa"/>
-              <w:end w:w="210" w:type="dxa"/>
-              <w:left w:w="210" w:type="dxa"/>
-              <w:right w:w="210" w:type="dxa"/>
-            </w:tcMar>
-            <w:shd w:val="clear" w:fill="FBFCFE"/>
-            <w:vAlign w:val="center"/>
-          </w:tcPr>
-          <w:p>
-            <w:pPr>
-              <w:spacing w:after="0"/>
-            </w:pPr>
-            <w:r>
-              <w:rPr>
-                <w:rFonts w:ascii="Arial" w:hAnsi="Arial" w:eastAsia="Arial"/>
-                <w:b/>
-                <w:i w:val="0"/>
-                <w:color w:val="1B2336"/>
-                <w:sz w:val="18"/>
-              </w:rPr>
-              <w:t>Ennen</w:t>
-            </w:r>
-          </w:p>
-        </w:tc>
-        <w:tc>
-          <w:tcPr>
-            <w:tcW w:type="dxa" w:w="7515"/>
-            <w:tcMar>
-              <w:top w:w="120" w:type="dxa"/>
-              <w:bottom w:w="120" w:type="dxa"/>
-              <w:start w:w="210" w:type="dxa"/>
-              <w:end w:w="210" w:type="dxa"/>
-              <w:left w:w="210" w:type="dxa"/>
-              <w:right w:w="210" w:type="dxa"/>
-            </w:tcMar>
-            <w:shd w:val="clear" w:fill="FFFFFF"/>
-            <w:vAlign w:val="top"/>
-          </w:tcPr>
-          <w:p>
-            <w:pPr>
-              <w:spacing w:after="0"/>
-            </w:pPr>
-            <w:r>
-              <w:rPr>
-                <w:rFonts w:ascii="Arial" w:hAnsi="Arial" w:eastAsia="Arial"/>
-                <w:b w:val="0"/>
-                <w:i/>
-                <w:color w:val="7E88A8"/>
-                <w:sz w:val="18"/>
-              </w:rPr>
-              <w:t>Kirjoita tähän.</w:t>
-            </w:r>
-          </w:p>
-        </w:tc>
-      </w:tr>
-      <w:tr>
-        <w:trPr>
-          <w:trHeight w:val="397" w:hRule="atLeast"/>
-        </w:trPr>
-        <w:tc>
-          <w:tcPr>
-            <w:tcW w:type="dxa" w:w="2350"/>
-            <w:tcMar>
-              <w:top w:w="120" w:type="dxa"/>
-              <w:bottom w:w="120" w:type="dxa"/>
-              <w:start w:w="210" w:type="dxa"/>
-              <w:end w:w="210" w:type="dxa"/>
-              <w:left w:w="210" w:type="dxa"/>
-              <w:right w:w="210" w:type="dxa"/>
-            </w:tcMar>
-            <w:shd w:val="clear" w:fill="FBFCFE"/>
-            <w:vAlign w:val="center"/>
-          </w:tcPr>
-          <w:p>
-            <w:pPr>
-              <w:spacing w:after="0"/>
-            </w:pPr>
-            <w:r>
-              <w:rPr>
-                <w:rFonts w:ascii="Arial" w:hAnsi="Arial" w:eastAsia="Arial"/>
-                <w:b/>
-                <w:i w:val="0"/>
-                <w:color w:val="1B2336"/>
-                <w:sz w:val="18"/>
-              </w:rPr>
-              <w:t>Jälkeen</w:t>
-            </w:r>
-          </w:p>
-        </w:tc>
-        <w:tc>
-          <w:tcPr>
-            <w:tcW w:type="dxa" w:w="7515"/>
-            <w:tcMar>
-              <w:top w:w="120" w:type="dxa"/>
-              <w:bottom w:w="120" w:type="dxa"/>
-              <w:start w:w="210" w:type="dxa"/>
-              <w:end w:w="210" w:type="dxa"/>
-              <w:left w:w="210" w:type="dxa"/>
-              <w:right w:w="210" w:type="dxa"/>
-            </w:tcMar>
-            <w:shd w:val="clear" w:fill="FFFFFF"/>
-            <w:vAlign w:val="top"/>
-          </w:tcPr>
-          <w:p>
-            <w:pPr>
-              <w:spacing w:after="0"/>
-            </w:pPr>
-            <w:r>
-              <w:rPr>
-                <w:rFonts w:ascii="Arial" w:hAnsi="Arial" w:eastAsia="Arial"/>
-                <w:b w:val="0"/>
-                <w:i/>
-                <w:color w:val="7E88A8"/>
-                <w:sz w:val="18"/>
-              </w:rPr>
-              <w:t>Kirjoita tähän.</w:t>
-            </w:r>
-          </w:p>
-        </w:tc>
-      </w:tr>
-      <w:tr>
-        <w:trPr>
-          <w:trHeight w:val="397" w:hRule="atLeast"/>
-        </w:trPr>
-        <w:tc>
-          <w:tcPr>
-            <w:tcW w:type="dxa" w:w="2350"/>
-            <w:tcMar>
-              <w:top w:w="120" w:type="dxa"/>
-              <w:bottom w:w="120" w:type="dxa"/>
-              <w:start w:w="210" w:type="dxa"/>
-              <w:end w:w="210" w:type="dxa"/>
-              <w:left w:w="210" w:type="dxa"/>
-              <w:right w:w="210" w:type="dxa"/>
-            </w:tcMar>
-            <w:shd w:val="clear" w:fill="FBFCFE"/>
-            <w:vAlign w:val="center"/>
-          </w:tcPr>
-          <w:p>
-            <w:pPr>
-              <w:spacing w:after="0"/>
-            </w:pPr>
-            <w:r>
-              <w:rPr>
-                <w:rFonts w:ascii="Arial" w:hAnsi="Arial" w:eastAsia="Arial"/>
-                <w:b/>
-                <w:i w:val="0"/>
-                <w:color w:val="1B2336"/>
-                <w:sz w:val="18"/>
-              </w:rPr>
-              <w:t>Perustelu</w:t>
-            </w:r>
-          </w:p>
-        </w:tc>
-        <w:tc>
-          <w:tcPr>
-            <w:tcW w:type="dxa" w:w="7515"/>
-            <w:tcMar>
-              <w:top w:w="120" w:type="dxa"/>
-              <w:bottom w:w="120" w:type="dxa"/>
-              <w:start w:w="210" w:type="dxa"/>
-              <w:end w:w="210" w:type="dxa"/>
-              <w:left w:w="210" w:type="dxa"/>
-              <w:right w:w="210" w:type="dxa"/>
-            </w:tcMar>
-            <w:shd w:val="clear" w:fill="FFFFFF"/>
-            <w:vAlign w:val="top"/>
-          </w:tcPr>
-          <w:p>
-            <w:pPr>
-              <w:spacing w:after="0"/>
-            </w:pPr>
-            <w:r>
-              <w:rPr>
-                <w:rFonts w:ascii="Arial" w:hAnsi="Arial" w:eastAsia="Arial"/>
-                <w:b w:val="0"/>
-                <w:i/>
-                <w:color w:val="7E88A8"/>
-                <w:sz w:val="18"/>
-              </w:rPr>
-              <w:t>Miksi korjasit? Nimeä lähde tai käsite.</w:t>
-            </w:r>
-          </w:p>
-        </w:tc>
-      </w:tr>
-    </w:tbl>
-    <w:p>
-      <w:pPr>
-        <w:spacing w:after="40"/>
-      </w:pPr>
-    </w:p>
-    <w:p>
-      <w:pPr>
         <w:keepNext/>
         <w:spacing w:before="120" w:after="60"/>
       </w:pPr>
@@ -6190,7 +5855,7 @@
           <w:color w:val="1B2336"/>
           <w:sz w:val="21"/>
         </w:rPr>
-        <w:t>Kirjoita kirjallisen suoritustavan 2–3 minuutin puolustuksen muistiinpanot.</w:t>
+        <w:t>Kirjoita kirjallisen suoritustavan 1–2 minuutin puolustuksen muistiinpanot.</w:t>
       </w:r>
     </w:p>
     <w:tbl>
@@ -6412,7 +6077,7 @@
                 <w:color w:val="3A4253"/>
                 <w:sz w:val="19"/>
               </w:rPr>
-              <w:t>Hyödynnän vähintään kahta todistusaineistoa.</w:t>
+              <w:t>Hyödynnän kaikkia kolmea todistusaineistoa.</w:t>
             </w:r>
           </w:p>
         </w:tc>
@@ -6581,7 +6246,7 @@
           <w:color w:val="863FC4"/>
           <w:sz w:val="17"/>
         </w:rPr>
-        <w:t>PROMPTIKORTTI 1</w:t>
+        <w:t>RAKENNUSPALIKKA 1</w:t>
       </w:r>
     </w:p>
     <w:p>
@@ -6607,7 +6272,7 @@
           <w:color w:val="1B2336"/>
           <w:sz w:val="44"/>
         </w:rPr>
-        <w:t>Promptikortti 1</w:t>
+        <w:t>Testattu promptikortti</w:t>
       </w:r>
     </w:p>
     <w:p>
@@ -6623,7 +6288,7 @@
           <w:color w:val="3A4253"/>
           <w:sz w:val="21"/>
         </w:rPr>
-        <w:t>Tallenna sekä ensimmäinen että viimeistelty versio. Näin oma ajattelusi ja tekemäsi parannus jäävät näkyviin. Laadi yhteensä 5–7 korttia; kopioi tyhjä korttisivu, jos tarvitset kuudennen tai seitsemännen kortin.</w:t>
+        <w:t>Laadi yksi uudelleen käytettävä promptikortti. Testaa kaksi versiota samalla aineistolla ja muuta niiden välissä vain yhtä nimettyä asiaa.</w:t>
       </w:r>
     </w:p>
     <w:p>
@@ -6639,7 +6304,7 @@
           <w:color w:val="1B2336"/>
           <w:sz w:val="21"/>
         </w:rPr>
-        <w:t>Nimeä prompti tai käyttötilanne.</w:t>
+        <w:t>Kortin nimi ja käyttötilanne</w:t>
       </w:r>
     </w:p>
     <w:tbl>
@@ -6714,7 +6379,157 @@
           <w:color w:val="1B2336"/>
           <w:sz w:val="21"/>
         </w:rPr>
-        <w:t>Kirjoita ensimmäinen versio kokonaisuudessaan.</w:t>
+        <w:t>Tavoite, käyttäjä tai yleisö sekä vaihtuvan syötteen paikka</w:t>
+      </w:r>
+    </w:p>
+    <w:tbl>
+      <w:tblPr>
+        <w:tblW w:type="dxa" w:w="9865"/>
+        <w:tblLayout w:type="fixed"/>
+        <w:tblLook w:firstColumn="1" w:firstRow="1" w:lastColumn="0" w:lastRow="0" w:noHBand="0" w:noVBand="1" w:val="04A0"/>
+        <w:tblInd w:type="dxa" w:w="210"/>
+        <w:tblBorders>
+          <w:top w:val="single" w:sz="5" w:color="C9D0DF"/>
+          <w:bottom w:val="single" w:sz="5" w:color="C9D0DF"/>
+          <w:left w:val="single" w:sz="10" w:color="863FC4"/>
+          <w:right w:val="single" w:sz="5" w:color="C9D0DF"/>
+          <w:insideH w:val="nil" w:sz="5" w:color="C9D0DF"/>
+          <w:insideV w:val="nil" w:sz="5" w:color="C9D0DF"/>
+        </w:tblBorders>
+      </w:tblPr>
+      <w:tblGrid>
+        <w:gridCol w:w="9865"/>
+      </w:tblGrid>
+      <w:tr>
+        <w:trPr>
+          <w:trHeight w:val="1134" w:hRule="atLeast"/>
+        </w:trPr>
+        <w:tc>
+          <w:tcPr>
+            <w:tcW w:type="dxa" w:w="9865"/>
+            <w:tcMar>
+              <w:top w:w="120" w:type="dxa"/>
+              <w:bottom w:w="120" w:type="dxa"/>
+              <w:start w:w="210" w:type="dxa"/>
+              <w:end w:w="210" w:type="dxa"/>
+              <w:left w:w="210" w:type="dxa"/>
+              <w:right w:w="210" w:type="dxa"/>
+            </w:tcMar>
+            <w:shd w:val="clear" w:fill="FBFCFE"/>
+            <w:vAlign w:val="top"/>
+          </w:tcPr>
+          <w:p>
+            <w:pPr>
+              <w:spacing w:after="0"/>
+            </w:pPr>
+            <w:r>
+              <w:rPr>
+                <w:rFonts w:ascii="Arial" w:hAnsi="Arial" w:eastAsia="Arial"/>
+                <w:b w:val="0"/>
+                <w:i/>
+                <w:color w:val="7E88A8"/>
+                <w:sz w:val="18"/>
+              </w:rPr>
+              <w:t>Kirjoita tähän.</w:t>
+            </w:r>
+          </w:p>
+        </w:tc>
+      </w:tr>
+    </w:tbl>
+    <w:p>
+      <w:pPr>
+        <w:spacing w:after="20"/>
+      </w:pPr>
+    </w:p>
+    <w:p>
+      <w:pPr>
+        <w:keepNext/>
+        <w:spacing w:before="120" w:after="60"/>
+      </w:pPr>
+      <w:r>
+        <w:rPr>
+          <w:rFonts w:ascii="Arial" w:hAnsi="Arial" w:eastAsia="Arial"/>
+          <w:b/>
+          <w:i w:val="0"/>
+          <w:color w:val="1B2336"/>
+          <w:sz w:val="21"/>
+        </w:rPr>
+        <w:t>Laatukriteerit, jotka päätit ennen ensimmäistä ajoa</w:t>
+      </w:r>
+    </w:p>
+    <w:tbl>
+      <w:tblPr>
+        <w:tblW w:type="dxa" w:w="9865"/>
+        <w:tblLayout w:type="fixed"/>
+        <w:tblLook w:firstColumn="1" w:firstRow="1" w:lastColumn="0" w:lastRow="0" w:noHBand="0" w:noVBand="1" w:val="04A0"/>
+        <w:tblInd w:type="dxa" w:w="210"/>
+        <w:tblBorders>
+          <w:top w:val="single" w:sz="5" w:color="C9D0DF"/>
+          <w:bottom w:val="single" w:sz="5" w:color="C9D0DF"/>
+          <w:left w:val="single" w:sz="10" w:color="863FC4"/>
+          <w:right w:val="single" w:sz="5" w:color="C9D0DF"/>
+          <w:insideH w:val="nil" w:sz="5" w:color="C9D0DF"/>
+          <w:insideV w:val="nil" w:sz="5" w:color="C9D0DF"/>
+        </w:tblBorders>
+      </w:tblPr>
+      <w:tblGrid>
+        <w:gridCol w:w="9865"/>
+      </w:tblGrid>
+      <w:tr>
+        <w:trPr>
+          <w:trHeight w:val="1134" w:hRule="atLeast"/>
+        </w:trPr>
+        <w:tc>
+          <w:tcPr>
+            <w:tcW w:type="dxa" w:w="9865"/>
+            <w:tcMar>
+              <w:top w:w="120" w:type="dxa"/>
+              <w:bottom w:w="120" w:type="dxa"/>
+              <w:start w:w="210" w:type="dxa"/>
+              <w:end w:w="210" w:type="dxa"/>
+              <w:left w:w="210" w:type="dxa"/>
+              <w:right w:w="210" w:type="dxa"/>
+            </w:tcMar>
+            <w:shd w:val="clear" w:fill="FBFCFE"/>
+            <w:vAlign w:val="top"/>
+          </w:tcPr>
+          <w:p>
+            <w:pPr>
+              <w:spacing w:after="0"/>
+            </w:pPr>
+            <w:r>
+              <w:rPr>
+                <w:rFonts w:ascii="Arial" w:hAnsi="Arial" w:eastAsia="Arial"/>
+                <w:b w:val="0"/>
+                <w:i/>
+                <w:color w:val="7E88A8"/>
+                <w:sz w:val="18"/>
+              </w:rPr>
+              <w:t>Kirjoita tähän.</w:t>
+            </w:r>
+          </w:p>
+        </w:tc>
+      </w:tr>
+    </w:tbl>
+    <w:p>
+      <w:pPr>
+        <w:spacing w:after="20"/>
+      </w:pPr>
+    </w:p>
+    <w:p>
+      <w:pPr>
+        <w:keepNext/>
+        <w:spacing w:before="120" w:after="60"/>
+      </w:pPr>
+      <w:r>
+        <w:rPr>
+          <w:rFonts w:ascii="Arial" w:hAnsi="Arial" w:eastAsia="Arial"/>
+          <w:b/>
+          <w:i w:val="0"/>
+          <w:color w:val="1B2336"/>
+          <w:sz w:val="21"/>
+        </w:rPr>
+        <w:t>Promptin versio 1, käytetty aineisto ja saatu vastaus</w:t>
       </w:r>
     </w:p>
     <w:tbl>
@@ -6777,6 +6592,70 @@
       </w:pPr>
     </w:p>
     <w:p>
+      <w:r>
+        <w:br w:type="page"/>
+      </w:r>
+    </w:p>
+    <w:p>
+      <w:pPr>
+        <w:keepNext/>
+        <w:pageBreakBefore w:val="0"/>
+        <w:spacing w:before="0" w:after="80"/>
+      </w:pPr>
+      <w:r>
+        <w:rPr>
+          <w:rFonts w:ascii="Arial" w:hAnsi="Arial" w:eastAsia="Arial"/>
+          <w:b/>
+          <w:i w:val="0"/>
+          <w:color w:val="863FC4"/>
+          <w:sz w:val="17"/>
+        </w:rPr>
+        <w:t>RAKENNUSPALIKKA 1 · JATKUU</w:t>
+      </w:r>
+    </w:p>
+    <w:p>
+      <w:pPr>
+        <w:pStyle w:val="Heading1"/>
+        <w:keepNext/>
+        <w:tabs>
+          <w:tab w:pos="255" w:val="left"/>
+        </w:tabs>
+        <w:spacing w:before="0" w:after="160"/>
+        <w:pBdr>
+          <w:left w:val="single" w:sz="28" w:space="0" w:color="863FC4"/>
+        </w:pBdr>
+      </w:pPr>
+      <w:r>
+        <w:tab/>
+      </w:r>
+      <w:r>
+        <w:rPr>
+          <w:rFonts w:ascii="Georgia" w:hAnsi="Georgia" w:eastAsia="Georgia"/>
+          <w:b/>
+          <w:i w:val="0"/>
+          <w:color w:val="1B2336"/>
+          <w:sz w:val="44"/>
+        </w:rPr>
+        <w:t>Promptikortin vertailu</w:t>
+      </w:r>
+    </w:p>
+    <w:p>
+      <w:pPr>
+        <w:keepNext w:val="0"/>
+        <w:spacing w:before="0" w:after="140" w:line="276" w:lineRule="auto"/>
+      </w:pPr>
+      <w:r>
+        <w:rPr>
+          <w:rFonts w:ascii="Arial" w:hAnsi="Arial" w:eastAsia="Arial"/>
+          <w:b w:val="0"/>
+          <w:i w:val="0"/>
+          <w:color w:val="3A4253"/>
+          <w:sz w:val="21"/>
+        </w:rPr>
+        <w:t>Dokumentoi yksi perusteltu muutos ja rajaa johtopäätös tehtyyn kokeeseen.</w:t>
+      </w:r>
+    </w:p>
+    <w:p>
       <w:pPr>
         <w:keepNext/>
         <w:spacing w:before="120" w:after="60"/>
@@ -6789,7 +6668,7 @@
           <w:color w:val="1B2336"/>
           <w:sz w:val="21"/>
         </w:rPr>
-        <w:t>Mikä vastauksessa toimi? Mitä piti täsmentää?</w:t>
+        <w:t>Nimeä yksi havaittu puute ja sitä vastaava promptimuutos.</w:t>
       </w:r>
     </w:p>
     <w:tbl>
@@ -6812,7 +6691,7 @@
       </w:tblGrid>
       <w:tr>
         <w:trPr>
-          <w:trHeight w:val="1417" w:hRule="atLeast"/>
+          <w:trHeight w:val="1020" w:hRule="atLeast"/>
         </w:trPr>
         <w:tc>
           <w:tcPr>
@@ -6864,7 +6743,7 @@
           <w:color w:val="1B2336"/>
           <w:sz w:val="21"/>
         </w:rPr>
-        <w:t>Kirjoita viimeistelty prompti kokonaisuudessaan.</w:t>
+        <w:t>Promptin versio 2 ja samalla aineistolla saatu vastaus</w:t>
       </w:r>
     </w:p>
     <w:tbl>
@@ -6939,7 +6818,7 @@
           <w:color w:val="1B2336"/>
           <w:sz w:val="21"/>
         </w:rPr>
-        <w:t>Mihin prompti sopii ja mihin se ei sovi?</w:t>
+        <w:t>Mitä muutos osoitti tässä testissä? Kirjaa myös kortin tunnettu raja ja yhteys botin järjestelmäpromptiin.</w:t>
       </w:r>
     </w:p>
     <w:tbl>
@@ -6962,1977 +6841,7 @@
       </w:tblGrid>
       <w:tr>
         <w:trPr>
-          <w:trHeight w:val="1134" w:hRule="atLeast"/>
-        </w:trPr>
-        <w:tc>
-          <w:tcPr>
-            <w:tcW w:type="dxa" w:w="9865"/>
-            <w:tcMar>
-              <w:top w:w="120" w:type="dxa"/>
-              <w:bottom w:w="120" w:type="dxa"/>
-              <w:start w:w="210" w:type="dxa"/>
-              <w:end w:w="210" w:type="dxa"/>
-              <w:left w:w="210" w:type="dxa"/>
-              <w:right w:w="210" w:type="dxa"/>
-            </w:tcMar>
-            <w:shd w:val="clear" w:fill="FBFCFE"/>
-            <w:vAlign w:val="top"/>
-          </w:tcPr>
-          <w:p>
-            <w:pPr>
-              <w:spacing w:after="0"/>
-            </w:pPr>
-            <w:r>
-              <w:rPr>
-                <w:rFonts w:ascii="Arial" w:hAnsi="Arial" w:eastAsia="Arial"/>
-                <w:b w:val="0"/>
-                <w:i/>
-                <w:color w:val="7E88A8"/>
-                <w:sz w:val="18"/>
-              </w:rPr>
-              <w:t>Kirjoita tähän.</w:t>
-            </w:r>
-          </w:p>
-        </w:tc>
-      </w:tr>
-    </w:tbl>
-    <w:p>
-      <w:pPr>
-        <w:spacing w:after="20"/>
-      </w:pPr>
-    </w:p>
-    <w:p>
-      <w:r>
-        <w:br w:type="page"/>
-      </w:r>
-    </w:p>
-    <w:p>
-      <w:pPr>
-        <w:keepNext/>
-        <w:pageBreakBefore w:val="0"/>
-        <w:spacing w:before="0" w:after="80"/>
-      </w:pPr>
-      <w:r>
-        <w:rPr>
-          <w:rFonts w:ascii="Arial" w:hAnsi="Arial" w:eastAsia="Arial"/>
-          <w:b/>
-          <w:i w:val="0"/>
-          <w:color w:val="863FC4"/>
-          <w:sz w:val="17"/>
-        </w:rPr>
-        <w:t>PROMPTIKORTTI 2</w:t>
-      </w:r>
-    </w:p>
-    <w:p>
-      <w:pPr>
-        <w:pStyle w:val="Heading1"/>
-        <w:keepNext/>
-        <w:tabs>
-          <w:tab w:pos="255" w:val="left"/>
-        </w:tabs>
-        <w:spacing w:before="0" w:after="160"/>
-        <w:pBdr>
-          <w:left w:val="single" w:sz="28" w:space="0" w:color="863FC4"/>
-        </w:pBdr>
-      </w:pPr>
-      <w:r>
-        <w:tab/>
-      </w:r>
-      <w:r>
-        <w:rPr>
-          <w:rFonts w:ascii="Georgia" w:hAnsi="Georgia" w:eastAsia="Georgia"/>
-          <w:b/>
-          <w:i w:val="0"/>
-          <w:color w:val="1B2336"/>
-          <w:sz w:val="44"/>
-        </w:rPr>
-        <w:t>Promptikortti 2</w:t>
-      </w:r>
-    </w:p>
-    <w:p>
-      <w:pPr>
-        <w:keepNext w:val="0"/>
-        <w:spacing w:before="0" w:after="100" w:line="276" w:lineRule="auto"/>
-      </w:pPr>
-      <w:r>
-        <w:rPr>
-          <w:rFonts w:ascii="Arial" w:hAnsi="Arial" w:eastAsia="Arial"/>
-          <w:b w:val="0"/>
-          <w:i w:val="0"/>
-          <w:color w:val="3A4253"/>
-          <w:sz w:val="21"/>
-        </w:rPr>
-        <w:t>Tallenna sekä ensimmäinen että viimeistelty versio. Näin oma ajattelusi ja tekemäsi parannus jäävät näkyviin.</w:t>
-      </w:r>
-    </w:p>
-    <w:p>
-      <w:pPr>
-        <w:keepNext/>
-        <w:spacing w:before="120" w:after="60"/>
-      </w:pPr>
-      <w:r>
-        <w:rPr>
-          <w:rFonts w:ascii="Arial" w:hAnsi="Arial" w:eastAsia="Arial"/>
-          <w:b/>
-          <w:i w:val="0"/>
-          <w:color w:val="1B2336"/>
-          <w:sz w:val="21"/>
-        </w:rPr>
-        <w:t>Nimeä prompti tai käyttötilanne.</w:t>
-      </w:r>
-    </w:p>
-    <w:tbl>
-      <w:tblPr>
-        <w:tblW w:type="dxa" w:w="9865"/>
-        <w:tblLayout w:type="fixed"/>
-        <w:tblLook w:firstColumn="1" w:firstRow="1" w:lastColumn="0" w:lastRow="0" w:noHBand="0" w:noVBand="1" w:val="04A0"/>
-        <w:tblInd w:type="dxa" w:w="210"/>
-        <w:tblBorders>
-          <w:top w:val="single" w:sz="5" w:color="C9D0DF"/>
-          <w:bottom w:val="single" w:sz="5" w:color="C9D0DF"/>
-          <w:left w:val="single" w:sz="10" w:color="863FC4"/>
-          <w:right w:val="single" w:sz="5" w:color="C9D0DF"/>
-          <w:insideH w:val="nil" w:sz="5" w:color="C9D0DF"/>
-          <w:insideV w:val="nil" w:sz="5" w:color="C9D0DF"/>
-        </w:tblBorders>
-      </w:tblPr>
-      <w:tblGrid>
-        <w:gridCol w:w="9865"/>
-      </w:tblGrid>
-      <w:tr>
-        <w:trPr>
-          <w:trHeight w:val="680" w:hRule="atLeast"/>
-        </w:trPr>
-        <w:tc>
-          <w:tcPr>
-            <w:tcW w:type="dxa" w:w="9865"/>
-            <w:tcMar>
-              <w:top w:w="120" w:type="dxa"/>
-              <w:bottom w:w="120" w:type="dxa"/>
-              <w:start w:w="210" w:type="dxa"/>
-              <w:end w:w="210" w:type="dxa"/>
-              <w:left w:w="210" w:type="dxa"/>
-              <w:right w:w="210" w:type="dxa"/>
-            </w:tcMar>
-            <w:shd w:val="clear" w:fill="FBFCFE"/>
-            <w:vAlign w:val="top"/>
-          </w:tcPr>
-          <w:p>
-            <w:pPr>
-              <w:spacing w:after="0"/>
-            </w:pPr>
-            <w:r>
-              <w:rPr>
-                <w:rFonts w:ascii="Arial" w:hAnsi="Arial" w:eastAsia="Arial"/>
-                <w:b w:val="0"/>
-                <w:i/>
-                <w:color w:val="7E88A8"/>
-                <w:sz w:val="18"/>
-              </w:rPr>
-              <w:t>Kirjoita tähän.</w:t>
-            </w:r>
-          </w:p>
-        </w:tc>
-      </w:tr>
-    </w:tbl>
-    <w:p>
-      <w:pPr>
-        <w:spacing w:after="20"/>
-      </w:pPr>
-    </w:p>
-    <w:p>
-      <w:pPr>
-        <w:keepNext/>
-        <w:spacing w:before="120" w:after="60"/>
-      </w:pPr>
-      <w:r>
-        <w:rPr>
-          <w:rFonts w:ascii="Arial" w:hAnsi="Arial" w:eastAsia="Arial"/>
-          <w:b/>
-          <w:i w:val="0"/>
-          <w:color w:val="1B2336"/>
-          <w:sz w:val="21"/>
-        </w:rPr>
-        <w:t>Kirjoita ensimmäinen versio kokonaisuudessaan.</w:t>
-      </w:r>
-    </w:p>
-    <w:tbl>
-      <w:tblPr>
-        <w:tblW w:type="dxa" w:w="9865"/>
-        <w:tblLayout w:type="fixed"/>
-        <w:tblLook w:firstColumn="1" w:firstRow="1" w:lastColumn="0" w:lastRow="0" w:noHBand="0" w:noVBand="1" w:val="04A0"/>
-        <w:tblInd w:type="dxa" w:w="210"/>
-        <w:tblBorders>
-          <w:top w:val="single" w:sz="5" w:color="C9D0DF"/>
-          <w:bottom w:val="single" w:sz="5" w:color="C9D0DF"/>
-          <w:left w:val="single" w:sz="10" w:color="863FC4"/>
-          <w:right w:val="single" w:sz="5" w:color="C9D0DF"/>
-          <w:insideH w:val="nil" w:sz="5" w:color="C9D0DF"/>
-          <w:insideV w:val="nil" w:sz="5" w:color="C9D0DF"/>
-        </w:tblBorders>
-      </w:tblPr>
-      <w:tblGrid>
-        <w:gridCol w:w="9865"/>
-      </w:tblGrid>
-      <w:tr>
-        <w:trPr>
-          <w:trHeight w:val="1928" w:hRule="atLeast"/>
-        </w:trPr>
-        <w:tc>
-          <w:tcPr>
-            <w:tcW w:type="dxa" w:w="9865"/>
-            <w:tcMar>
-              <w:top w:w="120" w:type="dxa"/>
-              <w:bottom w:w="120" w:type="dxa"/>
-              <w:start w:w="210" w:type="dxa"/>
-              <w:end w:w="210" w:type="dxa"/>
-              <w:left w:w="210" w:type="dxa"/>
-              <w:right w:w="210" w:type="dxa"/>
-            </w:tcMar>
-            <w:shd w:val="clear" w:fill="FBFCFE"/>
-            <w:vAlign w:val="top"/>
-          </w:tcPr>
-          <w:p>
-            <w:pPr>
-              <w:spacing w:after="0"/>
-            </w:pPr>
-            <w:r>
-              <w:rPr>
-                <w:rFonts w:ascii="Arial" w:hAnsi="Arial" w:eastAsia="Arial"/>
-                <w:b w:val="0"/>
-                <w:i/>
-                <w:color w:val="7E88A8"/>
-                <w:sz w:val="18"/>
-              </w:rPr>
-              <w:t>Kirjoita tähän.</w:t>
-            </w:r>
-          </w:p>
-        </w:tc>
-      </w:tr>
-    </w:tbl>
-    <w:p>
-      <w:pPr>
-        <w:spacing w:after="20"/>
-      </w:pPr>
-    </w:p>
-    <w:p>
-      <w:pPr>
-        <w:keepNext/>
-        <w:spacing w:before="120" w:after="60"/>
-      </w:pPr>
-      <w:r>
-        <w:rPr>
-          <w:rFonts w:ascii="Arial" w:hAnsi="Arial" w:eastAsia="Arial"/>
-          <w:b/>
-          <w:i w:val="0"/>
-          <w:color w:val="1B2336"/>
-          <w:sz w:val="21"/>
-        </w:rPr>
-        <w:t>Mikä vastauksessa toimi? Mitä piti täsmentää?</w:t>
-      </w:r>
-    </w:p>
-    <w:tbl>
-      <w:tblPr>
-        <w:tblW w:type="dxa" w:w="9865"/>
-        <w:tblLayout w:type="fixed"/>
-        <w:tblLook w:firstColumn="1" w:firstRow="1" w:lastColumn="0" w:lastRow="0" w:noHBand="0" w:noVBand="1" w:val="04A0"/>
-        <w:tblInd w:type="dxa" w:w="210"/>
-        <w:tblBorders>
-          <w:top w:val="single" w:sz="5" w:color="C9D0DF"/>
-          <w:bottom w:val="single" w:sz="5" w:color="C9D0DF"/>
-          <w:left w:val="single" w:sz="10" w:color="863FC4"/>
-          <w:right w:val="single" w:sz="5" w:color="C9D0DF"/>
-          <w:insideH w:val="nil" w:sz="5" w:color="C9D0DF"/>
-          <w:insideV w:val="nil" w:sz="5" w:color="C9D0DF"/>
-        </w:tblBorders>
-      </w:tblPr>
-      <w:tblGrid>
-        <w:gridCol w:w="9865"/>
-      </w:tblGrid>
-      <w:tr>
-        <w:trPr>
-          <w:trHeight w:val="1417" w:hRule="atLeast"/>
-        </w:trPr>
-        <w:tc>
-          <w:tcPr>
-            <w:tcW w:type="dxa" w:w="9865"/>
-            <w:tcMar>
-              <w:top w:w="120" w:type="dxa"/>
-              <w:bottom w:w="120" w:type="dxa"/>
-              <w:start w:w="210" w:type="dxa"/>
-              <w:end w:w="210" w:type="dxa"/>
-              <w:left w:w="210" w:type="dxa"/>
-              <w:right w:w="210" w:type="dxa"/>
-            </w:tcMar>
-            <w:shd w:val="clear" w:fill="FBFCFE"/>
-            <w:vAlign w:val="top"/>
-          </w:tcPr>
-          <w:p>
-            <w:pPr>
-              <w:spacing w:after="0"/>
-            </w:pPr>
-            <w:r>
-              <w:rPr>
-                <w:rFonts w:ascii="Arial" w:hAnsi="Arial" w:eastAsia="Arial"/>
-                <w:b w:val="0"/>
-                <w:i/>
-                <w:color w:val="7E88A8"/>
-                <w:sz w:val="18"/>
-              </w:rPr>
-              <w:t>Kirjoita tähän.</w:t>
-            </w:r>
-          </w:p>
-        </w:tc>
-      </w:tr>
-    </w:tbl>
-    <w:p>
-      <w:pPr>
-        <w:spacing w:after="20"/>
-      </w:pPr>
-    </w:p>
-    <w:p>
-      <w:pPr>
-        <w:keepNext/>
-        <w:spacing w:before="120" w:after="60"/>
-      </w:pPr>
-      <w:r>
-        <w:rPr>
-          <w:rFonts w:ascii="Arial" w:hAnsi="Arial" w:eastAsia="Arial"/>
-          <w:b/>
-          <w:i w:val="0"/>
-          <w:color w:val="1B2336"/>
-          <w:sz w:val="21"/>
-        </w:rPr>
-        <w:t>Kirjoita viimeistelty prompti kokonaisuudessaan.</w:t>
-      </w:r>
-    </w:p>
-    <w:tbl>
-      <w:tblPr>
-        <w:tblW w:type="dxa" w:w="9865"/>
-        <w:tblLayout w:type="fixed"/>
-        <w:tblLook w:firstColumn="1" w:firstRow="1" w:lastColumn="0" w:lastRow="0" w:noHBand="0" w:noVBand="1" w:val="04A0"/>
-        <w:tblInd w:type="dxa" w:w="210"/>
-        <w:tblBorders>
-          <w:top w:val="single" w:sz="5" w:color="C9D0DF"/>
-          <w:bottom w:val="single" w:sz="5" w:color="C9D0DF"/>
-          <w:left w:val="single" w:sz="10" w:color="863FC4"/>
-          <w:right w:val="single" w:sz="5" w:color="C9D0DF"/>
-          <w:insideH w:val="nil" w:sz="5" w:color="C9D0DF"/>
-          <w:insideV w:val="nil" w:sz="5" w:color="C9D0DF"/>
-        </w:tblBorders>
-      </w:tblPr>
-      <w:tblGrid>
-        <w:gridCol w:w="9865"/>
-      </w:tblGrid>
-      <w:tr>
-        <w:trPr>
-          <w:trHeight w:val="1928" w:hRule="atLeast"/>
-        </w:trPr>
-        <w:tc>
-          <w:tcPr>
-            <w:tcW w:type="dxa" w:w="9865"/>
-            <w:tcMar>
-              <w:top w:w="120" w:type="dxa"/>
-              <w:bottom w:w="120" w:type="dxa"/>
-              <w:start w:w="210" w:type="dxa"/>
-              <w:end w:w="210" w:type="dxa"/>
-              <w:left w:w="210" w:type="dxa"/>
-              <w:right w:w="210" w:type="dxa"/>
-            </w:tcMar>
-            <w:shd w:val="clear" w:fill="FBFCFE"/>
-            <w:vAlign w:val="top"/>
-          </w:tcPr>
-          <w:p>
-            <w:pPr>
-              <w:spacing w:after="0"/>
-            </w:pPr>
-            <w:r>
-              <w:rPr>
-                <w:rFonts w:ascii="Arial" w:hAnsi="Arial" w:eastAsia="Arial"/>
-                <w:b w:val="0"/>
-                <w:i/>
-                <w:color w:val="7E88A8"/>
-                <w:sz w:val="18"/>
-              </w:rPr>
-              <w:t>Kirjoita tähän.</w:t>
-            </w:r>
-          </w:p>
-        </w:tc>
-      </w:tr>
-    </w:tbl>
-    <w:p>
-      <w:pPr>
-        <w:spacing w:after="20"/>
-      </w:pPr>
-    </w:p>
-    <w:p>
-      <w:pPr>
-        <w:keepNext/>
-        <w:spacing w:before="120" w:after="60"/>
-      </w:pPr>
-      <w:r>
-        <w:rPr>
-          <w:rFonts w:ascii="Arial" w:hAnsi="Arial" w:eastAsia="Arial"/>
-          <w:b/>
-          <w:i w:val="0"/>
-          <w:color w:val="1B2336"/>
-          <w:sz w:val="21"/>
-        </w:rPr>
-        <w:t>Mihin prompti sopii ja mihin se ei sovi?</w:t>
-      </w:r>
-    </w:p>
-    <w:tbl>
-      <w:tblPr>
-        <w:tblW w:type="dxa" w:w="9865"/>
-        <w:tblLayout w:type="fixed"/>
-        <w:tblLook w:firstColumn="1" w:firstRow="1" w:lastColumn="0" w:lastRow="0" w:noHBand="0" w:noVBand="1" w:val="04A0"/>
-        <w:tblInd w:type="dxa" w:w="210"/>
-        <w:tblBorders>
-          <w:top w:val="single" w:sz="5" w:color="C9D0DF"/>
-          <w:bottom w:val="single" w:sz="5" w:color="C9D0DF"/>
-          <w:left w:val="single" w:sz="10" w:color="863FC4"/>
-          <w:right w:val="single" w:sz="5" w:color="C9D0DF"/>
-          <w:insideH w:val="nil" w:sz="5" w:color="C9D0DF"/>
-          <w:insideV w:val="nil" w:sz="5" w:color="C9D0DF"/>
-        </w:tblBorders>
-      </w:tblPr>
-      <w:tblGrid>
-        <w:gridCol w:w="9865"/>
-      </w:tblGrid>
-      <w:tr>
-        <w:trPr>
-          <w:trHeight w:val="1134" w:hRule="atLeast"/>
-        </w:trPr>
-        <w:tc>
-          <w:tcPr>
-            <w:tcW w:type="dxa" w:w="9865"/>
-            <w:tcMar>
-              <w:top w:w="120" w:type="dxa"/>
-              <w:bottom w:w="120" w:type="dxa"/>
-              <w:start w:w="210" w:type="dxa"/>
-              <w:end w:w="210" w:type="dxa"/>
-              <w:left w:w="210" w:type="dxa"/>
-              <w:right w:w="210" w:type="dxa"/>
-            </w:tcMar>
-            <w:shd w:val="clear" w:fill="FBFCFE"/>
-            <w:vAlign w:val="top"/>
-          </w:tcPr>
-          <w:p>
-            <w:pPr>
-              <w:spacing w:after="0"/>
-            </w:pPr>
-            <w:r>
-              <w:rPr>
-                <w:rFonts w:ascii="Arial" w:hAnsi="Arial" w:eastAsia="Arial"/>
-                <w:b w:val="0"/>
-                <w:i/>
-                <w:color w:val="7E88A8"/>
-                <w:sz w:val="18"/>
-              </w:rPr>
-              <w:t>Kirjoita tähän.</w:t>
-            </w:r>
-          </w:p>
-        </w:tc>
-      </w:tr>
-    </w:tbl>
-    <w:p>
-      <w:pPr>
-        <w:spacing w:after="20"/>
-      </w:pPr>
-    </w:p>
-    <w:p>
-      <w:r>
-        <w:br w:type="page"/>
-      </w:r>
-    </w:p>
-    <w:p>
-      <w:pPr>
-        <w:keepNext/>
-        <w:pageBreakBefore w:val="0"/>
-        <w:spacing w:before="0" w:after="80"/>
-      </w:pPr>
-      <w:r>
-        <w:rPr>
-          <w:rFonts w:ascii="Arial" w:hAnsi="Arial" w:eastAsia="Arial"/>
-          <w:b/>
-          <w:i w:val="0"/>
-          <w:color w:val="863FC4"/>
-          <w:sz w:val="17"/>
-        </w:rPr>
-        <w:t>PROMPTIKORTTI 3</w:t>
-      </w:r>
-    </w:p>
-    <w:p>
-      <w:pPr>
-        <w:pStyle w:val="Heading1"/>
-        <w:keepNext/>
-        <w:tabs>
-          <w:tab w:pos="255" w:val="left"/>
-        </w:tabs>
-        <w:spacing w:before="0" w:after="160"/>
-        <w:pBdr>
-          <w:left w:val="single" w:sz="28" w:space="0" w:color="863FC4"/>
-        </w:pBdr>
-      </w:pPr>
-      <w:r>
-        <w:tab/>
-      </w:r>
-      <w:r>
-        <w:rPr>
-          <w:rFonts w:ascii="Georgia" w:hAnsi="Georgia" w:eastAsia="Georgia"/>
-          <w:b/>
-          <w:i w:val="0"/>
-          <w:color w:val="1B2336"/>
-          <w:sz w:val="44"/>
-        </w:rPr>
-        <w:t>Promptikortti 3</w:t>
-      </w:r>
-    </w:p>
-    <w:p>
-      <w:pPr>
-        <w:keepNext w:val="0"/>
-        <w:spacing w:before="0" w:after="100" w:line="276" w:lineRule="auto"/>
-      </w:pPr>
-      <w:r>
-        <w:rPr>
-          <w:rFonts w:ascii="Arial" w:hAnsi="Arial" w:eastAsia="Arial"/>
-          <w:b w:val="0"/>
-          <w:i w:val="0"/>
-          <w:color w:val="3A4253"/>
-          <w:sz w:val="21"/>
-        </w:rPr>
-        <w:t>Tallenna sekä ensimmäinen että viimeistelty versio. Näin oma ajattelusi ja tekemäsi parannus jäävät näkyviin.</w:t>
-      </w:r>
-    </w:p>
-    <w:p>
-      <w:pPr>
-        <w:keepNext/>
-        <w:spacing w:before="120" w:after="60"/>
-      </w:pPr>
-      <w:r>
-        <w:rPr>
-          <w:rFonts w:ascii="Arial" w:hAnsi="Arial" w:eastAsia="Arial"/>
-          <w:b/>
-          <w:i w:val="0"/>
-          <w:color w:val="1B2336"/>
-          <w:sz w:val="21"/>
-        </w:rPr>
-        <w:t>Nimeä prompti tai käyttötilanne.</w:t>
-      </w:r>
-    </w:p>
-    <w:tbl>
-      <w:tblPr>
-        <w:tblW w:type="dxa" w:w="9865"/>
-        <w:tblLayout w:type="fixed"/>
-        <w:tblLook w:firstColumn="1" w:firstRow="1" w:lastColumn="0" w:lastRow="0" w:noHBand="0" w:noVBand="1" w:val="04A0"/>
-        <w:tblInd w:type="dxa" w:w="210"/>
-        <w:tblBorders>
-          <w:top w:val="single" w:sz="5" w:color="C9D0DF"/>
-          <w:bottom w:val="single" w:sz="5" w:color="C9D0DF"/>
-          <w:left w:val="single" w:sz="10" w:color="863FC4"/>
-          <w:right w:val="single" w:sz="5" w:color="C9D0DF"/>
-          <w:insideH w:val="nil" w:sz="5" w:color="C9D0DF"/>
-          <w:insideV w:val="nil" w:sz="5" w:color="C9D0DF"/>
-        </w:tblBorders>
-      </w:tblPr>
-      <w:tblGrid>
-        <w:gridCol w:w="9865"/>
-      </w:tblGrid>
-      <w:tr>
-        <w:trPr>
-          <w:trHeight w:val="680" w:hRule="atLeast"/>
-        </w:trPr>
-        <w:tc>
-          <w:tcPr>
-            <w:tcW w:type="dxa" w:w="9865"/>
-            <w:tcMar>
-              <w:top w:w="120" w:type="dxa"/>
-              <w:bottom w:w="120" w:type="dxa"/>
-              <w:start w:w="210" w:type="dxa"/>
-              <w:end w:w="210" w:type="dxa"/>
-              <w:left w:w="210" w:type="dxa"/>
-              <w:right w:w="210" w:type="dxa"/>
-            </w:tcMar>
-            <w:shd w:val="clear" w:fill="FBFCFE"/>
-            <w:vAlign w:val="top"/>
-          </w:tcPr>
-          <w:p>
-            <w:pPr>
-              <w:spacing w:after="0"/>
-            </w:pPr>
-            <w:r>
-              <w:rPr>
-                <w:rFonts w:ascii="Arial" w:hAnsi="Arial" w:eastAsia="Arial"/>
-                <w:b w:val="0"/>
-                <w:i/>
-                <w:color w:val="7E88A8"/>
-                <w:sz w:val="18"/>
-              </w:rPr>
-              <w:t>Kirjoita tähän.</w:t>
-            </w:r>
-          </w:p>
-        </w:tc>
-      </w:tr>
-    </w:tbl>
-    <w:p>
-      <w:pPr>
-        <w:spacing w:after="20"/>
-      </w:pPr>
-    </w:p>
-    <w:p>
-      <w:pPr>
-        <w:keepNext/>
-        <w:spacing w:before="120" w:after="60"/>
-      </w:pPr>
-      <w:r>
-        <w:rPr>
-          <w:rFonts w:ascii="Arial" w:hAnsi="Arial" w:eastAsia="Arial"/>
-          <w:b/>
-          <w:i w:val="0"/>
-          <w:color w:val="1B2336"/>
-          <w:sz w:val="21"/>
-        </w:rPr>
-        <w:t>Kirjoita ensimmäinen versio kokonaisuudessaan.</w:t>
-      </w:r>
-    </w:p>
-    <w:tbl>
-      <w:tblPr>
-        <w:tblW w:type="dxa" w:w="9865"/>
-        <w:tblLayout w:type="fixed"/>
-        <w:tblLook w:firstColumn="1" w:firstRow="1" w:lastColumn="0" w:lastRow="0" w:noHBand="0" w:noVBand="1" w:val="04A0"/>
-        <w:tblInd w:type="dxa" w:w="210"/>
-        <w:tblBorders>
-          <w:top w:val="single" w:sz="5" w:color="C9D0DF"/>
-          <w:bottom w:val="single" w:sz="5" w:color="C9D0DF"/>
-          <w:left w:val="single" w:sz="10" w:color="863FC4"/>
-          <w:right w:val="single" w:sz="5" w:color="C9D0DF"/>
-          <w:insideH w:val="nil" w:sz="5" w:color="C9D0DF"/>
-          <w:insideV w:val="nil" w:sz="5" w:color="C9D0DF"/>
-        </w:tblBorders>
-      </w:tblPr>
-      <w:tblGrid>
-        <w:gridCol w:w="9865"/>
-      </w:tblGrid>
-      <w:tr>
-        <w:trPr>
-          <w:trHeight w:val="1928" w:hRule="atLeast"/>
-        </w:trPr>
-        <w:tc>
-          <w:tcPr>
-            <w:tcW w:type="dxa" w:w="9865"/>
-            <w:tcMar>
-              <w:top w:w="120" w:type="dxa"/>
-              <w:bottom w:w="120" w:type="dxa"/>
-              <w:start w:w="210" w:type="dxa"/>
-              <w:end w:w="210" w:type="dxa"/>
-              <w:left w:w="210" w:type="dxa"/>
-              <w:right w:w="210" w:type="dxa"/>
-            </w:tcMar>
-            <w:shd w:val="clear" w:fill="FBFCFE"/>
-            <w:vAlign w:val="top"/>
-          </w:tcPr>
-          <w:p>
-            <w:pPr>
-              <w:spacing w:after="0"/>
-            </w:pPr>
-            <w:r>
-              <w:rPr>
-                <w:rFonts w:ascii="Arial" w:hAnsi="Arial" w:eastAsia="Arial"/>
-                <w:b w:val="0"/>
-                <w:i/>
-                <w:color w:val="7E88A8"/>
-                <w:sz w:val="18"/>
-              </w:rPr>
-              <w:t>Kirjoita tähän.</w:t>
-            </w:r>
-          </w:p>
-        </w:tc>
-      </w:tr>
-    </w:tbl>
-    <w:p>
-      <w:pPr>
-        <w:spacing w:after="20"/>
-      </w:pPr>
-    </w:p>
-    <w:p>
-      <w:pPr>
-        <w:keepNext/>
-        <w:spacing w:before="120" w:after="60"/>
-      </w:pPr>
-      <w:r>
-        <w:rPr>
-          <w:rFonts w:ascii="Arial" w:hAnsi="Arial" w:eastAsia="Arial"/>
-          <w:b/>
-          <w:i w:val="0"/>
-          <w:color w:val="1B2336"/>
-          <w:sz w:val="21"/>
-        </w:rPr>
-        <w:t>Mikä vastauksessa toimi? Mitä piti täsmentää?</w:t>
-      </w:r>
-    </w:p>
-    <w:tbl>
-      <w:tblPr>
-        <w:tblW w:type="dxa" w:w="9865"/>
-        <w:tblLayout w:type="fixed"/>
-        <w:tblLook w:firstColumn="1" w:firstRow="1" w:lastColumn="0" w:lastRow="0" w:noHBand="0" w:noVBand="1" w:val="04A0"/>
-        <w:tblInd w:type="dxa" w:w="210"/>
-        <w:tblBorders>
-          <w:top w:val="single" w:sz="5" w:color="C9D0DF"/>
-          <w:bottom w:val="single" w:sz="5" w:color="C9D0DF"/>
-          <w:left w:val="single" w:sz="10" w:color="863FC4"/>
-          <w:right w:val="single" w:sz="5" w:color="C9D0DF"/>
-          <w:insideH w:val="nil" w:sz="5" w:color="C9D0DF"/>
-          <w:insideV w:val="nil" w:sz="5" w:color="C9D0DF"/>
-        </w:tblBorders>
-      </w:tblPr>
-      <w:tblGrid>
-        <w:gridCol w:w="9865"/>
-      </w:tblGrid>
-      <w:tr>
-        <w:trPr>
-          <w:trHeight w:val="1417" w:hRule="atLeast"/>
-        </w:trPr>
-        <w:tc>
-          <w:tcPr>
-            <w:tcW w:type="dxa" w:w="9865"/>
-            <w:tcMar>
-              <w:top w:w="120" w:type="dxa"/>
-              <w:bottom w:w="120" w:type="dxa"/>
-              <w:start w:w="210" w:type="dxa"/>
-              <w:end w:w="210" w:type="dxa"/>
-              <w:left w:w="210" w:type="dxa"/>
-              <w:right w:w="210" w:type="dxa"/>
-            </w:tcMar>
-            <w:shd w:val="clear" w:fill="FBFCFE"/>
-            <w:vAlign w:val="top"/>
-          </w:tcPr>
-          <w:p>
-            <w:pPr>
-              <w:spacing w:after="0"/>
-            </w:pPr>
-            <w:r>
-              <w:rPr>
-                <w:rFonts w:ascii="Arial" w:hAnsi="Arial" w:eastAsia="Arial"/>
-                <w:b w:val="0"/>
-                <w:i/>
-                <w:color w:val="7E88A8"/>
-                <w:sz w:val="18"/>
-              </w:rPr>
-              <w:t>Kirjoita tähän.</w:t>
-            </w:r>
-          </w:p>
-        </w:tc>
-      </w:tr>
-    </w:tbl>
-    <w:p>
-      <w:pPr>
-        <w:spacing w:after="20"/>
-      </w:pPr>
-    </w:p>
-    <w:p>
-      <w:pPr>
-        <w:keepNext/>
-        <w:spacing w:before="120" w:after="60"/>
-      </w:pPr>
-      <w:r>
-        <w:rPr>
-          <w:rFonts w:ascii="Arial" w:hAnsi="Arial" w:eastAsia="Arial"/>
-          <w:b/>
-          <w:i w:val="0"/>
-          <w:color w:val="1B2336"/>
-          <w:sz w:val="21"/>
-        </w:rPr>
-        <w:t>Kirjoita viimeistelty prompti kokonaisuudessaan.</w:t>
-      </w:r>
-    </w:p>
-    <w:tbl>
-      <w:tblPr>
-        <w:tblW w:type="dxa" w:w="9865"/>
-        <w:tblLayout w:type="fixed"/>
-        <w:tblLook w:firstColumn="1" w:firstRow="1" w:lastColumn="0" w:lastRow="0" w:noHBand="0" w:noVBand="1" w:val="04A0"/>
-        <w:tblInd w:type="dxa" w:w="210"/>
-        <w:tblBorders>
-          <w:top w:val="single" w:sz="5" w:color="C9D0DF"/>
-          <w:bottom w:val="single" w:sz="5" w:color="C9D0DF"/>
-          <w:left w:val="single" w:sz="10" w:color="863FC4"/>
-          <w:right w:val="single" w:sz="5" w:color="C9D0DF"/>
-          <w:insideH w:val="nil" w:sz="5" w:color="C9D0DF"/>
-          <w:insideV w:val="nil" w:sz="5" w:color="C9D0DF"/>
-        </w:tblBorders>
-      </w:tblPr>
-      <w:tblGrid>
-        <w:gridCol w:w="9865"/>
-      </w:tblGrid>
-      <w:tr>
-        <w:trPr>
-          <w:trHeight w:val="1928" w:hRule="atLeast"/>
-        </w:trPr>
-        <w:tc>
-          <w:tcPr>
-            <w:tcW w:type="dxa" w:w="9865"/>
-            <w:tcMar>
-              <w:top w:w="120" w:type="dxa"/>
-              <w:bottom w:w="120" w:type="dxa"/>
-              <w:start w:w="210" w:type="dxa"/>
-              <w:end w:w="210" w:type="dxa"/>
-              <w:left w:w="210" w:type="dxa"/>
-              <w:right w:w="210" w:type="dxa"/>
-            </w:tcMar>
-            <w:shd w:val="clear" w:fill="FBFCFE"/>
-            <w:vAlign w:val="top"/>
-          </w:tcPr>
-          <w:p>
-            <w:pPr>
-              <w:spacing w:after="0"/>
-            </w:pPr>
-            <w:r>
-              <w:rPr>
-                <w:rFonts w:ascii="Arial" w:hAnsi="Arial" w:eastAsia="Arial"/>
-                <w:b w:val="0"/>
-                <w:i/>
-                <w:color w:val="7E88A8"/>
-                <w:sz w:val="18"/>
-              </w:rPr>
-              <w:t>Kirjoita tähän.</w:t>
-            </w:r>
-          </w:p>
-        </w:tc>
-      </w:tr>
-    </w:tbl>
-    <w:p>
-      <w:pPr>
-        <w:spacing w:after="20"/>
-      </w:pPr>
-    </w:p>
-    <w:p>
-      <w:pPr>
-        <w:keepNext/>
-        <w:spacing w:before="120" w:after="60"/>
-      </w:pPr>
-      <w:r>
-        <w:rPr>
-          <w:rFonts w:ascii="Arial" w:hAnsi="Arial" w:eastAsia="Arial"/>
-          <w:b/>
-          <w:i w:val="0"/>
-          <w:color w:val="1B2336"/>
-          <w:sz w:val="21"/>
-        </w:rPr>
-        <w:t>Mihin prompti sopii ja mihin se ei sovi?</w:t>
-      </w:r>
-    </w:p>
-    <w:tbl>
-      <w:tblPr>
-        <w:tblW w:type="dxa" w:w="9865"/>
-        <w:tblLayout w:type="fixed"/>
-        <w:tblLook w:firstColumn="1" w:firstRow="1" w:lastColumn="0" w:lastRow="0" w:noHBand="0" w:noVBand="1" w:val="04A0"/>
-        <w:tblInd w:type="dxa" w:w="210"/>
-        <w:tblBorders>
-          <w:top w:val="single" w:sz="5" w:color="C9D0DF"/>
-          <w:bottom w:val="single" w:sz="5" w:color="C9D0DF"/>
-          <w:left w:val="single" w:sz="10" w:color="863FC4"/>
-          <w:right w:val="single" w:sz="5" w:color="C9D0DF"/>
-          <w:insideH w:val="nil" w:sz="5" w:color="C9D0DF"/>
-          <w:insideV w:val="nil" w:sz="5" w:color="C9D0DF"/>
-        </w:tblBorders>
-      </w:tblPr>
-      <w:tblGrid>
-        <w:gridCol w:w="9865"/>
-      </w:tblGrid>
-      <w:tr>
-        <w:trPr>
-          <w:trHeight w:val="1134" w:hRule="atLeast"/>
-        </w:trPr>
-        <w:tc>
-          <w:tcPr>
-            <w:tcW w:type="dxa" w:w="9865"/>
-            <w:tcMar>
-              <w:top w:w="120" w:type="dxa"/>
-              <w:bottom w:w="120" w:type="dxa"/>
-              <w:start w:w="210" w:type="dxa"/>
-              <w:end w:w="210" w:type="dxa"/>
-              <w:left w:w="210" w:type="dxa"/>
-              <w:right w:w="210" w:type="dxa"/>
-            </w:tcMar>
-            <w:shd w:val="clear" w:fill="FBFCFE"/>
-            <w:vAlign w:val="top"/>
-          </w:tcPr>
-          <w:p>
-            <w:pPr>
-              <w:spacing w:after="0"/>
-            </w:pPr>
-            <w:r>
-              <w:rPr>
-                <w:rFonts w:ascii="Arial" w:hAnsi="Arial" w:eastAsia="Arial"/>
-                <w:b w:val="0"/>
-                <w:i/>
-                <w:color w:val="7E88A8"/>
-                <w:sz w:val="18"/>
-              </w:rPr>
-              <w:t>Kirjoita tähän.</w:t>
-            </w:r>
-          </w:p>
-        </w:tc>
-      </w:tr>
-    </w:tbl>
-    <w:p>
-      <w:pPr>
-        <w:spacing w:after="20"/>
-      </w:pPr>
-    </w:p>
-    <w:p>
-      <w:r>
-        <w:br w:type="page"/>
-      </w:r>
-    </w:p>
-    <w:p>
-      <w:pPr>
-        <w:keepNext/>
-        <w:pageBreakBefore w:val="0"/>
-        <w:spacing w:before="0" w:after="80"/>
-      </w:pPr>
-      <w:r>
-        <w:rPr>
-          <w:rFonts w:ascii="Arial" w:hAnsi="Arial" w:eastAsia="Arial"/>
-          <w:b/>
-          <w:i w:val="0"/>
-          <w:color w:val="863FC4"/>
-          <w:sz w:val="17"/>
-        </w:rPr>
-        <w:t>PROMPTIKORTTI 4</w:t>
-      </w:r>
-    </w:p>
-    <w:p>
-      <w:pPr>
-        <w:pStyle w:val="Heading1"/>
-        <w:keepNext/>
-        <w:tabs>
-          <w:tab w:pos="255" w:val="left"/>
-        </w:tabs>
-        <w:spacing w:before="0" w:after="160"/>
-        <w:pBdr>
-          <w:left w:val="single" w:sz="28" w:space="0" w:color="863FC4"/>
-        </w:pBdr>
-      </w:pPr>
-      <w:r>
-        <w:tab/>
-      </w:r>
-      <w:r>
-        <w:rPr>
-          <w:rFonts w:ascii="Georgia" w:hAnsi="Georgia" w:eastAsia="Georgia"/>
-          <w:b/>
-          <w:i w:val="0"/>
-          <w:color w:val="1B2336"/>
-          <w:sz w:val="44"/>
-        </w:rPr>
-        <w:t>Promptikortti 4</w:t>
-      </w:r>
-    </w:p>
-    <w:p>
-      <w:pPr>
-        <w:keepNext w:val="0"/>
-        <w:spacing w:before="0" w:after="100" w:line="276" w:lineRule="auto"/>
-      </w:pPr>
-      <w:r>
-        <w:rPr>
-          <w:rFonts w:ascii="Arial" w:hAnsi="Arial" w:eastAsia="Arial"/>
-          <w:b w:val="0"/>
-          <w:i w:val="0"/>
-          <w:color w:val="3A4253"/>
-          <w:sz w:val="21"/>
-        </w:rPr>
-        <w:t>Tallenna sekä ensimmäinen että viimeistelty versio. Näin oma ajattelusi ja tekemäsi parannus jäävät näkyviin.</w:t>
-      </w:r>
-    </w:p>
-    <w:p>
-      <w:pPr>
-        <w:keepNext/>
-        <w:spacing w:before="120" w:after="60"/>
-      </w:pPr>
-      <w:r>
-        <w:rPr>
-          <w:rFonts w:ascii="Arial" w:hAnsi="Arial" w:eastAsia="Arial"/>
-          <w:b/>
-          <w:i w:val="0"/>
-          <w:color w:val="1B2336"/>
-          <w:sz w:val="21"/>
-        </w:rPr>
-        <w:t>Nimeä prompti tai käyttötilanne.</w:t>
-      </w:r>
-    </w:p>
-    <w:tbl>
-      <w:tblPr>
-        <w:tblW w:type="dxa" w:w="9865"/>
-        <w:tblLayout w:type="fixed"/>
-        <w:tblLook w:firstColumn="1" w:firstRow="1" w:lastColumn="0" w:lastRow="0" w:noHBand="0" w:noVBand="1" w:val="04A0"/>
-        <w:tblInd w:type="dxa" w:w="210"/>
-        <w:tblBorders>
-          <w:top w:val="single" w:sz="5" w:color="C9D0DF"/>
-          <w:bottom w:val="single" w:sz="5" w:color="C9D0DF"/>
-          <w:left w:val="single" w:sz="10" w:color="863FC4"/>
-          <w:right w:val="single" w:sz="5" w:color="C9D0DF"/>
-          <w:insideH w:val="nil" w:sz="5" w:color="C9D0DF"/>
-          <w:insideV w:val="nil" w:sz="5" w:color="C9D0DF"/>
-        </w:tblBorders>
-      </w:tblPr>
-      <w:tblGrid>
-        <w:gridCol w:w="9865"/>
-      </w:tblGrid>
-      <w:tr>
-        <w:trPr>
-          <w:trHeight w:val="680" w:hRule="atLeast"/>
-        </w:trPr>
-        <w:tc>
-          <w:tcPr>
-            <w:tcW w:type="dxa" w:w="9865"/>
-            <w:tcMar>
-              <w:top w:w="120" w:type="dxa"/>
-              <w:bottom w:w="120" w:type="dxa"/>
-              <w:start w:w="210" w:type="dxa"/>
-              <w:end w:w="210" w:type="dxa"/>
-              <w:left w:w="210" w:type="dxa"/>
-              <w:right w:w="210" w:type="dxa"/>
-            </w:tcMar>
-            <w:shd w:val="clear" w:fill="FBFCFE"/>
-            <w:vAlign w:val="top"/>
-          </w:tcPr>
-          <w:p>
-            <w:pPr>
-              <w:spacing w:after="0"/>
-            </w:pPr>
-            <w:r>
-              <w:rPr>
-                <w:rFonts w:ascii="Arial" w:hAnsi="Arial" w:eastAsia="Arial"/>
-                <w:b w:val="0"/>
-                <w:i/>
-                <w:color w:val="7E88A8"/>
-                <w:sz w:val="18"/>
-              </w:rPr>
-              <w:t>Kirjoita tähän.</w:t>
-            </w:r>
-          </w:p>
-        </w:tc>
-      </w:tr>
-    </w:tbl>
-    <w:p>
-      <w:pPr>
-        <w:spacing w:after="20"/>
-      </w:pPr>
-    </w:p>
-    <w:p>
-      <w:pPr>
-        <w:keepNext/>
-        <w:spacing w:before="120" w:after="60"/>
-      </w:pPr>
-      <w:r>
-        <w:rPr>
-          <w:rFonts w:ascii="Arial" w:hAnsi="Arial" w:eastAsia="Arial"/>
-          <w:b/>
-          <w:i w:val="0"/>
-          <w:color w:val="1B2336"/>
-          <w:sz w:val="21"/>
-        </w:rPr>
-        <w:t>Kirjoita ensimmäinen versio kokonaisuudessaan.</w:t>
-      </w:r>
-    </w:p>
-    <w:tbl>
-      <w:tblPr>
-        <w:tblW w:type="dxa" w:w="9865"/>
-        <w:tblLayout w:type="fixed"/>
-        <w:tblLook w:firstColumn="1" w:firstRow="1" w:lastColumn="0" w:lastRow="0" w:noHBand="0" w:noVBand="1" w:val="04A0"/>
-        <w:tblInd w:type="dxa" w:w="210"/>
-        <w:tblBorders>
-          <w:top w:val="single" w:sz="5" w:color="C9D0DF"/>
-          <w:bottom w:val="single" w:sz="5" w:color="C9D0DF"/>
-          <w:left w:val="single" w:sz="10" w:color="863FC4"/>
-          <w:right w:val="single" w:sz="5" w:color="C9D0DF"/>
-          <w:insideH w:val="nil" w:sz="5" w:color="C9D0DF"/>
-          <w:insideV w:val="nil" w:sz="5" w:color="C9D0DF"/>
-        </w:tblBorders>
-      </w:tblPr>
-      <w:tblGrid>
-        <w:gridCol w:w="9865"/>
-      </w:tblGrid>
-      <w:tr>
-        <w:trPr>
-          <w:trHeight w:val="1928" w:hRule="atLeast"/>
-        </w:trPr>
-        <w:tc>
-          <w:tcPr>
-            <w:tcW w:type="dxa" w:w="9865"/>
-            <w:tcMar>
-              <w:top w:w="120" w:type="dxa"/>
-              <w:bottom w:w="120" w:type="dxa"/>
-              <w:start w:w="210" w:type="dxa"/>
-              <w:end w:w="210" w:type="dxa"/>
-              <w:left w:w="210" w:type="dxa"/>
-              <w:right w:w="210" w:type="dxa"/>
-            </w:tcMar>
-            <w:shd w:val="clear" w:fill="FBFCFE"/>
-            <w:vAlign w:val="top"/>
-          </w:tcPr>
-          <w:p>
-            <w:pPr>
-              <w:spacing w:after="0"/>
-            </w:pPr>
-            <w:r>
-              <w:rPr>
-                <w:rFonts w:ascii="Arial" w:hAnsi="Arial" w:eastAsia="Arial"/>
-                <w:b w:val="0"/>
-                <w:i/>
-                <w:color w:val="7E88A8"/>
-                <w:sz w:val="18"/>
-              </w:rPr>
-              <w:t>Kirjoita tähän.</w:t>
-            </w:r>
-          </w:p>
-        </w:tc>
-      </w:tr>
-    </w:tbl>
-    <w:p>
-      <w:pPr>
-        <w:spacing w:after="20"/>
-      </w:pPr>
-    </w:p>
-    <w:p>
-      <w:pPr>
-        <w:keepNext/>
-        <w:spacing w:before="120" w:after="60"/>
-      </w:pPr>
-      <w:r>
-        <w:rPr>
-          <w:rFonts w:ascii="Arial" w:hAnsi="Arial" w:eastAsia="Arial"/>
-          <w:b/>
-          <w:i w:val="0"/>
-          <w:color w:val="1B2336"/>
-          <w:sz w:val="21"/>
-        </w:rPr>
-        <w:t>Mikä vastauksessa toimi? Mitä piti täsmentää?</w:t>
-      </w:r>
-    </w:p>
-    <w:tbl>
-      <w:tblPr>
-        <w:tblW w:type="dxa" w:w="9865"/>
-        <w:tblLayout w:type="fixed"/>
-        <w:tblLook w:firstColumn="1" w:firstRow="1" w:lastColumn="0" w:lastRow="0" w:noHBand="0" w:noVBand="1" w:val="04A0"/>
-        <w:tblInd w:type="dxa" w:w="210"/>
-        <w:tblBorders>
-          <w:top w:val="single" w:sz="5" w:color="C9D0DF"/>
-          <w:bottom w:val="single" w:sz="5" w:color="C9D0DF"/>
-          <w:left w:val="single" w:sz="10" w:color="863FC4"/>
-          <w:right w:val="single" w:sz="5" w:color="C9D0DF"/>
-          <w:insideH w:val="nil" w:sz="5" w:color="C9D0DF"/>
-          <w:insideV w:val="nil" w:sz="5" w:color="C9D0DF"/>
-        </w:tblBorders>
-      </w:tblPr>
-      <w:tblGrid>
-        <w:gridCol w:w="9865"/>
-      </w:tblGrid>
-      <w:tr>
-        <w:trPr>
-          <w:trHeight w:val="1417" w:hRule="atLeast"/>
-        </w:trPr>
-        <w:tc>
-          <w:tcPr>
-            <w:tcW w:type="dxa" w:w="9865"/>
-            <w:tcMar>
-              <w:top w:w="120" w:type="dxa"/>
-              <w:bottom w:w="120" w:type="dxa"/>
-              <w:start w:w="210" w:type="dxa"/>
-              <w:end w:w="210" w:type="dxa"/>
-              <w:left w:w="210" w:type="dxa"/>
-              <w:right w:w="210" w:type="dxa"/>
-            </w:tcMar>
-            <w:shd w:val="clear" w:fill="FBFCFE"/>
-            <w:vAlign w:val="top"/>
-          </w:tcPr>
-          <w:p>
-            <w:pPr>
-              <w:spacing w:after="0"/>
-            </w:pPr>
-            <w:r>
-              <w:rPr>
-                <w:rFonts w:ascii="Arial" w:hAnsi="Arial" w:eastAsia="Arial"/>
-                <w:b w:val="0"/>
-                <w:i/>
-                <w:color w:val="7E88A8"/>
-                <w:sz w:val="18"/>
-              </w:rPr>
-              <w:t>Kirjoita tähän.</w:t>
-            </w:r>
-          </w:p>
-        </w:tc>
-      </w:tr>
-    </w:tbl>
-    <w:p>
-      <w:pPr>
-        <w:spacing w:after="20"/>
-      </w:pPr>
-    </w:p>
-    <w:p>
-      <w:pPr>
-        <w:keepNext/>
-        <w:spacing w:before="120" w:after="60"/>
-      </w:pPr>
-      <w:r>
-        <w:rPr>
-          <w:rFonts w:ascii="Arial" w:hAnsi="Arial" w:eastAsia="Arial"/>
-          <w:b/>
-          <w:i w:val="0"/>
-          <w:color w:val="1B2336"/>
-          <w:sz w:val="21"/>
-        </w:rPr>
-        <w:t>Kirjoita viimeistelty prompti kokonaisuudessaan.</w:t>
-      </w:r>
-    </w:p>
-    <w:tbl>
-      <w:tblPr>
-        <w:tblW w:type="dxa" w:w="9865"/>
-        <w:tblLayout w:type="fixed"/>
-        <w:tblLook w:firstColumn="1" w:firstRow="1" w:lastColumn="0" w:lastRow="0" w:noHBand="0" w:noVBand="1" w:val="04A0"/>
-        <w:tblInd w:type="dxa" w:w="210"/>
-        <w:tblBorders>
-          <w:top w:val="single" w:sz="5" w:color="C9D0DF"/>
-          <w:bottom w:val="single" w:sz="5" w:color="C9D0DF"/>
-          <w:left w:val="single" w:sz="10" w:color="863FC4"/>
-          <w:right w:val="single" w:sz="5" w:color="C9D0DF"/>
-          <w:insideH w:val="nil" w:sz="5" w:color="C9D0DF"/>
-          <w:insideV w:val="nil" w:sz="5" w:color="C9D0DF"/>
-        </w:tblBorders>
-      </w:tblPr>
-      <w:tblGrid>
-        <w:gridCol w:w="9865"/>
-      </w:tblGrid>
-      <w:tr>
-        <w:trPr>
-          <w:trHeight w:val="1928" w:hRule="atLeast"/>
-        </w:trPr>
-        <w:tc>
-          <w:tcPr>
-            <w:tcW w:type="dxa" w:w="9865"/>
-            <w:tcMar>
-              <w:top w:w="120" w:type="dxa"/>
-              <w:bottom w:w="120" w:type="dxa"/>
-              <w:start w:w="210" w:type="dxa"/>
-              <w:end w:w="210" w:type="dxa"/>
-              <w:left w:w="210" w:type="dxa"/>
-              <w:right w:w="210" w:type="dxa"/>
-            </w:tcMar>
-            <w:shd w:val="clear" w:fill="FBFCFE"/>
-            <w:vAlign w:val="top"/>
-          </w:tcPr>
-          <w:p>
-            <w:pPr>
-              <w:spacing w:after="0"/>
-            </w:pPr>
-            <w:r>
-              <w:rPr>
-                <w:rFonts w:ascii="Arial" w:hAnsi="Arial" w:eastAsia="Arial"/>
-                <w:b w:val="0"/>
-                <w:i/>
-                <w:color w:val="7E88A8"/>
-                <w:sz w:val="18"/>
-              </w:rPr>
-              <w:t>Kirjoita tähän.</w:t>
-            </w:r>
-          </w:p>
-        </w:tc>
-      </w:tr>
-    </w:tbl>
-    <w:p>
-      <w:pPr>
-        <w:spacing w:after="20"/>
-      </w:pPr>
-    </w:p>
-    <w:p>
-      <w:pPr>
-        <w:keepNext/>
-        <w:spacing w:before="120" w:after="60"/>
-      </w:pPr>
-      <w:r>
-        <w:rPr>
-          <w:rFonts w:ascii="Arial" w:hAnsi="Arial" w:eastAsia="Arial"/>
-          <w:b/>
-          <w:i w:val="0"/>
-          <w:color w:val="1B2336"/>
-          <w:sz w:val="21"/>
-        </w:rPr>
-        <w:t>Mihin prompti sopii ja mihin se ei sovi?</w:t>
-      </w:r>
-    </w:p>
-    <w:tbl>
-      <w:tblPr>
-        <w:tblW w:type="dxa" w:w="9865"/>
-        <w:tblLayout w:type="fixed"/>
-        <w:tblLook w:firstColumn="1" w:firstRow="1" w:lastColumn="0" w:lastRow="0" w:noHBand="0" w:noVBand="1" w:val="04A0"/>
-        <w:tblInd w:type="dxa" w:w="210"/>
-        <w:tblBorders>
-          <w:top w:val="single" w:sz="5" w:color="C9D0DF"/>
-          <w:bottom w:val="single" w:sz="5" w:color="C9D0DF"/>
-          <w:left w:val="single" w:sz="10" w:color="863FC4"/>
-          <w:right w:val="single" w:sz="5" w:color="C9D0DF"/>
-          <w:insideH w:val="nil" w:sz="5" w:color="C9D0DF"/>
-          <w:insideV w:val="nil" w:sz="5" w:color="C9D0DF"/>
-        </w:tblBorders>
-      </w:tblPr>
-      <w:tblGrid>
-        <w:gridCol w:w="9865"/>
-      </w:tblGrid>
-      <w:tr>
-        <w:trPr>
-          <w:trHeight w:val="1134" w:hRule="atLeast"/>
-        </w:trPr>
-        <w:tc>
-          <w:tcPr>
-            <w:tcW w:type="dxa" w:w="9865"/>
-            <w:tcMar>
-              <w:top w:w="120" w:type="dxa"/>
-              <w:bottom w:w="120" w:type="dxa"/>
-              <w:start w:w="210" w:type="dxa"/>
-              <w:end w:w="210" w:type="dxa"/>
-              <w:left w:w="210" w:type="dxa"/>
-              <w:right w:w="210" w:type="dxa"/>
-            </w:tcMar>
-            <w:shd w:val="clear" w:fill="FBFCFE"/>
-            <w:vAlign w:val="top"/>
-          </w:tcPr>
-          <w:p>
-            <w:pPr>
-              <w:spacing w:after="0"/>
-            </w:pPr>
-            <w:r>
-              <w:rPr>
-                <w:rFonts w:ascii="Arial" w:hAnsi="Arial" w:eastAsia="Arial"/>
-                <w:b w:val="0"/>
-                <w:i/>
-                <w:color w:val="7E88A8"/>
-                <w:sz w:val="18"/>
-              </w:rPr>
-              <w:t>Kirjoita tähän.</w:t>
-            </w:r>
-          </w:p>
-        </w:tc>
-      </w:tr>
-    </w:tbl>
-    <w:p>
-      <w:pPr>
-        <w:spacing w:after="20"/>
-      </w:pPr>
-    </w:p>
-    <w:p>
-      <w:r>
-        <w:br w:type="page"/>
-      </w:r>
-    </w:p>
-    <w:p>
-      <w:pPr>
-        <w:keepNext/>
-        <w:pageBreakBefore w:val="0"/>
-        <w:spacing w:before="0" w:after="80"/>
-      </w:pPr>
-      <w:r>
-        <w:rPr>
-          <w:rFonts w:ascii="Arial" w:hAnsi="Arial" w:eastAsia="Arial"/>
-          <w:b/>
-          <w:i w:val="0"/>
-          <w:color w:val="863FC4"/>
-          <w:sz w:val="17"/>
-        </w:rPr>
-        <w:t>PROMPTIKORTTI 5</w:t>
-      </w:r>
-    </w:p>
-    <w:p>
-      <w:pPr>
-        <w:pStyle w:val="Heading1"/>
-        <w:keepNext/>
-        <w:tabs>
-          <w:tab w:pos="255" w:val="left"/>
-        </w:tabs>
-        <w:spacing w:before="0" w:after="160"/>
-        <w:pBdr>
-          <w:left w:val="single" w:sz="28" w:space="0" w:color="863FC4"/>
-        </w:pBdr>
-      </w:pPr>
-      <w:r>
-        <w:tab/>
-      </w:r>
-      <w:r>
-        <w:rPr>
-          <w:rFonts w:ascii="Georgia" w:hAnsi="Georgia" w:eastAsia="Georgia"/>
-          <w:b/>
-          <w:i w:val="0"/>
-          <w:color w:val="1B2336"/>
-          <w:sz w:val="44"/>
-        </w:rPr>
-        <w:t>Promptikortti 5</w:t>
-      </w:r>
-    </w:p>
-    <w:p>
-      <w:pPr>
-        <w:keepNext w:val="0"/>
-        <w:spacing w:before="0" w:after="100" w:line="276" w:lineRule="auto"/>
-      </w:pPr>
-      <w:r>
-        <w:rPr>
-          <w:rFonts w:ascii="Arial" w:hAnsi="Arial" w:eastAsia="Arial"/>
-          <w:b w:val="0"/>
-          <w:i w:val="0"/>
-          <w:color w:val="3A4253"/>
-          <w:sz w:val="21"/>
-        </w:rPr>
-        <w:t>Tallenna sekä ensimmäinen että viimeistelty versio. Näin oma ajattelusi ja tekemäsi parannus jäävät näkyviin.</w:t>
-      </w:r>
-    </w:p>
-    <w:p>
-      <w:pPr>
-        <w:keepNext/>
-        <w:spacing w:before="120" w:after="60"/>
-      </w:pPr>
-      <w:r>
-        <w:rPr>
-          <w:rFonts w:ascii="Arial" w:hAnsi="Arial" w:eastAsia="Arial"/>
-          <w:b/>
-          <w:i w:val="0"/>
-          <w:color w:val="1B2336"/>
-          <w:sz w:val="21"/>
-        </w:rPr>
-        <w:t>Nimeä prompti tai käyttötilanne.</w:t>
-      </w:r>
-    </w:p>
-    <w:tbl>
-      <w:tblPr>
-        <w:tblW w:type="dxa" w:w="9865"/>
-        <w:tblLayout w:type="fixed"/>
-        <w:tblLook w:firstColumn="1" w:firstRow="1" w:lastColumn="0" w:lastRow="0" w:noHBand="0" w:noVBand="1" w:val="04A0"/>
-        <w:tblInd w:type="dxa" w:w="210"/>
-        <w:tblBorders>
-          <w:top w:val="single" w:sz="5" w:color="C9D0DF"/>
-          <w:bottom w:val="single" w:sz="5" w:color="C9D0DF"/>
-          <w:left w:val="single" w:sz="10" w:color="863FC4"/>
-          <w:right w:val="single" w:sz="5" w:color="C9D0DF"/>
-          <w:insideH w:val="nil" w:sz="5" w:color="C9D0DF"/>
-          <w:insideV w:val="nil" w:sz="5" w:color="C9D0DF"/>
-        </w:tblBorders>
-      </w:tblPr>
-      <w:tblGrid>
-        <w:gridCol w:w="9865"/>
-      </w:tblGrid>
-      <w:tr>
-        <w:trPr>
-          <w:trHeight w:val="680" w:hRule="atLeast"/>
-        </w:trPr>
-        <w:tc>
-          <w:tcPr>
-            <w:tcW w:type="dxa" w:w="9865"/>
-            <w:tcMar>
-              <w:top w:w="120" w:type="dxa"/>
-              <w:bottom w:w="120" w:type="dxa"/>
-              <w:start w:w="210" w:type="dxa"/>
-              <w:end w:w="210" w:type="dxa"/>
-              <w:left w:w="210" w:type="dxa"/>
-              <w:right w:w="210" w:type="dxa"/>
-            </w:tcMar>
-            <w:shd w:val="clear" w:fill="FBFCFE"/>
-            <w:vAlign w:val="top"/>
-          </w:tcPr>
-          <w:p>
-            <w:pPr>
-              <w:spacing w:after="0"/>
-            </w:pPr>
-            <w:r>
-              <w:rPr>
-                <w:rFonts w:ascii="Arial" w:hAnsi="Arial" w:eastAsia="Arial"/>
-                <w:b w:val="0"/>
-                <w:i/>
-                <w:color w:val="7E88A8"/>
-                <w:sz w:val="18"/>
-              </w:rPr>
-              <w:t>Kirjoita tähän.</w:t>
-            </w:r>
-          </w:p>
-        </w:tc>
-      </w:tr>
-    </w:tbl>
-    <w:p>
-      <w:pPr>
-        <w:spacing w:after="20"/>
-      </w:pPr>
-    </w:p>
-    <w:p>
-      <w:pPr>
-        <w:keepNext/>
-        <w:spacing w:before="120" w:after="60"/>
-      </w:pPr>
-      <w:r>
-        <w:rPr>
-          <w:rFonts w:ascii="Arial" w:hAnsi="Arial" w:eastAsia="Arial"/>
-          <w:b/>
-          <w:i w:val="0"/>
-          <w:color w:val="1B2336"/>
-          <w:sz w:val="21"/>
-        </w:rPr>
-        <w:t>Kirjoita ensimmäinen versio kokonaisuudessaan.</w:t>
-      </w:r>
-    </w:p>
-    <w:tbl>
-      <w:tblPr>
-        <w:tblW w:type="dxa" w:w="9865"/>
-        <w:tblLayout w:type="fixed"/>
-        <w:tblLook w:firstColumn="1" w:firstRow="1" w:lastColumn="0" w:lastRow="0" w:noHBand="0" w:noVBand="1" w:val="04A0"/>
-        <w:tblInd w:type="dxa" w:w="210"/>
-        <w:tblBorders>
-          <w:top w:val="single" w:sz="5" w:color="C9D0DF"/>
-          <w:bottom w:val="single" w:sz="5" w:color="C9D0DF"/>
-          <w:left w:val="single" w:sz="10" w:color="863FC4"/>
-          <w:right w:val="single" w:sz="5" w:color="C9D0DF"/>
-          <w:insideH w:val="nil" w:sz="5" w:color="C9D0DF"/>
-          <w:insideV w:val="nil" w:sz="5" w:color="C9D0DF"/>
-        </w:tblBorders>
-      </w:tblPr>
-      <w:tblGrid>
-        <w:gridCol w:w="9865"/>
-      </w:tblGrid>
-      <w:tr>
-        <w:trPr>
-          <w:trHeight w:val="1928" w:hRule="atLeast"/>
-        </w:trPr>
-        <w:tc>
-          <w:tcPr>
-            <w:tcW w:type="dxa" w:w="9865"/>
-            <w:tcMar>
-              <w:top w:w="120" w:type="dxa"/>
-              <w:bottom w:w="120" w:type="dxa"/>
-              <w:start w:w="210" w:type="dxa"/>
-              <w:end w:w="210" w:type="dxa"/>
-              <w:left w:w="210" w:type="dxa"/>
-              <w:right w:w="210" w:type="dxa"/>
-            </w:tcMar>
-            <w:shd w:val="clear" w:fill="FBFCFE"/>
-            <w:vAlign w:val="top"/>
-          </w:tcPr>
-          <w:p>
-            <w:pPr>
-              <w:spacing w:after="0"/>
-            </w:pPr>
-            <w:r>
-              <w:rPr>
-                <w:rFonts w:ascii="Arial" w:hAnsi="Arial" w:eastAsia="Arial"/>
-                <w:b w:val="0"/>
-                <w:i/>
-                <w:color w:val="7E88A8"/>
-                <w:sz w:val="18"/>
-              </w:rPr>
-              <w:t>Kirjoita tähän.</w:t>
-            </w:r>
-          </w:p>
-        </w:tc>
-      </w:tr>
-    </w:tbl>
-    <w:p>
-      <w:pPr>
-        <w:spacing w:after="20"/>
-      </w:pPr>
-    </w:p>
-    <w:p>
-      <w:pPr>
-        <w:keepNext/>
-        <w:spacing w:before="120" w:after="60"/>
-      </w:pPr>
-      <w:r>
-        <w:rPr>
-          <w:rFonts w:ascii="Arial" w:hAnsi="Arial" w:eastAsia="Arial"/>
-          <w:b/>
-          <w:i w:val="0"/>
-          <w:color w:val="1B2336"/>
-          <w:sz w:val="21"/>
-        </w:rPr>
-        <w:t>Mikä vastauksessa toimi? Mitä piti täsmentää?</w:t>
-      </w:r>
-    </w:p>
-    <w:tbl>
-      <w:tblPr>
-        <w:tblW w:type="dxa" w:w="9865"/>
-        <w:tblLayout w:type="fixed"/>
-        <w:tblLook w:firstColumn="1" w:firstRow="1" w:lastColumn="0" w:lastRow="0" w:noHBand="0" w:noVBand="1" w:val="04A0"/>
-        <w:tblInd w:type="dxa" w:w="210"/>
-        <w:tblBorders>
-          <w:top w:val="single" w:sz="5" w:color="C9D0DF"/>
-          <w:bottom w:val="single" w:sz="5" w:color="C9D0DF"/>
-          <w:left w:val="single" w:sz="10" w:color="863FC4"/>
-          <w:right w:val="single" w:sz="5" w:color="C9D0DF"/>
-          <w:insideH w:val="nil" w:sz="5" w:color="C9D0DF"/>
-          <w:insideV w:val="nil" w:sz="5" w:color="C9D0DF"/>
-        </w:tblBorders>
-      </w:tblPr>
-      <w:tblGrid>
-        <w:gridCol w:w="9865"/>
-      </w:tblGrid>
-      <w:tr>
-        <w:trPr>
-          <w:trHeight w:val="1417" w:hRule="atLeast"/>
-        </w:trPr>
-        <w:tc>
-          <w:tcPr>
-            <w:tcW w:type="dxa" w:w="9865"/>
-            <w:tcMar>
-              <w:top w:w="120" w:type="dxa"/>
-              <w:bottom w:w="120" w:type="dxa"/>
-              <w:start w:w="210" w:type="dxa"/>
-              <w:end w:w="210" w:type="dxa"/>
-              <w:left w:w="210" w:type="dxa"/>
-              <w:right w:w="210" w:type="dxa"/>
-            </w:tcMar>
-            <w:shd w:val="clear" w:fill="FBFCFE"/>
-            <w:vAlign w:val="top"/>
-          </w:tcPr>
-          <w:p>
-            <w:pPr>
-              <w:spacing w:after="0"/>
-            </w:pPr>
-            <w:r>
-              <w:rPr>
-                <w:rFonts w:ascii="Arial" w:hAnsi="Arial" w:eastAsia="Arial"/>
-                <w:b w:val="0"/>
-                <w:i/>
-                <w:color w:val="7E88A8"/>
-                <w:sz w:val="18"/>
-              </w:rPr>
-              <w:t>Kirjoita tähän.</w:t>
-            </w:r>
-          </w:p>
-        </w:tc>
-      </w:tr>
-    </w:tbl>
-    <w:p>
-      <w:pPr>
-        <w:spacing w:after="20"/>
-      </w:pPr>
-    </w:p>
-    <w:p>
-      <w:pPr>
-        <w:keepNext/>
-        <w:spacing w:before="120" w:after="60"/>
-      </w:pPr>
-      <w:r>
-        <w:rPr>
-          <w:rFonts w:ascii="Arial" w:hAnsi="Arial" w:eastAsia="Arial"/>
-          <w:b/>
-          <w:i w:val="0"/>
-          <w:color w:val="1B2336"/>
-          <w:sz w:val="21"/>
-        </w:rPr>
-        <w:t>Kirjoita viimeistelty prompti kokonaisuudessaan.</w:t>
-      </w:r>
-    </w:p>
-    <w:tbl>
-      <w:tblPr>
-        <w:tblW w:type="dxa" w:w="9865"/>
-        <w:tblLayout w:type="fixed"/>
-        <w:tblLook w:firstColumn="1" w:firstRow="1" w:lastColumn="0" w:lastRow="0" w:noHBand="0" w:noVBand="1" w:val="04A0"/>
-        <w:tblInd w:type="dxa" w:w="210"/>
-        <w:tblBorders>
-          <w:top w:val="single" w:sz="5" w:color="C9D0DF"/>
-          <w:bottom w:val="single" w:sz="5" w:color="C9D0DF"/>
-          <w:left w:val="single" w:sz="10" w:color="863FC4"/>
-          <w:right w:val="single" w:sz="5" w:color="C9D0DF"/>
-          <w:insideH w:val="nil" w:sz="5" w:color="C9D0DF"/>
-          <w:insideV w:val="nil" w:sz="5" w:color="C9D0DF"/>
-        </w:tblBorders>
-      </w:tblPr>
-      <w:tblGrid>
-        <w:gridCol w:w="9865"/>
-      </w:tblGrid>
-      <w:tr>
-        <w:trPr>
-          <w:trHeight w:val="1928" w:hRule="atLeast"/>
-        </w:trPr>
-        <w:tc>
-          <w:tcPr>
-            <w:tcW w:type="dxa" w:w="9865"/>
-            <w:tcMar>
-              <w:top w:w="120" w:type="dxa"/>
-              <w:bottom w:w="120" w:type="dxa"/>
-              <w:start w:w="210" w:type="dxa"/>
-              <w:end w:w="210" w:type="dxa"/>
-              <w:left w:w="210" w:type="dxa"/>
-              <w:right w:w="210" w:type="dxa"/>
-            </w:tcMar>
-            <w:shd w:val="clear" w:fill="FBFCFE"/>
-            <w:vAlign w:val="top"/>
-          </w:tcPr>
-          <w:p>
-            <w:pPr>
-              <w:spacing w:after="0"/>
-            </w:pPr>
-            <w:r>
-              <w:rPr>
-                <w:rFonts w:ascii="Arial" w:hAnsi="Arial" w:eastAsia="Arial"/>
-                <w:b w:val="0"/>
-                <w:i/>
-                <w:color w:val="7E88A8"/>
-                <w:sz w:val="18"/>
-              </w:rPr>
-              <w:t>Kirjoita tähän.</w:t>
-            </w:r>
-          </w:p>
-        </w:tc>
-      </w:tr>
-    </w:tbl>
-    <w:p>
-      <w:pPr>
-        <w:spacing w:after="20"/>
-      </w:pPr>
-    </w:p>
-    <w:p>
-      <w:pPr>
-        <w:keepNext/>
-        <w:spacing w:before="120" w:after="60"/>
-      </w:pPr>
-      <w:r>
-        <w:rPr>
-          <w:rFonts w:ascii="Arial" w:hAnsi="Arial" w:eastAsia="Arial"/>
-          <w:b/>
-          <w:i w:val="0"/>
-          <w:color w:val="1B2336"/>
-          <w:sz w:val="21"/>
-        </w:rPr>
-        <w:t>Mihin prompti sopii ja mihin se ei sovi?</w:t>
-      </w:r>
-    </w:p>
-    <w:tbl>
-      <w:tblPr>
-        <w:tblW w:type="dxa" w:w="9865"/>
-        <w:tblLayout w:type="fixed"/>
-        <w:tblLook w:firstColumn="1" w:firstRow="1" w:lastColumn="0" w:lastRow="0" w:noHBand="0" w:noVBand="1" w:val="04A0"/>
-        <w:tblInd w:type="dxa" w:w="210"/>
-        <w:tblBorders>
-          <w:top w:val="single" w:sz="5" w:color="C9D0DF"/>
-          <w:bottom w:val="single" w:sz="5" w:color="C9D0DF"/>
-          <w:left w:val="single" w:sz="10" w:color="863FC4"/>
-          <w:right w:val="single" w:sz="5" w:color="C9D0DF"/>
-          <w:insideH w:val="nil" w:sz="5" w:color="C9D0DF"/>
-          <w:insideV w:val="nil" w:sz="5" w:color="C9D0DF"/>
-        </w:tblBorders>
-      </w:tblPr>
-      <w:tblGrid>
-        <w:gridCol w:w="9865"/>
-      </w:tblGrid>
-      <w:tr>
-        <w:trPr>
-          <w:trHeight w:val="1134" w:hRule="atLeast"/>
-        </w:trPr>
-        <w:tc>
-          <w:tcPr>
-            <w:tcW w:type="dxa" w:w="9865"/>
-            <w:tcMar>
-              <w:top w:w="120" w:type="dxa"/>
-              <w:bottom w:w="120" w:type="dxa"/>
-              <w:start w:w="210" w:type="dxa"/>
-              <w:end w:w="210" w:type="dxa"/>
-              <w:left w:w="210" w:type="dxa"/>
-              <w:right w:w="210" w:type="dxa"/>
-            </w:tcMar>
-            <w:shd w:val="clear" w:fill="FBFCFE"/>
-            <w:vAlign w:val="top"/>
-          </w:tcPr>
-          <w:p>
-            <w:pPr>
-              <w:spacing w:after="0"/>
-            </w:pPr>
-            <w:r>
-              <w:rPr>
-                <w:rFonts w:ascii="Arial" w:hAnsi="Arial" w:eastAsia="Arial"/>
-                <w:b w:val="0"/>
-                <w:i/>
-                <w:color w:val="7E88A8"/>
-                <w:sz w:val="18"/>
-              </w:rPr>
-              <w:t>Kirjoita tähän.</w:t>
-            </w:r>
-          </w:p>
-        </w:tc>
-      </w:tr>
-    </w:tbl>
-    <w:p>
-      <w:pPr>
-        <w:spacing w:after="20"/>
-      </w:pPr>
-    </w:p>
-    <w:p>
-      <w:r>
-        <w:br w:type="page"/>
-      </w:r>
-    </w:p>
-    <w:p>
-      <w:pPr>
-        <w:keepNext/>
-        <w:pageBreakBefore w:val="0"/>
-        <w:spacing w:before="0" w:after="80"/>
-      </w:pPr>
-      <w:r>
-        <w:rPr>
-          <w:rFonts w:ascii="Arial" w:hAnsi="Arial" w:eastAsia="Arial"/>
-          <w:b/>
-          <w:i w:val="0"/>
-          <w:color w:val="863FC4"/>
-          <w:sz w:val="17"/>
-        </w:rPr>
-        <w:t>RAKENNUSPALIKKA 1 · YHTEENVETO</w:t>
-      </w:r>
-    </w:p>
-    <w:p>
-      <w:pPr>
-        <w:pStyle w:val="Heading1"/>
-        <w:keepNext/>
-        <w:tabs>
-          <w:tab w:pos="255" w:val="left"/>
-        </w:tabs>
-        <w:spacing w:before="0" w:after="160"/>
-        <w:pBdr>
-          <w:left w:val="single" w:sz="28" w:space="0" w:color="863FC4"/>
-        </w:pBdr>
-      </w:pPr>
-      <w:r>
-        <w:tab/>
-      </w:r>
-      <w:r>
-        <w:rPr>
-          <w:rFonts w:ascii="Georgia" w:hAnsi="Georgia" w:eastAsia="Georgia"/>
-          <w:b/>
-          <w:i w:val="0"/>
-          <w:color w:val="1B2336"/>
-          <w:sz w:val="44"/>
-        </w:rPr>
-        <w:t>Promptauspankin yhteenveto</w:t>
-      </w:r>
-    </w:p>
-    <w:p>
-      <w:pPr>
-        <w:keepNext w:val="0"/>
-        <w:spacing w:before="0" w:after="140" w:line="276" w:lineRule="auto"/>
-      </w:pPr>
-      <w:r>
-        <w:rPr>
-          <w:rFonts w:ascii="Arial" w:hAnsi="Arial" w:eastAsia="Arial"/>
-          <w:b w:val="0"/>
-          <w:i w:val="0"/>
-          <w:color w:val="3A4253"/>
-          <w:sz w:val="21"/>
-        </w:rPr>
-        <w:t>Tunnista toimivat rakenteet ja kytke vähintään yksi promptikortti tulevan botin aiheeseen.</w:t>
-      </w:r>
-    </w:p>
-    <w:p>
-      <w:pPr>
-        <w:keepNext/>
-        <w:spacing w:before="120" w:after="60"/>
-      </w:pPr>
-      <w:r>
-        <w:rPr>
-          <w:rFonts w:ascii="Arial" w:hAnsi="Arial" w:eastAsia="Arial"/>
-          <w:b/>
-          <w:i w:val="0"/>
-          <w:color w:val="1B2336"/>
-          <w:sz w:val="21"/>
-        </w:rPr>
-        <w:t>Kuvaa 3–5 lauseella rakenteet, jotka toimivat toistuvasti eri prompteissa.</w:t>
-      </w:r>
-    </w:p>
-    <w:tbl>
-      <w:tblPr>
-        <w:tblW w:type="dxa" w:w="9865"/>
-        <w:tblLayout w:type="fixed"/>
-        <w:tblLook w:firstColumn="1" w:firstRow="1" w:lastColumn="0" w:lastRow="0" w:noHBand="0" w:noVBand="1" w:val="04A0"/>
-        <w:tblInd w:type="dxa" w:w="210"/>
-        <w:tblBorders>
-          <w:top w:val="single" w:sz="5" w:color="C9D0DF"/>
-          <w:bottom w:val="single" w:sz="5" w:color="C9D0DF"/>
-          <w:left w:val="single" w:sz="10" w:color="863FC4"/>
-          <w:right w:val="single" w:sz="5" w:color="C9D0DF"/>
-          <w:insideH w:val="nil" w:sz="5" w:color="C9D0DF"/>
-          <w:insideV w:val="nil" w:sz="5" w:color="C9D0DF"/>
-        </w:tblBorders>
-      </w:tblPr>
-      <w:tblGrid>
-        <w:gridCol w:w="9865"/>
-      </w:tblGrid>
-      <w:tr>
-        <w:trPr>
-          <w:trHeight w:val="2041" w:hRule="atLeast"/>
-        </w:trPr>
-        <w:tc>
-          <w:tcPr>
-            <w:tcW w:type="dxa" w:w="9865"/>
-            <w:tcMar>
-              <w:top w:w="120" w:type="dxa"/>
-              <w:bottom w:w="120" w:type="dxa"/>
-              <w:start w:w="210" w:type="dxa"/>
-              <w:end w:w="210" w:type="dxa"/>
-              <w:left w:w="210" w:type="dxa"/>
-              <w:right w:w="210" w:type="dxa"/>
-            </w:tcMar>
-            <w:shd w:val="clear" w:fill="FBFCFE"/>
-            <w:vAlign w:val="top"/>
-          </w:tcPr>
-          <w:p>
-            <w:pPr>
-              <w:spacing w:after="0"/>
-            </w:pPr>
-            <w:r>
-              <w:rPr>
-                <w:rFonts w:ascii="Arial" w:hAnsi="Arial" w:eastAsia="Arial"/>
-                <w:b w:val="0"/>
-                <w:i/>
-                <w:color w:val="7E88A8"/>
-                <w:sz w:val="18"/>
-              </w:rPr>
-              <w:t>Kirjoita tähän.</w:t>
-            </w:r>
-          </w:p>
-        </w:tc>
-      </w:tr>
-    </w:tbl>
-    <w:p>
-      <w:pPr>
-        <w:spacing w:after="20"/>
-      </w:pPr>
-    </w:p>
-    <w:p>
-      <w:pPr>
-        <w:keepNext/>
-        <w:spacing w:before="120" w:after="60"/>
-      </w:pPr>
-      <w:r>
-        <w:rPr>
-          <w:rFonts w:ascii="Arial" w:hAnsi="Arial" w:eastAsia="Arial"/>
-          <w:b/>
-          <w:i w:val="0"/>
-          <w:color w:val="1B2336"/>
-          <w:sz w:val="21"/>
-        </w:rPr>
-        <w:t>Mikä promptikortti liittyy botin aiheeseen? Miten käytät sitä järjestelmäpromptin raaka-aineena?</w:t>
-      </w:r>
-    </w:p>
-    <w:tbl>
-      <w:tblPr>
-        <w:tblW w:type="dxa" w:w="9865"/>
-        <w:tblLayout w:type="fixed"/>
-        <w:tblLook w:firstColumn="1" w:firstRow="1" w:lastColumn="0" w:lastRow="0" w:noHBand="0" w:noVBand="1" w:val="04A0"/>
-        <w:tblInd w:type="dxa" w:w="210"/>
-        <w:tblBorders>
-          <w:top w:val="single" w:sz="5" w:color="C9D0DF"/>
-          <w:bottom w:val="single" w:sz="5" w:color="C9D0DF"/>
-          <w:left w:val="single" w:sz="10" w:color="863FC4"/>
-          <w:right w:val="single" w:sz="5" w:color="C9D0DF"/>
-          <w:insideH w:val="nil" w:sz="5" w:color="C9D0DF"/>
-          <w:insideV w:val="nil" w:sz="5" w:color="C9D0DF"/>
-        </w:tblBorders>
-      </w:tblPr>
-      <w:tblGrid>
-        <w:gridCol w:w="9865"/>
-      </w:tblGrid>
-      <w:tr>
-        <w:trPr>
-          <w:trHeight w:val="2041" w:hRule="atLeast"/>
+          <w:trHeight w:val="1474" w:hRule="atLeast"/>
         </w:trPr>
         <w:tc>
           <w:tcPr>
@@ -9910,7 +7819,7 @@
           <w:color w:val="3A4253"/>
           <w:sz w:val="21"/>
         </w:rPr>
-        <w:t>Valitse tunnilla 15 yhteensä 3–5 dokumenttia. Perustele niiden hyöty, luotettavuus, ajantasaisuus ja käyttöoikeus.</w:t>
+        <w:t>Valitse tunnilla 15 yhteensä 2–4 dokumenttia. Perustele niiden hyöty, luotettavuus, ajantasaisuus ja käyttöoikeus.</w:t>
       </w:r>
     </w:p>
     <w:p>
@@ -11522,373 +9431,6 @@
     </w:p>
     <w:p>
       <w:pPr>
-        <w:pStyle w:val="Heading2"/>
-        <w:keepNext/>
-        <w:spacing w:before="100" w:after="60"/>
-      </w:pPr>
-      <w:r>
-        <w:rPr>
-          <w:rFonts w:ascii="Arial" w:hAnsi="Arial" w:eastAsia="Arial"/>
-          <w:b/>
-          <w:i w:val="0"/>
-          <w:color w:val="863FC4"/>
-          <w:sz w:val="22"/>
-        </w:rPr>
-        <w:t>Tietopohjan dokumentti 5</w:t>
-      </w:r>
-    </w:p>
-    <w:tbl>
-      <w:tblPr>
-        <w:tblW w:type="dxa" w:w="9865"/>
-        <w:tblLayout w:type="fixed"/>
-        <w:tblLook w:firstColumn="1" w:firstRow="1" w:lastColumn="0" w:lastRow="0" w:noHBand="0" w:noVBand="1" w:val="04A0"/>
-        <w:tblInd w:type="dxa" w:w="210"/>
-        <w:tblBorders>
-          <w:top w:val="single" w:sz="5" w:color="D8DEEC"/>
-          <w:bottom w:val="single" w:sz="5" w:color="D8DEEC"/>
-          <w:left w:val="single" w:sz="10" w:color="863FC4"/>
-          <w:right w:val="single" w:sz="5" w:color="D8DEEC"/>
-          <w:insideH w:val="single" w:sz="5" w:color="D8DEEC"/>
-          <w:insideV w:val="single" w:sz="5" w:color="D8DEEC"/>
-        </w:tblBorders>
-      </w:tblPr>
-      <w:tblGrid>
-        <w:gridCol w:w="2350"/>
-        <w:gridCol w:w="7515"/>
-      </w:tblGrid>
-      <w:tr>
-        <w:trPr>
-          <w:trHeight w:val="454" w:hRule="atLeast"/>
-        </w:trPr>
-        <w:tc>
-          <w:tcPr>
-            <w:tcW w:type="dxa" w:w="2350"/>
-            <w:tcMar>
-              <w:top w:w="120" w:type="dxa"/>
-              <w:bottom w:w="120" w:type="dxa"/>
-              <w:start w:w="210" w:type="dxa"/>
-              <w:end w:w="210" w:type="dxa"/>
-              <w:left w:w="210" w:type="dxa"/>
-              <w:right w:w="210" w:type="dxa"/>
-            </w:tcMar>
-            <w:shd w:val="clear" w:fill="FBFCFE"/>
-            <w:vAlign w:val="center"/>
-          </w:tcPr>
-          <w:p>
-            <w:pPr>
-              <w:spacing w:after="0"/>
-            </w:pPr>
-            <w:r>
-              <w:rPr>
-                <w:rFonts w:ascii="Arial" w:hAnsi="Arial" w:eastAsia="Arial"/>
-                <w:b/>
-                <w:i w:val="0"/>
-                <w:color w:val="1B2336"/>
-                <w:sz w:val="18"/>
-              </w:rPr>
-              <w:t>Dokumentti ja linkki</w:t>
-            </w:r>
-          </w:p>
-        </w:tc>
-        <w:tc>
-          <w:tcPr>
-            <w:tcW w:type="dxa" w:w="7515"/>
-            <w:tcMar>
-              <w:top w:w="120" w:type="dxa"/>
-              <w:bottom w:w="120" w:type="dxa"/>
-              <w:start w:w="210" w:type="dxa"/>
-              <w:end w:w="210" w:type="dxa"/>
-              <w:left w:w="210" w:type="dxa"/>
-              <w:right w:w="210" w:type="dxa"/>
-            </w:tcMar>
-            <w:shd w:val="clear" w:fill="FFFFFF"/>
-            <w:vAlign w:val="top"/>
-          </w:tcPr>
-          <w:p>
-            <w:pPr>
-              <w:spacing w:after="0"/>
-            </w:pPr>
-            <w:r>
-              <w:rPr>
-                <w:rFonts w:ascii="Arial" w:hAnsi="Arial" w:eastAsia="Arial"/>
-                <w:b w:val="0"/>
-                <w:i/>
-                <w:color w:val="7E88A8"/>
-                <w:sz w:val="18"/>
-              </w:rPr>
-              <w:t>Kirjoita tähän.</w:t>
-            </w:r>
-          </w:p>
-        </w:tc>
-      </w:tr>
-      <w:tr>
-        <w:trPr>
-          <w:trHeight w:val="454" w:hRule="atLeast"/>
-        </w:trPr>
-        <w:tc>
-          <w:tcPr>
-            <w:tcW w:type="dxa" w:w="2350"/>
-            <w:tcMar>
-              <w:top w:w="120" w:type="dxa"/>
-              <w:bottom w:w="120" w:type="dxa"/>
-              <w:start w:w="210" w:type="dxa"/>
-              <w:end w:w="210" w:type="dxa"/>
-              <w:left w:w="210" w:type="dxa"/>
-              <w:right w:w="210" w:type="dxa"/>
-            </w:tcMar>
-            <w:shd w:val="clear" w:fill="FBFCFE"/>
-            <w:vAlign w:val="center"/>
-          </w:tcPr>
-          <w:p>
-            <w:pPr>
-              <w:spacing w:after="0"/>
-            </w:pPr>
-            <w:r>
-              <w:rPr>
-                <w:rFonts w:ascii="Arial" w:hAnsi="Arial" w:eastAsia="Arial"/>
-                <w:b/>
-                <w:i w:val="0"/>
-                <w:color w:val="1B2336"/>
-                <w:sz w:val="18"/>
-              </w:rPr>
-              <w:t>Miksi mukana?</w:t>
-            </w:r>
-          </w:p>
-        </w:tc>
-        <w:tc>
-          <w:tcPr>
-            <w:tcW w:type="dxa" w:w="7515"/>
-            <w:tcMar>
-              <w:top w:w="120" w:type="dxa"/>
-              <w:bottom w:w="120" w:type="dxa"/>
-              <w:start w:w="210" w:type="dxa"/>
-              <w:end w:w="210" w:type="dxa"/>
-              <w:left w:w="210" w:type="dxa"/>
-              <w:right w:w="210" w:type="dxa"/>
-            </w:tcMar>
-            <w:shd w:val="clear" w:fill="FFFFFF"/>
-            <w:vAlign w:val="top"/>
-          </w:tcPr>
-          <w:p>
-            <w:pPr>
-              <w:spacing w:after="0"/>
-            </w:pPr>
-            <w:r>
-              <w:rPr>
-                <w:rFonts w:ascii="Arial" w:hAnsi="Arial" w:eastAsia="Arial"/>
-                <w:b w:val="0"/>
-                <w:i/>
-                <w:color w:val="7E88A8"/>
-                <w:sz w:val="18"/>
-              </w:rPr>
-              <w:t>Kirjoita tähän.</w:t>
-            </w:r>
-          </w:p>
-        </w:tc>
-      </w:tr>
-      <w:tr>
-        <w:trPr>
-          <w:trHeight w:val="454" w:hRule="atLeast"/>
-        </w:trPr>
-        <w:tc>
-          <w:tcPr>
-            <w:tcW w:type="dxa" w:w="2350"/>
-            <w:tcMar>
-              <w:top w:w="120" w:type="dxa"/>
-              <w:bottom w:w="120" w:type="dxa"/>
-              <w:start w:w="210" w:type="dxa"/>
-              <w:end w:w="210" w:type="dxa"/>
-              <w:left w:w="210" w:type="dxa"/>
-              <w:right w:w="210" w:type="dxa"/>
-            </w:tcMar>
-            <w:shd w:val="clear" w:fill="FBFCFE"/>
-            <w:vAlign w:val="center"/>
-          </w:tcPr>
-          <w:p>
-            <w:pPr>
-              <w:spacing w:after="0"/>
-            </w:pPr>
-            <w:r>
-              <w:rPr>
-                <w:rFonts w:ascii="Arial" w:hAnsi="Arial" w:eastAsia="Arial"/>
-                <w:b/>
-                <w:i w:val="0"/>
-                <w:color w:val="1B2336"/>
-                <w:sz w:val="18"/>
-              </w:rPr>
-              <w:t>Tietotarve</w:t>
-            </w:r>
-          </w:p>
-        </w:tc>
-        <w:tc>
-          <w:tcPr>
-            <w:tcW w:type="dxa" w:w="7515"/>
-            <w:tcMar>
-              <w:top w:w="120" w:type="dxa"/>
-              <w:bottom w:w="120" w:type="dxa"/>
-              <w:start w:w="210" w:type="dxa"/>
-              <w:end w:w="210" w:type="dxa"/>
-              <w:left w:w="210" w:type="dxa"/>
-              <w:right w:w="210" w:type="dxa"/>
-            </w:tcMar>
-            <w:shd w:val="clear" w:fill="FFFFFF"/>
-            <w:vAlign w:val="top"/>
-          </w:tcPr>
-          <w:p>
-            <w:pPr>
-              <w:spacing w:after="0"/>
-            </w:pPr>
-            <w:r>
-              <w:rPr>
-                <w:rFonts w:ascii="Arial" w:hAnsi="Arial" w:eastAsia="Arial"/>
-                <w:b w:val="0"/>
-                <w:i/>
-                <w:color w:val="7E88A8"/>
-                <w:sz w:val="18"/>
-              </w:rPr>
-              <w:t>Kirjoita tähän.</w:t>
-            </w:r>
-          </w:p>
-        </w:tc>
-      </w:tr>
-      <w:tr>
-        <w:trPr>
-          <w:trHeight w:val="454" w:hRule="atLeast"/>
-        </w:trPr>
-        <w:tc>
-          <w:tcPr>
-            <w:tcW w:type="dxa" w:w="2350"/>
-            <w:tcMar>
-              <w:top w:w="120" w:type="dxa"/>
-              <w:bottom w:w="120" w:type="dxa"/>
-              <w:start w:w="210" w:type="dxa"/>
-              <w:end w:w="210" w:type="dxa"/>
-              <w:left w:w="210" w:type="dxa"/>
-              <w:right w:w="210" w:type="dxa"/>
-            </w:tcMar>
-            <w:shd w:val="clear" w:fill="FBFCFE"/>
-            <w:vAlign w:val="center"/>
-          </w:tcPr>
-          <w:p>
-            <w:pPr>
-              <w:spacing w:after="0"/>
-            </w:pPr>
-            <w:r>
-              <w:rPr>
-                <w:rFonts w:ascii="Arial" w:hAnsi="Arial" w:eastAsia="Arial"/>
-                <w:b/>
-                <w:i w:val="0"/>
-                <w:color w:val="1B2336"/>
-                <w:sz w:val="18"/>
-              </w:rPr>
-              <w:t>Luotettavuus</w:t>
-            </w:r>
-          </w:p>
-        </w:tc>
-        <w:tc>
-          <w:tcPr>
-            <w:tcW w:type="dxa" w:w="7515"/>
-            <w:tcMar>
-              <w:top w:w="120" w:type="dxa"/>
-              <w:bottom w:w="120" w:type="dxa"/>
-              <w:start w:w="210" w:type="dxa"/>
-              <w:end w:w="210" w:type="dxa"/>
-              <w:left w:w="210" w:type="dxa"/>
-              <w:right w:w="210" w:type="dxa"/>
-            </w:tcMar>
-            <w:shd w:val="clear" w:fill="FFFFFF"/>
-            <w:vAlign w:val="top"/>
-          </w:tcPr>
-          <w:p>
-            <w:pPr>
-              <w:spacing w:after="0"/>
-            </w:pPr>
-            <w:r>
-              <w:rPr>
-                <w:rFonts w:ascii="Arial" w:hAnsi="Arial" w:eastAsia="Arial"/>
-                <w:b w:val="0"/>
-                <w:i/>
-                <w:color w:val="7E88A8"/>
-                <w:sz w:val="18"/>
-              </w:rPr>
-              <w:t>Arvioi ajantasaisuus ja lähteen luotettavuus.</w:t>
-            </w:r>
-          </w:p>
-        </w:tc>
-      </w:tr>
-      <w:tr>
-        <w:trPr>
-          <w:trHeight w:val="454" w:hRule="atLeast"/>
-        </w:trPr>
-        <w:tc>
-          <w:tcPr>
-            <w:tcW w:type="dxa" w:w="2350"/>
-            <w:tcMar>
-              <w:top w:w="120" w:type="dxa"/>
-              <w:bottom w:w="120" w:type="dxa"/>
-              <w:start w:w="210" w:type="dxa"/>
-              <w:end w:w="210" w:type="dxa"/>
-              <w:left w:w="210" w:type="dxa"/>
-              <w:right w:w="210" w:type="dxa"/>
-            </w:tcMar>
-            <w:shd w:val="clear" w:fill="FBFCFE"/>
-            <w:vAlign w:val="center"/>
-          </w:tcPr>
-          <w:p>
-            <w:pPr>
-              <w:spacing w:after="0"/>
-            </w:pPr>
-            <w:r>
-              <w:rPr>
-                <w:rFonts w:ascii="Arial" w:hAnsi="Arial" w:eastAsia="Arial"/>
-                <w:b/>
-                <w:i w:val="0"/>
-                <w:color w:val="1B2336"/>
-                <w:sz w:val="18"/>
-              </w:rPr>
-              <w:t>Oikeudet</w:t>
-            </w:r>
-          </w:p>
-        </w:tc>
-        <w:tc>
-          <w:tcPr>
-            <w:tcW w:type="dxa" w:w="7515"/>
-            <w:tcMar>
-              <w:top w:w="120" w:type="dxa"/>
-              <w:bottom w:w="120" w:type="dxa"/>
-              <w:start w:w="210" w:type="dxa"/>
-              <w:end w:w="210" w:type="dxa"/>
-              <w:left w:w="210" w:type="dxa"/>
-              <w:right w:w="210" w:type="dxa"/>
-            </w:tcMar>
-            <w:shd w:val="clear" w:fill="FFFFFF"/>
-            <w:vAlign w:val="top"/>
-          </w:tcPr>
-          <w:p>
-            <w:pPr>
-              <w:spacing w:after="0"/>
-            </w:pPr>
-            <w:r>
-              <w:rPr>
-                <w:rFonts w:ascii="Arial" w:hAnsi="Arial" w:eastAsia="Arial"/>
-                <w:b w:val="0"/>
-                <w:i/>
-                <w:color w:val="7E88A8"/>
-                <w:sz w:val="18"/>
-              </w:rPr>
-              <w:t>Kirjaa tietosuoja ja käyttöoikeus.</w:t>
-            </w:r>
-          </w:p>
-        </w:tc>
-      </w:tr>
-    </w:tbl>
-    <w:p>
-      <w:pPr>
-        <w:spacing w:after="40"/>
-      </w:pPr>
-    </w:p>
-    <w:p>
-      <w:pPr>
         <w:keepNext/>
         <w:pageBreakBefore/>
         <w:spacing w:before="0" w:after="80"/>
@@ -12225,7 +9767,7 @@
                 <w:color w:val="3A4253"/>
                 <w:sz w:val="19"/>
               </w:rPr>
-              <w:t>Tietopohjan 3–5 varsinaista lähdedokumenttia on tallennettu samaan kansioon, ja niiden nimet vastaavat taulukkoa.</w:t>
+              <w:t>Tietopohjan 2–4 varsinaista lähdedokumenttia on tallennettu samaan kansioon, ja niiden nimet vastaavat taulukkoa.</w:t>
             </w:r>
           </w:p>
         </w:tc>
@@ -12234,6 +9776,1086 @@
     <w:p>
       <w:pPr>
         <w:spacing w:after="40"/>
+      </w:pPr>
+    </w:p>
+    <w:p>
+      <w:r>
+        <w:br w:type="page"/>
+      </w:r>
+    </w:p>
+    <w:p>
+      <w:pPr>
+        <w:keepNext/>
+        <w:pageBreakBefore w:val="0"/>
+        <w:spacing w:before="0" w:after="80"/>
+      </w:pPr>
+      <w:r>
+        <w:rPr>
+          <w:rFonts w:ascii="Arial" w:hAnsi="Arial" w:eastAsia="Arial"/>
+          <w:b/>
+          <w:i w:val="0"/>
+          <w:color w:val="863FC4"/>
+          <w:sz w:val="17"/>
+        </w:rPr>
+        <w:t>OSA 2 · TEKOÄLYJEN KÄYTTÖ · TUNTI 16</w:t>
+      </w:r>
+    </w:p>
+    <w:p>
+      <w:pPr>
+        <w:pStyle w:val="Heading1"/>
+        <w:keepNext/>
+        <w:tabs>
+          <w:tab w:pos="255" w:val="left"/>
+        </w:tabs>
+        <w:spacing w:before="0" w:after="160"/>
+        <w:pBdr>
+          <w:left w:val="single" w:sz="28" w:space="0" w:color="863FC4"/>
+        </w:pBdr>
+      </w:pPr>
+      <w:r>
+        <w:tab/>
+      </w:r>
+      <w:r>
+        <w:rPr>
+          <w:rFonts w:ascii="Georgia" w:hAnsi="Georgia" w:eastAsia="Georgia"/>
+          <w:b/>
+          <w:i w:val="0"/>
+          <w:color w:val="1B2336"/>
+          <w:sz w:val="44"/>
+        </w:rPr>
+        <w:t>Yhden välineen kokeilu</w:t>
+      </w:r>
+    </w:p>
+    <w:p>
+      <w:pPr>
+        <w:keepNext w:val="0"/>
+        <w:spacing w:before="0" w:after="140" w:line="276" w:lineRule="auto"/>
+      </w:pPr>
+      <w:r>
+        <w:rPr>
+          <w:rFonts w:ascii="Arial" w:hAnsi="Arial" w:eastAsia="Arial"/>
+          <w:b w:val="0"/>
+          <w:i w:val="0"/>
+          <w:color w:val="3A4253"/>
+          <w:sz w:val="21"/>
+        </w:rPr>
+        <w:t>Kokeile tunnilla 16 yhtä työkalureittiä käytännössä. Jos sopivaa palvelua ei ole, arvioi opettajan antamia esimerkkituotoksia.</w:t>
+      </w:r>
+    </w:p>
+    <w:p>
+      <w:pPr>
+        <w:pStyle w:val="Heading2"/>
+        <w:keepNext/>
+        <w:spacing w:before="160" w:after="60"/>
+      </w:pPr>
+      <w:r>
+        <w:rPr>
+          <w:rFonts w:ascii="Arial" w:hAnsi="Arial" w:eastAsia="Arial"/>
+          <w:b/>
+          <w:i w:val="0"/>
+          <w:color w:val="863FC4"/>
+          <w:sz w:val="22"/>
+        </w:rPr>
+        <w:t>Valitse kokeiltu reitti</w:t>
+      </w:r>
+    </w:p>
+    <w:tbl>
+      <w:tblPr>
+        <w:tblW w:type="dxa" w:w="9865"/>
+        <w:tblLayout w:type="fixed"/>
+        <w:tblLook w:firstColumn="1" w:firstRow="1" w:lastColumn="0" w:lastRow="0" w:noHBand="0" w:noVBand="1" w:val="04A0"/>
+        <w:tblInd w:type="dxa" w:w="210"/>
+        <w:tblBorders>
+          <w:top w:val="single" w:sz="4" w:color="D8DEEC"/>
+          <w:bottom w:val="single" w:sz="4" w:color="D8DEEC"/>
+          <w:left w:val="single" w:sz="12" w:color="863FC4"/>
+          <w:right w:val="single" w:sz="4" w:color="D8DEEC"/>
+          <w:insideH w:val="single" w:sz="4" w:color="D8DEEC"/>
+          <w:insideV w:val="single" w:sz="4" w:color="D8DEEC"/>
+        </w:tblBorders>
+      </w:tblPr>
+      <w:tblGrid>
+        <w:gridCol w:w="9865"/>
+      </w:tblGrid>
+      <w:tr>
+        <w:trPr>
+          <w:trHeight w:val="510" w:hRule="atLeast"/>
+        </w:trPr>
+        <w:tc>
+          <w:tcPr>
+            <w:tcW w:type="dxa" w:w="9865"/>
+            <w:tcMar>
+              <w:top w:w="120" w:type="dxa"/>
+              <w:bottom w:w="120" w:type="dxa"/>
+              <w:start w:w="210" w:type="dxa"/>
+              <w:end w:w="210" w:type="dxa"/>
+              <w:left w:w="210" w:type="dxa"/>
+              <w:right w:w="210" w:type="dxa"/>
+            </w:tcMar>
+            <w:shd w:val="clear" w:fill="F3EDFA"/>
+          </w:tcPr>
+          <w:p>
+            <w:pPr>
+              <w:spacing w:after="0"/>
+            </w:pPr>
+            <w:r>
+              <w:rPr>
+                <w:rFonts w:ascii="Arial" w:hAnsi="Arial" w:eastAsia="Arial"/>
+                <w:b/>
+                <w:i w:val="0"/>
+                <w:color w:val="863FC4"/>
+                <w:sz w:val="22"/>
+              </w:rPr>
+              <w:t xml:space="preserve">☐  </w:t>
+            </w:r>
+            <w:r>
+              <w:rPr>
+                <w:rFonts w:ascii="Arial" w:hAnsi="Arial" w:eastAsia="Arial"/>
+                <w:b w:val="0"/>
+                <w:i w:val="0"/>
+                <w:color w:val="3A4253"/>
+                <w:sz w:val="19"/>
+              </w:rPr>
+              <w:t>Kuva</w:t>
+            </w:r>
+          </w:p>
+        </w:tc>
+      </w:tr>
+      <w:tr>
+        <w:trPr>
+          <w:trHeight w:val="510" w:hRule="atLeast"/>
+        </w:trPr>
+        <w:tc>
+          <w:tcPr>
+            <w:tcW w:type="dxa" w:w="9865"/>
+            <w:tcMar>
+              <w:top w:w="120" w:type="dxa"/>
+              <w:bottom w:w="120" w:type="dxa"/>
+              <w:start w:w="210" w:type="dxa"/>
+              <w:end w:w="210" w:type="dxa"/>
+              <w:left w:w="210" w:type="dxa"/>
+              <w:right w:w="210" w:type="dxa"/>
+            </w:tcMar>
+            <w:shd w:val="clear" w:fill="F3EDFA"/>
+          </w:tcPr>
+          <w:p>
+            <w:pPr>
+              <w:spacing w:after="0"/>
+            </w:pPr>
+            <w:r>
+              <w:rPr>
+                <w:rFonts w:ascii="Arial" w:hAnsi="Arial" w:eastAsia="Arial"/>
+                <w:b/>
+                <w:i w:val="0"/>
+                <w:color w:val="863FC4"/>
+                <w:sz w:val="22"/>
+              </w:rPr>
+              <w:t xml:space="preserve">☐  </w:t>
+            </w:r>
+            <w:r>
+              <w:rPr>
+                <w:rFonts w:ascii="Arial" w:hAnsi="Arial" w:eastAsia="Arial"/>
+                <w:b w:val="0"/>
+                <w:i w:val="0"/>
+                <w:color w:val="3A4253"/>
+                <w:sz w:val="19"/>
+              </w:rPr>
+              <w:t>Ääni tai musiikki</w:t>
+            </w:r>
+          </w:p>
+        </w:tc>
+      </w:tr>
+      <w:tr>
+        <w:trPr>
+          <w:trHeight w:val="510" w:hRule="atLeast"/>
+        </w:trPr>
+        <w:tc>
+          <w:tcPr>
+            <w:tcW w:type="dxa" w:w="9865"/>
+            <w:tcMar>
+              <w:top w:w="120" w:type="dxa"/>
+              <w:bottom w:w="120" w:type="dxa"/>
+              <w:start w:w="210" w:type="dxa"/>
+              <w:end w:w="210" w:type="dxa"/>
+              <w:left w:w="210" w:type="dxa"/>
+              <w:right w:w="210" w:type="dxa"/>
+            </w:tcMar>
+            <w:shd w:val="clear" w:fill="F3EDFA"/>
+          </w:tcPr>
+          <w:p>
+            <w:pPr>
+              <w:spacing w:after="0"/>
+            </w:pPr>
+            <w:r>
+              <w:rPr>
+                <w:rFonts w:ascii="Arial" w:hAnsi="Arial" w:eastAsia="Arial"/>
+                <w:b/>
+                <w:i w:val="0"/>
+                <w:color w:val="863FC4"/>
+                <w:sz w:val="22"/>
+              </w:rPr>
+              <w:t xml:space="preserve">☐  </w:t>
+            </w:r>
+            <w:r>
+              <w:rPr>
+                <w:rFonts w:ascii="Arial" w:hAnsi="Arial" w:eastAsia="Arial"/>
+                <w:b w:val="0"/>
+                <w:i w:val="0"/>
+                <w:color w:val="3A4253"/>
+                <w:sz w:val="19"/>
+              </w:rPr>
+              <w:t>Video</w:t>
+            </w:r>
+          </w:p>
+        </w:tc>
+      </w:tr>
+      <w:tr>
+        <w:trPr>
+          <w:trHeight w:val="510" w:hRule="atLeast"/>
+        </w:trPr>
+        <w:tc>
+          <w:tcPr>
+            <w:tcW w:type="dxa" w:w="9865"/>
+            <w:tcMar>
+              <w:top w:w="120" w:type="dxa"/>
+              <w:bottom w:w="120" w:type="dxa"/>
+              <w:start w:w="210" w:type="dxa"/>
+              <w:end w:w="210" w:type="dxa"/>
+              <w:left w:w="210" w:type="dxa"/>
+              <w:right w:w="210" w:type="dxa"/>
+            </w:tcMar>
+            <w:shd w:val="clear" w:fill="F3EDFA"/>
+          </w:tcPr>
+          <w:p>
+            <w:pPr>
+              <w:spacing w:after="0"/>
+            </w:pPr>
+            <w:r>
+              <w:rPr>
+                <w:rFonts w:ascii="Arial" w:hAnsi="Arial" w:eastAsia="Arial"/>
+                <w:b/>
+                <w:i w:val="0"/>
+                <w:color w:val="863FC4"/>
+                <w:sz w:val="22"/>
+              </w:rPr>
+              <w:t xml:space="preserve">☐  </w:t>
+            </w:r>
+            <w:r>
+              <w:rPr>
+                <w:rFonts w:ascii="Arial" w:hAnsi="Arial" w:eastAsia="Arial"/>
+                <w:b w:val="0"/>
+                <w:i w:val="0"/>
+                <w:color w:val="3A4253"/>
+                <w:sz w:val="19"/>
+              </w:rPr>
+              <w:t>Koodi</w:t>
+            </w:r>
+          </w:p>
+        </w:tc>
+      </w:tr>
+    </w:tbl>
+    <w:p>
+      <w:pPr>
+        <w:spacing w:after="40"/>
+      </w:pPr>
+    </w:p>
+    <w:p>
+      <w:pPr>
+        <w:keepNext/>
+        <w:spacing w:before="120" w:after="60"/>
+      </w:pPr>
+      <w:r>
+        <w:rPr>
+          <w:rFonts w:ascii="Arial" w:hAnsi="Arial" w:eastAsia="Arial"/>
+          <w:b/>
+          <w:i w:val="0"/>
+          <w:color w:val="1B2336"/>
+          <w:sz w:val="21"/>
+        </w:rPr>
+        <w:t>Käyttötarkoitus, käyttäjä ja tärkein onnistumisen ehto</w:t>
+      </w:r>
+    </w:p>
+    <w:tbl>
+      <w:tblPr>
+        <w:tblW w:type="dxa" w:w="9865"/>
+        <w:tblLayout w:type="fixed"/>
+        <w:tblLook w:firstColumn="1" w:firstRow="1" w:lastColumn="0" w:lastRow="0" w:noHBand="0" w:noVBand="1" w:val="04A0"/>
+        <w:tblInd w:type="dxa" w:w="210"/>
+        <w:tblBorders>
+          <w:top w:val="single" w:sz="5" w:color="C9D0DF"/>
+          <w:bottom w:val="single" w:sz="5" w:color="C9D0DF"/>
+          <w:left w:val="single" w:sz="10" w:color="863FC4"/>
+          <w:right w:val="single" w:sz="5" w:color="C9D0DF"/>
+          <w:insideH w:val="nil" w:sz="5" w:color="C9D0DF"/>
+          <w:insideV w:val="nil" w:sz="5" w:color="C9D0DF"/>
+        </w:tblBorders>
+      </w:tblPr>
+      <w:tblGrid>
+        <w:gridCol w:w="9865"/>
+      </w:tblGrid>
+      <w:tr>
+        <w:trPr>
+          <w:trHeight w:val="1134" w:hRule="atLeast"/>
+        </w:trPr>
+        <w:tc>
+          <w:tcPr>
+            <w:tcW w:type="dxa" w:w="9865"/>
+            <w:tcMar>
+              <w:top w:w="120" w:type="dxa"/>
+              <w:bottom w:w="120" w:type="dxa"/>
+              <w:start w:w="210" w:type="dxa"/>
+              <w:end w:w="210" w:type="dxa"/>
+              <w:left w:w="210" w:type="dxa"/>
+              <w:right w:w="210" w:type="dxa"/>
+            </w:tcMar>
+            <w:shd w:val="clear" w:fill="FBFCFE"/>
+            <w:vAlign w:val="top"/>
+          </w:tcPr>
+          <w:p>
+            <w:pPr>
+              <w:spacing w:after="0"/>
+            </w:pPr>
+            <w:r>
+              <w:rPr>
+                <w:rFonts w:ascii="Arial" w:hAnsi="Arial" w:eastAsia="Arial"/>
+                <w:b w:val="0"/>
+                <w:i/>
+                <w:color w:val="7E88A8"/>
+                <w:sz w:val="18"/>
+              </w:rPr>
+              <w:t>Kirjoita tähän.</w:t>
+            </w:r>
+          </w:p>
+        </w:tc>
+      </w:tr>
+    </w:tbl>
+    <w:p>
+      <w:pPr>
+        <w:spacing w:after="20"/>
+      </w:pPr>
+    </w:p>
+    <w:p>
+      <w:pPr>
+        <w:keepNext/>
+        <w:spacing w:before="120" w:after="60"/>
+      </w:pPr>
+      <w:r>
+        <w:rPr>
+          <w:rFonts w:ascii="Arial" w:hAnsi="Arial" w:eastAsia="Arial"/>
+          <w:b/>
+          <w:i w:val="0"/>
+          <w:color w:val="1B2336"/>
+          <w:sz w:val="21"/>
+        </w:rPr>
+        <w:t>Käytetty väline, syöte ja mahdollinen lähdeaineisto</w:t>
+      </w:r>
+    </w:p>
+    <w:tbl>
+      <w:tblPr>
+        <w:tblW w:type="dxa" w:w="9865"/>
+        <w:tblLayout w:type="fixed"/>
+        <w:tblLook w:firstColumn="1" w:firstRow="1" w:lastColumn="0" w:lastRow="0" w:noHBand="0" w:noVBand="1" w:val="04A0"/>
+        <w:tblInd w:type="dxa" w:w="210"/>
+        <w:tblBorders>
+          <w:top w:val="single" w:sz="5" w:color="C9D0DF"/>
+          <w:bottom w:val="single" w:sz="5" w:color="C9D0DF"/>
+          <w:left w:val="single" w:sz="10" w:color="863FC4"/>
+          <w:right w:val="single" w:sz="5" w:color="C9D0DF"/>
+          <w:insideH w:val="nil" w:sz="5" w:color="C9D0DF"/>
+          <w:insideV w:val="nil" w:sz="5" w:color="C9D0DF"/>
+        </w:tblBorders>
+      </w:tblPr>
+      <w:tblGrid>
+        <w:gridCol w:w="9865"/>
+      </w:tblGrid>
+      <w:tr>
+        <w:trPr>
+          <w:trHeight w:val="1587" w:hRule="atLeast"/>
+        </w:trPr>
+        <w:tc>
+          <w:tcPr>
+            <w:tcW w:type="dxa" w:w="9865"/>
+            <w:tcMar>
+              <w:top w:w="120" w:type="dxa"/>
+              <w:bottom w:w="120" w:type="dxa"/>
+              <w:start w:w="210" w:type="dxa"/>
+              <w:end w:w="210" w:type="dxa"/>
+              <w:left w:w="210" w:type="dxa"/>
+              <w:right w:w="210" w:type="dxa"/>
+            </w:tcMar>
+            <w:shd w:val="clear" w:fill="FBFCFE"/>
+            <w:vAlign w:val="top"/>
+          </w:tcPr>
+          <w:p>
+            <w:pPr>
+              <w:spacing w:after="0"/>
+            </w:pPr>
+            <w:r>
+              <w:rPr>
+                <w:rFonts w:ascii="Arial" w:hAnsi="Arial" w:eastAsia="Arial"/>
+                <w:b w:val="0"/>
+                <w:i/>
+                <w:color w:val="7E88A8"/>
+                <w:sz w:val="18"/>
+              </w:rPr>
+              <w:t>Kirjoita tähän.</w:t>
+            </w:r>
+          </w:p>
+        </w:tc>
+      </w:tr>
+    </w:tbl>
+    <w:p>
+      <w:pPr>
+        <w:spacing w:after="20"/>
+      </w:pPr>
+    </w:p>
+    <w:p>
+      <w:pPr>
+        <w:keepNext/>
+        <w:spacing w:before="120" w:after="60"/>
+      </w:pPr>
+      <w:r>
+        <w:rPr>
+          <w:rFonts w:ascii="Arial" w:hAnsi="Arial" w:eastAsia="Arial"/>
+          <w:b/>
+          <w:i w:val="0"/>
+          <w:color w:val="1B2336"/>
+          <w:sz w:val="21"/>
+        </w:rPr>
+        <w:t>Ennalta päätetyt arviointikriteerit ja version 1 havainnot</w:t>
+      </w:r>
+    </w:p>
+    <w:tbl>
+      <w:tblPr>
+        <w:tblW w:type="dxa" w:w="9865"/>
+        <w:tblLayout w:type="fixed"/>
+        <w:tblLook w:firstColumn="1" w:firstRow="1" w:lastColumn="0" w:lastRow="0" w:noHBand="0" w:noVBand="1" w:val="04A0"/>
+        <w:tblInd w:type="dxa" w:w="210"/>
+        <w:tblBorders>
+          <w:top w:val="single" w:sz="5" w:color="C9D0DF"/>
+          <w:bottom w:val="single" w:sz="5" w:color="C9D0DF"/>
+          <w:left w:val="single" w:sz="10" w:color="863FC4"/>
+          <w:right w:val="single" w:sz="5" w:color="C9D0DF"/>
+          <w:insideH w:val="nil" w:sz="5" w:color="C9D0DF"/>
+          <w:insideV w:val="nil" w:sz="5" w:color="C9D0DF"/>
+        </w:tblBorders>
+      </w:tblPr>
+      <w:tblGrid>
+        <w:gridCol w:w="9865"/>
+      </w:tblGrid>
+      <w:tr>
+        <w:trPr>
+          <w:trHeight w:val="1587" w:hRule="atLeast"/>
+        </w:trPr>
+        <w:tc>
+          <w:tcPr>
+            <w:tcW w:type="dxa" w:w="9865"/>
+            <w:tcMar>
+              <w:top w:w="120" w:type="dxa"/>
+              <w:bottom w:w="120" w:type="dxa"/>
+              <w:start w:w="210" w:type="dxa"/>
+              <w:end w:w="210" w:type="dxa"/>
+              <w:left w:w="210" w:type="dxa"/>
+              <w:right w:w="210" w:type="dxa"/>
+            </w:tcMar>
+            <w:shd w:val="clear" w:fill="FBFCFE"/>
+            <w:vAlign w:val="top"/>
+          </w:tcPr>
+          <w:p>
+            <w:pPr>
+              <w:spacing w:after="0"/>
+            </w:pPr>
+            <w:r>
+              <w:rPr>
+                <w:rFonts w:ascii="Arial" w:hAnsi="Arial" w:eastAsia="Arial"/>
+                <w:b w:val="0"/>
+                <w:i/>
+                <w:color w:val="7E88A8"/>
+                <w:sz w:val="18"/>
+              </w:rPr>
+              <w:t>Kirjoita tähän.</w:t>
+            </w:r>
+          </w:p>
+        </w:tc>
+      </w:tr>
+    </w:tbl>
+    <w:p>
+      <w:pPr>
+        <w:spacing w:after="20"/>
+      </w:pPr>
+    </w:p>
+    <w:p>
+      <w:pPr>
+        <w:keepNext/>
+        <w:spacing w:before="120" w:after="60"/>
+      </w:pPr>
+      <w:r>
+        <w:rPr>
+          <w:rFonts w:ascii="Arial" w:hAnsi="Arial" w:eastAsia="Arial"/>
+          <w:b/>
+          <w:i w:val="0"/>
+          <w:color w:val="1B2336"/>
+          <w:sz w:val="21"/>
+        </w:rPr>
+        <w:t>Yksi nimetty muutos, version 2 tulos ja rajattu johtopäätös</w:t>
+      </w:r>
+    </w:p>
+    <w:tbl>
+      <w:tblPr>
+        <w:tblW w:type="dxa" w:w="9865"/>
+        <w:tblLayout w:type="fixed"/>
+        <w:tblLook w:firstColumn="1" w:firstRow="1" w:lastColumn="0" w:lastRow="0" w:noHBand="0" w:noVBand="1" w:val="04A0"/>
+        <w:tblInd w:type="dxa" w:w="210"/>
+        <w:tblBorders>
+          <w:top w:val="single" w:sz="5" w:color="C9D0DF"/>
+          <w:bottom w:val="single" w:sz="5" w:color="C9D0DF"/>
+          <w:left w:val="single" w:sz="10" w:color="863FC4"/>
+          <w:right w:val="single" w:sz="5" w:color="C9D0DF"/>
+          <w:insideH w:val="nil" w:sz="5" w:color="C9D0DF"/>
+          <w:insideV w:val="nil" w:sz="5" w:color="C9D0DF"/>
+        </w:tblBorders>
+      </w:tblPr>
+      <w:tblGrid>
+        <w:gridCol w:w="9865"/>
+      </w:tblGrid>
+      <w:tr>
+        <w:trPr>
+          <w:trHeight w:val="1587" w:hRule="atLeast"/>
+        </w:trPr>
+        <w:tc>
+          <w:tcPr>
+            <w:tcW w:type="dxa" w:w="9865"/>
+            <w:tcMar>
+              <w:top w:w="120" w:type="dxa"/>
+              <w:bottom w:w="120" w:type="dxa"/>
+              <w:start w:w="210" w:type="dxa"/>
+              <w:end w:w="210" w:type="dxa"/>
+              <w:left w:w="210" w:type="dxa"/>
+              <w:right w:w="210" w:type="dxa"/>
+            </w:tcMar>
+            <w:shd w:val="clear" w:fill="FBFCFE"/>
+            <w:vAlign w:val="top"/>
+          </w:tcPr>
+          <w:p>
+            <w:pPr>
+              <w:spacing w:after="0"/>
+            </w:pPr>
+            <w:r>
+              <w:rPr>
+                <w:rFonts w:ascii="Arial" w:hAnsi="Arial" w:eastAsia="Arial"/>
+                <w:b w:val="0"/>
+                <w:i/>
+                <w:color w:val="7E88A8"/>
+                <w:sz w:val="18"/>
+              </w:rPr>
+              <w:t>Kirjoita tähän.</w:t>
+            </w:r>
+          </w:p>
+        </w:tc>
+      </w:tr>
+    </w:tbl>
+    <w:p>
+      <w:pPr>
+        <w:spacing w:after="20"/>
+      </w:pPr>
+    </w:p>
+    <w:p>
+      <w:r>
+        <w:br w:type="page"/>
+      </w:r>
+    </w:p>
+    <w:p>
+      <w:pPr>
+        <w:keepNext/>
+        <w:pageBreakBefore w:val="0"/>
+        <w:spacing w:before="0" w:after="80"/>
+      </w:pPr>
+      <w:r>
+        <w:rPr>
+          <w:rFonts w:ascii="Arial" w:hAnsi="Arial" w:eastAsia="Arial"/>
+          <w:b/>
+          <w:i w:val="0"/>
+          <w:color w:val="863FC4"/>
+          <w:sz w:val="17"/>
+        </w:rPr>
+        <w:t>TUNTI 16 · TALLENNETTAVA TUOTOS</w:t>
+      </w:r>
+    </w:p>
+    <w:p>
+      <w:pPr>
+        <w:pStyle w:val="Heading1"/>
+        <w:keepNext/>
+        <w:tabs>
+          <w:tab w:pos="255" w:val="left"/>
+        </w:tabs>
+        <w:spacing w:before="0" w:after="160"/>
+        <w:pBdr>
+          <w:left w:val="single" w:sz="28" w:space="0" w:color="863FC4"/>
+        </w:pBdr>
+      </w:pPr>
+      <w:r>
+        <w:tab/>
+      </w:r>
+      <w:r>
+        <w:rPr>
+          <w:rFonts w:ascii="Georgia" w:hAnsi="Georgia" w:eastAsia="Georgia"/>
+          <w:b/>
+          <w:i w:val="0"/>
+          <w:color w:val="1B2336"/>
+          <w:sz w:val="44"/>
+        </w:rPr>
+        <w:t>Bottiprojektin valintakortti</w:t>
+      </w:r>
+    </w:p>
+    <w:p>
+      <w:pPr>
+        <w:keepNext w:val="0"/>
+        <w:spacing w:before="0" w:after="140" w:line="276" w:lineRule="auto"/>
+      </w:pPr>
+      <w:r>
+        <w:rPr>
+          <w:rFonts w:ascii="Arial" w:hAnsi="Arial" w:eastAsia="Arial"/>
+          <w:b w:val="0"/>
+          <w:i w:val="0"/>
+          <w:color w:val="3A4253"/>
+          <w:sz w:val="21"/>
+        </w:rPr>
+        <w:t>Vertaa työkalureittejä ja kahta toteutustapaa. Tee lopuksi toteutus-, riski- ja käyttöönottopäätös.</w:t>
+      </w:r>
+    </w:p>
+    <w:tbl>
+      <w:tblPr>
+        <w:tblW w:type="dxa" w:w="9865"/>
+        <w:tblLayout w:type="fixed"/>
+        <w:tblLook w:firstColumn="1" w:firstRow="1" w:lastColumn="0" w:lastRow="0" w:noHBand="0" w:noVBand="1" w:val="04A0"/>
+        <w:tblInd w:type="dxa" w:w="210"/>
+        <w:tblBorders>
+          <w:top w:val="single" w:sz="5" w:color="D8DEEC"/>
+          <w:bottom w:val="single" w:sz="5" w:color="D8DEEC"/>
+          <w:left w:val="single" w:sz="10" w:color="863FC4"/>
+          <w:right w:val="single" w:sz="5" w:color="D8DEEC"/>
+          <w:insideH w:val="single" w:sz="5" w:color="D8DEEC"/>
+          <w:insideV w:val="single" w:sz="5" w:color="D8DEEC"/>
+        </w:tblBorders>
+      </w:tblPr>
+      <w:tblGrid>
+        <w:gridCol w:w="2350"/>
+        <w:gridCol w:w="7515"/>
+      </w:tblGrid>
+      <w:tr>
+        <w:trPr>
+          <w:trHeight w:val="510" w:hRule="atLeast"/>
+        </w:trPr>
+        <w:tc>
+          <w:tcPr>
+            <w:tcW w:type="dxa" w:w="2350"/>
+            <w:tcMar>
+              <w:top w:w="120" w:type="dxa"/>
+              <w:bottom w:w="120" w:type="dxa"/>
+              <w:start w:w="210" w:type="dxa"/>
+              <w:end w:w="210" w:type="dxa"/>
+              <w:left w:w="210" w:type="dxa"/>
+              <w:right w:w="210" w:type="dxa"/>
+            </w:tcMar>
+            <w:shd w:val="clear" w:fill="FBFCFE"/>
+            <w:vAlign w:val="center"/>
+          </w:tcPr>
+          <w:p>
+            <w:pPr>
+              <w:spacing w:after="0"/>
+            </w:pPr>
+            <w:r>
+              <w:rPr>
+                <w:rFonts w:ascii="Arial" w:hAnsi="Arial" w:eastAsia="Arial"/>
+                <w:b/>
+                <w:i w:val="0"/>
+                <w:color w:val="1B2336"/>
+                <w:sz w:val="18"/>
+              </w:rPr>
+              <w:t>Kuva</w:t>
+            </w:r>
+          </w:p>
+        </w:tc>
+        <w:tc>
+          <w:tcPr>
+            <w:tcW w:type="dxa" w:w="7515"/>
+            <w:tcMar>
+              <w:top w:w="120" w:type="dxa"/>
+              <w:bottom w:w="120" w:type="dxa"/>
+              <w:start w:w="210" w:type="dxa"/>
+              <w:end w:w="210" w:type="dxa"/>
+              <w:left w:w="210" w:type="dxa"/>
+              <w:right w:w="210" w:type="dxa"/>
+            </w:tcMar>
+            <w:shd w:val="clear" w:fill="FFFFFF"/>
+            <w:vAlign w:val="top"/>
+          </w:tcPr>
+          <w:p>
+            <w:pPr>
+              <w:spacing w:after="0"/>
+            </w:pPr>
+            <w:r>
+              <w:rPr>
+                <w:rFonts w:ascii="Arial" w:hAnsi="Arial" w:eastAsia="Arial"/>
+                <w:b w:val="0"/>
+                <w:i/>
+                <w:color w:val="7E88A8"/>
+                <w:sz w:val="18"/>
+              </w:rPr>
+              <w:t>Sopiiko käyttäjätarpeeseen? Miksi tai miksi ei?</w:t>
+            </w:r>
+          </w:p>
+        </w:tc>
+      </w:tr>
+      <w:tr>
+        <w:trPr>
+          <w:trHeight w:val="510" w:hRule="atLeast"/>
+        </w:trPr>
+        <w:tc>
+          <w:tcPr>
+            <w:tcW w:type="dxa" w:w="2350"/>
+            <w:tcMar>
+              <w:top w:w="120" w:type="dxa"/>
+              <w:bottom w:w="120" w:type="dxa"/>
+              <w:start w:w="210" w:type="dxa"/>
+              <w:end w:w="210" w:type="dxa"/>
+              <w:left w:w="210" w:type="dxa"/>
+              <w:right w:w="210" w:type="dxa"/>
+            </w:tcMar>
+            <w:shd w:val="clear" w:fill="FBFCFE"/>
+            <w:vAlign w:val="center"/>
+          </w:tcPr>
+          <w:p>
+            <w:pPr>
+              <w:spacing w:after="0"/>
+            </w:pPr>
+            <w:r>
+              <w:rPr>
+                <w:rFonts w:ascii="Arial" w:hAnsi="Arial" w:eastAsia="Arial"/>
+                <w:b/>
+                <w:i w:val="0"/>
+                <w:color w:val="1B2336"/>
+                <w:sz w:val="18"/>
+              </w:rPr>
+              <w:t>Ääni tai musiikki</w:t>
+            </w:r>
+          </w:p>
+        </w:tc>
+        <w:tc>
+          <w:tcPr>
+            <w:tcW w:type="dxa" w:w="7515"/>
+            <w:tcMar>
+              <w:top w:w="120" w:type="dxa"/>
+              <w:bottom w:w="120" w:type="dxa"/>
+              <w:start w:w="210" w:type="dxa"/>
+              <w:end w:w="210" w:type="dxa"/>
+              <w:left w:w="210" w:type="dxa"/>
+              <w:right w:w="210" w:type="dxa"/>
+            </w:tcMar>
+            <w:shd w:val="clear" w:fill="FFFFFF"/>
+            <w:vAlign w:val="top"/>
+          </w:tcPr>
+          <w:p>
+            <w:pPr>
+              <w:spacing w:after="0"/>
+            </w:pPr>
+            <w:r>
+              <w:rPr>
+                <w:rFonts w:ascii="Arial" w:hAnsi="Arial" w:eastAsia="Arial"/>
+                <w:b w:val="0"/>
+                <w:i/>
+                <w:color w:val="7E88A8"/>
+                <w:sz w:val="18"/>
+              </w:rPr>
+              <w:t>Sopiiko käyttäjätarpeeseen? Miksi tai miksi ei?</w:t>
+            </w:r>
+          </w:p>
+        </w:tc>
+      </w:tr>
+      <w:tr>
+        <w:trPr>
+          <w:trHeight w:val="510" w:hRule="atLeast"/>
+        </w:trPr>
+        <w:tc>
+          <w:tcPr>
+            <w:tcW w:type="dxa" w:w="2350"/>
+            <w:tcMar>
+              <w:top w:w="120" w:type="dxa"/>
+              <w:bottom w:w="120" w:type="dxa"/>
+              <w:start w:w="210" w:type="dxa"/>
+              <w:end w:w="210" w:type="dxa"/>
+              <w:left w:w="210" w:type="dxa"/>
+              <w:right w:w="210" w:type="dxa"/>
+            </w:tcMar>
+            <w:shd w:val="clear" w:fill="FBFCFE"/>
+            <w:vAlign w:val="center"/>
+          </w:tcPr>
+          <w:p>
+            <w:pPr>
+              <w:spacing w:after="0"/>
+            </w:pPr>
+            <w:r>
+              <w:rPr>
+                <w:rFonts w:ascii="Arial" w:hAnsi="Arial" w:eastAsia="Arial"/>
+                <w:b/>
+                <w:i w:val="0"/>
+                <w:color w:val="1B2336"/>
+                <w:sz w:val="18"/>
+              </w:rPr>
+              <w:t>Video</w:t>
+            </w:r>
+          </w:p>
+        </w:tc>
+        <w:tc>
+          <w:tcPr>
+            <w:tcW w:type="dxa" w:w="7515"/>
+            <w:tcMar>
+              <w:top w:w="120" w:type="dxa"/>
+              <w:bottom w:w="120" w:type="dxa"/>
+              <w:start w:w="210" w:type="dxa"/>
+              <w:end w:w="210" w:type="dxa"/>
+              <w:left w:w="210" w:type="dxa"/>
+              <w:right w:w="210" w:type="dxa"/>
+            </w:tcMar>
+            <w:shd w:val="clear" w:fill="FFFFFF"/>
+            <w:vAlign w:val="top"/>
+          </w:tcPr>
+          <w:p>
+            <w:pPr>
+              <w:spacing w:after="0"/>
+            </w:pPr>
+            <w:r>
+              <w:rPr>
+                <w:rFonts w:ascii="Arial" w:hAnsi="Arial" w:eastAsia="Arial"/>
+                <w:b w:val="0"/>
+                <w:i/>
+                <w:color w:val="7E88A8"/>
+                <w:sz w:val="18"/>
+              </w:rPr>
+              <w:t>Sopiiko käyttäjätarpeeseen? Miksi tai miksi ei?</w:t>
+            </w:r>
+          </w:p>
+        </w:tc>
+      </w:tr>
+      <w:tr>
+        <w:trPr>
+          <w:trHeight w:val="510" w:hRule="atLeast"/>
+        </w:trPr>
+        <w:tc>
+          <w:tcPr>
+            <w:tcW w:type="dxa" w:w="2350"/>
+            <w:tcMar>
+              <w:top w:w="120" w:type="dxa"/>
+              <w:bottom w:w="120" w:type="dxa"/>
+              <w:start w:w="210" w:type="dxa"/>
+              <w:end w:w="210" w:type="dxa"/>
+              <w:left w:w="210" w:type="dxa"/>
+              <w:right w:w="210" w:type="dxa"/>
+            </w:tcMar>
+            <w:shd w:val="clear" w:fill="FBFCFE"/>
+            <w:vAlign w:val="center"/>
+          </w:tcPr>
+          <w:p>
+            <w:pPr>
+              <w:spacing w:after="0"/>
+            </w:pPr>
+            <w:r>
+              <w:rPr>
+                <w:rFonts w:ascii="Arial" w:hAnsi="Arial" w:eastAsia="Arial"/>
+                <w:b/>
+                <w:i w:val="0"/>
+                <w:color w:val="1B2336"/>
+                <w:sz w:val="18"/>
+              </w:rPr>
+              <w:t>Koodi</w:t>
+            </w:r>
+          </w:p>
+        </w:tc>
+        <w:tc>
+          <w:tcPr>
+            <w:tcW w:type="dxa" w:w="7515"/>
+            <w:tcMar>
+              <w:top w:w="120" w:type="dxa"/>
+              <w:bottom w:w="120" w:type="dxa"/>
+              <w:start w:w="210" w:type="dxa"/>
+              <w:end w:w="210" w:type="dxa"/>
+              <w:left w:w="210" w:type="dxa"/>
+              <w:right w:w="210" w:type="dxa"/>
+            </w:tcMar>
+            <w:shd w:val="clear" w:fill="FFFFFF"/>
+            <w:vAlign w:val="top"/>
+          </w:tcPr>
+          <w:p>
+            <w:pPr>
+              <w:spacing w:after="0"/>
+            </w:pPr>
+            <w:r>
+              <w:rPr>
+                <w:rFonts w:ascii="Arial" w:hAnsi="Arial" w:eastAsia="Arial"/>
+                <w:b w:val="0"/>
+                <w:i/>
+                <w:color w:val="7E88A8"/>
+                <w:sz w:val="18"/>
+              </w:rPr>
+              <w:t>Sopiiko käyttäjätarpeeseen? Miksi tai miksi ei?</w:t>
+            </w:r>
+          </w:p>
+        </w:tc>
+      </w:tr>
+    </w:tbl>
+    <w:p>
+      <w:pPr>
+        <w:spacing w:after="40"/>
+      </w:pPr>
+    </w:p>
+    <w:p>
+      <w:pPr>
+        <w:keepNext/>
+        <w:spacing w:before="120" w:after="60"/>
+      </w:pPr>
+      <w:r>
+        <w:rPr>
+          <w:rFonts w:ascii="Arial" w:hAnsi="Arial" w:eastAsia="Arial"/>
+          <w:b/>
+          <w:i w:val="0"/>
+          <w:color w:val="1B2336"/>
+          <w:sz w:val="21"/>
+        </w:rPr>
+        <w:t>Vertaa toteutustapoja A ja B: järjestelmäprompti, tietopohja, mahdollinen erikoistyökalu, näyttö sekä suurin riski.</w:t>
+      </w:r>
+    </w:p>
+    <w:tbl>
+      <w:tblPr>
+        <w:tblW w:type="dxa" w:w="9865"/>
+        <w:tblLayout w:type="fixed"/>
+        <w:tblLook w:firstColumn="1" w:firstRow="1" w:lastColumn="0" w:lastRow="0" w:noHBand="0" w:noVBand="1" w:val="04A0"/>
+        <w:tblInd w:type="dxa" w:w="210"/>
+        <w:tblBorders>
+          <w:top w:val="single" w:sz="5" w:color="C9D0DF"/>
+          <w:bottom w:val="single" w:sz="5" w:color="C9D0DF"/>
+          <w:left w:val="single" w:sz="10" w:color="863FC4"/>
+          <w:right w:val="single" w:sz="5" w:color="C9D0DF"/>
+          <w:insideH w:val="nil" w:sz="5" w:color="C9D0DF"/>
+          <w:insideV w:val="nil" w:sz="5" w:color="C9D0DF"/>
+        </w:tblBorders>
+      </w:tblPr>
+      <w:tblGrid>
+        <w:gridCol w:w="9865"/>
+      </w:tblGrid>
+      <w:tr>
+        <w:trPr>
+          <w:trHeight w:val="2154" w:hRule="atLeast"/>
+        </w:trPr>
+        <w:tc>
+          <w:tcPr>
+            <w:tcW w:type="dxa" w:w="9865"/>
+            <w:tcMar>
+              <w:top w:w="120" w:type="dxa"/>
+              <w:bottom w:w="120" w:type="dxa"/>
+              <w:start w:w="210" w:type="dxa"/>
+              <w:end w:w="210" w:type="dxa"/>
+              <w:left w:w="210" w:type="dxa"/>
+              <w:right w:w="210" w:type="dxa"/>
+            </w:tcMar>
+            <w:shd w:val="clear" w:fill="FBFCFE"/>
+            <w:vAlign w:val="top"/>
+          </w:tcPr>
+          <w:p>
+            <w:pPr>
+              <w:spacing w:after="0"/>
+            </w:pPr>
+            <w:r>
+              <w:rPr>
+                <w:rFonts w:ascii="Arial" w:hAnsi="Arial" w:eastAsia="Arial"/>
+                <w:b w:val="0"/>
+                <w:i/>
+                <w:color w:val="7E88A8"/>
+                <w:sz w:val="18"/>
+              </w:rPr>
+              <w:t>Kirjoita tähän.</w:t>
+            </w:r>
+          </w:p>
+        </w:tc>
+      </w:tr>
+    </w:tbl>
+    <w:p>
+      <w:pPr>
+        <w:spacing w:after="20"/>
+      </w:pPr>
+    </w:p>
+    <w:p>
+      <w:pPr>
+        <w:keepNext/>
+        <w:spacing w:before="120" w:after="60"/>
+      </w:pPr>
+      <w:r>
+        <w:rPr>
+          <w:rFonts w:ascii="Arial" w:hAnsi="Arial" w:eastAsia="Arial"/>
+          <w:b/>
+          <w:i w:val="0"/>
+          <w:color w:val="1B2336"/>
+          <w:sz w:val="21"/>
+        </w:rPr>
+        <w:t>Kirjoita toteutuspäätös, tärkein riskirajaus ja havaittava käyttöönottokriteeri. Nimeä suunnittelupolulla teknisesti todentamattomat ominaisuudet.</w:t>
+      </w:r>
+    </w:p>
+    <w:tbl>
+      <w:tblPr>
+        <w:tblW w:type="dxa" w:w="9865"/>
+        <w:tblLayout w:type="fixed"/>
+        <w:tblLook w:firstColumn="1" w:firstRow="1" w:lastColumn="0" w:lastRow="0" w:noHBand="0" w:noVBand="1" w:val="04A0"/>
+        <w:tblInd w:type="dxa" w:w="210"/>
+        <w:tblBorders>
+          <w:top w:val="single" w:sz="5" w:color="C9D0DF"/>
+          <w:bottom w:val="single" w:sz="5" w:color="C9D0DF"/>
+          <w:left w:val="single" w:sz="10" w:color="863FC4"/>
+          <w:right w:val="single" w:sz="5" w:color="C9D0DF"/>
+          <w:insideH w:val="nil" w:sz="5" w:color="C9D0DF"/>
+          <w:insideV w:val="nil" w:sz="5" w:color="C9D0DF"/>
+        </w:tblBorders>
+      </w:tblPr>
+      <w:tblGrid>
+        <w:gridCol w:w="9865"/>
+      </w:tblGrid>
+      <w:tr>
+        <w:trPr>
+          <w:trHeight w:val="1928" w:hRule="atLeast"/>
+        </w:trPr>
+        <w:tc>
+          <w:tcPr>
+            <w:tcW w:type="dxa" w:w="9865"/>
+            <w:tcMar>
+              <w:top w:w="120" w:type="dxa"/>
+              <w:bottom w:w="120" w:type="dxa"/>
+              <w:start w:w="210" w:type="dxa"/>
+              <w:end w:w="210" w:type="dxa"/>
+              <w:left w:w="210" w:type="dxa"/>
+              <w:right w:w="210" w:type="dxa"/>
+            </w:tcMar>
+            <w:shd w:val="clear" w:fill="FBFCFE"/>
+            <w:vAlign w:val="top"/>
+          </w:tcPr>
+          <w:p>
+            <w:pPr>
+              <w:spacing w:after="0"/>
+            </w:pPr>
+            <w:r>
+              <w:rPr>
+                <w:rFonts w:ascii="Arial" w:hAnsi="Arial" w:eastAsia="Arial"/>
+                <w:b w:val="0"/>
+                <w:i/>
+                <w:color w:val="7E88A8"/>
+                <w:sz w:val="18"/>
+              </w:rPr>
+              <w:t>Kirjoita tähän.</w:t>
+            </w:r>
+          </w:p>
+        </w:tc>
+      </w:tr>
+    </w:tbl>
+    <w:p>
+      <w:pPr>
+        <w:spacing w:after="20"/>
       </w:pPr>
     </w:p>
     <w:p>
@@ -12297,7 +10919,7 @@
           <w:color w:val="3A4253"/>
           <w:sz w:val="21"/>
         </w:rPr>
-        <w:t>Voit käyttää valitsemaasi alustaa tai tehdä dokumentoidun kuivaharjoittelun. Molemmissa vaihtoehdoissa sinun pitää pystyä tekemään työnkulku ja valintasi näkyviksi.</w:t>
+        <w:t>Valitse toimiva tekninen toteutus tai dokumentoitu suunnittelusuoritus. Polut ovat samanarvoisia, mutta niissä osoitetaan osaaminen eri tavalla.</w:t>
       </w:r>
     </w:p>
     <w:p>
@@ -12374,7 +10996,7 @@
                 <w:color w:val="3A4253"/>
                 <w:sz w:val="19"/>
               </w:rPr>
-              <w:t>Toimiva botti</w:t>
+              <w:t>Toimiva tekninen toteutus</w:t>
             </w:r>
           </w:p>
         </w:tc>
@@ -12418,7 +11040,7 @@
                 <w:color w:val="3A4253"/>
                 <w:sz w:val="19"/>
               </w:rPr>
-              <w:t>Dokumentoitu kuivaharjoittelu</w:t>
+              <w:t>Dokumentoitu suunnittelusuoritus</w:t>
             </w:r>
           </w:p>
         </w:tc>
@@ -12442,7 +11064,7 @@
           <w:color w:val="1B2336"/>
           <w:sz w:val="21"/>
         </w:rPr>
-        <w:t>Lisää linkki toteutukseen tai kuivaharjoittelun suoritusjälki: järjestelmäprompti, käyttäjän syötteet, vastaukset ja odotetut työkaluvaiheet.</w:t>
+        <w:t>Lisää teknisen botin linkki ja suoritusjälki tai suunnittelusuorituksen arkkitehtuuri ja simuloitu suoritusjälki. Merkitse simuloidut vaiheet sekä teknisesti todentamattomat ominaisuudet.</w:t>
       </w:r>
     </w:p>
     <w:tbl>
@@ -12731,7 +11353,7 @@
           <w:color w:val="1B2336"/>
           <w:sz w:val="21"/>
         </w:rPr>
-        <w:t>Nimeä tietopohjan 3–5 dokumenttia ja perustele valinnat.</w:t>
+        <w:t>Nimeä tietopohjan 2–4 dokumenttia ja perustele valinnat.</w:t>
       </w:r>
     </w:p>
     <w:tbl>
@@ -12926,7 +11548,7 @@
           <w:color w:val="3A4253"/>
           <w:sz w:val="21"/>
         </w:rPr>
-        <w:t>Aja normaali tapaus, kielteinen testi ja reunatapaus. Tee vähintään yksi nimetty korjaus ja aja sitä koskeva testi uudelleen.</w:t>
+        <w:t>Aja normaali tapaus, kielteinen testi ja reunatapaus. Tee yksi nimetty korjaus ja aja juuri sitä koskeva testi uudelleen samalla odotuksella.</w:t>
       </w:r>
     </w:p>
     <w:p>
@@ -14280,7 +12902,7 @@
           <w:color w:val="1B2336"/>
           <w:sz w:val="21"/>
         </w:rPr>
-        <w:t>Reflektio, 200–300 sanaa</w:t>
+        <w:t>Reflektio, 200–300 sanaa tai saavutettava äänite/selostettu kuvakooste</w:t>
       </w:r>
       <w:r>
         <w:rPr>
@@ -14290,7 +12912,7 @@
           <w:color w:val="5A6478"/>
           <w:sz w:val="17"/>
         </w:rPr>
-        <w:t xml:space="preserve">  Mitä opit, mikä toimi heti, mikä vaati useita yrityksiä ja mitä tekisit toisin?</w:t>
+        <w:t xml:space="preserve">  Mitä opit, mikä havainto johti korjaukseen ja mitä tekisit seuraavaksi?</w:t>
       </w:r>
     </w:p>
     <w:tbl>
@@ -14511,7 +13133,7 @@
                 <w:color w:val="3A4253"/>
                 <w:sz w:val="19"/>
               </w:rPr>
-              <w:t>Botti toimii rajatussa tehtävässä tai kuivaharjoittelu todentaa työnkulun.</w:t>
+              <w:t>Tekninen botti toimii rajatussa tehtävässä tai suunnittelusuoritus kuvaa toteuttamiskelpoisen rakenteen ja rajaa teknisesti todentamattomat ominaisuudet.</w:t>
             </w:r>
           </w:p>
         </w:tc>
@@ -14599,7 +13221,7 @@
                 <w:color w:val="3A4253"/>
                 <w:sz w:val="19"/>
               </w:rPr>
-              <w:t>Tietopohjassa on 3–5 perusteltua dokumenttia.</w:t>
+              <w:t>Tietopohjassa on 2–4 perusteltua dokumenttia.</w:t>
             </w:r>
           </w:p>
         </w:tc>
@@ -14643,7 +13265,7 @@
                 <w:color w:val="3A4253"/>
                 <w:sz w:val="19"/>
               </w:rPr>
-              <w:t>Normaali, kielteinen ja reunatapaus sekä korjaus ja uudelleentesti on dokumentoitu.</w:t>
+              <w:t>Normaali, kielteinen ja reunatapaus sekä yksi korjaus ja sen uudelleentesti on dokumentoitu.</w:t>
             </w:r>
           </w:p>
         </w:tc>
@@ -14766,7 +13388,7 @@
           <w:color w:val="3A4253"/>
           <w:sz w:val="21"/>
         </w:rPr>
-        <w:t>Tällä kurssilla agentti = kielimalli + harness. Suunnittelun tarkistuslistaan kuuluu kuusi rakennusosaa. Kaikkia niistä ei tarvitse toteuttaa jokaisessa agentissa erillisinä teknisinä osina.</w:t>
+        <w:t>Tällä kurssilla rakennettavalla tekoälyagentilla tarkoitetaan kielimallin ja sitä ohjaavan agentin ohjauskehyksen (harness) muodostamaa järjestelmää. Suunnittelun tarkistuslistaan kuuluu kuusi rakennusosaa.</w:t>
       </w:r>
     </w:p>
     <w:tbl>
@@ -14979,7 +13601,7 @@
           <w:color w:val="3A4253"/>
           <w:sz w:val="21"/>
         </w:rPr>
-        <w:t>Kirjoita 150–200 sanaa. Kuvaa lyhytaikainen muisti, mahdollinen pitkäkestoinen muisti, tilat ja tilasiirtymät sekä agentin identiteetti.</w:t>
+        <w:t>Kirjoita 150–200 sanaa. Kuvaa yhden suorituksen konteksti, mahdollinen pitkäkestoinen muisti sekä prosessin tilat ja tilasiirtymät. Perustele, mitä tallennetaan, kuinka pitkäksi aikaa ja miksi. Älä sijoita agentin roolia tai toimintaohjeita muistiin.</w:t>
       </w:r>
     </w:p>
     <w:p>
@@ -15058,6 +13680,114 @@
       </w:pPr>
     </w:p>
     <w:p>
+      <w:pPr>
+        <w:pStyle w:val="Heading2"/>
+        <w:keepNext/>
+        <w:spacing w:before="240" w:after="100"/>
+      </w:pPr>
+      <w:r>
+        <w:rPr>
+          <w:rFonts w:ascii="Georgia" w:hAnsi="Georgia" w:eastAsia="Georgia"/>
+          <w:b/>
+          <w:i w:val="0"/>
+          <w:color w:val="008799"/>
+          <w:sz w:val="31"/>
+        </w:rPr>
+        <w:t>Järjestelmäohjeet — erillään muistista</w:t>
+      </w:r>
+    </w:p>
+    <w:p>
+      <w:pPr>
+        <w:keepNext w:val="0"/>
+        <w:spacing w:before="0" w:after="100" w:line="276" w:lineRule="auto"/>
+      </w:pPr>
+      <w:r>
+        <w:rPr>
+          <w:rFonts w:ascii="Arial" w:hAnsi="Arial" w:eastAsia="Arial"/>
+          <w:b w:val="0"/>
+          <w:i w:val="0"/>
+          <w:color w:val="3A4253"/>
+          <w:sz w:val="21"/>
+        </w:rPr>
+        <w:t>Kirjaa agentin tehtävä, rooli, sallitut toimintatavat ja rajat järjestelmäohjeisiin. Järjestelmäohjeet ohjaavat toimintaa, mutta eivät ole keskusteluhistoriaa, prosessin tilaa tai pitkäkestoista muistia.</w:t>
+      </w:r>
+    </w:p>
+    <w:p>
+      <w:pPr>
+        <w:keepNext/>
+        <w:spacing w:before="120" w:after="60"/>
+      </w:pPr>
+      <w:r>
+        <w:rPr>
+          <w:rFonts w:ascii="Arial" w:hAnsi="Arial" w:eastAsia="Arial"/>
+          <w:b/>
+          <w:i w:val="0"/>
+          <w:color w:val="1B2336"/>
+          <w:sz w:val="21"/>
+        </w:rPr>
+        <w:t>Kirjoita järjestelmäohjeiden ydin.</w:t>
+      </w:r>
+    </w:p>
+    <w:tbl>
+      <w:tblPr>
+        <w:tblW w:type="dxa" w:w="9865"/>
+        <w:tblLayout w:type="fixed"/>
+        <w:tblLook w:firstColumn="1" w:firstRow="1" w:lastColumn="0" w:lastRow="0" w:noHBand="0" w:noVBand="1" w:val="04A0"/>
+        <w:tblInd w:type="dxa" w:w="210"/>
+        <w:tblBorders>
+          <w:top w:val="single" w:sz="5" w:color="C9D0DF"/>
+          <w:bottom w:val="single" w:sz="5" w:color="C9D0DF"/>
+          <w:left w:val="single" w:sz="10" w:color="008799"/>
+          <w:right w:val="single" w:sz="5" w:color="C9D0DF"/>
+          <w:insideH w:val="nil" w:sz="5" w:color="C9D0DF"/>
+          <w:insideV w:val="nil" w:sz="5" w:color="C9D0DF"/>
+        </w:tblBorders>
+      </w:tblPr>
+      <w:tblGrid>
+        <w:gridCol w:w="9865"/>
+      </w:tblGrid>
+      <w:tr>
+        <w:trPr>
+          <w:trHeight w:val="1928" w:hRule="atLeast"/>
+        </w:trPr>
+        <w:tc>
+          <w:tcPr>
+            <w:tcW w:type="dxa" w:w="9865"/>
+            <w:tcMar>
+              <w:top w:w="120" w:type="dxa"/>
+              <w:bottom w:w="120" w:type="dxa"/>
+              <w:start w:w="210" w:type="dxa"/>
+              <w:end w:w="210" w:type="dxa"/>
+              <w:left w:w="210" w:type="dxa"/>
+              <w:right w:w="210" w:type="dxa"/>
+            </w:tcMar>
+            <w:shd w:val="clear" w:fill="FBFCFE"/>
+            <w:vAlign w:val="top"/>
+          </w:tcPr>
+          <w:p>
+            <w:pPr>
+              <w:spacing w:after="0"/>
+            </w:pPr>
+            <w:r>
+              <w:rPr>
+                <w:rFonts w:ascii="Arial" w:hAnsi="Arial" w:eastAsia="Arial"/>
+                <w:b w:val="0"/>
+                <w:i/>
+                <w:color w:val="7E88A8"/>
+                <w:sz w:val="18"/>
+              </w:rPr>
+              <w:t>Kirjoita tähän.</w:t>
+            </w:r>
+          </w:p>
+        </w:tc>
+      </w:tr>
+    </w:tbl>
+    <w:p>
+      <w:pPr>
+        <w:spacing w:after="20"/>
+      </w:pPr>
+    </w:p>
+    <w:p>
       <w:r>
         <w:br w:type="page"/>
       </w:r>
@@ -15151,7 +13881,7 @@
           <w:color w:val="3A4253"/>
           <w:sz w:val="21"/>
         </w:rPr>
-        <w:t>Kirjoita 150–200 sanaa. Valitse ReAct tai eksplisiittinen työnkulku ja perustele valintasi. Kuvaa, miten päättely näkyy työnkulun rakenteessa ja lokissa. Anna yksi lokiesimerkki, jossa näkyvät lyhyt päätösperustelu, rakenteinen työkalukutsu, tulos tai virhe ja seuraava toiminto. Älä tallenna kielimallin raakaa päättelyketjua.</w:t>
+        <w:t>Kirjoita 150–200 sanaa. Valitse ReAct tai eksplisiittinen työnkulku ja perustele valintasi. Kuvaa, miten päättely näkyy työnkulun rakenteessa ja lokissa. Määritä kummassakin mallissa vähintään yksi aito rajattu kielimallivalinta vähintään kahdesta sallitusta vaihtoehdosta. Anna lokiesimerkki, jossa näkyvät syöte, sallitut vaihtoehdot, mallin valinta, tulos tai virhe ja seuraava toiminto. Älä tallenna kielimallin raakaa päättelyketjua.</w:t>
       </w:r>
     </w:p>
     <w:p>
@@ -15398,7 +14128,7 @@
           <w:color w:val="3A4253"/>
           <w:sz w:val="21"/>
         </w:rPr>
-        <w:t>Arvioi hyväksynnän tarve ennen kuin rakennat työnkulun. Pidä agentti yksinkertaisena: 3–5 solmua riittää.</w:t>
+        <w:t>Arvioi hyväksynnän tarve ennen kuin rakennat työnkulun. Pidä agentti rajattuna ja käytä vain vastuiden kuvaamiseen tarvittavat vaiheet.</w:t>
       </w:r>
     </w:p>
     <w:p>
@@ -16398,7 +15128,7 @@
           <w:color w:val="1B2336"/>
           <w:sz w:val="21"/>
         </w:rPr>
-        <w:t>Piirrä 3–5 solmun työnkulku.</w:t>
+        <w:t>Piirrä rajattu työnkulku. Näytä mallin valinta, työkalut, turva, hyväksyntä, lokitus ja virhepolku siellä, missä ne vaikuttavat.</w:t>
       </w:r>
     </w:p>
     <w:tbl>
@@ -17127,7 +15857,7 @@
           <w:color w:val="1B2336"/>
           <w:sz w:val="44"/>
         </w:rPr>
-        <w:t>Dokumentaatio</w:t>
+        <w:t>Näyttöpaketti</w:t>
       </w:r>
     </w:p>
     <w:p>
@@ -17143,7 +15873,7 @@
           <w:color w:val="3A4253"/>
           <w:sz w:val="21"/>
         </w:rPr>
-        <w:t>Kirjoita kolme lyhyttä dokumenttia niin, että toinen henkilö ymmärtää niiden avulla työnkulun, käyttöoikeudet, testauksen ja toiminnan virhetilanteissa.</w:t>
+        <w:t>Kokoa yhden 90 minuutin oppitunnin aikana tiivis näyttö. Tekninen ja dokumentoitu polku ovat samanarvoisia.</w:t>
       </w:r>
     </w:p>
     <w:p>
@@ -17160,7 +15890,7 @@
           <w:color w:val="008799"/>
           <w:sz w:val="31"/>
         </w:rPr>
-        <w:t>README, ½–1 sivu</w:t>
+        <w:t>Kuuden rakennusosan tarkistus</w:t>
       </w:r>
     </w:p>
     <w:p>
@@ -17176,7 +15906,7 @@
           <w:color w:val="3A4253"/>
           <w:sz w:val="21"/>
         </w:rPr>
-        <w:t>Kuvaa, mitä agentti tekee, kenelle se on tarkoitettu, miten sitä käytetään, 2–3 esimerkkiä sekä olennaiset rajoitukset.</w:t>
+        <w:t>Merkitse, missä syötekäsittelijä, päättelijä ja suunnittelija, työkalujen suorittaja, muisti ja konteksti, turvakerros sekä seuranta ja palautesilmukka näkyvät tai miksi niitä ei tarvita.</w:t>
       </w:r>
     </w:p>
     <w:p>
@@ -17192,7 +15922,7 @@
           <w:color w:val="1B2336"/>
           <w:sz w:val="21"/>
         </w:rPr>
-        <w:t>Kirjoita README tai lisää linkki.</w:t>
+        <w:t>Kirjaa rakennusosien kattavuus.</w:t>
       </w:r>
     </w:p>
     <w:tbl>
@@ -17215,7 +15945,7 @@
       </w:tblGrid>
       <w:tr>
         <w:trPr>
-          <w:trHeight w:val="2608" w:hRule="atLeast"/>
+          <w:trHeight w:val="2721" w:hRule="atLeast"/>
         </w:trPr>
         <w:tc>
           <w:tcPr>
@@ -17268,39 +15998,7 @@
           <w:color w:val="008799"/>
           <w:sz w:val="31"/>
         </w:rPr>
-        <w:t>ARCHITECTURE, ½–1 sivu</w:t>
-      </w:r>
-    </w:p>
-    <w:p>
-      <w:pPr>
-        <w:keepNext w:val="0"/>
-        <w:spacing w:before="0" w:after="100" w:line="276" w:lineRule="auto"/>
-      </w:pPr>
-      <w:r>
-        <w:rPr>
-          <w:rFonts w:ascii="Arial" w:hAnsi="Arial" w:eastAsia="Arial"/>
-          <w:b w:val="0"/>
-          <w:i w:val="0"/>
-          <w:color w:val="3A4253"/>
-          <w:sz w:val="21"/>
-        </w:rPr>
-        <w:t>Kuvaa solmut järjestyksessä. Kerro jokaisen tehtävä, syöte ja tulos sekä yhteys agentin kuuteen rakennusosaan.</w:t>
-      </w:r>
-    </w:p>
-    <w:p>
-      <w:pPr>
-        <w:keepNext/>
-        <w:spacing w:before="120" w:after="60"/>
-      </w:pPr>
-      <w:r>
-        <w:rPr>
-          <w:rFonts w:ascii="Arial" w:hAnsi="Arial" w:eastAsia="Arial"/>
-          <w:b/>
-          <w:i w:val="0"/>
-          <w:color w:val="1B2336"/>
-          <w:sz w:val="21"/>
-        </w:rPr>
-        <w:t>Kirjoita ARCHITECTURE tai lisää linkki.</w:t>
+        <w:t>Aito rajattu mallivalinta</w:t>
       </w:r>
     </w:p>
     <w:tbl>
@@ -17310,24 +16008,25 @@
         <w:tblLook w:firstColumn="1" w:firstRow="1" w:lastColumn="0" w:lastRow="0" w:noHBand="0" w:noVBand="1" w:val="04A0"/>
         <w:tblInd w:type="dxa" w:w="210"/>
         <w:tblBorders>
-          <w:top w:val="single" w:sz="5" w:color="C9D0DF"/>
-          <w:bottom w:val="single" w:sz="5" w:color="C9D0DF"/>
+          <w:top w:val="single" w:sz="5" w:color="D8DEEC"/>
+          <w:bottom w:val="single" w:sz="5" w:color="D8DEEC"/>
           <w:left w:val="single" w:sz="10" w:color="008799"/>
-          <w:right w:val="single" w:sz="5" w:color="C9D0DF"/>
-          <w:insideH w:val="nil" w:sz="5" w:color="C9D0DF"/>
-          <w:insideV w:val="nil" w:sz="5" w:color="C9D0DF"/>
+          <w:right w:val="single" w:sz="5" w:color="D8DEEC"/>
+          <w:insideH w:val="single" w:sz="5" w:color="D8DEEC"/>
+          <w:insideV w:val="single" w:sz="5" w:color="D8DEEC"/>
         </w:tblBorders>
       </w:tblPr>
       <w:tblGrid>
-        <w:gridCol w:w="9865"/>
+        <w:gridCol w:w="2350"/>
+        <w:gridCol w:w="7515"/>
       </w:tblGrid>
       <w:tr>
         <w:trPr>
-          <w:trHeight w:val="2608" w:hRule="atLeast"/>
+          <w:trHeight w:val="454" w:hRule="atLeast"/>
         </w:trPr>
         <w:tc>
           <w:tcPr>
-            <w:tcW w:type="dxa" w:w="9865"/>
+            <w:tcW w:type="dxa" w:w="2350"/>
             <w:tcMar>
               <w:top w:w="120" w:type="dxa"/>
               <w:bottom w:w="120" w:type="dxa"/>
@@ -17337,6 +16036,231 @@
               <w:right w:w="210" w:type="dxa"/>
             </w:tcMar>
             <w:shd w:val="clear" w:fill="FBFCFE"/>
+            <w:vAlign w:val="center"/>
+          </w:tcPr>
+          <w:p>
+            <w:pPr>
+              <w:spacing w:after="0"/>
+            </w:pPr>
+            <w:r>
+              <w:rPr>
+                <w:rFonts w:ascii="Arial" w:hAnsi="Arial" w:eastAsia="Arial"/>
+                <w:b/>
+                <w:i w:val="0"/>
+                <w:color w:val="1B2336"/>
+                <w:sz w:val="18"/>
+              </w:rPr>
+              <w:t>Syöte</w:t>
+            </w:r>
+          </w:p>
+        </w:tc>
+        <w:tc>
+          <w:tcPr>
+            <w:tcW w:type="dxa" w:w="7515"/>
+            <w:tcMar>
+              <w:top w:w="120" w:type="dxa"/>
+              <w:bottom w:w="120" w:type="dxa"/>
+              <w:start w:w="210" w:type="dxa"/>
+              <w:end w:w="210" w:type="dxa"/>
+              <w:left w:w="210" w:type="dxa"/>
+              <w:right w:w="210" w:type="dxa"/>
+            </w:tcMar>
+            <w:shd w:val="clear" w:fill="FFFFFF"/>
+            <w:vAlign w:val="top"/>
+          </w:tcPr>
+          <w:p>
+            <w:pPr>
+              <w:spacing w:after="0"/>
+            </w:pPr>
+            <w:r>
+              <w:rPr>
+                <w:rFonts w:ascii="Arial" w:hAnsi="Arial" w:eastAsia="Arial"/>
+                <w:b w:val="0"/>
+                <w:i/>
+                <w:color w:val="7E88A8"/>
+                <w:sz w:val="18"/>
+              </w:rPr>
+              <w:t>Kirjoita tähän.</w:t>
+            </w:r>
+          </w:p>
+        </w:tc>
+      </w:tr>
+      <w:tr>
+        <w:trPr>
+          <w:trHeight w:val="454" w:hRule="atLeast"/>
+        </w:trPr>
+        <w:tc>
+          <w:tcPr>
+            <w:tcW w:type="dxa" w:w="2350"/>
+            <w:tcMar>
+              <w:top w:w="120" w:type="dxa"/>
+              <w:bottom w:w="120" w:type="dxa"/>
+              <w:start w:w="210" w:type="dxa"/>
+              <w:end w:w="210" w:type="dxa"/>
+              <w:left w:w="210" w:type="dxa"/>
+              <w:right w:w="210" w:type="dxa"/>
+            </w:tcMar>
+            <w:shd w:val="clear" w:fill="FBFCFE"/>
+            <w:vAlign w:val="center"/>
+          </w:tcPr>
+          <w:p>
+            <w:pPr>
+              <w:spacing w:after="0"/>
+            </w:pPr>
+            <w:r>
+              <w:rPr>
+                <w:rFonts w:ascii="Arial" w:hAnsi="Arial" w:eastAsia="Arial"/>
+                <w:b/>
+                <w:i w:val="0"/>
+                <w:color w:val="1B2336"/>
+                <w:sz w:val="18"/>
+              </w:rPr>
+              <w:t>Vähintään kaksi sallittua vaihtoehtoa</w:t>
+            </w:r>
+          </w:p>
+        </w:tc>
+        <w:tc>
+          <w:tcPr>
+            <w:tcW w:type="dxa" w:w="7515"/>
+            <w:tcMar>
+              <w:top w:w="120" w:type="dxa"/>
+              <w:bottom w:w="120" w:type="dxa"/>
+              <w:start w:w="210" w:type="dxa"/>
+              <w:end w:w="210" w:type="dxa"/>
+              <w:left w:w="210" w:type="dxa"/>
+              <w:right w:w="210" w:type="dxa"/>
+            </w:tcMar>
+            <w:shd w:val="clear" w:fill="FFFFFF"/>
+            <w:vAlign w:val="top"/>
+          </w:tcPr>
+          <w:p>
+            <w:pPr>
+              <w:spacing w:after="0"/>
+            </w:pPr>
+            <w:r>
+              <w:rPr>
+                <w:rFonts w:ascii="Arial" w:hAnsi="Arial" w:eastAsia="Arial"/>
+                <w:b w:val="0"/>
+                <w:i/>
+                <w:color w:val="7E88A8"/>
+                <w:sz w:val="18"/>
+              </w:rPr>
+              <w:t>Kirjoita tähän.</w:t>
+            </w:r>
+          </w:p>
+        </w:tc>
+      </w:tr>
+      <w:tr>
+        <w:trPr>
+          <w:trHeight w:val="454" w:hRule="atLeast"/>
+        </w:trPr>
+        <w:tc>
+          <w:tcPr>
+            <w:tcW w:type="dxa" w:w="2350"/>
+            <w:tcMar>
+              <w:top w:w="120" w:type="dxa"/>
+              <w:bottom w:w="120" w:type="dxa"/>
+              <w:start w:w="210" w:type="dxa"/>
+              <w:end w:w="210" w:type="dxa"/>
+              <w:left w:w="210" w:type="dxa"/>
+              <w:right w:w="210" w:type="dxa"/>
+            </w:tcMar>
+            <w:shd w:val="clear" w:fill="FBFCFE"/>
+            <w:vAlign w:val="center"/>
+          </w:tcPr>
+          <w:p>
+            <w:pPr>
+              <w:spacing w:after="0"/>
+            </w:pPr>
+            <w:r>
+              <w:rPr>
+                <w:rFonts w:ascii="Arial" w:hAnsi="Arial" w:eastAsia="Arial"/>
+                <w:b/>
+                <w:i w:val="0"/>
+                <w:color w:val="1B2336"/>
+                <w:sz w:val="18"/>
+              </w:rPr>
+              <w:t>Mallin todellinen valinta</w:t>
+            </w:r>
+          </w:p>
+        </w:tc>
+        <w:tc>
+          <w:tcPr>
+            <w:tcW w:type="dxa" w:w="7515"/>
+            <w:tcMar>
+              <w:top w:w="120" w:type="dxa"/>
+              <w:bottom w:w="120" w:type="dxa"/>
+              <w:start w:w="210" w:type="dxa"/>
+              <w:end w:w="210" w:type="dxa"/>
+              <w:left w:w="210" w:type="dxa"/>
+              <w:right w:w="210" w:type="dxa"/>
+            </w:tcMar>
+            <w:shd w:val="clear" w:fill="FFFFFF"/>
+            <w:vAlign w:val="top"/>
+          </w:tcPr>
+          <w:p>
+            <w:pPr>
+              <w:spacing w:after="0"/>
+            </w:pPr>
+            <w:r>
+              <w:rPr>
+                <w:rFonts w:ascii="Arial" w:hAnsi="Arial" w:eastAsia="Arial"/>
+                <w:b w:val="0"/>
+                <w:i/>
+                <w:color w:val="7E88A8"/>
+                <w:sz w:val="18"/>
+              </w:rPr>
+              <w:t>Kirjoita tähän.</w:t>
+            </w:r>
+          </w:p>
+        </w:tc>
+      </w:tr>
+      <w:tr>
+        <w:trPr>
+          <w:trHeight w:val="454" w:hRule="atLeast"/>
+        </w:trPr>
+        <w:tc>
+          <w:tcPr>
+            <w:tcW w:type="dxa" w:w="2350"/>
+            <w:tcMar>
+              <w:top w:w="120" w:type="dxa"/>
+              <w:bottom w:w="120" w:type="dxa"/>
+              <w:start w:w="210" w:type="dxa"/>
+              <w:end w:w="210" w:type="dxa"/>
+              <w:left w:w="210" w:type="dxa"/>
+              <w:right w:w="210" w:type="dxa"/>
+            </w:tcMar>
+            <w:shd w:val="clear" w:fill="FBFCFE"/>
+            <w:vAlign w:val="center"/>
+          </w:tcPr>
+          <w:p>
+            <w:pPr>
+              <w:spacing w:after="0"/>
+            </w:pPr>
+            <w:r>
+              <w:rPr>
+                <w:rFonts w:ascii="Arial" w:hAnsi="Arial" w:eastAsia="Arial"/>
+                <w:b/>
+                <w:i w:val="0"/>
+                <w:color w:val="1B2336"/>
+                <w:sz w:val="18"/>
+              </w:rPr>
+              <w:t>Seuraava vaihe</w:t>
+            </w:r>
+          </w:p>
+        </w:tc>
+        <w:tc>
+          <w:tcPr>
+            <w:tcW w:type="dxa" w:w="7515"/>
+            <w:tcMar>
+              <w:top w:w="120" w:type="dxa"/>
+              <w:bottom w:w="120" w:type="dxa"/>
+              <w:start w:w="210" w:type="dxa"/>
+              <w:end w:w="210" w:type="dxa"/>
+              <w:left w:w="210" w:type="dxa"/>
+              <w:right w:w="210" w:type="dxa"/>
+            </w:tcMar>
+            <w:shd w:val="clear" w:fill="FFFFFF"/>
             <w:vAlign w:val="top"/>
           </w:tcPr>
           <w:p>
@@ -17359,157 +16283,7 @@
     </w:tbl>
     <w:p>
       <w:pPr>
-        <w:spacing w:after="20"/>
-      </w:pPr>
-    </w:p>
-    <w:p>
-      <w:pPr>
-        <w:keepNext/>
-        <w:pageBreakBefore/>
-        <w:spacing w:before="0" w:after="80"/>
-      </w:pPr>
-      <w:r>
-        <w:rPr>
-          <w:rFonts w:ascii="Arial" w:hAnsi="Arial" w:eastAsia="Arial"/>
-          <w:b/>
-          <w:i w:val="0"/>
-          <w:color w:val="008799"/>
-          <w:sz w:val="17"/>
-        </w:rPr>
-        <w:t>OSA 3 · AGENTIT · DOKUMENTAATIO</w:t>
-      </w:r>
-    </w:p>
-    <w:p>
-      <w:pPr>
-        <w:pStyle w:val="Heading1"/>
-        <w:keepNext/>
-        <w:tabs>
-          <w:tab w:pos="255" w:val="left"/>
-        </w:tabs>
-        <w:spacing w:before="0" w:after="160"/>
-        <w:pBdr>
-          <w:left w:val="single" w:sz="28" w:space="0" w:color="008799"/>
-        </w:pBdr>
-      </w:pPr>
-      <w:r>
-        <w:tab/>
-      </w:r>
-      <w:r>
-        <w:rPr>
-          <w:rFonts w:ascii="Georgia" w:hAnsi="Georgia" w:eastAsia="Georgia"/>
-          <w:b/>
-          <w:i w:val="0"/>
-          <w:color w:val="1B2336"/>
-          <w:sz w:val="44"/>
-        </w:rPr>
-        <w:t>SAFETY</w:t>
-      </w:r>
-    </w:p>
-    <w:p>
-      <w:pPr>
-        <w:keepNext w:val="0"/>
-        <w:spacing w:before="0" w:after="140" w:line="276" w:lineRule="auto"/>
-      </w:pPr>
-      <w:r>
-        <w:rPr>
-          <w:rFonts w:ascii="Arial" w:hAnsi="Arial" w:eastAsia="Arial"/>
-          <w:b w:val="0"/>
-          <w:i w:val="0"/>
-          <w:color w:val="3A4253"/>
-          <w:sz w:val="21"/>
-        </w:rPr>
-        <w:t>Kuvaa turvaratkaisut näkyvästi ja perustele tekemäsi valinnat. Kirjoita ½–1 sivua.</w:t>
-      </w:r>
-    </w:p>
-    <w:p>
-      <w:pPr>
-        <w:keepNext w:val="0"/>
-        <w:spacing w:before="0" w:after="100" w:line="276" w:lineRule="auto"/>
-      </w:pPr>
-      <w:r>
-        <w:rPr>
-          <w:rFonts w:ascii="Arial" w:hAnsi="Arial" w:eastAsia="Arial"/>
-          <w:b w:val="0"/>
-          <w:i w:val="0"/>
-          <w:color w:val="3A4253"/>
-          <w:sz w:val="21"/>
-        </w:rPr>
-        <w:t>Kuvaa 3–5 riskiä sekä niiden hallintakeinot ja lokitus. Nimeä lisäksi kohdat, joissa tarvitaan ihmisen hyväksyntä.</w:t>
-      </w:r>
-    </w:p>
-    <w:p>
-      <w:pPr>
-        <w:keepNext/>
-        <w:spacing w:before="120" w:after="60"/>
-      </w:pPr>
-      <w:r>
-        <w:rPr>
-          <w:rFonts w:ascii="Arial" w:hAnsi="Arial" w:eastAsia="Arial"/>
-          <w:b/>
-          <w:i w:val="0"/>
-          <w:color w:val="1B2336"/>
-          <w:sz w:val="21"/>
-        </w:rPr>
-        <w:t>Kirjoita SAFETY tai lisää linkki.</w:t>
-      </w:r>
-    </w:p>
-    <w:tbl>
-      <w:tblPr>
-        <w:tblW w:type="dxa" w:w="9865"/>
-        <w:tblLayout w:type="fixed"/>
-        <w:tblLook w:firstColumn="1" w:firstRow="1" w:lastColumn="0" w:lastRow="0" w:noHBand="0" w:noVBand="1" w:val="04A0"/>
-        <w:tblInd w:type="dxa" w:w="210"/>
-        <w:tblBorders>
-          <w:top w:val="single" w:sz="5" w:color="C9D0DF"/>
-          <w:bottom w:val="single" w:sz="5" w:color="C9D0DF"/>
-          <w:left w:val="single" w:sz="10" w:color="008799"/>
-          <w:right w:val="single" w:sz="5" w:color="C9D0DF"/>
-          <w:insideH w:val="nil" w:sz="5" w:color="C9D0DF"/>
-          <w:insideV w:val="nil" w:sz="5" w:color="C9D0DF"/>
-        </w:tblBorders>
-      </w:tblPr>
-      <w:tblGrid>
-        <w:gridCol w:w="9865"/>
-      </w:tblGrid>
-      <w:tr>
-        <w:trPr>
-          <w:trHeight w:val="3288" w:hRule="atLeast"/>
-        </w:trPr>
-        <w:tc>
-          <w:tcPr>
-            <w:tcW w:type="dxa" w:w="9865"/>
-            <w:tcMar>
-              <w:top w:w="120" w:type="dxa"/>
-              <w:bottom w:w="120" w:type="dxa"/>
-              <w:start w:w="210" w:type="dxa"/>
-              <w:end w:w="210" w:type="dxa"/>
-              <w:left w:w="210" w:type="dxa"/>
-              <w:right w:w="210" w:type="dxa"/>
-            </w:tcMar>
-            <w:shd w:val="clear" w:fill="FBFCFE"/>
-            <w:vAlign w:val="top"/>
-          </w:tcPr>
-          <w:p>
-            <w:pPr>
-              <w:spacing w:after="0"/>
-            </w:pPr>
-            <w:r>
-              <w:rPr>
-                <w:rFonts w:ascii="Arial" w:hAnsi="Arial" w:eastAsia="Arial"/>
-                <w:b w:val="0"/>
-                <w:i/>
-                <w:color w:val="7E88A8"/>
-                <w:sz w:val="18"/>
-              </w:rPr>
-              <w:t>Kirjoita tähän.</w:t>
-            </w:r>
-          </w:p>
-        </w:tc>
-      </w:tr>
-    </w:tbl>
-    <w:p>
-      <w:pPr>
-        <w:spacing w:after="20"/>
+        <w:spacing w:after="40"/>
       </w:pPr>
     </w:p>
     <w:tbl>
@@ -17558,7 +16332,7 @@
                 <w:color w:val="1B2336"/>
                 <w:sz w:val="20"/>
               </w:rPr>
-              <w:t>Turva kuuluu työnkulkuun</w:t>
+              <w:t>Polkujen näyttö</w:t>
             </w:r>
           </w:p>
           <w:p>
@@ -17573,7 +16347,7 @@
                 <w:color w:val="3A4253"/>
                 <w:sz w:val="19"/>
               </w:rPr>
-              <w:t>Kytke jokainen riski konkreettiseen hallintakeinoon. Nimeä myös tilanne, jossa agentti pysähtyy ja eskaloi asian ihmiselle.</w:t>
+              <w:t>Tekninen polku käyttää suoritusnäkymää. Dokumentoitu polku näyttää todellisen mallikutsun ja merkitsee sitä seuraavat simuloidut vaiheet.</w:t>
             </w:r>
           </w:p>
         </w:tc>
@@ -17585,14 +16359,9 @@
       </w:pPr>
     </w:p>
     <w:p>
-      <w:r>
-        <w:br w:type="page"/>
-      </w:r>
-    </w:p>
-    <w:p>
       <w:pPr>
         <w:keepNext/>
-        <w:pageBreakBefore w:val="0"/>
+        <w:pageBreakBefore/>
         <w:spacing w:before="0" w:after="80"/>
       </w:pPr>
       <w:r>
@@ -17629,7 +16398,7 @@
           <w:color w:val="1B2336"/>
           <w:sz w:val="44"/>
         </w:rPr>
-        <w:t>Testiraportti 1/3</w:t>
+        <w:t>Kolme testiä</w:t>
       </w:r>
     </w:p>
     <w:p>
@@ -17645,7 +16414,7 @@
           <w:color w:val="3A4253"/>
           <w:sz w:val="21"/>
         </w:rPr>
-        <w:t>Dokumentoi yhteensä yhdeksän testiä: kolme normaalia tapausta, kolme reunatapausta ja kolme turvallisuustestiä.</w:t>
+        <w:t>Aja yksi normaali, yksi reuna- ja yksi turvallisuustesti. Kirjaa syöte, odotettu tulos, todellinen tulos ja johtopäätös.</w:t>
       </w:r>
     </w:p>
     <w:p>
@@ -18029,7 +16798,7 @@
           <w:color w:val="008799"/>
           <w:sz w:val="22"/>
         </w:rPr>
-        <w:t>Testi 2 · Normaali</w:t>
+        <w:t>Testi 2 · Reunatapaus</w:t>
       </w:r>
     </w:p>
     <w:tbl>
@@ -18396,7 +17165,7 @@
           <w:color w:val="008799"/>
           <w:sz w:val="22"/>
         </w:rPr>
-        <w:t>Testi 3 · Normaali</w:t>
+        <w:t>Testi 3 · Turvallisuus</w:t>
       </w:r>
     </w:p>
     <w:tbl>
@@ -18750,9 +17519,14 @@
       </w:pPr>
     </w:p>
     <w:p>
+      <w:r>
+        <w:br w:type="page"/>
+      </w:r>
+    </w:p>
+    <w:p>
       <w:pPr>
         <w:keepNext/>
-        <w:pageBreakBefore/>
+        <w:pageBreakBefore w:val="0"/>
         <w:spacing w:before="0" w:after="80"/>
       </w:pPr>
       <w:r>
@@ -18763,7 +17537,7 @@
           <w:color w:val="008799"/>
           <w:sz w:val="17"/>
         </w:rPr>
-        <w:t>OSA 3 · AGENTIT · TESTAUS</w:t>
+        <w:t>OSA 3 · AGENTIT · VIIMEISTELY</w:t>
       </w:r>
     </w:p>
     <w:p>
@@ -18789,7 +17563,7 @@
           <w:color w:val="1B2336"/>
           <w:sz w:val="44"/>
         </w:rPr>
-        <w:t>Testiraportti 2/3</w:t>
+        <w:t>Korjaus ja puolustus</w:t>
       </w:r>
     </w:p>
     <w:p>
@@ -18805,24 +17579,24 @@
           <w:color w:val="3A4253"/>
           <w:sz w:val="21"/>
         </w:rPr>
-        <w:t>Dokumentoi kolme reunatapausta samalla rakenteella kuin normaalit tapaukset.</w:t>
+        <w:t>Tee yksi rajattu korjaus, aja sama testi uudelleen ja valmistele 2–3 minuutin puolustus.</w:t>
       </w:r>
     </w:p>
     <w:p>
       <w:pPr>
         <w:pStyle w:val="Heading2"/>
         <w:keepNext/>
-        <w:spacing w:before="100" w:after="60"/>
+        <w:spacing w:before="240" w:after="100"/>
       </w:pPr>
       <w:r>
         <w:rPr>
-          <w:rFonts w:ascii="Arial" w:hAnsi="Arial" w:eastAsia="Arial"/>
+          <w:rFonts w:ascii="Georgia" w:hAnsi="Georgia" w:eastAsia="Georgia"/>
           <w:b/>
           <w:i w:val="0"/>
           <w:color w:val="008799"/>
-          <w:sz w:val="22"/>
+          <w:sz w:val="31"/>
         </w:rPr>
-        <w:t>Testi 4 · Reunatapaus</w:t>
+        <w:t>Yksi korjaus ja uudelleentesti</w:t>
       </w:r>
     </w:p>
     <w:tbl>
@@ -18846,7 +17620,7 @@
       </w:tblGrid>
       <w:tr>
         <w:trPr>
-          <w:trHeight w:val="425" w:hRule="atLeast"/>
+          <w:trHeight w:val="510" w:hRule="atLeast"/>
         </w:trPr>
         <w:tc>
           <w:tcPr>
@@ -18874,7 +17648,7 @@
                 <w:color w:val="1B2336"/>
                 <w:sz w:val="18"/>
               </w:rPr>
-              <w:t>Nimi</w:t>
+              <w:t>Alkuperäinen tulos</w:t>
             </w:r>
           </w:p>
         </w:tc>
@@ -18911,2337 +17685,7 @@
       </w:tr>
       <w:tr>
         <w:trPr>
-          <w:trHeight w:val="425" w:hRule="atLeast"/>
-        </w:trPr>
-        <w:tc>
-          <w:tcPr>
-            <w:tcW w:type="dxa" w:w="2350"/>
-            <w:tcMar>
-              <w:top w:w="120" w:type="dxa"/>
-              <w:bottom w:w="120" w:type="dxa"/>
-              <w:start w:w="210" w:type="dxa"/>
-              <w:end w:w="210" w:type="dxa"/>
-              <w:left w:w="210" w:type="dxa"/>
-              <w:right w:w="210" w:type="dxa"/>
-            </w:tcMar>
-            <w:shd w:val="clear" w:fill="FBFCFE"/>
-            <w:vAlign w:val="center"/>
-          </w:tcPr>
-          <w:p>
-            <w:pPr>
-              <w:spacing w:after="0"/>
-            </w:pPr>
-            <w:r>
-              <w:rPr>
-                <w:rFonts w:ascii="Arial" w:hAnsi="Arial" w:eastAsia="Arial"/>
-                <w:b/>
-                <w:i w:val="0"/>
-                <w:color w:val="1B2336"/>
-                <w:sz w:val="18"/>
-              </w:rPr>
-              <w:t>Syöte</w:t>
-            </w:r>
-          </w:p>
-        </w:tc>
-        <w:tc>
-          <w:tcPr>
-            <w:tcW w:type="dxa" w:w="7515"/>
-            <w:tcMar>
-              <w:top w:w="120" w:type="dxa"/>
-              <w:bottom w:w="120" w:type="dxa"/>
-              <w:start w:w="210" w:type="dxa"/>
-              <w:end w:w="210" w:type="dxa"/>
-              <w:left w:w="210" w:type="dxa"/>
-              <w:right w:w="210" w:type="dxa"/>
-            </w:tcMar>
-            <w:shd w:val="clear" w:fill="FFFFFF"/>
-            <w:vAlign w:val="top"/>
-          </w:tcPr>
-          <w:p>
-            <w:pPr>
-              <w:spacing w:after="0"/>
-            </w:pPr>
-            <w:r>
-              <w:rPr>
-                <w:rFonts w:ascii="Arial" w:hAnsi="Arial" w:eastAsia="Arial"/>
-                <w:b w:val="0"/>
-                <w:i/>
-                <w:color w:val="7E88A8"/>
-                <w:sz w:val="18"/>
-              </w:rPr>
-              <w:t>Kirjoita tähän.</w:t>
-            </w:r>
-          </w:p>
-        </w:tc>
-      </w:tr>
-      <w:tr>
-        <w:trPr>
-          <w:trHeight w:val="425" w:hRule="atLeast"/>
-        </w:trPr>
-        <w:tc>
-          <w:tcPr>
-            <w:tcW w:type="dxa" w:w="2350"/>
-            <w:tcMar>
-              <w:top w:w="120" w:type="dxa"/>
-              <w:bottom w:w="120" w:type="dxa"/>
-              <w:start w:w="210" w:type="dxa"/>
-              <w:end w:w="210" w:type="dxa"/>
-              <w:left w:w="210" w:type="dxa"/>
-              <w:right w:w="210" w:type="dxa"/>
-            </w:tcMar>
-            <w:shd w:val="clear" w:fill="FBFCFE"/>
-            <w:vAlign w:val="center"/>
-          </w:tcPr>
-          <w:p>
-            <w:pPr>
-              <w:spacing w:after="0"/>
-            </w:pPr>
-            <w:r>
-              <w:rPr>
-                <w:rFonts w:ascii="Arial" w:hAnsi="Arial" w:eastAsia="Arial"/>
-                <w:b/>
-                <w:i w:val="0"/>
-                <w:color w:val="1B2336"/>
-                <w:sz w:val="18"/>
-              </w:rPr>
-              <w:t>Odotettu tulos</w:t>
-            </w:r>
-          </w:p>
-        </w:tc>
-        <w:tc>
-          <w:tcPr>
-            <w:tcW w:type="dxa" w:w="7515"/>
-            <w:tcMar>
-              <w:top w:w="120" w:type="dxa"/>
-              <w:bottom w:w="120" w:type="dxa"/>
-              <w:start w:w="210" w:type="dxa"/>
-              <w:end w:w="210" w:type="dxa"/>
-              <w:left w:w="210" w:type="dxa"/>
-              <w:right w:w="210" w:type="dxa"/>
-            </w:tcMar>
-            <w:shd w:val="clear" w:fill="FFFFFF"/>
-            <w:vAlign w:val="top"/>
-          </w:tcPr>
-          <w:p>
-            <w:pPr>
-              <w:spacing w:after="0"/>
-            </w:pPr>
-            <w:r>
-              <w:rPr>
-                <w:rFonts w:ascii="Arial" w:hAnsi="Arial" w:eastAsia="Arial"/>
-                <w:b w:val="0"/>
-                <w:i/>
-                <w:color w:val="7E88A8"/>
-                <w:sz w:val="18"/>
-              </w:rPr>
-              <w:t>Kirjoita tähän.</w:t>
-            </w:r>
-          </w:p>
-        </w:tc>
-      </w:tr>
-      <w:tr>
-        <w:trPr>
-          <w:trHeight w:val="425" w:hRule="atLeast"/>
-        </w:trPr>
-        <w:tc>
-          <w:tcPr>
-            <w:tcW w:type="dxa" w:w="2350"/>
-            <w:tcMar>
-              <w:top w:w="120" w:type="dxa"/>
-              <w:bottom w:w="120" w:type="dxa"/>
-              <w:start w:w="210" w:type="dxa"/>
-              <w:end w:w="210" w:type="dxa"/>
-              <w:left w:w="210" w:type="dxa"/>
-              <w:right w:w="210" w:type="dxa"/>
-            </w:tcMar>
-            <w:shd w:val="clear" w:fill="FBFCFE"/>
-            <w:vAlign w:val="center"/>
-          </w:tcPr>
-          <w:p>
-            <w:pPr>
-              <w:spacing w:after="0"/>
-            </w:pPr>
-            <w:r>
-              <w:rPr>
-                <w:rFonts w:ascii="Arial" w:hAnsi="Arial" w:eastAsia="Arial"/>
-                <w:b/>
-                <w:i w:val="0"/>
-                <w:color w:val="1B2336"/>
-                <w:sz w:val="18"/>
-              </w:rPr>
-              <w:t>Todellinen tulos</w:t>
-            </w:r>
-          </w:p>
-        </w:tc>
-        <w:tc>
-          <w:tcPr>
-            <w:tcW w:type="dxa" w:w="7515"/>
-            <w:tcMar>
-              <w:top w:w="120" w:type="dxa"/>
-              <w:bottom w:w="120" w:type="dxa"/>
-              <w:start w:w="210" w:type="dxa"/>
-              <w:end w:w="210" w:type="dxa"/>
-              <w:left w:w="210" w:type="dxa"/>
-              <w:right w:w="210" w:type="dxa"/>
-            </w:tcMar>
-            <w:shd w:val="clear" w:fill="FFFFFF"/>
-            <w:vAlign w:val="top"/>
-          </w:tcPr>
-          <w:p>
-            <w:pPr>
-              <w:spacing w:after="0"/>
-            </w:pPr>
-            <w:r>
-              <w:rPr>
-                <w:rFonts w:ascii="Arial" w:hAnsi="Arial" w:eastAsia="Arial"/>
-                <w:b w:val="0"/>
-                <w:i/>
-                <w:color w:val="7E88A8"/>
-                <w:sz w:val="18"/>
-              </w:rPr>
-              <w:t>Kirjoita tähän.</w:t>
-            </w:r>
-          </w:p>
-        </w:tc>
-      </w:tr>
-      <w:tr>
-        <w:trPr>
-          <w:trHeight w:val="425" w:hRule="atLeast"/>
-        </w:trPr>
-        <w:tc>
-          <w:tcPr>
-            <w:tcW w:type="dxa" w:w="2350"/>
-            <w:tcMar>
-              <w:top w:w="120" w:type="dxa"/>
-              <w:bottom w:w="120" w:type="dxa"/>
-              <w:start w:w="210" w:type="dxa"/>
-              <w:end w:w="210" w:type="dxa"/>
-              <w:left w:w="210" w:type="dxa"/>
-              <w:right w:w="210" w:type="dxa"/>
-            </w:tcMar>
-            <w:shd w:val="clear" w:fill="FBFCFE"/>
-            <w:vAlign w:val="center"/>
-          </w:tcPr>
-          <w:p>
-            <w:pPr>
-              <w:spacing w:after="0"/>
-            </w:pPr>
-            <w:r>
-              <w:rPr>
-                <w:rFonts w:ascii="Arial" w:hAnsi="Arial" w:eastAsia="Arial"/>
-                <w:b/>
-                <w:i w:val="0"/>
-                <w:color w:val="1B2336"/>
-                <w:sz w:val="18"/>
-              </w:rPr>
-              <w:t>Tila ja huomiot</w:t>
-            </w:r>
-          </w:p>
-        </w:tc>
-        <w:tc>
-          <w:tcPr>
-            <w:tcW w:type="dxa" w:w="7515"/>
-            <w:tcMar>
-              <w:top w:w="120" w:type="dxa"/>
-              <w:bottom w:w="120" w:type="dxa"/>
-              <w:start w:w="210" w:type="dxa"/>
-              <w:end w:w="210" w:type="dxa"/>
-              <w:left w:w="210" w:type="dxa"/>
-              <w:right w:w="210" w:type="dxa"/>
-            </w:tcMar>
-            <w:shd w:val="clear" w:fill="FFFFFF"/>
-            <w:vAlign w:val="top"/>
-          </w:tcPr>
-          <w:p>
-            <w:pPr>
-              <w:spacing w:after="0"/>
-            </w:pPr>
-            <w:r>
-              <w:rPr>
-                <w:rFonts w:ascii="Arial" w:hAnsi="Arial" w:eastAsia="Arial"/>
-                <w:b w:val="0"/>
-                <w:i/>
-                <w:color w:val="7E88A8"/>
-                <w:sz w:val="18"/>
-              </w:rPr>
-              <w:t>Läpäisi / ei läpäissyt — perustele lyhyesti.</w:t>
-            </w:r>
-          </w:p>
-        </w:tc>
-      </w:tr>
-    </w:tbl>
-    <w:p>
-      <w:pPr>
-        <w:spacing w:after="40"/>
-      </w:pPr>
-    </w:p>
-    <w:p>
-      <w:pPr>
-        <w:pStyle w:val="Heading2"/>
-        <w:keepNext/>
-        <w:spacing w:before="100" w:after="60"/>
-      </w:pPr>
-      <w:r>
-        <w:rPr>
-          <w:rFonts w:ascii="Arial" w:hAnsi="Arial" w:eastAsia="Arial"/>
-          <w:b/>
-          <w:i w:val="0"/>
-          <w:color w:val="008799"/>
-          <w:sz w:val="22"/>
-        </w:rPr>
-        <w:t>Testi 5 · Reunatapaus</w:t>
-      </w:r>
-    </w:p>
-    <w:tbl>
-      <w:tblPr>
-        <w:tblW w:type="dxa" w:w="9865"/>
-        <w:tblLayout w:type="fixed"/>
-        <w:tblLook w:firstColumn="1" w:firstRow="1" w:lastColumn="0" w:lastRow="0" w:noHBand="0" w:noVBand="1" w:val="04A0"/>
-        <w:tblInd w:type="dxa" w:w="210"/>
-        <w:tblBorders>
-          <w:top w:val="single" w:sz="5" w:color="D8DEEC"/>
-          <w:bottom w:val="single" w:sz="5" w:color="D8DEEC"/>
-          <w:left w:val="single" w:sz="10" w:color="008799"/>
-          <w:right w:val="single" w:sz="5" w:color="D8DEEC"/>
-          <w:insideH w:val="single" w:sz="5" w:color="D8DEEC"/>
-          <w:insideV w:val="single" w:sz="5" w:color="D8DEEC"/>
-        </w:tblBorders>
-      </w:tblPr>
-      <w:tblGrid>
-        <w:gridCol w:w="2350"/>
-        <w:gridCol w:w="7515"/>
-      </w:tblGrid>
-      <w:tr>
-        <w:trPr>
-          <w:trHeight w:val="425" w:hRule="atLeast"/>
-        </w:trPr>
-        <w:tc>
-          <w:tcPr>
-            <w:tcW w:type="dxa" w:w="2350"/>
-            <w:tcMar>
-              <w:top w:w="120" w:type="dxa"/>
-              <w:bottom w:w="120" w:type="dxa"/>
-              <w:start w:w="210" w:type="dxa"/>
-              <w:end w:w="210" w:type="dxa"/>
-              <w:left w:w="210" w:type="dxa"/>
-              <w:right w:w="210" w:type="dxa"/>
-            </w:tcMar>
-            <w:shd w:val="clear" w:fill="FBFCFE"/>
-            <w:vAlign w:val="center"/>
-          </w:tcPr>
-          <w:p>
-            <w:pPr>
-              <w:spacing w:after="0"/>
-            </w:pPr>
-            <w:r>
-              <w:rPr>
-                <w:rFonts w:ascii="Arial" w:hAnsi="Arial" w:eastAsia="Arial"/>
-                <w:b/>
-                <w:i w:val="0"/>
-                <w:color w:val="1B2336"/>
-                <w:sz w:val="18"/>
-              </w:rPr>
-              <w:t>Nimi</w:t>
-            </w:r>
-          </w:p>
-        </w:tc>
-        <w:tc>
-          <w:tcPr>
-            <w:tcW w:type="dxa" w:w="7515"/>
-            <w:tcMar>
-              <w:top w:w="120" w:type="dxa"/>
-              <w:bottom w:w="120" w:type="dxa"/>
-              <w:start w:w="210" w:type="dxa"/>
-              <w:end w:w="210" w:type="dxa"/>
-              <w:left w:w="210" w:type="dxa"/>
-              <w:right w:w="210" w:type="dxa"/>
-            </w:tcMar>
-            <w:shd w:val="clear" w:fill="FFFFFF"/>
-            <w:vAlign w:val="top"/>
-          </w:tcPr>
-          <w:p>
-            <w:pPr>
-              <w:spacing w:after="0"/>
-            </w:pPr>
-            <w:r>
-              <w:rPr>
-                <w:rFonts w:ascii="Arial" w:hAnsi="Arial" w:eastAsia="Arial"/>
-                <w:b w:val="0"/>
-                <w:i/>
-                <w:color w:val="7E88A8"/>
-                <w:sz w:val="18"/>
-              </w:rPr>
-              <w:t>Kirjoita tähän.</w:t>
-            </w:r>
-          </w:p>
-        </w:tc>
-      </w:tr>
-      <w:tr>
-        <w:trPr>
-          <w:trHeight w:val="425" w:hRule="atLeast"/>
-        </w:trPr>
-        <w:tc>
-          <w:tcPr>
-            <w:tcW w:type="dxa" w:w="2350"/>
-            <w:tcMar>
-              <w:top w:w="120" w:type="dxa"/>
-              <w:bottom w:w="120" w:type="dxa"/>
-              <w:start w:w="210" w:type="dxa"/>
-              <w:end w:w="210" w:type="dxa"/>
-              <w:left w:w="210" w:type="dxa"/>
-              <w:right w:w="210" w:type="dxa"/>
-            </w:tcMar>
-            <w:shd w:val="clear" w:fill="FBFCFE"/>
-            <w:vAlign w:val="center"/>
-          </w:tcPr>
-          <w:p>
-            <w:pPr>
-              <w:spacing w:after="0"/>
-            </w:pPr>
-            <w:r>
-              <w:rPr>
-                <w:rFonts w:ascii="Arial" w:hAnsi="Arial" w:eastAsia="Arial"/>
-                <w:b/>
-                <w:i w:val="0"/>
-                <w:color w:val="1B2336"/>
-                <w:sz w:val="18"/>
-              </w:rPr>
-              <w:t>Syöte</w:t>
-            </w:r>
-          </w:p>
-        </w:tc>
-        <w:tc>
-          <w:tcPr>
-            <w:tcW w:type="dxa" w:w="7515"/>
-            <w:tcMar>
-              <w:top w:w="120" w:type="dxa"/>
-              <w:bottom w:w="120" w:type="dxa"/>
-              <w:start w:w="210" w:type="dxa"/>
-              <w:end w:w="210" w:type="dxa"/>
-              <w:left w:w="210" w:type="dxa"/>
-              <w:right w:w="210" w:type="dxa"/>
-            </w:tcMar>
-            <w:shd w:val="clear" w:fill="FFFFFF"/>
-            <w:vAlign w:val="top"/>
-          </w:tcPr>
-          <w:p>
-            <w:pPr>
-              <w:spacing w:after="0"/>
-            </w:pPr>
-            <w:r>
-              <w:rPr>
-                <w:rFonts w:ascii="Arial" w:hAnsi="Arial" w:eastAsia="Arial"/>
-                <w:b w:val="0"/>
-                <w:i/>
-                <w:color w:val="7E88A8"/>
-                <w:sz w:val="18"/>
-              </w:rPr>
-              <w:t>Kirjoita tähän.</w:t>
-            </w:r>
-          </w:p>
-        </w:tc>
-      </w:tr>
-      <w:tr>
-        <w:trPr>
-          <w:trHeight w:val="425" w:hRule="atLeast"/>
-        </w:trPr>
-        <w:tc>
-          <w:tcPr>
-            <w:tcW w:type="dxa" w:w="2350"/>
-            <w:tcMar>
-              <w:top w:w="120" w:type="dxa"/>
-              <w:bottom w:w="120" w:type="dxa"/>
-              <w:start w:w="210" w:type="dxa"/>
-              <w:end w:w="210" w:type="dxa"/>
-              <w:left w:w="210" w:type="dxa"/>
-              <w:right w:w="210" w:type="dxa"/>
-            </w:tcMar>
-            <w:shd w:val="clear" w:fill="FBFCFE"/>
-            <w:vAlign w:val="center"/>
-          </w:tcPr>
-          <w:p>
-            <w:pPr>
-              <w:spacing w:after="0"/>
-            </w:pPr>
-            <w:r>
-              <w:rPr>
-                <w:rFonts w:ascii="Arial" w:hAnsi="Arial" w:eastAsia="Arial"/>
-                <w:b/>
-                <w:i w:val="0"/>
-                <w:color w:val="1B2336"/>
-                <w:sz w:val="18"/>
-              </w:rPr>
-              <w:t>Odotettu tulos</w:t>
-            </w:r>
-          </w:p>
-        </w:tc>
-        <w:tc>
-          <w:tcPr>
-            <w:tcW w:type="dxa" w:w="7515"/>
-            <w:tcMar>
-              <w:top w:w="120" w:type="dxa"/>
-              <w:bottom w:w="120" w:type="dxa"/>
-              <w:start w:w="210" w:type="dxa"/>
-              <w:end w:w="210" w:type="dxa"/>
-              <w:left w:w="210" w:type="dxa"/>
-              <w:right w:w="210" w:type="dxa"/>
-            </w:tcMar>
-            <w:shd w:val="clear" w:fill="FFFFFF"/>
-            <w:vAlign w:val="top"/>
-          </w:tcPr>
-          <w:p>
-            <w:pPr>
-              <w:spacing w:after="0"/>
-            </w:pPr>
-            <w:r>
-              <w:rPr>
-                <w:rFonts w:ascii="Arial" w:hAnsi="Arial" w:eastAsia="Arial"/>
-                <w:b w:val="0"/>
-                <w:i/>
-                <w:color w:val="7E88A8"/>
-                <w:sz w:val="18"/>
-              </w:rPr>
-              <w:t>Kirjoita tähän.</w:t>
-            </w:r>
-          </w:p>
-        </w:tc>
-      </w:tr>
-      <w:tr>
-        <w:trPr>
-          <w:trHeight w:val="425" w:hRule="atLeast"/>
-        </w:trPr>
-        <w:tc>
-          <w:tcPr>
-            <w:tcW w:type="dxa" w:w="2350"/>
-            <w:tcMar>
-              <w:top w:w="120" w:type="dxa"/>
-              <w:bottom w:w="120" w:type="dxa"/>
-              <w:start w:w="210" w:type="dxa"/>
-              <w:end w:w="210" w:type="dxa"/>
-              <w:left w:w="210" w:type="dxa"/>
-              <w:right w:w="210" w:type="dxa"/>
-            </w:tcMar>
-            <w:shd w:val="clear" w:fill="FBFCFE"/>
-            <w:vAlign w:val="center"/>
-          </w:tcPr>
-          <w:p>
-            <w:pPr>
-              <w:spacing w:after="0"/>
-            </w:pPr>
-            <w:r>
-              <w:rPr>
-                <w:rFonts w:ascii="Arial" w:hAnsi="Arial" w:eastAsia="Arial"/>
-                <w:b/>
-                <w:i w:val="0"/>
-                <w:color w:val="1B2336"/>
-                <w:sz w:val="18"/>
-              </w:rPr>
-              <w:t>Todellinen tulos</w:t>
-            </w:r>
-          </w:p>
-        </w:tc>
-        <w:tc>
-          <w:tcPr>
-            <w:tcW w:type="dxa" w:w="7515"/>
-            <w:tcMar>
-              <w:top w:w="120" w:type="dxa"/>
-              <w:bottom w:w="120" w:type="dxa"/>
-              <w:start w:w="210" w:type="dxa"/>
-              <w:end w:w="210" w:type="dxa"/>
-              <w:left w:w="210" w:type="dxa"/>
-              <w:right w:w="210" w:type="dxa"/>
-            </w:tcMar>
-            <w:shd w:val="clear" w:fill="FFFFFF"/>
-            <w:vAlign w:val="top"/>
-          </w:tcPr>
-          <w:p>
-            <w:pPr>
-              <w:spacing w:after="0"/>
-            </w:pPr>
-            <w:r>
-              <w:rPr>
-                <w:rFonts w:ascii="Arial" w:hAnsi="Arial" w:eastAsia="Arial"/>
-                <w:b w:val="0"/>
-                <w:i/>
-                <w:color w:val="7E88A8"/>
-                <w:sz w:val="18"/>
-              </w:rPr>
-              <w:t>Kirjoita tähän.</w:t>
-            </w:r>
-          </w:p>
-        </w:tc>
-      </w:tr>
-      <w:tr>
-        <w:trPr>
-          <w:trHeight w:val="425" w:hRule="atLeast"/>
-        </w:trPr>
-        <w:tc>
-          <w:tcPr>
-            <w:tcW w:type="dxa" w:w="2350"/>
-            <w:tcMar>
-              <w:top w:w="120" w:type="dxa"/>
-              <w:bottom w:w="120" w:type="dxa"/>
-              <w:start w:w="210" w:type="dxa"/>
-              <w:end w:w="210" w:type="dxa"/>
-              <w:left w:w="210" w:type="dxa"/>
-              <w:right w:w="210" w:type="dxa"/>
-            </w:tcMar>
-            <w:shd w:val="clear" w:fill="FBFCFE"/>
-            <w:vAlign w:val="center"/>
-          </w:tcPr>
-          <w:p>
-            <w:pPr>
-              <w:spacing w:after="0"/>
-            </w:pPr>
-            <w:r>
-              <w:rPr>
-                <w:rFonts w:ascii="Arial" w:hAnsi="Arial" w:eastAsia="Arial"/>
-                <w:b/>
-                <w:i w:val="0"/>
-                <w:color w:val="1B2336"/>
-                <w:sz w:val="18"/>
-              </w:rPr>
-              <w:t>Tila ja huomiot</w:t>
-            </w:r>
-          </w:p>
-        </w:tc>
-        <w:tc>
-          <w:tcPr>
-            <w:tcW w:type="dxa" w:w="7515"/>
-            <w:tcMar>
-              <w:top w:w="120" w:type="dxa"/>
-              <w:bottom w:w="120" w:type="dxa"/>
-              <w:start w:w="210" w:type="dxa"/>
-              <w:end w:w="210" w:type="dxa"/>
-              <w:left w:w="210" w:type="dxa"/>
-              <w:right w:w="210" w:type="dxa"/>
-            </w:tcMar>
-            <w:shd w:val="clear" w:fill="FFFFFF"/>
-            <w:vAlign w:val="top"/>
-          </w:tcPr>
-          <w:p>
-            <w:pPr>
-              <w:spacing w:after="0"/>
-            </w:pPr>
-            <w:r>
-              <w:rPr>
-                <w:rFonts w:ascii="Arial" w:hAnsi="Arial" w:eastAsia="Arial"/>
-                <w:b w:val="0"/>
-                <w:i/>
-                <w:color w:val="7E88A8"/>
-                <w:sz w:val="18"/>
-              </w:rPr>
-              <w:t>Läpäisi / ei läpäissyt — perustele lyhyesti.</w:t>
-            </w:r>
-          </w:p>
-        </w:tc>
-      </w:tr>
-    </w:tbl>
-    <w:p>
-      <w:pPr>
-        <w:spacing w:after="40"/>
-      </w:pPr>
-    </w:p>
-    <w:p>
-      <w:pPr>
-        <w:pStyle w:val="Heading2"/>
-        <w:keepNext/>
-        <w:spacing w:before="100" w:after="60"/>
-      </w:pPr>
-      <w:r>
-        <w:rPr>
-          <w:rFonts w:ascii="Arial" w:hAnsi="Arial" w:eastAsia="Arial"/>
-          <w:b/>
-          <w:i w:val="0"/>
-          <w:color w:val="008799"/>
-          <w:sz w:val="22"/>
-        </w:rPr>
-        <w:t>Testi 6 · Reunatapaus</w:t>
-      </w:r>
-    </w:p>
-    <w:tbl>
-      <w:tblPr>
-        <w:tblW w:type="dxa" w:w="9865"/>
-        <w:tblLayout w:type="fixed"/>
-        <w:tblLook w:firstColumn="1" w:firstRow="1" w:lastColumn="0" w:lastRow="0" w:noHBand="0" w:noVBand="1" w:val="04A0"/>
-        <w:tblInd w:type="dxa" w:w="210"/>
-        <w:tblBorders>
-          <w:top w:val="single" w:sz="5" w:color="D8DEEC"/>
-          <w:bottom w:val="single" w:sz="5" w:color="D8DEEC"/>
-          <w:left w:val="single" w:sz="10" w:color="008799"/>
-          <w:right w:val="single" w:sz="5" w:color="D8DEEC"/>
-          <w:insideH w:val="single" w:sz="5" w:color="D8DEEC"/>
-          <w:insideV w:val="single" w:sz="5" w:color="D8DEEC"/>
-        </w:tblBorders>
-      </w:tblPr>
-      <w:tblGrid>
-        <w:gridCol w:w="2350"/>
-        <w:gridCol w:w="7515"/>
-      </w:tblGrid>
-      <w:tr>
-        <w:trPr>
-          <w:trHeight w:val="425" w:hRule="atLeast"/>
-        </w:trPr>
-        <w:tc>
-          <w:tcPr>
-            <w:tcW w:type="dxa" w:w="2350"/>
-            <w:tcMar>
-              <w:top w:w="120" w:type="dxa"/>
-              <w:bottom w:w="120" w:type="dxa"/>
-              <w:start w:w="210" w:type="dxa"/>
-              <w:end w:w="210" w:type="dxa"/>
-              <w:left w:w="210" w:type="dxa"/>
-              <w:right w:w="210" w:type="dxa"/>
-            </w:tcMar>
-            <w:shd w:val="clear" w:fill="FBFCFE"/>
-            <w:vAlign w:val="center"/>
-          </w:tcPr>
-          <w:p>
-            <w:pPr>
-              <w:spacing w:after="0"/>
-            </w:pPr>
-            <w:r>
-              <w:rPr>
-                <w:rFonts w:ascii="Arial" w:hAnsi="Arial" w:eastAsia="Arial"/>
-                <w:b/>
-                <w:i w:val="0"/>
-                <w:color w:val="1B2336"/>
-                <w:sz w:val="18"/>
-              </w:rPr>
-              <w:t>Nimi</w:t>
-            </w:r>
-          </w:p>
-        </w:tc>
-        <w:tc>
-          <w:tcPr>
-            <w:tcW w:type="dxa" w:w="7515"/>
-            <w:tcMar>
-              <w:top w:w="120" w:type="dxa"/>
-              <w:bottom w:w="120" w:type="dxa"/>
-              <w:start w:w="210" w:type="dxa"/>
-              <w:end w:w="210" w:type="dxa"/>
-              <w:left w:w="210" w:type="dxa"/>
-              <w:right w:w="210" w:type="dxa"/>
-            </w:tcMar>
-            <w:shd w:val="clear" w:fill="FFFFFF"/>
-            <w:vAlign w:val="top"/>
-          </w:tcPr>
-          <w:p>
-            <w:pPr>
-              <w:spacing w:after="0"/>
-            </w:pPr>
-            <w:r>
-              <w:rPr>
-                <w:rFonts w:ascii="Arial" w:hAnsi="Arial" w:eastAsia="Arial"/>
-                <w:b w:val="0"/>
-                <w:i/>
-                <w:color w:val="7E88A8"/>
-                <w:sz w:val="18"/>
-              </w:rPr>
-              <w:t>Kirjoita tähän.</w:t>
-            </w:r>
-          </w:p>
-        </w:tc>
-      </w:tr>
-      <w:tr>
-        <w:trPr>
-          <w:trHeight w:val="425" w:hRule="atLeast"/>
-        </w:trPr>
-        <w:tc>
-          <w:tcPr>
-            <w:tcW w:type="dxa" w:w="2350"/>
-            <w:tcMar>
-              <w:top w:w="120" w:type="dxa"/>
-              <w:bottom w:w="120" w:type="dxa"/>
-              <w:start w:w="210" w:type="dxa"/>
-              <w:end w:w="210" w:type="dxa"/>
-              <w:left w:w="210" w:type="dxa"/>
-              <w:right w:w="210" w:type="dxa"/>
-            </w:tcMar>
-            <w:shd w:val="clear" w:fill="FBFCFE"/>
-            <w:vAlign w:val="center"/>
-          </w:tcPr>
-          <w:p>
-            <w:pPr>
-              <w:spacing w:after="0"/>
-            </w:pPr>
-            <w:r>
-              <w:rPr>
-                <w:rFonts w:ascii="Arial" w:hAnsi="Arial" w:eastAsia="Arial"/>
-                <w:b/>
-                <w:i w:val="0"/>
-                <w:color w:val="1B2336"/>
-                <w:sz w:val="18"/>
-              </w:rPr>
-              <w:t>Syöte</w:t>
-            </w:r>
-          </w:p>
-        </w:tc>
-        <w:tc>
-          <w:tcPr>
-            <w:tcW w:type="dxa" w:w="7515"/>
-            <w:tcMar>
-              <w:top w:w="120" w:type="dxa"/>
-              <w:bottom w:w="120" w:type="dxa"/>
-              <w:start w:w="210" w:type="dxa"/>
-              <w:end w:w="210" w:type="dxa"/>
-              <w:left w:w="210" w:type="dxa"/>
-              <w:right w:w="210" w:type="dxa"/>
-            </w:tcMar>
-            <w:shd w:val="clear" w:fill="FFFFFF"/>
-            <w:vAlign w:val="top"/>
-          </w:tcPr>
-          <w:p>
-            <w:pPr>
-              <w:spacing w:after="0"/>
-            </w:pPr>
-            <w:r>
-              <w:rPr>
-                <w:rFonts w:ascii="Arial" w:hAnsi="Arial" w:eastAsia="Arial"/>
-                <w:b w:val="0"/>
-                <w:i/>
-                <w:color w:val="7E88A8"/>
-                <w:sz w:val="18"/>
-              </w:rPr>
-              <w:t>Kirjoita tähän.</w:t>
-            </w:r>
-          </w:p>
-        </w:tc>
-      </w:tr>
-      <w:tr>
-        <w:trPr>
-          <w:trHeight w:val="425" w:hRule="atLeast"/>
-        </w:trPr>
-        <w:tc>
-          <w:tcPr>
-            <w:tcW w:type="dxa" w:w="2350"/>
-            <w:tcMar>
-              <w:top w:w="120" w:type="dxa"/>
-              <w:bottom w:w="120" w:type="dxa"/>
-              <w:start w:w="210" w:type="dxa"/>
-              <w:end w:w="210" w:type="dxa"/>
-              <w:left w:w="210" w:type="dxa"/>
-              <w:right w:w="210" w:type="dxa"/>
-            </w:tcMar>
-            <w:shd w:val="clear" w:fill="FBFCFE"/>
-            <w:vAlign w:val="center"/>
-          </w:tcPr>
-          <w:p>
-            <w:pPr>
-              <w:spacing w:after="0"/>
-            </w:pPr>
-            <w:r>
-              <w:rPr>
-                <w:rFonts w:ascii="Arial" w:hAnsi="Arial" w:eastAsia="Arial"/>
-                <w:b/>
-                <w:i w:val="0"/>
-                <w:color w:val="1B2336"/>
-                <w:sz w:val="18"/>
-              </w:rPr>
-              <w:t>Odotettu tulos</w:t>
-            </w:r>
-          </w:p>
-        </w:tc>
-        <w:tc>
-          <w:tcPr>
-            <w:tcW w:type="dxa" w:w="7515"/>
-            <w:tcMar>
-              <w:top w:w="120" w:type="dxa"/>
-              <w:bottom w:w="120" w:type="dxa"/>
-              <w:start w:w="210" w:type="dxa"/>
-              <w:end w:w="210" w:type="dxa"/>
-              <w:left w:w="210" w:type="dxa"/>
-              <w:right w:w="210" w:type="dxa"/>
-            </w:tcMar>
-            <w:shd w:val="clear" w:fill="FFFFFF"/>
-            <w:vAlign w:val="top"/>
-          </w:tcPr>
-          <w:p>
-            <w:pPr>
-              <w:spacing w:after="0"/>
-            </w:pPr>
-            <w:r>
-              <w:rPr>
-                <w:rFonts w:ascii="Arial" w:hAnsi="Arial" w:eastAsia="Arial"/>
-                <w:b w:val="0"/>
-                <w:i/>
-                <w:color w:val="7E88A8"/>
-                <w:sz w:val="18"/>
-              </w:rPr>
-              <w:t>Kirjoita tähän.</w:t>
-            </w:r>
-          </w:p>
-        </w:tc>
-      </w:tr>
-      <w:tr>
-        <w:trPr>
-          <w:trHeight w:val="425" w:hRule="atLeast"/>
-        </w:trPr>
-        <w:tc>
-          <w:tcPr>
-            <w:tcW w:type="dxa" w:w="2350"/>
-            <w:tcMar>
-              <w:top w:w="120" w:type="dxa"/>
-              <w:bottom w:w="120" w:type="dxa"/>
-              <w:start w:w="210" w:type="dxa"/>
-              <w:end w:w="210" w:type="dxa"/>
-              <w:left w:w="210" w:type="dxa"/>
-              <w:right w:w="210" w:type="dxa"/>
-            </w:tcMar>
-            <w:shd w:val="clear" w:fill="FBFCFE"/>
-            <w:vAlign w:val="center"/>
-          </w:tcPr>
-          <w:p>
-            <w:pPr>
-              <w:spacing w:after="0"/>
-            </w:pPr>
-            <w:r>
-              <w:rPr>
-                <w:rFonts w:ascii="Arial" w:hAnsi="Arial" w:eastAsia="Arial"/>
-                <w:b/>
-                <w:i w:val="0"/>
-                <w:color w:val="1B2336"/>
-                <w:sz w:val="18"/>
-              </w:rPr>
-              <w:t>Todellinen tulos</w:t>
-            </w:r>
-          </w:p>
-        </w:tc>
-        <w:tc>
-          <w:tcPr>
-            <w:tcW w:type="dxa" w:w="7515"/>
-            <w:tcMar>
-              <w:top w:w="120" w:type="dxa"/>
-              <w:bottom w:w="120" w:type="dxa"/>
-              <w:start w:w="210" w:type="dxa"/>
-              <w:end w:w="210" w:type="dxa"/>
-              <w:left w:w="210" w:type="dxa"/>
-              <w:right w:w="210" w:type="dxa"/>
-            </w:tcMar>
-            <w:shd w:val="clear" w:fill="FFFFFF"/>
-            <w:vAlign w:val="top"/>
-          </w:tcPr>
-          <w:p>
-            <w:pPr>
-              <w:spacing w:after="0"/>
-            </w:pPr>
-            <w:r>
-              <w:rPr>
-                <w:rFonts w:ascii="Arial" w:hAnsi="Arial" w:eastAsia="Arial"/>
-                <w:b w:val="0"/>
-                <w:i/>
-                <w:color w:val="7E88A8"/>
-                <w:sz w:val="18"/>
-              </w:rPr>
-              <w:t>Kirjoita tähän.</w:t>
-            </w:r>
-          </w:p>
-        </w:tc>
-      </w:tr>
-      <w:tr>
-        <w:trPr>
-          <w:trHeight w:val="425" w:hRule="atLeast"/>
-        </w:trPr>
-        <w:tc>
-          <w:tcPr>
-            <w:tcW w:type="dxa" w:w="2350"/>
-            <w:tcMar>
-              <w:top w:w="120" w:type="dxa"/>
-              <w:bottom w:w="120" w:type="dxa"/>
-              <w:start w:w="210" w:type="dxa"/>
-              <w:end w:w="210" w:type="dxa"/>
-              <w:left w:w="210" w:type="dxa"/>
-              <w:right w:w="210" w:type="dxa"/>
-            </w:tcMar>
-            <w:shd w:val="clear" w:fill="FBFCFE"/>
-            <w:vAlign w:val="center"/>
-          </w:tcPr>
-          <w:p>
-            <w:pPr>
-              <w:spacing w:after="0"/>
-            </w:pPr>
-            <w:r>
-              <w:rPr>
-                <w:rFonts w:ascii="Arial" w:hAnsi="Arial" w:eastAsia="Arial"/>
-                <w:b/>
-                <w:i w:val="0"/>
-                <w:color w:val="1B2336"/>
-                <w:sz w:val="18"/>
-              </w:rPr>
-              <w:t>Tila ja huomiot</w:t>
-            </w:r>
-          </w:p>
-        </w:tc>
-        <w:tc>
-          <w:tcPr>
-            <w:tcW w:type="dxa" w:w="7515"/>
-            <w:tcMar>
-              <w:top w:w="120" w:type="dxa"/>
-              <w:bottom w:w="120" w:type="dxa"/>
-              <w:start w:w="210" w:type="dxa"/>
-              <w:end w:w="210" w:type="dxa"/>
-              <w:left w:w="210" w:type="dxa"/>
-              <w:right w:w="210" w:type="dxa"/>
-            </w:tcMar>
-            <w:shd w:val="clear" w:fill="FFFFFF"/>
-            <w:vAlign w:val="top"/>
-          </w:tcPr>
-          <w:p>
-            <w:pPr>
-              <w:spacing w:after="0"/>
-            </w:pPr>
-            <w:r>
-              <w:rPr>
-                <w:rFonts w:ascii="Arial" w:hAnsi="Arial" w:eastAsia="Arial"/>
-                <w:b w:val="0"/>
-                <w:i/>
-                <w:color w:val="7E88A8"/>
-                <w:sz w:val="18"/>
-              </w:rPr>
-              <w:t>Läpäisi / ei läpäissyt — perustele lyhyesti.</w:t>
-            </w:r>
-          </w:p>
-        </w:tc>
-      </w:tr>
-    </w:tbl>
-    <w:p>
-      <w:pPr>
-        <w:spacing w:after="40"/>
-      </w:pPr>
-    </w:p>
-    <w:p>
-      <w:r>
-        <w:br w:type="page"/>
-      </w:r>
-    </w:p>
-    <w:p>
-      <w:pPr>
-        <w:keepNext/>
-        <w:pageBreakBefore w:val="0"/>
-        <w:spacing w:before="0" w:after="80"/>
-      </w:pPr>
-      <w:r>
-        <w:rPr>
-          <w:rFonts w:ascii="Arial" w:hAnsi="Arial" w:eastAsia="Arial"/>
-          <w:b/>
-          <w:i w:val="0"/>
-          <w:color w:val="008799"/>
-          <w:sz w:val="17"/>
-        </w:rPr>
-        <w:t>OSA 3 · AGENTIT · TESTAUS</w:t>
-      </w:r>
-    </w:p>
-    <w:p>
-      <w:pPr>
-        <w:pStyle w:val="Heading1"/>
-        <w:keepNext/>
-        <w:tabs>
-          <w:tab w:pos="255" w:val="left"/>
-        </w:tabs>
-        <w:spacing w:before="0" w:after="160"/>
-        <w:pBdr>
-          <w:left w:val="single" w:sz="28" w:space="0" w:color="008799"/>
-        </w:pBdr>
-      </w:pPr>
-      <w:r>
-        <w:tab/>
-      </w:r>
-      <w:r>
-        <w:rPr>
-          <w:rFonts w:ascii="Georgia" w:hAnsi="Georgia" w:eastAsia="Georgia"/>
-          <w:b/>
-          <w:i w:val="0"/>
-          <w:color w:val="1B2336"/>
-          <w:sz w:val="44"/>
-        </w:rPr>
-        <w:t>Testiraportti 3/3</w:t>
-      </w:r>
-    </w:p>
-    <w:p>
-      <w:pPr>
-        <w:keepNext w:val="0"/>
-        <w:spacing w:before="0" w:after="140" w:line="276" w:lineRule="auto"/>
-      </w:pPr>
-      <w:r>
-        <w:rPr>
-          <w:rFonts w:ascii="Arial" w:hAnsi="Arial" w:eastAsia="Arial"/>
-          <w:b w:val="0"/>
-          <w:i w:val="0"/>
-          <w:color w:val="3A4253"/>
-          <w:sz w:val="21"/>
-        </w:rPr>
-        <w:t>Dokumentoi kolme turvallisuustestiä. Tarkista erityisesti oikeudet, rajat ja ihmisen hyväksyntä.</w:t>
-      </w:r>
-    </w:p>
-    <w:p>
-      <w:pPr>
-        <w:pStyle w:val="Heading2"/>
-        <w:keepNext/>
-        <w:spacing w:before="100" w:after="60"/>
-      </w:pPr>
-      <w:r>
-        <w:rPr>
-          <w:rFonts w:ascii="Arial" w:hAnsi="Arial" w:eastAsia="Arial"/>
-          <w:b/>
-          <w:i w:val="0"/>
-          <w:color w:val="008799"/>
-          <w:sz w:val="22"/>
-        </w:rPr>
-        <w:t>Testi 7 · Turvallisuus</w:t>
-      </w:r>
-    </w:p>
-    <w:tbl>
-      <w:tblPr>
-        <w:tblW w:type="dxa" w:w="9865"/>
-        <w:tblLayout w:type="fixed"/>
-        <w:tblLook w:firstColumn="1" w:firstRow="1" w:lastColumn="0" w:lastRow="0" w:noHBand="0" w:noVBand="1" w:val="04A0"/>
-        <w:tblInd w:type="dxa" w:w="210"/>
-        <w:tblBorders>
-          <w:top w:val="single" w:sz="5" w:color="D8DEEC"/>
-          <w:bottom w:val="single" w:sz="5" w:color="D8DEEC"/>
-          <w:left w:val="single" w:sz="10" w:color="008799"/>
-          <w:right w:val="single" w:sz="5" w:color="D8DEEC"/>
-          <w:insideH w:val="single" w:sz="5" w:color="D8DEEC"/>
-          <w:insideV w:val="single" w:sz="5" w:color="D8DEEC"/>
-        </w:tblBorders>
-      </w:tblPr>
-      <w:tblGrid>
-        <w:gridCol w:w="2350"/>
-        <w:gridCol w:w="7515"/>
-      </w:tblGrid>
-      <w:tr>
-        <w:trPr>
-          <w:trHeight w:val="425" w:hRule="atLeast"/>
-        </w:trPr>
-        <w:tc>
-          <w:tcPr>
-            <w:tcW w:type="dxa" w:w="2350"/>
-            <w:tcMar>
-              <w:top w:w="120" w:type="dxa"/>
-              <w:bottom w:w="120" w:type="dxa"/>
-              <w:start w:w="210" w:type="dxa"/>
-              <w:end w:w="210" w:type="dxa"/>
-              <w:left w:w="210" w:type="dxa"/>
-              <w:right w:w="210" w:type="dxa"/>
-            </w:tcMar>
-            <w:shd w:val="clear" w:fill="FBFCFE"/>
-            <w:vAlign w:val="center"/>
-          </w:tcPr>
-          <w:p>
-            <w:pPr>
-              <w:spacing w:after="0"/>
-            </w:pPr>
-            <w:r>
-              <w:rPr>
-                <w:rFonts w:ascii="Arial" w:hAnsi="Arial" w:eastAsia="Arial"/>
-                <w:b/>
-                <w:i w:val="0"/>
-                <w:color w:val="1B2336"/>
-                <w:sz w:val="18"/>
-              </w:rPr>
-              <w:t>Nimi</w:t>
-            </w:r>
-          </w:p>
-        </w:tc>
-        <w:tc>
-          <w:tcPr>
-            <w:tcW w:type="dxa" w:w="7515"/>
-            <w:tcMar>
-              <w:top w:w="120" w:type="dxa"/>
-              <w:bottom w:w="120" w:type="dxa"/>
-              <w:start w:w="210" w:type="dxa"/>
-              <w:end w:w="210" w:type="dxa"/>
-              <w:left w:w="210" w:type="dxa"/>
-              <w:right w:w="210" w:type="dxa"/>
-            </w:tcMar>
-            <w:shd w:val="clear" w:fill="FFFFFF"/>
-            <w:vAlign w:val="top"/>
-          </w:tcPr>
-          <w:p>
-            <w:pPr>
-              <w:spacing w:after="0"/>
-            </w:pPr>
-            <w:r>
-              <w:rPr>
-                <w:rFonts w:ascii="Arial" w:hAnsi="Arial" w:eastAsia="Arial"/>
-                <w:b w:val="0"/>
-                <w:i/>
-                <w:color w:val="7E88A8"/>
-                <w:sz w:val="18"/>
-              </w:rPr>
-              <w:t>Kirjoita tähän.</w:t>
-            </w:r>
-          </w:p>
-        </w:tc>
-      </w:tr>
-      <w:tr>
-        <w:trPr>
-          <w:trHeight w:val="425" w:hRule="atLeast"/>
-        </w:trPr>
-        <w:tc>
-          <w:tcPr>
-            <w:tcW w:type="dxa" w:w="2350"/>
-            <w:tcMar>
-              <w:top w:w="120" w:type="dxa"/>
-              <w:bottom w:w="120" w:type="dxa"/>
-              <w:start w:w="210" w:type="dxa"/>
-              <w:end w:w="210" w:type="dxa"/>
-              <w:left w:w="210" w:type="dxa"/>
-              <w:right w:w="210" w:type="dxa"/>
-            </w:tcMar>
-            <w:shd w:val="clear" w:fill="FBFCFE"/>
-            <w:vAlign w:val="center"/>
-          </w:tcPr>
-          <w:p>
-            <w:pPr>
-              <w:spacing w:after="0"/>
-            </w:pPr>
-            <w:r>
-              <w:rPr>
-                <w:rFonts w:ascii="Arial" w:hAnsi="Arial" w:eastAsia="Arial"/>
-                <w:b/>
-                <w:i w:val="0"/>
-                <w:color w:val="1B2336"/>
-                <w:sz w:val="18"/>
-              </w:rPr>
-              <w:t>Syöte</w:t>
-            </w:r>
-          </w:p>
-        </w:tc>
-        <w:tc>
-          <w:tcPr>
-            <w:tcW w:type="dxa" w:w="7515"/>
-            <w:tcMar>
-              <w:top w:w="120" w:type="dxa"/>
-              <w:bottom w:w="120" w:type="dxa"/>
-              <w:start w:w="210" w:type="dxa"/>
-              <w:end w:w="210" w:type="dxa"/>
-              <w:left w:w="210" w:type="dxa"/>
-              <w:right w:w="210" w:type="dxa"/>
-            </w:tcMar>
-            <w:shd w:val="clear" w:fill="FFFFFF"/>
-            <w:vAlign w:val="top"/>
-          </w:tcPr>
-          <w:p>
-            <w:pPr>
-              <w:spacing w:after="0"/>
-            </w:pPr>
-            <w:r>
-              <w:rPr>
-                <w:rFonts w:ascii="Arial" w:hAnsi="Arial" w:eastAsia="Arial"/>
-                <w:b w:val="0"/>
-                <w:i/>
-                <w:color w:val="7E88A8"/>
-                <w:sz w:val="18"/>
-              </w:rPr>
-              <w:t>Kirjoita tähän.</w:t>
-            </w:r>
-          </w:p>
-        </w:tc>
-      </w:tr>
-      <w:tr>
-        <w:trPr>
-          <w:trHeight w:val="425" w:hRule="atLeast"/>
-        </w:trPr>
-        <w:tc>
-          <w:tcPr>
-            <w:tcW w:type="dxa" w:w="2350"/>
-            <w:tcMar>
-              <w:top w:w="120" w:type="dxa"/>
-              <w:bottom w:w="120" w:type="dxa"/>
-              <w:start w:w="210" w:type="dxa"/>
-              <w:end w:w="210" w:type="dxa"/>
-              <w:left w:w="210" w:type="dxa"/>
-              <w:right w:w="210" w:type="dxa"/>
-            </w:tcMar>
-            <w:shd w:val="clear" w:fill="FBFCFE"/>
-            <w:vAlign w:val="center"/>
-          </w:tcPr>
-          <w:p>
-            <w:pPr>
-              <w:spacing w:after="0"/>
-            </w:pPr>
-            <w:r>
-              <w:rPr>
-                <w:rFonts w:ascii="Arial" w:hAnsi="Arial" w:eastAsia="Arial"/>
-                <w:b/>
-                <w:i w:val="0"/>
-                <w:color w:val="1B2336"/>
-                <w:sz w:val="18"/>
-              </w:rPr>
-              <w:t>Odotettu tulos</w:t>
-            </w:r>
-          </w:p>
-        </w:tc>
-        <w:tc>
-          <w:tcPr>
-            <w:tcW w:type="dxa" w:w="7515"/>
-            <w:tcMar>
-              <w:top w:w="120" w:type="dxa"/>
-              <w:bottom w:w="120" w:type="dxa"/>
-              <w:start w:w="210" w:type="dxa"/>
-              <w:end w:w="210" w:type="dxa"/>
-              <w:left w:w="210" w:type="dxa"/>
-              <w:right w:w="210" w:type="dxa"/>
-            </w:tcMar>
-            <w:shd w:val="clear" w:fill="FFFFFF"/>
-            <w:vAlign w:val="top"/>
-          </w:tcPr>
-          <w:p>
-            <w:pPr>
-              <w:spacing w:after="0"/>
-            </w:pPr>
-            <w:r>
-              <w:rPr>
-                <w:rFonts w:ascii="Arial" w:hAnsi="Arial" w:eastAsia="Arial"/>
-                <w:b w:val="0"/>
-                <w:i/>
-                <w:color w:val="7E88A8"/>
-                <w:sz w:val="18"/>
-              </w:rPr>
-              <w:t>Kirjoita tähän.</w:t>
-            </w:r>
-          </w:p>
-        </w:tc>
-      </w:tr>
-      <w:tr>
-        <w:trPr>
-          <w:trHeight w:val="425" w:hRule="atLeast"/>
-        </w:trPr>
-        <w:tc>
-          <w:tcPr>
-            <w:tcW w:type="dxa" w:w="2350"/>
-            <w:tcMar>
-              <w:top w:w="120" w:type="dxa"/>
-              <w:bottom w:w="120" w:type="dxa"/>
-              <w:start w:w="210" w:type="dxa"/>
-              <w:end w:w="210" w:type="dxa"/>
-              <w:left w:w="210" w:type="dxa"/>
-              <w:right w:w="210" w:type="dxa"/>
-            </w:tcMar>
-            <w:shd w:val="clear" w:fill="FBFCFE"/>
-            <w:vAlign w:val="center"/>
-          </w:tcPr>
-          <w:p>
-            <w:pPr>
-              <w:spacing w:after="0"/>
-            </w:pPr>
-            <w:r>
-              <w:rPr>
-                <w:rFonts w:ascii="Arial" w:hAnsi="Arial" w:eastAsia="Arial"/>
-                <w:b/>
-                <w:i w:val="0"/>
-                <w:color w:val="1B2336"/>
-                <w:sz w:val="18"/>
-              </w:rPr>
-              <w:t>Todellinen tulos</w:t>
-            </w:r>
-          </w:p>
-        </w:tc>
-        <w:tc>
-          <w:tcPr>
-            <w:tcW w:type="dxa" w:w="7515"/>
-            <w:tcMar>
-              <w:top w:w="120" w:type="dxa"/>
-              <w:bottom w:w="120" w:type="dxa"/>
-              <w:start w:w="210" w:type="dxa"/>
-              <w:end w:w="210" w:type="dxa"/>
-              <w:left w:w="210" w:type="dxa"/>
-              <w:right w:w="210" w:type="dxa"/>
-            </w:tcMar>
-            <w:shd w:val="clear" w:fill="FFFFFF"/>
-            <w:vAlign w:val="top"/>
-          </w:tcPr>
-          <w:p>
-            <w:pPr>
-              <w:spacing w:after="0"/>
-            </w:pPr>
-            <w:r>
-              <w:rPr>
-                <w:rFonts w:ascii="Arial" w:hAnsi="Arial" w:eastAsia="Arial"/>
-                <w:b w:val="0"/>
-                <w:i/>
-                <w:color w:val="7E88A8"/>
-                <w:sz w:val="18"/>
-              </w:rPr>
-              <w:t>Kirjoita tähän.</w:t>
-            </w:r>
-          </w:p>
-        </w:tc>
-      </w:tr>
-      <w:tr>
-        <w:trPr>
-          <w:trHeight w:val="425" w:hRule="atLeast"/>
-        </w:trPr>
-        <w:tc>
-          <w:tcPr>
-            <w:tcW w:type="dxa" w:w="2350"/>
-            <w:tcMar>
-              <w:top w:w="120" w:type="dxa"/>
-              <w:bottom w:w="120" w:type="dxa"/>
-              <w:start w:w="210" w:type="dxa"/>
-              <w:end w:w="210" w:type="dxa"/>
-              <w:left w:w="210" w:type="dxa"/>
-              <w:right w:w="210" w:type="dxa"/>
-            </w:tcMar>
-            <w:shd w:val="clear" w:fill="FBFCFE"/>
-            <w:vAlign w:val="center"/>
-          </w:tcPr>
-          <w:p>
-            <w:pPr>
-              <w:spacing w:after="0"/>
-            </w:pPr>
-            <w:r>
-              <w:rPr>
-                <w:rFonts w:ascii="Arial" w:hAnsi="Arial" w:eastAsia="Arial"/>
-                <w:b/>
-                <w:i w:val="0"/>
-                <w:color w:val="1B2336"/>
-                <w:sz w:val="18"/>
-              </w:rPr>
-              <w:t>Tila ja huomiot</w:t>
-            </w:r>
-          </w:p>
-        </w:tc>
-        <w:tc>
-          <w:tcPr>
-            <w:tcW w:type="dxa" w:w="7515"/>
-            <w:tcMar>
-              <w:top w:w="120" w:type="dxa"/>
-              <w:bottom w:w="120" w:type="dxa"/>
-              <w:start w:w="210" w:type="dxa"/>
-              <w:end w:w="210" w:type="dxa"/>
-              <w:left w:w="210" w:type="dxa"/>
-              <w:right w:w="210" w:type="dxa"/>
-            </w:tcMar>
-            <w:shd w:val="clear" w:fill="FFFFFF"/>
-            <w:vAlign w:val="top"/>
-          </w:tcPr>
-          <w:p>
-            <w:pPr>
-              <w:spacing w:after="0"/>
-            </w:pPr>
-            <w:r>
-              <w:rPr>
-                <w:rFonts w:ascii="Arial" w:hAnsi="Arial" w:eastAsia="Arial"/>
-                <w:b w:val="0"/>
-                <w:i/>
-                <w:color w:val="7E88A8"/>
-                <w:sz w:val="18"/>
-              </w:rPr>
-              <w:t>Läpäisi / ei läpäissyt — perustele lyhyesti.</w:t>
-            </w:r>
-          </w:p>
-        </w:tc>
-      </w:tr>
-    </w:tbl>
-    <w:p>
-      <w:pPr>
-        <w:spacing w:after="40"/>
-      </w:pPr>
-    </w:p>
-    <w:p>
-      <w:pPr>
-        <w:pStyle w:val="Heading2"/>
-        <w:keepNext/>
-        <w:spacing w:before="100" w:after="60"/>
-      </w:pPr>
-      <w:r>
-        <w:rPr>
-          <w:rFonts w:ascii="Arial" w:hAnsi="Arial" w:eastAsia="Arial"/>
-          <w:b/>
-          <w:i w:val="0"/>
-          <w:color w:val="008799"/>
-          <w:sz w:val="22"/>
-        </w:rPr>
-        <w:t>Testi 8 · Turvallisuus</w:t>
-      </w:r>
-    </w:p>
-    <w:tbl>
-      <w:tblPr>
-        <w:tblW w:type="dxa" w:w="9865"/>
-        <w:tblLayout w:type="fixed"/>
-        <w:tblLook w:firstColumn="1" w:firstRow="1" w:lastColumn="0" w:lastRow="0" w:noHBand="0" w:noVBand="1" w:val="04A0"/>
-        <w:tblInd w:type="dxa" w:w="210"/>
-        <w:tblBorders>
-          <w:top w:val="single" w:sz="5" w:color="D8DEEC"/>
-          <w:bottom w:val="single" w:sz="5" w:color="D8DEEC"/>
-          <w:left w:val="single" w:sz="10" w:color="008799"/>
-          <w:right w:val="single" w:sz="5" w:color="D8DEEC"/>
-          <w:insideH w:val="single" w:sz="5" w:color="D8DEEC"/>
-          <w:insideV w:val="single" w:sz="5" w:color="D8DEEC"/>
-        </w:tblBorders>
-      </w:tblPr>
-      <w:tblGrid>
-        <w:gridCol w:w="2350"/>
-        <w:gridCol w:w="7515"/>
-      </w:tblGrid>
-      <w:tr>
-        <w:trPr>
-          <w:trHeight w:val="425" w:hRule="atLeast"/>
-        </w:trPr>
-        <w:tc>
-          <w:tcPr>
-            <w:tcW w:type="dxa" w:w="2350"/>
-            <w:tcMar>
-              <w:top w:w="120" w:type="dxa"/>
-              <w:bottom w:w="120" w:type="dxa"/>
-              <w:start w:w="210" w:type="dxa"/>
-              <w:end w:w="210" w:type="dxa"/>
-              <w:left w:w="210" w:type="dxa"/>
-              <w:right w:w="210" w:type="dxa"/>
-            </w:tcMar>
-            <w:shd w:val="clear" w:fill="FBFCFE"/>
-            <w:vAlign w:val="center"/>
-          </w:tcPr>
-          <w:p>
-            <w:pPr>
-              <w:spacing w:after="0"/>
-            </w:pPr>
-            <w:r>
-              <w:rPr>
-                <w:rFonts w:ascii="Arial" w:hAnsi="Arial" w:eastAsia="Arial"/>
-                <w:b/>
-                <w:i w:val="0"/>
-                <w:color w:val="1B2336"/>
-                <w:sz w:val="18"/>
-              </w:rPr>
-              <w:t>Nimi</w:t>
-            </w:r>
-          </w:p>
-        </w:tc>
-        <w:tc>
-          <w:tcPr>
-            <w:tcW w:type="dxa" w:w="7515"/>
-            <w:tcMar>
-              <w:top w:w="120" w:type="dxa"/>
-              <w:bottom w:w="120" w:type="dxa"/>
-              <w:start w:w="210" w:type="dxa"/>
-              <w:end w:w="210" w:type="dxa"/>
-              <w:left w:w="210" w:type="dxa"/>
-              <w:right w:w="210" w:type="dxa"/>
-            </w:tcMar>
-            <w:shd w:val="clear" w:fill="FFFFFF"/>
-            <w:vAlign w:val="top"/>
-          </w:tcPr>
-          <w:p>
-            <w:pPr>
-              <w:spacing w:after="0"/>
-            </w:pPr>
-            <w:r>
-              <w:rPr>
-                <w:rFonts w:ascii="Arial" w:hAnsi="Arial" w:eastAsia="Arial"/>
-                <w:b w:val="0"/>
-                <w:i/>
-                <w:color w:val="7E88A8"/>
-                <w:sz w:val="18"/>
-              </w:rPr>
-              <w:t>Kirjoita tähän.</w:t>
-            </w:r>
-          </w:p>
-        </w:tc>
-      </w:tr>
-      <w:tr>
-        <w:trPr>
-          <w:trHeight w:val="425" w:hRule="atLeast"/>
-        </w:trPr>
-        <w:tc>
-          <w:tcPr>
-            <w:tcW w:type="dxa" w:w="2350"/>
-            <w:tcMar>
-              <w:top w:w="120" w:type="dxa"/>
-              <w:bottom w:w="120" w:type="dxa"/>
-              <w:start w:w="210" w:type="dxa"/>
-              <w:end w:w="210" w:type="dxa"/>
-              <w:left w:w="210" w:type="dxa"/>
-              <w:right w:w="210" w:type="dxa"/>
-            </w:tcMar>
-            <w:shd w:val="clear" w:fill="FBFCFE"/>
-            <w:vAlign w:val="center"/>
-          </w:tcPr>
-          <w:p>
-            <w:pPr>
-              <w:spacing w:after="0"/>
-            </w:pPr>
-            <w:r>
-              <w:rPr>
-                <w:rFonts w:ascii="Arial" w:hAnsi="Arial" w:eastAsia="Arial"/>
-                <w:b/>
-                <w:i w:val="0"/>
-                <w:color w:val="1B2336"/>
-                <w:sz w:val="18"/>
-              </w:rPr>
-              <w:t>Syöte</w:t>
-            </w:r>
-          </w:p>
-        </w:tc>
-        <w:tc>
-          <w:tcPr>
-            <w:tcW w:type="dxa" w:w="7515"/>
-            <w:tcMar>
-              <w:top w:w="120" w:type="dxa"/>
-              <w:bottom w:w="120" w:type="dxa"/>
-              <w:start w:w="210" w:type="dxa"/>
-              <w:end w:w="210" w:type="dxa"/>
-              <w:left w:w="210" w:type="dxa"/>
-              <w:right w:w="210" w:type="dxa"/>
-            </w:tcMar>
-            <w:shd w:val="clear" w:fill="FFFFFF"/>
-            <w:vAlign w:val="top"/>
-          </w:tcPr>
-          <w:p>
-            <w:pPr>
-              <w:spacing w:after="0"/>
-            </w:pPr>
-            <w:r>
-              <w:rPr>
-                <w:rFonts w:ascii="Arial" w:hAnsi="Arial" w:eastAsia="Arial"/>
-                <w:b w:val="0"/>
-                <w:i/>
-                <w:color w:val="7E88A8"/>
-                <w:sz w:val="18"/>
-              </w:rPr>
-              <w:t>Kirjoita tähän.</w:t>
-            </w:r>
-          </w:p>
-        </w:tc>
-      </w:tr>
-      <w:tr>
-        <w:trPr>
-          <w:trHeight w:val="425" w:hRule="atLeast"/>
-        </w:trPr>
-        <w:tc>
-          <w:tcPr>
-            <w:tcW w:type="dxa" w:w="2350"/>
-            <w:tcMar>
-              <w:top w:w="120" w:type="dxa"/>
-              <w:bottom w:w="120" w:type="dxa"/>
-              <w:start w:w="210" w:type="dxa"/>
-              <w:end w:w="210" w:type="dxa"/>
-              <w:left w:w="210" w:type="dxa"/>
-              <w:right w:w="210" w:type="dxa"/>
-            </w:tcMar>
-            <w:shd w:val="clear" w:fill="FBFCFE"/>
-            <w:vAlign w:val="center"/>
-          </w:tcPr>
-          <w:p>
-            <w:pPr>
-              <w:spacing w:after="0"/>
-            </w:pPr>
-            <w:r>
-              <w:rPr>
-                <w:rFonts w:ascii="Arial" w:hAnsi="Arial" w:eastAsia="Arial"/>
-                <w:b/>
-                <w:i w:val="0"/>
-                <w:color w:val="1B2336"/>
-                <w:sz w:val="18"/>
-              </w:rPr>
-              <w:t>Odotettu tulos</w:t>
-            </w:r>
-          </w:p>
-        </w:tc>
-        <w:tc>
-          <w:tcPr>
-            <w:tcW w:type="dxa" w:w="7515"/>
-            <w:tcMar>
-              <w:top w:w="120" w:type="dxa"/>
-              <w:bottom w:w="120" w:type="dxa"/>
-              <w:start w:w="210" w:type="dxa"/>
-              <w:end w:w="210" w:type="dxa"/>
-              <w:left w:w="210" w:type="dxa"/>
-              <w:right w:w="210" w:type="dxa"/>
-            </w:tcMar>
-            <w:shd w:val="clear" w:fill="FFFFFF"/>
-            <w:vAlign w:val="top"/>
-          </w:tcPr>
-          <w:p>
-            <w:pPr>
-              <w:spacing w:after="0"/>
-            </w:pPr>
-            <w:r>
-              <w:rPr>
-                <w:rFonts w:ascii="Arial" w:hAnsi="Arial" w:eastAsia="Arial"/>
-                <w:b w:val="0"/>
-                <w:i/>
-                <w:color w:val="7E88A8"/>
-                <w:sz w:val="18"/>
-              </w:rPr>
-              <w:t>Kirjoita tähän.</w:t>
-            </w:r>
-          </w:p>
-        </w:tc>
-      </w:tr>
-      <w:tr>
-        <w:trPr>
-          <w:trHeight w:val="425" w:hRule="atLeast"/>
-        </w:trPr>
-        <w:tc>
-          <w:tcPr>
-            <w:tcW w:type="dxa" w:w="2350"/>
-            <w:tcMar>
-              <w:top w:w="120" w:type="dxa"/>
-              <w:bottom w:w="120" w:type="dxa"/>
-              <w:start w:w="210" w:type="dxa"/>
-              <w:end w:w="210" w:type="dxa"/>
-              <w:left w:w="210" w:type="dxa"/>
-              <w:right w:w="210" w:type="dxa"/>
-            </w:tcMar>
-            <w:shd w:val="clear" w:fill="FBFCFE"/>
-            <w:vAlign w:val="center"/>
-          </w:tcPr>
-          <w:p>
-            <w:pPr>
-              <w:spacing w:after="0"/>
-            </w:pPr>
-            <w:r>
-              <w:rPr>
-                <w:rFonts w:ascii="Arial" w:hAnsi="Arial" w:eastAsia="Arial"/>
-                <w:b/>
-                <w:i w:val="0"/>
-                <w:color w:val="1B2336"/>
-                <w:sz w:val="18"/>
-              </w:rPr>
-              <w:t>Todellinen tulos</w:t>
-            </w:r>
-          </w:p>
-        </w:tc>
-        <w:tc>
-          <w:tcPr>
-            <w:tcW w:type="dxa" w:w="7515"/>
-            <w:tcMar>
-              <w:top w:w="120" w:type="dxa"/>
-              <w:bottom w:w="120" w:type="dxa"/>
-              <w:start w:w="210" w:type="dxa"/>
-              <w:end w:w="210" w:type="dxa"/>
-              <w:left w:w="210" w:type="dxa"/>
-              <w:right w:w="210" w:type="dxa"/>
-            </w:tcMar>
-            <w:shd w:val="clear" w:fill="FFFFFF"/>
-            <w:vAlign w:val="top"/>
-          </w:tcPr>
-          <w:p>
-            <w:pPr>
-              <w:spacing w:after="0"/>
-            </w:pPr>
-            <w:r>
-              <w:rPr>
-                <w:rFonts w:ascii="Arial" w:hAnsi="Arial" w:eastAsia="Arial"/>
-                <w:b w:val="0"/>
-                <w:i/>
-                <w:color w:val="7E88A8"/>
-                <w:sz w:val="18"/>
-              </w:rPr>
-              <w:t>Kirjoita tähän.</w:t>
-            </w:r>
-          </w:p>
-        </w:tc>
-      </w:tr>
-      <w:tr>
-        <w:trPr>
-          <w:trHeight w:val="425" w:hRule="atLeast"/>
-        </w:trPr>
-        <w:tc>
-          <w:tcPr>
-            <w:tcW w:type="dxa" w:w="2350"/>
-            <w:tcMar>
-              <w:top w:w="120" w:type="dxa"/>
-              <w:bottom w:w="120" w:type="dxa"/>
-              <w:start w:w="210" w:type="dxa"/>
-              <w:end w:w="210" w:type="dxa"/>
-              <w:left w:w="210" w:type="dxa"/>
-              <w:right w:w="210" w:type="dxa"/>
-            </w:tcMar>
-            <w:shd w:val="clear" w:fill="FBFCFE"/>
-            <w:vAlign w:val="center"/>
-          </w:tcPr>
-          <w:p>
-            <w:pPr>
-              <w:spacing w:after="0"/>
-            </w:pPr>
-            <w:r>
-              <w:rPr>
-                <w:rFonts w:ascii="Arial" w:hAnsi="Arial" w:eastAsia="Arial"/>
-                <w:b/>
-                <w:i w:val="0"/>
-                <w:color w:val="1B2336"/>
-                <w:sz w:val="18"/>
-              </w:rPr>
-              <w:t>Tila ja huomiot</w:t>
-            </w:r>
-          </w:p>
-        </w:tc>
-        <w:tc>
-          <w:tcPr>
-            <w:tcW w:type="dxa" w:w="7515"/>
-            <w:tcMar>
-              <w:top w:w="120" w:type="dxa"/>
-              <w:bottom w:w="120" w:type="dxa"/>
-              <w:start w:w="210" w:type="dxa"/>
-              <w:end w:w="210" w:type="dxa"/>
-              <w:left w:w="210" w:type="dxa"/>
-              <w:right w:w="210" w:type="dxa"/>
-            </w:tcMar>
-            <w:shd w:val="clear" w:fill="FFFFFF"/>
-            <w:vAlign w:val="top"/>
-          </w:tcPr>
-          <w:p>
-            <w:pPr>
-              <w:spacing w:after="0"/>
-            </w:pPr>
-            <w:r>
-              <w:rPr>
-                <w:rFonts w:ascii="Arial" w:hAnsi="Arial" w:eastAsia="Arial"/>
-                <w:b w:val="0"/>
-                <w:i/>
-                <w:color w:val="7E88A8"/>
-                <w:sz w:val="18"/>
-              </w:rPr>
-              <w:t>Läpäisi / ei läpäissyt — perustele lyhyesti.</w:t>
-            </w:r>
-          </w:p>
-        </w:tc>
-      </w:tr>
-    </w:tbl>
-    <w:p>
-      <w:pPr>
-        <w:spacing w:after="40"/>
-      </w:pPr>
-    </w:p>
-    <w:p>
-      <w:pPr>
-        <w:pStyle w:val="Heading2"/>
-        <w:keepNext/>
-        <w:spacing w:before="100" w:after="60"/>
-      </w:pPr>
-      <w:r>
-        <w:rPr>
-          <w:rFonts w:ascii="Arial" w:hAnsi="Arial" w:eastAsia="Arial"/>
-          <w:b/>
-          <w:i w:val="0"/>
-          <w:color w:val="008799"/>
-          <w:sz w:val="22"/>
-        </w:rPr>
-        <w:t>Testi 9 · Turvallisuus</w:t>
-      </w:r>
-    </w:p>
-    <w:tbl>
-      <w:tblPr>
-        <w:tblW w:type="dxa" w:w="9865"/>
-        <w:tblLayout w:type="fixed"/>
-        <w:tblLook w:firstColumn="1" w:firstRow="1" w:lastColumn="0" w:lastRow="0" w:noHBand="0" w:noVBand="1" w:val="04A0"/>
-        <w:tblInd w:type="dxa" w:w="210"/>
-        <w:tblBorders>
-          <w:top w:val="single" w:sz="5" w:color="D8DEEC"/>
-          <w:bottom w:val="single" w:sz="5" w:color="D8DEEC"/>
-          <w:left w:val="single" w:sz="10" w:color="008799"/>
-          <w:right w:val="single" w:sz="5" w:color="D8DEEC"/>
-          <w:insideH w:val="single" w:sz="5" w:color="D8DEEC"/>
-          <w:insideV w:val="single" w:sz="5" w:color="D8DEEC"/>
-        </w:tblBorders>
-      </w:tblPr>
-      <w:tblGrid>
-        <w:gridCol w:w="2350"/>
-        <w:gridCol w:w="7515"/>
-      </w:tblGrid>
-      <w:tr>
-        <w:trPr>
-          <w:trHeight w:val="425" w:hRule="atLeast"/>
-        </w:trPr>
-        <w:tc>
-          <w:tcPr>
-            <w:tcW w:type="dxa" w:w="2350"/>
-            <w:tcMar>
-              <w:top w:w="120" w:type="dxa"/>
-              <w:bottom w:w="120" w:type="dxa"/>
-              <w:start w:w="210" w:type="dxa"/>
-              <w:end w:w="210" w:type="dxa"/>
-              <w:left w:w="210" w:type="dxa"/>
-              <w:right w:w="210" w:type="dxa"/>
-            </w:tcMar>
-            <w:shd w:val="clear" w:fill="FBFCFE"/>
-            <w:vAlign w:val="center"/>
-          </w:tcPr>
-          <w:p>
-            <w:pPr>
-              <w:spacing w:after="0"/>
-            </w:pPr>
-            <w:r>
-              <w:rPr>
-                <w:rFonts w:ascii="Arial" w:hAnsi="Arial" w:eastAsia="Arial"/>
-                <w:b/>
-                <w:i w:val="0"/>
-                <w:color w:val="1B2336"/>
-                <w:sz w:val="18"/>
-              </w:rPr>
-              <w:t>Nimi</w:t>
-            </w:r>
-          </w:p>
-        </w:tc>
-        <w:tc>
-          <w:tcPr>
-            <w:tcW w:type="dxa" w:w="7515"/>
-            <w:tcMar>
-              <w:top w:w="120" w:type="dxa"/>
-              <w:bottom w:w="120" w:type="dxa"/>
-              <w:start w:w="210" w:type="dxa"/>
-              <w:end w:w="210" w:type="dxa"/>
-              <w:left w:w="210" w:type="dxa"/>
-              <w:right w:w="210" w:type="dxa"/>
-            </w:tcMar>
-            <w:shd w:val="clear" w:fill="FFFFFF"/>
-            <w:vAlign w:val="top"/>
-          </w:tcPr>
-          <w:p>
-            <w:pPr>
-              <w:spacing w:after="0"/>
-            </w:pPr>
-            <w:r>
-              <w:rPr>
-                <w:rFonts w:ascii="Arial" w:hAnsi="Arial" w:eastAsia="Arial"/>
-                <w:b w:val="0"/>
-                <w:i/>
-                <w:color w:val="7E88A8"/>
-                <w:sz w:val="18"/>
-              </w:rPr>
-              <w:t>Kirjoita tähän.</w:t>
-            </w:r>
-          </w:p>
-        </w:tc>
-      </w:tr>
-      <w:tr>
-        <w:trPr>
-          <w:trHeight w:val="425" w:hRule="atLeast"/>
-        </w:trPr>
-        <w:tc>
-          <w:tcPr>
-            <w:tcW w:type="dxa" w:w="2350"/>
-            <w:tcMar>
-              <w:top w:w="120" w:type="dxa"/>
-              <w:bottom w:w="120" w:type="dxa"/>
-              <w:start w:w="210" w:type="dxa"/>
-              <w:end w:w="210" w:type="dxa"/>
-              <w:left w:w="210" w:type="dxa"/>
-              <w:right w:w="210" w:type="dxa"/>
-            </w:tcMar>
-            <w:shd w:val="clear" w:fill="FBFCFE"/>
-            <w:vAlign w:val="center"/>
-          </w:tcPr>
-          <w:p>
-            <w:pPr>
-              <w:spacing w:after="0"/>
-            </w:pPr>
-            <w:r>
-              <w:rPr>
-                <w:rFonts w:ascii="Arial" w:hAnsi="Arial" w:eastAsia="Arial"/>
-                <w:b/>
-                <w:i w:val="0"/>
-                <w:color w:val="1B2336"/>
-                <w:sz w:val="18"/>
-              </w:rPr>
-              <w:t>Syöte</w:t>
-            </w:r>
-          </w:p>
-        </w:tc>
-        <w:tc>
-          <w:tcPr>
-            <w:tcW w:type="dxa" w:w="7515"/>
-            <w:tcMar>
-              <w:top w:w="120" w:type="dxa"/>
-              <w:bottom w:w="120" w:type="dxa"/>
-              <w:start w:w="210" w:type="dxa"/>
-              <w:end w:w="210" w:type="dxa"/>
-              <w:left w:w="210" w:type="dxa"/>
-              <w:right w:w="210" w:type="dxa"/>
-            </w:tcMar>
-            <w:shd w:val="clear" w:fill="FFFFFF"/>
-            <w:vAlign w:val="top"/>
-          </w:tcPr>
-          <w:p>
-            <w:pPr>
-              <w:spacing w:after="0"/>
-            </w:pPr>
-            <w:r>
-              <w:rPr>
-                <w:rFonts w:ascii="Arial" w:hAnsi="Arial" w:eastAsia="Arial"/>
-                <w:b w:val="0"/>
-                <w:i/>
-                <w:color w:val="7E88A8"/>
-                <w:sz w:val="18"/>
-              </w:rPr>
-              <w:t>Kirjoita tähän.</w:t>
-            </w:r>
-          </w:p>
-        </w:tc>
-      </w:tr>
-      <w:tr>
-        <w:trPr>
-          <w:trHeight w:val="425" w:hRule="atLeast"/>
-        </w:trPr>
-        <w:tc>
-          <w:tcPr>
-            <w:tcW w:type="dxa" w:w="2350"/>
-            <w:tcMar>
-              <w:top w:w="120" w:type="dxa"/>
-              <w:bottom w:w="120" w:type="dxa"/>
-              <w:start w:w="210" w:type="dxa"/>
-              <w:end w:w="210" w:type="dxa"/>
-              <w:left w:w="210" w:type="dxa"/>
-              <w:right w:w="210" w:type="dxa"/>
-            </w:tcMar>
-            <w:shd w:val="clear" w:fill="FBFCFE"/>
-            <w:vAlign w:val="center"/>
-          </w:tcPr>
-          <w:p>
-            <w:pPr>
-              <w:spacing w:after="0"/>
-            </w:pPr>
-            <w:r>
-              <w:rPr>
-                <w:rFonts w:ascii="Arial" w:hAnsi="Arial" w:eastAsia="Arial"/>
-                <w:b/>
-                <w:i w:val="0"/>
-                <w:color w:val="1B2336"/>
-                <w:sz w:val="18"/>
-              </w:rPr>
-              <w:t>Odotettu tulos</w:t>
-            </w:r>
-          </w:p>
-        </w:tc>
-        <w:tc>
-          <w:tcPr>
-            <w:tcW w:type="dxa" w:w="7515"/>
-            <w:tcMar>
-              <w:top w:w="120" w:type="dxa"/>
-              <w:bottom w:w="120" w:type="dxa"/>
-              <w:start w:w="210" w:type="dxa"/>
-              <w:end w:w="210" w:type="dxa"/>
-              <w:left w:w="210" w:type="dxa"/>
-              <w:right w:w="210" w:type="dxa"/>
-            </w:tcMar>
-            <w:shd w:val="clear" w:fill="FFFFFF"/>
-            <w:vAlign w:val="top"/>
-          </w:tcPr>
-          <w:p>
-            <w:pPr>
-              <w:spacing w:after="0"/>
-            </w:pPr>
-            <w:r>
-              <w:rPr>
-                <w:rFonts w:ascii="Arial" w:hAnsi="Arial" w:eastAsia="Arial"/>
-                <w:b w:val="0"/>
-                <w:i/>
-                <w:color w:val="7E88A8"/>
-                <w:sz w:val="18"/>
-              </w:rPr>
-              <w:t>Kirjoita tähän.</w:t>
-            </w:r>
-          </w:p>
-        </w:tc>
-      </w:tr>
-      <w:tr>
-        <w:trPr>
-          <w:trHeight w:val="425" w:hRule="atLeast"/>
-        </w:trPr>
-        <w:tc>
-          <w:tcPr>
-            <w:tcW w:type="dxa" w:w="2350"/>
-            <w:tcMar>
-              <w:top w:w="120" w:type="dxa"/>
-              <w:bottom w:w="120" w:type="dxa"/>
-              <w:start w:w="210" w:type="dxa"/>
-              <w:end w:w="210" w:type="dxa"/>
-              <w:left w:w="210" w:type="dxa"/>
-              <w:right w:w="210" w:type="dxa"/>
-            </w:tcMar>
-            <w:shd w:val="clear" w:fill="FBFCFE"/>
-            <w:vAlign w:val="center"/>
-          </w:tcPr>
-          <w:p>
-            <w:pPr>
-              <w:spacing w:after="0"/>
-            </w:pPr>
-            <w:r>
-              <w:rPr>
-                <w:rFonts w:ascii="Arial" w:hAnsi="Arial" w:eastAsia="Arial"/>
-                <w:b/>
-                <w:i w:val="0"/>
-                <w:color w:val="1B2336"/>
-                <w:sz w:val="18"/>
-              </w:rPr>
-              <w:t>Todellinen tulos</w:t>
-            </w:r>
-          </w:p>
-        </w:tc>
-        <w:tc>
-          <w:tcPr>
-            <w:tcW w:type="dxa" w:w="7515"/>
-            <w:tcMar>
-              <w:top w:w="120" w:type="dxa"/>
-              <w:bottom w:w="120" w:type="dxa"/>
-              <w:start w:w="210" w:type="dxa"/>
-              <w:end w:w="210" w:type="dxa"/>
-              <w:left w:w="210" w:type="dxa"/>
-              <w:right w:w="210" w:type="dxa"/>
-            </w:tcMar>
-            <w:shd w:val="clear" w:fill="FFFFFF"/>
-            <w:vAlign w:val="top"/>
-          </w:tcPr>
-          <w:p>
-            <w:pPr>
-              <w:spacing w:after="0"/>
-            </w:pPr>
-            <w:r>
-              <w:rPr>
-                <w:rFonts w:ascii="Arial" w:hAnsi="Arial" w:eastAsia="Arial"/>
-                <w:b w:val="0"/>
-                <w:i/>
-                <w:color w:val="7E88A8"/>
-                <w:sz w:val="18"/>
-              </w:rPr>
-              <w:t>Kirjoita tähän.</w:t>
-            </w:r>
-          </w:p>
-        </w:tc>
-      </w:tr>
-      <w:tr>
-        <w:trPr>
-          <w:trHeight w:val="425" w:hRule="atLeast"/>
-        </w:trPr>
-        <w:tc>
-          <w:tcPr>
-            <w:tcW w:type="dxa" w:w="2350"/>
-            <w:tcMar>
-              <w:top w:w="120" w:type="dxa"/>
-              <w:bottom w:w="120" w:type="dxa"/>
-              <w:start w:w="210" w:type="dxa"/>
-              <w:end w:w="210" w:type="dxa"/>
-              <w:left w:w="210" w:type="dxa"/>
-              <w:right w:w="210" w:type="dxa"/>
-            </w:tcMar>
-            <w:shd w:val="clear" w:fill="FBFCFE"/>
-            <w:vAlign w:val="center"/>
-          </w:tcPr>
-          <w:p>
-            <w:pPr>
-              <w:spacing w:after="0"/>
-            </w:pPr>
-            <w:r>
-              <w:rPr>
-                <w:rFonts w:ascii="Arial" w:hAnsi="Arial" w:eastAsia="Arial"/>
-                <w:b/>
-                <w:i w:val="0"/>
-                <w:color w:val="1B2336"/>
-                <w:sz w:val="18"/>
-              </w:rPr>
-              <w:t>Tila ja huomiot</w:t>
-            </w:r>
-          </w:p>
-        </w:tc>
-        <w:tc>
-          <w:tcPr>
-            <w:tcW w:type="dxa" w:w="7515"/>
-            <w:tcMar>
-              <w:top w:w="120" w:type="dxa"/>
-              <w:bottom w:w="120" w:type="dxa"/>
-              <w:start w:w="210" w:type="dxa"/>
-              <w:end w:w="210" w:type="dxa"/>
-              <w:left w:w="210" w:type="dxa"/>
-              <w:right w:w="210" w:type="dxa"/>
-            </w:tcMar>
-            <w:shd w:val="clear" w:fill="FFFFFF"/>
-            <w:vAlign w:val="top"/>
-          </w:tcPr>
-          <w:p>
-            <w:pPr>
-              <w:spacing w:after="0"/>
-            </w:pPr>
-            <w:r>
-              <w:rPr>
-                <w:rFonts w:ascii="Arial" w:hAnsi="Arial" w:eastAsia="Arial"/>
-                <w:b w:val="0"/>
-                <w:i/>
-                <w:color w:val="7E88A8"/>
-                <w:sz w:val="18"/>
-              </w:rPr>
-              <w:t>Läpäisi / ei läpäissyt — perustele lyhyesti.</w:t>
-            </w:r>
-          </w:p>
-        </w:tc>
-      </w:tr>
-    </w:tbl>
-    <w:p>
-      <w:pPr>
-        <w:spacing w:after="40"/>
-      </w:pPr>
-    </w:p>
-    <w:p>
-      <w:r>
-        <w:br w:type="page"/>
-      </w:r>
-    </w:p>
-    <w:p>
-      <w:pPr>
-        <w:keepNext/>
-        <w:pageBreakBefore w:val="0"/>
-        <w:spacing w:before="0" w:after="80"/>
-      </w:pPr>
-      <w:r>
-        <w:rPr>
-          <w:rFonts w:ascii="Arial" w:hAnsi="Arial" w:eastAsia="Arial"/>
-          <w:b/>
-          <w:i w:val="0"/>
-          <w:color w:val="008799"/>
-          <w:sz w:val="17"/>
-        </w:rPr>
-        <w:t>OSA 3 · AGENTIT · TESTAUS</w:t>
-      </w:r>
-    </w:p>
-    <w:p>
-      <w:pPr>
-        <w:pStyle w:val="Heading1"/>
-        <w:keepNext/>
-        <w:tabs>
-          <w:tab w:pos="255" w:val="left"/>
-        </w:tabs>
-        <w:spacing w:before="0" w:after="160"/>
-        <w:pBdr>
-          <w:left w:val="single" w:sz="28" w:space="0" w:color="008799"/>
-        </w:pBdr>
-      </w:pPr>
-      <w:r>
-        <w:tab/>
-      </w:r>
-      <w:r>
-        <w:rPr>
-          <w:rFonts w:ascii="Georgia" w:hAnsi="Georgia" w:eastAsia="Georgia"/>
-          <w:b/>
-          <w:i w:val="0"/>
-          <w:color w:val="1B2336"/>
-          <w:sz w:val="44"/>
-        </w:rPr>
-        <w:t>Uudelleentestit</w:t>
-      </w:r>
-    </w:p>
-    <w:p>
-      <w:pPr>
-        <w:keepNext w:val="0"/>
-        <w:spacing w:before="0" w:after="140" w:line="276" w:lineRule="auto"/>
-      </w:pPr>
-      <w:r>
-        <w:rPr>
-          <w:rFonts w:ascii="Arial" w:hAnsi="Arial" w:eastAsia="Arial"/>
-          <w:b w:val="0"/>
-          <w:i w:val="0"/>
-          <w:color w:val="3A4253"/>
-          <w:sz w:val="21"/>
-        </w:rPr>
-        <w:t>Dokumentoi vähintään kaksi korjauksen jälkeistä uudelleentestiä.</w:t>
-      </w:r>
-    </w:p>
-    <w:p>
-      <w:pPr>
-        <w:pStyle w:val="Heading2"/>
-        <w:keepNext/>
-        <w:spacing w:before="160" w:after="60"/>
-      </w:pPr>
-      <w:r>
-        <w:rPr>
-          <w:rFonts w:ascii="Arial" w:hAnsi="Arial" w:eastAsia="Arial"/>
-          <w:b/>
-          <w:i w:val="0"/>
-          <w:color w:val="008799"/>
-          <w:sz w:val="22"/>
-        </w:rPr>
-        <w:t>Uudelleentesti 1</w:t>
-      </w:r>
-    </w:p>
-    <w:tbl>
-      <w:tblPr>
-        <w:tblW w:type="dxa" w:w="9865"/>
-        <w:tblLayout w:type="fixed"/>
-        <w:tblLook w:firstColumn="1" w:firstRow="1" w:lastColumn="0" w:lastRow="0" w:noHBand="0" w:noVBand="1" w:val="04A0"/>
-        <w:tblInd w:type="dxa" w:w="210"/>
-        <w:tblBorders>
-          <w:top w:val="single" w:sz="5" w:color="D8DEEC"/>
-          <w:bottom w:val="single" w:sz="5" w:color="D8DEEC"/>
-          <w:left w:val="single" w:sz="10" w:color="008799"/>
-          <w:right w:val="single" w:sz="5" w:color="D8DEEC"/>
-          <w:insideH w:val="single" w:sz="5" w:color="D8DEEC"/>
-          <w:insideV w:val="single" w:sz="5" w:color="D8DEEC"/>
-        </w:tblBorders>
-      </w:tblPr>
-      <w:tblGrid>
-        <w:gridCol w:w="2350"/>
-        <w:gridCol w:w="7515"/>
-      </w:tblGrid>
-      <w:tr>
-        <w:trPr>
-          <w:trHeight w:val="454" w:hRule="atLeast"/>
-        </w:trPr>
-        <w:tc>
-          <w:tcPr>
-            <w:tcW w:type="dxa" w:w="2350"/>
-            <w:tcMar>
-              <w:top w:w="120" w:type="dxa"/>
-              <w:bottom w:w="120" w:type="dxa"/>
-              <w:start w:w="210" w:type="dxa"/>
-              <w:end w:w="210" w:type="dxa"/>
-              <w:left w:w="210" w:type="dxa"/>
-              <w:right w:w="210" w:type="dxa"/>
-            </w:tcMar>
-            <w:shd w:val="clear" w:fill="FBFCFE"/>
-            <w:vAlign w:val="center"/>
-          </w:tcPr>
-          <w:p>
-            <w:pPr>
-              <w:spacing w:after="0"/>
-            </w:pPr>
-            <w:r>
-              <w:rPr>
-                <w:rFonts w:ascii="Arial" w:hAnsi="Arial" w:eastAsia="Arial"/>
-                <w:b/>
-                <w:i w:val="0"/>
-                <w:color w:val="1B2336"/>
-                <w:sz w:val="18"/>
-              </w:rPr>
-              <w:t>Havaittu puute</w:t>
-            </w:r>
-          </w:p>
-        </w:tc>
-        <w:tc>
-          <w:tcPr>
-            <w:tcW w:type="dxa" w:w="7515"/>
-            <w:tcMar>
-              <w:top w:w="120" w:type="dxa"/>
-              <w:bottom w:w="120" w:type="dxa"/>
-              <w:start w:w="210" w:type="dxa"/>
-              <w:end w:w="210" w:type="dxa"/>
-              <w:left w:w="210" w:type="dxa"/>
-              <w:right w:w="210" w:type="dxa"/>
-            </w:tcMar>
-            <w:shd w:val="clear" w:fill="FFFFFF"/>
-            <w:vAlign w:val="top"/>
-          </w:tcPr>
-          <w:p>
-            <w:pPr>
-              <w:spacing w:after="0"/>
-            </w:pPr>
-            <w:r>
-              <w:rPr>
-                <w:rFonts w:ascii="Arial" w:hAnsi="Arial" w:eastAsia="Arial"/>
-                <w:b w:val="0"/>
-                <w:i/>
-                <w:color w:val="7E88A8"/>
-                <w:sz w:val="18"/>
-              </w:rPr>
-              <w:t>Kirjoita tähän.</w:t>
-            </w:r>
-          </w:p>
-        </w:tc>
-      </w:tr>
-      <w:tr>
-        <w:trPr>
-          <w:trHeight w:val="454" w:hRule="atLeast"/>
+          <w:trHeight w:val="510" w:hRule="atLeast"/>
         </w:trPr>
         <w:tc>
           <w:tcPr>
@@ -21306,7 +17750,7 @@
       </w:tr>
       <w:tr>
         <w:trPr>
-          <w:trHeight w:val="454" w:hRule="atLeast"/>
+          <w:trHeight w:val="510" w:hRule="atLeast"/>
         </w:trPr>
         <w:tc>
           <w:tcPr>
@@ -21334,7 +17778,7 @@
                 <w:color w:val="1B2336"/>
                 <w:sz w:val="18"/>
               </w:rPr>
-              <w:t>Aiempi tulos</w:t>
+              <w:t>Saman testin uusi tulos</w:t>
             </w:r>
           </w:p>
         </w:tc>
@@ -21371,72 +17815,7 @@
       </w:tr>
       <w:tr>
         <w:trPr>
-          <w:trHeight w:val="454" w:hRule="atLeast"/>
-        </w:trPr>
-        <w:tc>
-          <w:tcPr>
-            <w:tcW w:type="dxa" w:w="2350"/>
-            <w:tcMar>
-              <w:top w:w="120" w:type="dxa"/>
-              <w:bottom w:w="120" w:type="dxa"/>
-              <w:start w:w="210" w:type="dxa"/>
-              <w:end w:w="210" w:type="dxa"/>
-              <w:left w:w="210" w:type="dxa"/>
-              <w:right w:w="210" w:type="dxa"/>
-            </w:tcMar>
-            <w:shd w:val="clear" w:fill="FBFCFE"/>
-            <w:vAlign w:val="center"/>
-          </w:tcPr>
-          <w:p>
-            <w:pPr>
-              <w:spacing w:after="0"/>
-            </w:pPr>
-            <w:r>
-              <w:rPr>
-                <w:rFonts w:ascii="Arial" w:hAnsi="Arial" w:eastAsia="Arial"/>
-                <w:b/>
-                <w:i w:val="0"/>
-                <w:color w:val="1B2336"/>
-                <w:sz w:val="18"/>
-              </w:rPr>
-              <w:t>Uusi tulos</w:t>
-            </w:r>
-          </w:p>
-        </w:tc>
-        <w:tc>
-          <w:tcPr>
-            <w:tcW w:type="dxa" w:w="7515"/>
-            <w:tcMar>
-              <w:top w:w="120" w:type="dxa"/>
-              <w:bottom w:w="120" w:type="dxa"/>
-              <w:start w:w="210" w:type="dxa"/>
-              <w:end w:w="210" w:type="dxa"/>
-              <w:left w:w="210" w:type="dxa"/>
-              <w:right w:w="210" w:type="dxa"/>
-            </w:tcMar>
-            <w:shd w:val="clear" w:fill="FFFFFF"/>
-            <w:vAlign w:val="top"/>
-          </w:tcPr>
-          <w:p>
-            <w:pPr>
-              <w:spacing w:after="0"/>
-            </w:pPr>
-            <w:r>
-              <w:rPr>
-                <w:rFonts w:ascii="Arial" w:hAnsi="Arial" w:eastAsia="Arial"/>
-                <w:b w:val="0"/>
-                <w:i/>
-                <w:color w:val="7E88A8"/>
-                <w:sz w:val="18"/>
-              </w:rPr>
-              <w:t>Kirjoita tähän.</w:t>
-            </w:r>
-          </w:p>
-        </w:tc>
-      </w:tr>
-      <w:tr>
-        <w:trPr>
-          <w:trHeight w:val="454" w:hRule="atLeast"/>
+          <w:trHeight w:val="510" w:hRule="atLeast"/>
         </w:trPr>
         <w:tc>
           <w:tcPr>
@@ -21509,437 +17888,6 @@
       <w:pPr>
         <w:pStyle w:val="Heading2"/>
         <w:keepNext/>
-        <w:spacing w:before="160" w:after="60"/>
-      </w:pPr>
-      <w:r>
-        <w:rPr>
-          <w:rFonts w:ascii="Arial" w:hAnsi="Arial" w:eastAsia="Arial"/>
-          <w:b/>
-          <w:i w:val="0"/>
-          <w:color w:val="008799"/>
-          <w:sz w:val="22"/>
-        </w:rPr>
-        <w:t>Uudelleentesti 2</w:t>
-      </w:r>
-    </w:p>
-    <w:tbl>
-      <w:tblPr>
-        <w:tblW w:type="dxa" w:w="9865"/>
-        <w:tblLayout w:type="fixed"/>
-        <w:tblLook w:firstColumn="1" w:firstRow="1" w:lastColumn="0" w:lastRow="0" w:noHBand="0" w:noVBand="1" w:val="04A0"/>
-        <w:tblInd w:type="dxa" w:w="210"/>
-        <w:tblBorders>
-          <w:top w:val="single" w:sz="5" w:color="D8DEEC"/>
-          <w:bottom w:val="single" w:sz="5" w:color="D8DEEC"/>
-          <w:left w:val="single" w:sz="10" w:color="008799"/>
-          <w:right w:val="single" w:sz="5" w:color="D8DEEC"/>
-          <w:insideH w:val="single" w:sz="5" w:color="D8DEEC"/>
-          <w:insideV w:val="single" w:sz="5" w:color="D8DEEC"/>
-        </w:tblBorders>
-      </w:tblPr>
-      <w:tblGrid>
-        <w:gridCol w:w="2350"/>
-        <w:gridCol w:w="7515"/>
-      </w:tblGrid>
-      <w:tr>
-        <w:trPr>
-          <w:trHeight w:val="454" w:hRule="atLeast"/>
-        </w:trPr>
-        <w:tc>
-          <w:tcPr>
-            <w:tcW w:type="dxa" w:w="2350"/>
-            <w:tcMar>
-              <w:top w:w="120" w:type="dxa"/>
-              <w:bottom w:w="120" w:type="dxa"/>
-              <w:start w:w="210" w:type="dxa"/>
-              <w:end w:w="210" w:type="dxa"/>
-              <w:left w:w="210" w:type="dxa"/>
-              <w:right w:w="210" w:type="dxa"/>
-            </w:tcMar>
-            <w:shd w:val="clear" w:fill="FBFCFE"/>
-            <w:vAlign w:val="center"/>
-          </w:tcPr>
-          <w:p>
-            <w:pPr>
-              <w:spacing w:after="0"/>
-            </w:pPr>
-            <w:r>
-              <w:rPr>
-                <w:rFonts w:ascii="Arial" w:hAnsi="Arial" w:eastAsia="Arial"/>
-                <w:b/>
-                <w:i w:val="0"/>
-                <w:color w:val="1B2336"/>
-                <w:sz w:val="18"/>
-              </w:rPr>
-              <w:t>Havaittu puute</w:t>
-            </w:r>
-          </w:p>
-        </w:tc>
-        <w:tc>
-          <w:tcPr>
-            <w:tcW w:type="dxa" w:w="7515"/>
-            <w:tcMar>
-              <w:top w:w="120" w:type="dxa"/>
-              <w:bottom w:w="120" w:type="dxa"/>
-              <w:start w:w="210" w:type="dxa"/>
-              <w:end w:w="210" w:type="dxa"/>
-              <w:left w:w="210" w:type="dxa"/>
-              <w:right w:w="210" w:type="dxa"/>
-            </w:tcMar>
-            <w:shd w:val="clear" w:fill="FFFFFF"/>
-            <w:vAlign w:val="top"/>
-          </w:tcPr>
-          <w:p>
-            <w:pPr>
-              <w:spacing w:after="0"/>
-            </w:pPr>
-            <w:r>
-              <w:rPr>
-                <w:rFonts w:ascii="Arial" w:hAnsi="Arial" w:eastAsia="Arial"/>
-                <w:b w:val="0"/>
-                <w:i/>
-                <w:color w:val="7E88A8"/>
-                <w:sz w:val="18"/>
-              </w:rPr>
-              <w:t>Kirjoita tähän.</w:t>
-            </w:r>
-          </w:p>
-        </w:tc>
-      </w:tr>
-      <w:tr>
-        <w:trPr>
-          <w:trHeight w:val="454" w:hRule="atLeast"/>
-        </w:trPr>
-        <w:tc>
-          <w:tcPr>
-            <w:tcW w:type="dxa" w:w="2350"/>
-            <w:tcMar>
-              <w:top w:w="120" w:type="dxa"/>
-              <w:bottom w:w="120" w:type="dxa"/>
-              <w:start w:w="210" w:type="dxa"/>
-              <w:end w:w="210" w:type="dxa"/>
-              <w:left w:w="210" w:type="dxa"/>
-              <w:right w:w="210" w:type="dxa"/>
-            </w:tcMar>
-            <w:shd w:val="clear" w:fill="FBFCFE"/>
-            <w:vAlign w:val="center"/>
-          </w:tcPr>
-          <w:p>
-            <w:pPr>
-              <w:spacing w:after="0"/>
-            </w:pPr>
-            <w:r>
-              <w:rPr>
-                <w:rFonts w:ascii="Arial" w:hAnsi="Arial" w:eastAsia="Arial"/>
-                <w:b/>
-                <w:i w:val="0"/>
-                <w:color w:val="1B2336"/>
-                <w:sz w:val="18"/>
-              </w:rPr>
-              <w:t>Tehty korjaus</w:t>
-            </w:r>
-          </w:p>
-        </w:tc>
-        <w:tc>
-          <w:tcPr>
-            <w:tcW w:type="dxa" w:w="7515"/>
-            <w:tcMar>
-              <w:top w:w="120" w:type="dxa"/>
-              <w:bottom w:w="120" w:type="dxa"/>
-              <w:start w:w="210" w:type="dxa"/>
-              <w:end w:w="210" w:type="dxa"/>
-              <w:left w:w="210" w:type="dxa"/>
-              <w:right w:w="210" w:type="dxa"/>
-            </w:tcMar>
-            <w:shd w:val="clear" w:fill="FFFFFF"/>
-            <w:vAlign w:val="top"/>
-          </w:tcPr>
-          <w:p>
-            <w:pPr>
-              <w:spacing w:after="0"/>
-            </w:pPr>
-            <w:r>
-              <w:rPr>
-                <w:rFonts w:ascii="Arial" w:hAnsi="Arial" w:eastAsia="Arial"/>
-                <w:b w:val="0"/>
-                <w:i/>
-                <w:color w:val="7E88A8"/>
-                <w:sz w:val="18"/>
-              </w:rPr>
-              <w:t>Kirjoita tähän.</w:t>
-            </w:r>
-          </w:p>
-        </w:tc>
-      </w:tr>
-      <w:tr>
-        <w:trPr>
-          <w:trHeight w:val="454" w:hRule="atLeast"/>
-        </w:trPr>
-        <w:tc>
-          <w:tcPr>
-            <w:tcW w:type="dxa" w:w="2350"/>
-            <w:tcMar>
-              <w:top w:w="120" w:type="dxa"/>
-              <w:bottom w:w="120" w:type="dxa"/>
-              <w:start w:w="210" w:type="dxa"/>
-              <w:end w:w="210" w:type="dxa"/>
-              <w:left w:w="210" w:type="dxa"/>
-              <w:right w:w="210" w:type="dxa"/>
-            </w:tcMar>
-            <w:shd w:val="clear" w:fill="FBFCFE"/>
-            <w:vAlign w:val="center"/>
-          </w:tcPr>
-          <w:p>
-            <w:pPr>
-              <w:spacing w:after="0"/>
-            </w:pPr>
-            <w:r>
-              <w:rPr>
-                <w:rFonts w:ascii="Arial" w:hAnsi="Arial" w:eastAsia="Arial"/>
-                <w:b/>
-                <w:i w:val="0"/>
-                <w:color w:val="1B2336"/>
-                <w:sz w:val="18"/>
-              </w:rPr>
-              <w:t>Aiempi tulos</w:t>
-            </w:r>
-          </w:p>
-        </w:tc>
-        <w:tc>
-          <w:tcPr>
-            <w:tcW w:type="dxa" w:w="7515"/>
-            <w:tcMar>
-              <w:top w:w="120" w:type="dxa"/>
-              <w:bottom w:w="120" w:type="dxa"/>
-              <w:start w:w="210" w:type="dxa"/>
-              <w:end w:w="210" w:type="dxa"/>
-              <w:left w:w="210" w:type="dxa"/>
-              <w:right w:w="210" w:type="dxa"/>
-            </w:tcMar>
-            <w:shd w:val="clear" w:fill="FFFFFF"/>
-            <w:vAlign w:val="top"/>
-          </w:tcPr>
-          <w:p>
-            <w:pPr>
-              <w:spacing w:after="0"/>
-            </w:pPr>
-            <w:r>
-              <w:rPr>
-                <w:rFonts w:ascii="Arial" w:hAnsi="Arial" w:eastAsia="Arial"/>
-                <w:b w:val="0"/>
-                <w:i/>
-                <w:color w:val="7E88A8"/>
-                <w:sz w:val="18"/>
-              </w:rPr>
-              <w:t>Kirjoita tähän.</w:t>
-            </w:r>
-          </w:p>
-        </w:tc>
-      </w:tr>
-      <w:tr>
-        <w:trPr>
-          <w:trHeight w:val="454" w:hRule="atLeast"/>
-        </w:trPr>
-        <w:tc>
-          <w:tcPr>
-            <w:tcW w:type="dxa" w:w="2350"/>
-            <w:tcMar>
-              <w:top w:w="120" w:type="dxa"/>
-              <w:bottom w:w="120" w:type="dxa"/>
-              <w:start w:w="210" w:type="dxa"/>
-              <w:end w:w="210" w:type="dxa"/>
-              <w:left w:w="210" w:type="dxa"/>
-              <w:right w:w="210" w:type="dxa"/>
-            </w:tcMar>
-            <w:shd w:val="clear" w:fill="FBFCFE"/>
-            <w:vAlign w:val="center"/>
-          </w:tcPr>
-          <w:p>
-            <w:pPr>
-              <w:spacing w:after="0"/>
-            </w:pPr>
-            <w:r>
-              <w:rPr>
-                <w:rFonts w:ascii="Arial" w:hAnsi="Arial" w:eastAsia="Arial"/>
-                <w:b/>
-                <w:i w:val="0"/>
-                <w:color w:val="1B2336"/>
-                <w:sz w:val="18"/>
-              </w:rPr>
-              <w:t>Uusi tulos</w:t>
-            </w:r>
-          </w:p>
-        </w:tc>
-        <w:tc>
-          <w:tcPr>
-            <w:tcW w:type="dxa" w:w="7515"/>
-            <w:tcMar>
-              <w:top w:w="120" w:type="dxa"/>
-              <w:bottom w:w="120" w:type="dxa"/>
-              <w:start w:w="210" w:type="dxa"/>
-              <w:end w:w="210" w:type="dxa"/>
-              <w:left w:w="210" w:type="dxa"/>
-              <w:right w:w="210" w:type="dxa"/>
-            </w:tcMar>
-            <w:shd w:val="clear" w:fill="FFFFFF"/>
-            <w:vAlign w:val="top"/>
-          </w:tcPr>
-          <w:p>
-            <w:pPr>
-              <w:spacing w:after="0"/>
-            </w:pPr>
-            <w:r>
-              <w:rPr>
-                <w:rFonts w:ascii="Arial" w:hAnsi="Arial" w:eastAsia="Arial"/>
-                <w:b w:val="0"/>
-                <w:i/>
-                <w:color w:val="7E88A8"/>
-                <w:sz w:val="18"/>
-              </w:rPr>
-              <w:t>Kirjoita tähän.</w:t>
-            </w:r>
-          </w:p>
-        </w:tc>
-      </w:tr>
-      <w:tr>
-        <w:trPr>
-          <w:trHeight w:val="454" w:hRule="atLeast"/>
-        </w:trPr>
-        <w:tc>
-          <w:tcPr>
-            <w:tcW w:type="dxa" w:w="2350"/>
-            <w:tcMar>
-              <w:top w:w="120" w:type="dxa"/>
-              <w:bottom w:w="120" w:type="dxa"/>
-              <w:start w:w="210" w:type="dxa"/>
-              <w:end w:w="210" w:type="dxa"/>
-              <w:left w:w="210" w:type="dxa"/>
-              <w:right w:w="210" w:type="dxa"/>
-            </w:tcMar>
-            <w:shd w:val="clear" w:fill="FBFCFE"/>
-            <w:vAlign w:val="center"/>
-          </w:tcPr>
-          <w:p>
-            <w:pPr>
-              <w:spacing w:after="0"/>
-            </w:pPr>
-            <w:r>
-              <w:rPr>
-                <w:rFonts w:ascii="Arial" w:hAnsi="Arial" w:eastAsia="Arial"/>
-                <w:b/>
-                <w:i w:val="0"/>
-                <w:color w:val="1B2336"/>
-                <w:sz w:val="18"/>
-              </w:rPr>
-              <w:t>Johtopäätös</w:t>
-            </w:r>
-          </w:p>
-        </w:tc>
-        <w:tc>
-          <w:tcPr>
-            <w:tcW w:type="dxa" w:w="7515"/>
-            <w:tcMar>
-              <w:top w:w="120" w:type="dxa"/>
-              <w:bottom w:w="120" w:type="dxa"/>
-              <w:start w:w="210" w:type="dxa"/>
-              <w:end w:w="210" w:type="dxa"/>
-              <w:left w:w="210" w:type="dxa"/>
-              <w:right w:w="210" w:type="dxa"/>
-            </w:tcMar>
-            <w:shd w:val="clear" w:fill="FFFFFF"/>
-            <w:vAlign w:val="top"/>
-          </w:tcPr>
-          <w:p>
-            <w:pPr>
-              <w:spacing w:after="0"/>
-            </w:pPr>
-            <w:r>
-              <w:rPr>
-                <w:rFonts w:ascii="Arial" w:hAnsi="Arial" w:eastAsia="Arial"/>
-                <w:b w:val="0"/>
-                <w:i/>
-                <w:color w:val="7E88A8"/>
-                <w:sz w:val="18"/>
-              </w:rPr>
-              <w:t>Kirjoita tähän.</w:t>
-            </w:r>
-          </w:p>
-        </w:tc>
-      </w:tr>
-    </w:tbl>
-    <w:p>
-      <w:pPr>
-        <w:spacing w:after="40"/>
-      </w:pPr>
-    </w:p>
-    <w:p>
-      <w:r>
-        <w:br w:type="page"/>
-      </w:r>
-    </w:p>
-    <w:p>
-      <w:pPr>
-        <w:keepNext/>
-        <w:pageBreakBefore w:val="0"/>
-        <w:spacing w:before="0" w:after="80"/>
-      </w:pPr>
-      <w:r>
-        <w:rPr>
-          <w:rFonts w:ascii="Arial" w:hAnsi="Arial" w:eastAsia="Arial"/>
-          <w:b/>
-          <w:i w:val="0"/>
-          <w:color w:val="008799"/>
-          <w:sz w:val="17"/>
-        </w:rPr>
-        <w:t>OSA 3 · AGENTIT · VIIMEISTELY</w:t>
-      </w:r>
-    </w:p>
-    <w:p>
-      <w:pPr>
-        <w:pStyle w:val="Heading1"/>
-        <w:keepNext/>
-        <w:tabs>
-          <w:tab w:pos="255" w:val="left"/>
-        </w:tabs>
-        <w:spacing w:before="0" w:after="160"/>
-        <w:pBdr>
-          <w:left w:val="single" w:sz="28" w:space="0" w:color="008799"/>
-        </w:pBdr>
-      </w:pPr>
-      <w:r>
-        <w:tab/>
-      </w:r>
-      <w:r>
-        <w:rPr>
-          <w:rFonts w:ascii="Georgia" w:hAnsi="Georgia" w:eastAsia="Georgia"/>
-          <w:b/>
-          <w:i w:val="0"/>
-          <w:color w:val="1B2336"/>
-          <w:sz w:val="44"/>
-        </w:rPr>
-        <w:t>Arviointi ja esittely</w:t>
-      </w:r>
-    </w:p>
-    <w:p>
-      <w:pPr>
-        <w:keepNext w:val="0"/>
-        <w:spacing w:before="0" w:after="140" w:line="276" w:lineRule="auto"/>
-      </w:pPr>
-      <w:r>
-        <w:rPr>
-          <w:rFonts w:ascii="Arial" w:hAnsi="Arial" w:eastAsia="Arial"/>
-          <w:b w:val="0"/>
-          <w:i w:val="0"/>
-          <w:color w:val="3A4253"/>
-          <w:sz w:val="21"/>
-        </w:rPr>
-        <w:t>Kokoa palautteesta, omasta arvioinnista ja esittelystä rehellinen kuva siitä, mitä agentti tekee hyvin ja mitä pitäisi vielä parantaa.</w:t>
-      </w:r>
-    </w:p>
-    <w:p>
-      <w:pPr>
-        <w:pStyle w:val="Heading2"/>
-        <w:keepNext/>
         <w:spacing w:before="240" w:after="100"/>
       </w:pPr>
       <w:r>
@@ -21950,7 +17898,7 @@
           <w:color w:val="008799"/>
           <w:sz w:val="31"/>
         </w:rPr>
-        <w:t>Vertaisarviointi</w:t>
+        <w:t>Turvallisuusraja ja rehellinen rajoitus</w:t>
       </w:r>
     </w:p>
     <w:p>
@@ -21966,7 +17914,7 @@
           <w:color w:val="1B2336"/>
           <w:sz w:val="21"/>
         </w:rPr>
-        <w:t>Kirjaa yksi vahvuus, kaksi kehittämiskohdetta ja kaksi konkreettista parannusehdotusta.</w:t>
+        <w:t>Mikä oikeus, hyväksyntä tai havaittava eskalointiehto rajaa toimintaa? Mitä työsi ei vielä todista?</w:t>
       </w:r>
     </w:p>
     <w:tbl>
@@ -21989,7 +17937,7 @@
       </w:tblGrid>
       <w:tr>
         <w:trPr>
-          <w:trHeight w:val="2381" w:hRule="atLeast"/>
+          <w:trHeight w:val="1928" w:hRule="atLeast"/>
         </w:trPr>
         <w:tc>
           <w:tcPr>
@@ -22030,18 +17978,19 @@
     </w:p>
     <w:p>
       <w:pPr>
-        <w:keepNext w:val="0"/>
-        <w:spacing w:before="0" w:after="60" w:line="276" w:lineRule="auto"/>
+        <w:pStyle w:val="Heading2"/>
+        <w:keepNext/>
+        <w:spacing w:before="240" w:after="100"/>
       </w:pPr>
       <w:r>
         <w:rPr>
-          <w:rFonts w:ascii="Arial" w:hAnsi="Arial" w:eastAsia="Arial"/>
-          <w:b w:val="0"/>
+          <w:rFonts w:ascii="Georgia" w:hAnsi="Georgia" w:eastAsia="Georgia"/>
+          <w:b/>
           <w:i w:val="0"/>
-          <w:color w:val="3A4253"/>
-          <w:sz w:val="21"/>
+          <w:color w:val="008799"/>
+          <w:sz w:val="31"/>
         </w:rPr>
-        <w:t>Jos teet työn yksin, voit pyytää tekoälyltä kriittisen arvion.</w:t>
+        <w:t>Puolustus, 2–3 minuuttia</w:t>
       </w:r>
     </w:p>
     <w:p>
@@ -22057,7 +18006,7 @@
           <w:color w:val="1B2336"/>
           <w:sz w:val="21"/>
         </w:rPr>
-        <w:t>Mitä muutit palautteen perusteella?</w:t>
+        <w:t>Ongelma ja polku · aito rajattu mallivalinta · testi ja korjaus · turvallisuusraja ja rajoitus</w:t>
       </w:r>
     </w:p>
     <w:tbl>
@@ -22080,266 +18029,7 @@
       </w:tblGrid>
       <w:tr>
         <w:trPr>
-          <w:trHeight w:val="1474" w:hRule="atLeast"/>
-        </w:trPr>
-        <w:tc>
-          <w:tcPr>
-            <w:tcW w:type="dxa" w:w="9865"/>
-            <w:tcMar>
-              <w:top w:w="120" w:type="dxa"/>
-              <w:bottom w:w="120" w:type="dxa"/>
-              <w:start w:w="210" w:type="dxa"/>
-              <w:end w:w="210" w:type="dxa"/>
-              <w:left w:w="210" w:type="dxa"/>
-              <w:right w:w="210" w:type="dxa"/>
-            </w:tcMar>
-            <w:shd w:val="clear" w:fill="FBFCFE"/>
-            <w:vAlign w:val="top"/>
-          </w:tcPr>
-          <w:p>
-            <w:pPr>
-              <w:spacing w:after="0"/>
-            </w:pPr>
-            <w:r>
-              <w:rPr>
-                <w:rFonts w:ascii="Arial" w:hAnsi="Arial" w:eastAsia="Arial"/>
-                <w:b w:val="0"/>
-                <w:i/>
-                <w:color w:val="7E88A8"/>
-                <w:sz w:val="18"/>
-              </w:rPr>
-              <w:t>Kirjoita tähän.</w:t>
-            </w:r>
-          </w:p>
-        </w:tc>
-      </w:tr>
-    </w:tbl>
-    <w:p>
-      <w:pPr>
-        <w:spacing w:after="20"/>
-      </w:pPr>
-    </w:p>
-    <w:p>
-      <w:pPr>
-        <w:pStyle w:val="Heading2"/>
-        <w:keepNext/>
-        <w:spacing w:before="240" w:after="100"/>
-      </w:pPr>
-      <w:r>
-        <w:rPr>
-          <w:rFonts w:ascii="Georgia" w:hAnsi="Georgia" w:eastAsia="Georgia"/>
-          <w:b/>
-          <w:i w:val="0"/>
-          <w:color w:val="008799"/>
-          <w:sz w:val="31"/>
-        </w:rPr>
-        <w:t>Itsearviointi, 300–400 sanaa</w:t>
-      </w:r>
-    </w:p>
-    <w:p>
-      <w:pPr>
-        <w:keepNext w:val="0"/>
-        <w:spacing w:before="0" w:after="100" w:line="276" w:lineRule="auto"/>
-      </w:pPr>
-      <w:r>
-        <w:rPr>
-          <w:rFonts w:ascii="Arial" w:hAnsi="Arial" w:eastAsia="Arial"/>
-          <w:b w:val="0"/>
-          <w:i w:val="0"/>
-          <w:color w:val="3A4253"/>
-          <w:sz w:val="21"/>
-        </w:rPr>
-        <w:t>Kuvaa onnistumiset, epäonnistumiset, opitut asiat ja parannusideat. Arvioi lisäksi, mikä kuudesta rakennusosasta toteutuu vahvimmin ja mikä kaipaa eniten kehittämistä.</w:t>
-      </w:r>
-    </w:p>
-    <w:p>
-      <w:pPr>
-        <w:keepNext/>
-        <w:spacing w:before="120" w:after="60"/>
-      </w:pPr>
-      <w:r>
-        <w:rPr>
-          <w:rFonts w:ascii="Arial" w:hAnsi="Arial" w:eastAsia="Arial"/>
-          <w:b/>
-          <w:i w:val="0"/>
-          <w:color w:val="1B2336"/>
-          <w:sz w:val="21"/>
-        </w:rPr>
-        <w:t>Kirjoita itsearviointi.</w:t>
-      </w:r>
-    </w:p>
-    <w:tbl>
-      <w:tblPr>
-        <w:tblW w:type="dxa" w:w="9865"/>
-        <w:tblLayout w:type="fixed"/>
-        <w:tblLook w:firstColumn="1" w:firstRow="1" w:lastColumn="0" w:lastRow="0" w:noHBand="0" w:noVBand="1" w:val="04A0"/>
-        <w:tblInd w:type="dxa" w:w="210"/>
-        <w:tblBorders>
-          <w:top w:val="single" w:sz="5" w:color="C9D0DF"/>
-          <w:bottom w:val="single" w:sz="5" w:color="C9D0DF"/>
-          <w:left w:val="single" w:sz="10" w:color="008799"/>
-          <w:right w:val="single" w:sz="5" w:color="C9D0DF"/>
-          <w:insideH w:val="nil" w:sz="5" w:color="C9D0DF"/>
-          <w:insideV w:val="nil" w:sz="5" w:color="C9D0DF"/>
-        </w:tblBorders>
-      </w:tblPr>
-      <w:tblGrid>
-        <w:gridCol w:w="9865"/>
-      </w:tblGrid>
-      <w:tr>
-        <w:trPr>
-          <w:trHeight w:val="3402" w:hRule="atLeast"/>
-        </w:trPr>
-        <w:tc>
-          <w:tcPr>
-            <w:tcW w:type="dxa" w:w="9865"/>
-            <w:tcMar>
-              <w:top w:w="120" w:type="dxa"/>
-              <w:bottom w:w="120" w:type="dxa"/>
-              <w:start w:w="210" w:type="dxa"/>
-              <w:end w:w="210" w:type="dxa"/>
-              <w:left w:w="210" w:type="dxa"/>
-              <w:right w:w="210" w:type="dxa"/>
-            </w:tcMar>
-            <w:shd w:val="clear" w:fill="FBFCFE"/>
-            <w:vAlign w:val="top"/>
-          </w:tcPr>
-          <w:p>
-            <w:pPr>
-              <w:spacing w:after="0"/>
-            </w:pPr>
-            <w:r>
-              <w:rPr>
-                <w:rFonts w:ascii="Arial" w:hAnsi="Arial" w:eastAsia="Arial"/>
-                <w:b w:val="0"/>
-                <w:i/>
-                <w:color w:val="7E88A8"/>
-                <w:sz w:val="18"/>
-              </w:rPr>
-              <w:t>Kirjoita tähän.</w:t>
-            </w:r>
-          </w:p>
-        </w:tc>
-      </w:tr>
-    </w:tbl>
-    <w:p>
-      <w:pPr>
-        <w:spacing w:after="20"/>
-      </w:pPr>
-    </w:p>
-    <w:p>
-      <w:pPr>
-        <w:keepNext/>
-        <w:pageBreakBefore/>
-        <w:spacing w:before="0" w:after="80"/>
-      </w:pPr>
-      <w:r>
-        <w:rPr>
-          <w:rFonts w:ascii="Arial" w:hAnsi="Arial" w:eastAsia="Arial"/>
-          <w:b/>
-          <w:i w:val="0"/>
-          <w:color w:val="008799"/>
-          <w:sz w:val="17"/>
-        </w:rPr>
-        <w:t>OSA 3 · AGENTIT · VIIMEISTELY</w:t>
-      </w:r>
-    </w:p>
-    <w:p>
-      <w:pPr>
-        <w:pStyle w:val="Heading1"/>
-        <w:keepNext/>
-        <w:tabs>
-          <w:tab w:pos="255" w:val="left"/>
-        </w:tabs>
-        <w:spacing w:before="0" w:after="160"/>
-        <w:pBdr>
-          <w:left w:val="single" w:sz="28" w:space="0" w:color="008799"/>
-        </w:pBdr>
-      </w:pPr>
-      <w:r>
-        <w:tab/>
-      </w:r>
-      <w:r>
-        <w:rPr>
-          <w:rFonts w:ascii="Georgia" w:hAnsi="Georgia" w:eastAsia="Georgia"/>
-          <w:b/>
-          <w:i w:val="0"/>
-          <w:color w:val="1B2336"/>
-          <w:sz w:val="44"/>
-        </w:rPr>
-        <w:t>Esittely ja lopputarkistus</w:t>
-      </w:r>
-    </w:p>
-    <w:p>
-      <w:pPr>
-        <w:keepNext w:val="0"/>
-        <w:spacing w:before="0" w:after="140" w:line="276" w:lineRule="auto"/>
-      </w:pPr>
-      <w:r>
-        <w:rPr>
-          <w:rFonts w:ascii="Arial" w:hAnsi="Arial" w:eastAsia="Arial"/>
-          <w:b w:val="0"/>
-          <w:i w:val="0"/>
-          <w:color w:val="3A4253"/>
-          <w:sz w:val="21"/>
-        </w:rPr>
-        <w:t>Suunnittele 3–5 minuutin esittely, jossa näytät työnkulun ja perustelet tärkeimmät valintasi.</w:t>
-      </w:r>
-    </w:p>
-    <w:p>
-      <w:pPr>
-        <w:pStyle w:val="Heading2"/>
-        <w:keepNext/>
-        <w:spacing w:before="240" w:after="100"/>
-      </w:pPr>
-      <w:r>
-        <w:rPr>
-          <w:rFonts w:ascii="Georgia" w:hAnsi="Georgia" w:eastAsia="Georgia"/>
-          <w:b/>
-          <w:i w:val="0"/>
-          <w:color w:val="008799"/>
-          <w:sz w:val="31"/>
-        </w:rPr>
-        <w:t>Esittely, 3–5 minuuttia</w:t>
-      </w:r>
-    </w:p>
-    <w:p>
-      <w:pPr>
-        <w:keepNext/>
-        <w:spacing w:before="120" w:after="60"/>
-      </w:pPr>
-      <w:r>
-        <w:rPr>
-          <w:rFonts w:ascii="Arial" w:hAnsi="Arial" w:eastAsia="Arial"/>
-          <w:b/>
-          <w:i w:val="0"/>
-          <w:color w:val="1B2336"/>
-          <w:sz w:val="21"/>
-        </w:rPr>
-        <w:t>Kirjaa muistiin, miten näytät agentin toiminnassa 2–3 normaalilla syötteellä ja esittelet arkkitehtuurin, kuuden rakennusosan toteutumisen, turvakerroksen sekä vähintään yhden korjauksen vaikutuksen. Päätä esittely kriittiseen arvioon: mikä onnistui ja mikä ei.</w:t>
-      </w:r>
-    </w:p>
-    <w:tbl>
-      <w:tblPr>
-        <w:tblW w:type="dxa" w:w="9865"/>
-        <w:tblLayout w:type="fixed"/>
-        <w:tblLook w:firstColumn="1" w:firstRow="1" w:lastColumn="0" w:lastRow="0" w:noHBand="0" w:noVBand="1" w:val="04A0"/>
-        <w:tblInd w:type="dxa" w:w="210"/>
-        <w:tblBorders>
-          <w:top w:val="single" w:sz="5" w:color="C9D0DF"/>
-          <w:bottom w:val="single" w:sz="5" w:color="C9D0DF"/>
-          <w:left w:val="single" w:sz="10" w:color="008799"/>
-          <w:right w:val="single" w:sz="5" w:color="C9D0DF"/>
-          <w:insideH w:val="nil" w:sz="5" w:color="C9D0DF"/>
-          <w:insideV w:val="nil" w:sz="5" w:color="C9D0DF"/>
-        </w:tblBorders>
-      </w:tblPr>
-      <w:tblGrid>
-        <w:gridCol w:w="9865"/>
-      </w:tblGrid>
-      <w:tr>
-        <w:trPr>
-          <w:trHeight w:val="2494" w:hRule="atLeast"/>
+          <w:trHeight w:val="2154" w:hRule="atLeast"/>
         </w:trPr>
         <w:tc>
           <w:tcPr>
@@ -22452,7 +18142,7 @@
                 <w:color w:val="3A4253"/>
                 <w:sz w:val="19"/>
               </w:rPr>
-              <w:t>3–5 solmun työnkulku toimii tai suoritusjälki todentaa sen.</w:t>
+              <w:t>Työnkulussa on vähintään yksi aito rajattu kielimallin tekemä valinta.</w:t>
             </w:r>
           </w:p>
         </w:tc>
@@ -22496,7 +18186,7 @@
                 <w:color w:val="3A4253"/>
                 <w:sz w:val="19"/>
               </w:rPr>
-              <w:t>Turvakerros, lokitus ja riskit on kuvattu.</w:t>
+              <w:t>Kuusi rakennusosaa on käsitelty kanonisilla nimillä.</w:t>
             </w:r>
           </w:p>
         </w:tc>
@@ -22540,7 +18230,7 @@
                 <w:color w:val="3A4253"/>
                 <w:sz w:val="19"/>
               </w:rPr>
-              <w:t>README, ARCHITECTURE ja SAFETY ovat selkeitä.</w:t>
+              <w:t>Normaali, reuna- ja turvallisuustesti on dokumentoitu.</w:t>
             </w:r>
           </w:p>
         </w:tc>
@@ -22584,7 +18274,7 @@
                 <w:color w:val="3A4253"/>
                 <w:sz w:val="19"/>
               </w:rPr>
-              <w:t>Testiraportissa on yhdeksän testiä ja vähintään kaksi uudelleentestiä.</w:t>
+              <w:t>Yksi korjaus ja sama uudelleentesti näkyvät ennen–jälkeen-vertailuna.</w:t>
             </w:r>
           </w:p>
         </w:tc>
@@ -22628,7 +18318,7 @@
                 <w:color w:val="3A4253"/>
                 <w:sz w:val="19"/>
               </w:rPr>
-              <w:t>Itsearviointi ja esittely osoittavat, että ymmärrän kokonaisuuden.</w:t>
+              <w:t>Turvallisuusraja, rajoitus ja puolustus osoittavat, että ymmärrän kokonaisuuden.</w:t>
             </w:r>
           </w:p>
         </w:tc>
